--- a/docs/pcm1808_pico2/PCM1808_Pico2_設計マニュアル.docx
+++ b/docs/pcm1808_pico2/PCM1808_Pico2_設計マニュアル.docx
@@ -13,13 +13,13 @@
         <w:t xml:space="preserve"> </w:t>
       </w:r>
       <w:r>
-        <w:t xml:space="preserve">PCM1808＋Pico2</w:t>
+        <w:t xml:space="preserve">Karipom</w:t>
       </w:r>
       <w:r>
         <w:t xml:space="preserve"> </w:t>
       </w:r>
       <w:r>
-        <w:t xml:space="preserve">拡張</w:t>
+        <w:t xml:space="preserve">Ear</w:t>
       </w:r>
       <w:r>
         <w:t xml:space="preserve"> </w:t>
@@ -33,106 +33,124 @@
         <w:pStyle w:val="Subtitle"/>
       </w:pPr>
       <w:r>
-        <w:t xml:space="preserve">Karipom</w:t>
+        <w:t xml:space="preserve">PCM1808＋Pico2拡張／LINE</w:t>
       </w:r>
       <w:r>
         <w:t xml:space="preserve"> </w:t>
       </w:r>
       <w:r>
-        <w:t xml:space="preserve">Ear</w:t>
+        <w:t xml:space="preserve">OUT増設／Bluetooth入力（MH-M18）</w:t>
       </w:r>
       <w:r>
         <w:t xml:space="preserve"> </w:t>
       </w:r>
       <w:r>
-        <w:t xml:space="preserve">v2</w:t>
+        <w:t xml:space="preserve">—</w:t>
       </w:r>
       <w:r>
         <w:t xml:space="preserve"> </w:t>
       </w:r>
       <w:r>
-        <w:t xml:space="preserve">Extension</w:t>
+        <w:t xml:space="preserve">Design</w:t>
       </w:r>
       <w:r>
         <w:t xml:space="preserve"> </w:t>
       </w:r>
       <w:r>
-        <w:t xml:space="preserve">—</w:t>
+        <w:t xml:space="preserve">&amp;</w:t>
       </w:r>
       <w:r>
         <w:t xml:space="preserve"> </w:t>
       </w:r>
       <w:r>
-        <w:t xml:space="preserve">Design</w:t>
+        <w:t xml:space="preserve">Build</w:t>
       </w:r>
       <w:r>
         <w:t xml:space="preserve"> </w:t>
       </w:r>
       <w:r>
-        <w:t xml:space="preserve">&amp;</w:t>
+        <w:t xml:space="preserve">Manual</w:t>
       </w:r>
       <w:r>
         <w:t xml:space="preserve"> </w:t>
       </w:r>
       <w:r>
-        <w:t xml:space="preserve">Build</w:t>
+        <w:t xml:space="preserve">Ver.</w:t>
       </w:r>
       <w:r>
         <w:t xml:space="preserve"> </w:t>
       </w:r>
       <w:r>
-        <w:t xml:space="preserve">Manual</w:t>
+        <w:t xml:space="preserve">2.0</w:t>
+      </w:r>
+    </w:p>
+    <w:p>
+      <w:pPr>
+        <w:pStyle w:val="Date"/>
+      </w:pPr>
+      <w:r>
+        <w:t xml:space="preserve">2026年8月</w:t>
+      </w:r>
+    </w:p>
+    <w:p>
+      <w:pPr>
+        <w:pStyle w:val="FirstParagraph"/>
+      </w:pPr>
+      <w:r>
+        <w:t xml:space="preserve">【図：完成したKaripom Ear拡張ユニット（Pico 2 H＋PCM1808）の写真】</w:t>
+      </w:r>
+    </w:p>
+    <w:p>
+      <w:pPr>
+        <w:pStyle w:val="BodyText"/>
+      </w:pPr>
+      <w:r>
+        <w:t xml:space="preserve">このたびは「かりポム（KariPom）」の発展的な拡張構成にご興味をお持ちいただき、ありがとうございます。</w:t>
       </w:r>
       <w:r>
         <w:t xml:space="preserve"> </w:t>
       </w:r>
       <w:r>
-        <w:t xml:space="preserve">Ver.</w:t>
+        <w:t xml:space="preserve">本書は、CoreS3に</w:t>
+      </w:r>
+      <w:r>
+        <w:rPr>
+          <w:b/>
+        </w:rPr>
+        <w:t xml:space="preserve">PCM1808マイク基板＋Raspberry Pi Pico 2</w:t>
+      </w:r>
+      <w:r>
+        <w:t xml:space="preserve">を追加し、PCを使わずにBBX（音に反応するかりポムの世界）を楽しめるようにするための、設計・製作マニュアルです。あわせて、任意のオプション工作である</w:t>
+      </w:r>
+      <w:r>
+        <w:rPr>
+          <w:b/>
+        </w:rPr>
+        <w:t xml:space="preserve">LINE OUT増設</w:t>
+      </w:r>
+      <w:r>
+        <w:t xml:space="preserve">（第11章）と</w:t>
+      </w:r>
+      <w:r>
+        <w:rPr>
+          <w:b/>
+        </w:rPr>
+        <w:t xml:space="preserve">Bluetooth入力（MH-M18）</w:t>
+      </w:r>
+      <w:r>
+        <w:t xml:space="preserve">（第12章）についても、本書1冊で理解・製作できるようにまとめています。</w:t>
+      </w:r>
+      <w:r>
+        <w:rPr>
+          <w:b/>
+        </w:rPr>
+        <w:t xml:space="preserve">Karipom Earに関するハードウェア拡張の正式マニュアルは、現在のところ本書のみです。</w:t>
       </w:r>
       <w:r>
         <w:t xml:space="preserve"> </w:t>
       </w:r>
       <w:r>
-        <w:t xml:space="preserve">1.0</w:t>
-      </w:r>
-    </w:p>
-    <w:p>
-      <w:pPr>
-        <w:pStyle w:val="Date"/>
-      </w:pPr>
-      <w:r>
-        <w:t xml:space="preserve">2026年8月</w:t>
-      </w:r>
-    </w:p>
-    <w:p>
-      <w:pPr>
-        <w:pStyle w:val="FirstParagraph"/>
-      </w:pPr>
-      <w:r>
-        <w:t xml:space="preserve">【図：完成したKaripom Ear拡張ユニット（Pico 2 H＋PCM1808）の写真】</w:t>
-      </w:r>
-    </w:p>
-    <w:p>
-      <w:pPr>
-        <w:pStyle w:val="BodyText"/>
-      </w:pPr>
-      <w:r>
-        <w:t xml:space="preserve">このたびは「かりポム（KariPom）」の発展的な拡張構成にご興味をお持ちいただき、ありがとうございます。</w:t>
-      </w:r>
-      <w:r>
-        <w:t xml:space="preserve"> </w:t>
-      </w:r>
-      <w:r>
-        <w:t xml:space="preserve">本書は、CoreS3に</w:t>
-      </w:r>
-      <w:r>
-        <w:rPr>
-          <w:b/>
-        </w:rPr>
-        <w:t xml:space="preserve">PCM1808マイク基板＋Raspberry Pi Pico 2</w:t>
-      </w:r>
-      <w:r>
-        <w:t xml:space="preserve">を追加し、PCを使わずにBBX（音に反応するかりポムの世界）を楽しめるようにするための、設計・製作マニュアルです。GitHubで公開している設計図・回路図とあわせてご利用ください。</w:t>
+        <w:t xml:space="preserve">GitHubで公開している設計図・回路図とあわせてご利用ください。</w:t>
       </w:r>
     </w:p>
     <w:p>
@@ -252,6 +270,32 @@
       </w:pPr>
       <w:r>
         <w:t xml:space="preserve">💡 配線・書き込み・環境構築でつまずいたときは、本書と該当のスケッチファイルをChatGPTなどのAIに読み込ませ、状況を伝えながら相談する方法もおすすめです。</w:t>
+      </w:r>
+    </w:p>
+    <w:p>
+      <w:pPr>
+        <w:pStyle w:val="BodyText"/>
+      </w:pPr>
+      <w:r>
+        <w:t xml:space="preserve">本書は、PCM1808＋Pico2拡張（第2〜10章）を土台として、そこからさらに発展させたい方向けの任意のオプション工作である</w:t>
+      </w:r>
+      <w:r>
+        <w:rPr>
+          <w:b/>
+        </w:rPr>
+        <w:t xml:space="preserve">LINE OUT増設</w:t>
+      </w:r>
+      <w:r>
+        <w:t xml:space="preserve">（第11章）と</w:t>
+      </w:r>
+      <w:r>
+        <w:rPr>
+          <w:b/>
+        </w:rPr>
+        <w:t xml:space="preserve">Bluetooth入力（MH-M18）</w:t>
+      </w:r>
+      <w:r>
+        <w:t xml:space="preserve">（第12章）までを収録しています。いずれのオプションも省略して構いません。かりポムはPCM1808＋Pico2拡張だけでも十分に楽しめます。</w:t>
       </w:r>
     </w:p>
     <w:p>
@@ -667,6 +711,14 @@
       </w:pPr>
       <w:r>
         <w:t xml:space="preserve">「なぜこの設計になっているのか」を先に知りたい方は第2章を、とにかく手を動かしたい方は第3章から読んでも構いません。困ったときは第9章「トラブルシューティング」をご覧ください。</w:t>
+      </w:r>
+    </w:p>
+    <w:p>
+      <w:pPr>
+        <w:pStyle w:val="BodyText"/>
+      </w:pPr>
+      <w:r>
+        <w:t xml:space="preserve">基本の拡張が完成し、さらに発展させたくなったら、第11章「LINE OUT増設」・第12章「Bluetooth入力（MH-M18）」もあわせてご覧ください。どちらも任意のオプションで、省略しても本体の機能には影響ありません。</w:t>
       </w:r>
     </w:p>
     <w:p>
@@ -8063,19 +8115,24 @@
         <w:pStyle w:val="FirstParagraph"/>
       </w:pPr>
       <w:r>
-        <w:t xml:space="preserve">ここからは、この拡張をさらに発展させたい方向けの、任意のオプション工作です。</w:t>
-      </w:r>
-      <w:r>
         <w:rPr>
           <w:b/>
         </w:rPr>
-        <w:t xml:space="preserve">必須ではありません。</w:t>
+        <w:t xml:space="preserve">Karipom Earは、この改造を行わなくても利用できます。</w:t>
       </w:r>
       <w:r>
         <w:t xml:space="preserve"> </w:t>
       </w:r>
       <w:r>
-        <w:t xml:space="preserve">省略しても本体の機能には影響ありません。</w:t>
+        <w:t xml:space="preserve">ここからは、この拡張をさらに発展させたい方向けの、任意のオプション工作です。省略しても本体の機能には一切影響ありません。</w:t>
+      </w:r>
+    </w:p>
+    <w:p>
+      <w:pPr>
+        <w:pStyle w:val="BodyText"/>
+      </w:pPr>
+      <w:r>
+        <w:t xml:space="preserve">対象構成：既存PCM1808＋既存Pico 2 H＋CoreS3（Bluetoothは今回対象外）／所要時間の目安：60〜90分（はんだ付けを含む）</w:t>
       </w:r>
     </w:p>
     <w:p>
@@ -8102,56 +8159,19 @@
         <w:t xml:space="preserve">アクティブスピーカーへも同時に出力できるようにする</w:t>
       </w:r>
       <w:r>
-        <w:t xml:space="preserve">追加工作です。かりポムの口パク・グライコフェイス用の入力はそのまま使いながら、同じ音を別のスピーカーでも聴けるようになります。</w:t>
-      </w:r>
-    </w:p>
-    <w:p>
-      <w:pPr>
-        <w:pStyle w:val="SourceCode"/>
-      </w:pPr>
-      <w:r>
-        <w:rPr>
-          <w:rStyle w:val="VerbatimChar"/>
-        </w:rPr>
-        <w:t xml:space="preserve">音源（Mac／スマホ）</w:t>
-      </w:r>
-      <w:r>
-        <w:br/>
-      </w:r>
-      <w:r>
-        <w:rPr>
-          <w:rStyle w:val="VerbatimChar"/>
-        </w:rPr>
-        <w:t xml:space="preserve">   └→ 3.5mmケーブル → 既設ジャック（PCM1808基板上）→ PCM1808 → Pico 2 → CoreS3（口パク・グライコ）</w:t>
-      </w:r>
-      <w:r>
-        <w:br/>
-      </w:r>
-      <w:r>
-        <w:rPr>
-          <w:rStyle w:val="VerbatimChar"/>
-        </w:rPr>
-        <w:t xml:space="preserve">                          │</w:t>
-      </w:r>
-      <w:r>
-        <w:br/>
-      </w:r>
-      <w:r>
-        <w:rPr>
-          <w:rStyle w:val="VerbatimChar"/>
-        </w:rPr>
-        <w:t xml:space="preserve">                          └（基板内部で並列）→ LINE OUTジャック → アクティブスピーカー</w:t>
-      </w:r>
-    </w:p>
-    <w:p>
-      <w:pPr>
-        <w:pStyle w:val="Heading2"/>
-      </w:pPr>
-      <w:bookmarkStart w:id="64" w:name="用意するもの"/>
-      <w:r>
-        <w:t xml:space="preserve">11.2 用意するもの</w:t>
-      </w:r>
-      <w:bookmarkEnd w:id="64"/>
+        <w:t xml:space="preserve">追加工作です。かりポムの口パク・グライコフェイス用の解析はそのまま維持しながら、同じ音を別のスピーカーでも聴けるようになります。</w:t>
+      </w:r>
+    </w:p>
+    <w:p>
+      <w:pPr>
+        <w:pStyle w:val="BodyText"/>
+      </w:pPr>
+      <w:r>
+        <w:rPr>
+          <w:b/>
+        </w:rPr>
+        <w:t xml:space="preserve">完成後の信号の流れ</w:t>
+      </w:r>
     </w:p>
     <w:tbl>
       <w:tblPr>
@@ -8160,9 +8180,8 @@
         <w:tblLook w:firstRow="1"/>
       </w:tblPr>
       <w:tblGrid>
-        <w:gridCol w:w="3986"/>
-        <w:gridCol w:w="1224"/>
-        <w:gridCol w:w="4150"/>
+        <w:gridCol w:w="2607"/>
+        <w:gridCol w:w="6753"/>
       </w:tblGrid>
       <w:tr>
         <w:trPr>
@@ -8170,7 +8189,7 @@
         </w:trPr>
         <w:tc>
           <w:tcPr>
-            <w:tcW w:type="dxa" w:w="3986"/>
+            <w:tcW w:type="dxa" w:w="2607"/>
             <w:tcBorders>
               <w:bottom w:val="single"/>
             </w:tcBorders>
@@ -8182,13 +8201,13 @@
               <w:jc w:val="left"/>
             </w:pPr>
             <w:r>
-              <w:t xml:space="preserve">品目</w:t>
-            </w:r>
-          </w:p>
-        </w:tc>
-        <w:tc>
-          <w:tcPr>
-            <w:tcW w:type="dxa" w:w="1224"/>
+              <w:t xml:space="preserve">区分</w:t>
+            </w:r>
+          </w:p>
+        </w:tc>
+        <w:tc>
+          <w:tcPr>
+            <w:tcW w:type="dxa" w:w="6753"/>
             <w:tcBorders>
               <w:bottom w:val="single"/>
             </w:tcBorders>
@@ -8200,214 +8219,128 @@
               <w:jc w:val="left"/>
             </w:pPr>
             <w:r>
-              <w:t xml:space="preserve">数量</w:t>
-            </w:r>
-          </w:p>
-        </w:tc>
-        <w:tc>
-          <w:tcPr>
-            <w:tcW w:type="dxa" w:w="4150"/>
-            <w:tcBorders>
-              <w:bottom w:val="single"/>
-            </w:tcBorders>
-            <w:vAlign w:val="bottom"/>
-          </w:tcPr>
-          <w:p>
-            <w:pPr>
-              <w:pStyle w:val="Compact"/>
-              <w:jc w:val="left"/>
-            </w:pPr>
-            <w:r>
-              <w:t xml:space="preserve">備考</w:t>
-            </w:r>
-          </w:p>
-        </w:tc>
-      </w:tr>
-      <w:tr>
-        <w:tc>
-          <w:tcPr>
-            <w:tcW w:type="dxa" w:w="3986"/>
-          </w:tcPr>
-          <w:p>
-            <w:pPr>
-              <w:pStyle w:val="Compact"/>
-              <w:jc w:val="left"/>
-            </w:pPr>
-            <w:r>
-              <w:t xml:space="preserve">470Ω 1/4W 金属皮膜抵抗</w:t>
-            </w:r>
-          </w:p>
-        </w:tc>
-        <w:tc>
-          <w:tcPr>
-            <w:tcW w:type="dxa" w:w="1224"/>
-          </w:tcPr>
-          <w:p>
-            <w:pPr>
-              <w:pStyle w:val="Compact"/>
-              <w:jc w:val="left"/>
-            </w:pPr>
-            <w:r>
-              <w:t xml:space="preserve">2</w:t>
-            </w:r>
-          </w:p>
-        </w:tc>
-        <w:tc>
-          <w:tcPr>
-            <w:tcW w:type="dxa" w:w="4150"/>
-          </w:tcPr>
-          <w:p>
-            <w:pPr>
-              <w:pStyle w:val="Compact"/>
-              <w:jc w:val="left"/>
-            </w:pPr>
-            <w:r>
-              <w:t xml:space="preserve">今回新たに必要になる、唯一の購入部品です</w:t>
-            </w:r>
-          </w:p>
-        </w:tc>
-      </w:tr>
-      <w:tr>
-        <w:tc>
-          <w:tcPr>
-            <w:tcW w:type="dxa" w:w="3986"/>
-          </w:tcPr>
-          <w:p>
-            <w:pPr>
-              <w:pStyle w:val="Compact"/>
-              <w:jc w:val="left"/>
-            </w:pPr>
-            <w:r>
-              <w:t xml:space="preserve">3.5mmステレオジャック配線</w:t>
-            </w:r>
-          </w:p>
-        </w:tc>
-        <w:tc>
-          <w:tcPr>
-            <w:tcW w:type="dxa" w:w="1224"/>
-          </w:tcPr>
-          <w:p>
-            <w:pPr>
-              <w:pStyle w:val="Compact"/>
-              <w:jc w:val="left"/>
-            </w:pPr>
-            <w:r>
-              <w:t xml:space="preserve">1</w:t>
-            </w:r>
-          </w:p>
-        </w:tc>
-        <w:tc>
-          <w:tcPr>
-            <w:tcW w:type="dxa" w:w="4150"/>
-          </w:tcPr>
-          <w:p>
-            <w:pPr>
-              <w:pStyle w:val="Compact"/>
-              <w:jc w:val="left"/>
-            </w:pPr>
-            <w:r>
-              <w:t xml:space="preserve">L／R／GNDの3線が出ているもの</w:t>
-            </w:r>
-          </w:p>
-        </w:tc>
-      </w:tr>
-      <w:tr>
-        <w:tc>
-          <w:tcPr>
-            <w:tcW w:type="dxa" w:w="3986"/>
-          </w:tcPr>
-          <w:p>
-            <w:pPr>
-              <w:pStyle w:val="Compact"/>
-              <w:jc w:val="left"/>
-            </w:pPr>
-            <w:r>
-              <w:t xml:space="preserve">熱収縮チューブ</w:t>
-            </w:r>
-          </w:p>
-        </w:tc>
-        <w:tc>
-          <w:tcPr>
-            <w:tcW w:type="dxa" w:w="1224"/>
-          </w:tcPr>
-          <w:p>
-            <w:pPr>
-              <w:pStyle w:val="Compact"/>
-              <w:jc w:val="left"/>
-            </w:pPr>
-            <w:r>
-              <w:t xml:space="preserve">適量</w:t>
-            </w:r>
-          </w:p>
-        </w:tc>
-        <w:tc>
-          <w:tcPr>
-            <w:tcW w:type="dxa" w:w="4150"/>
-          </w:tcPr>
-          <w:p>
-            <w:pPr>
-              <w:pStyle w:val="Compact"/>
-              <w:jc w:val="left"/>
-            </w:pPr>
-            <w:r>
-              <w:t xml:space="preserve">φ2mm程度を数本分</w:t>
-            </w:r>
-          </w:p>
-        </w:tc>
-      </w:tr>
-      <w:tr>
-        <w:tc>
-          <w:tcPr>
-            <w:tcW w:type="dxa" w:w="3986"/>
-          </w:tcPr>
-          <w:p>
-            <w:pPr>
-              <w:pStyle w:val="Compact"/>
-              <w:jc w:val="left"/>
-            </w:pPr>
-            <w:r>
-              <w:t xml:space="preserve">はんだごて一式・テスター（抵抗レンジ）</w:t>
-            </w:r>
-          </w:p>
-        </w:tc>
-        <w:tc>
-          <w:tcPr>
-            <w:tcW w:type="dxa" w:w="1224"/>
-          </w:tcPr>
-          <w:p>
-            <w:pPr>
-              <w:pStyle w:val="Compact"/>
-              <w:jc w:val="left"/>
-            </w:pPr>
-            <w:r>
-              <w:t xml:space="preserve">―</w:t>
-            </w:r>
-          </w:p>
-        </w:tc>
-        <w:tc>
-          <w:tcPr>
-            <w:tcW w:type="dxa" w:w="4150"/>
-          </w:tcPr>
-          <w:p/>
+              <w:t xml:space="preserve">経路</w:t>
+            </w:r>
+          </w:p>
+        </w:tc>
+      </w:tr>
+      <w:tr>
+        <w:tc>
+          <w:tcPr>
+            <w:tcW w:type="dxa" w:w="2607"/>
+          </w:tcPr>
+          <w:p>
+            <w:pPr>
+              <w:pStyle w:val="Compact"/>
+              <w:jc w:val="left"/>
+            </w:pPr>
+            <w:r>
+              <w:t xml:space="preserve">入力</w:t>
+            </w:r>
+          </w:p>
+        </w:tc>
+        <w:tc>
+          <w:tcPr>
+            <w:tcW w:type="dxa" w:w="6753"/>
+          </w:tcPr>
+          <w:p>
+            <w:pPr>
+              <w:pStyle w:val="Compact"/>
+              <w:jc w:val="left"/>
+            </w:pPr>
+            <w:r>
+              <w:t xml:space="preserve">音源（Mac／スマホ）→ 3.5mmケーブル → 既設ジャック（PCM1808基板上）</w:t>
+            </w:r>
+          </w:p>
+        </w:tc>
+      </w:tr>
+      <w:tr>
+        <w:tc>
+          <w:tcPr>
+            <w:tcW w:type="dxa" w:w="2607"/>
+          </w:tcPr>
+          <w:p>
+            <w:pPr>
+              <w:pStyle w:val="Compact"/>
+              <w:jc w:val="left"/>
+            </w:pPr>
+            <w:r>
+              <w:t xml:space="preserve">解析（従来どおり・変更なし）</w:t>
+            </w:r>
+          </w:p>
+        </w:tc>
+        <w:tc>
+          <w:tcPr>
+            <w:tcW w:type="dxa" w:w="6753"/>
+          </w:tcPr>
+          <w:p>
+            <w:pPr>
+              <w:pStyle w:val="Compact"/>
+              <w:jc w:val="left"/>
+            </w:pPr>
+            <w:r>
+              <w:t xml:space="preserve">既設ジャック → PCM1808 → Pico 2 → CoreS3（口パク・グライコ）</w:t>
+            </w:r>
+          </w:p>
+        </w:tc>
+      </w:tr>
+      <w:tr>
+        <w:tc>
+          <w:tcPr>
+            <w:tcW w:type="dxa" w:w="2607"/>
+          </w:tcPr>
+          <w:p>
+            <w:pPr>
+              <w:pStyle w:val="Compact"/>
+              <w:jc w:val="left"/>
+            </w:pPr>
+            <w:r>
+              <w:t xml:space="preserve">出力（今回追加）</w:t>
+            </w:r>
+          </w:p>
+        </w:tc>
+        <w:tc>
+          <w:tcPr>
+            <w:tcW w:type="dxa" w:w="6753"/>
+          </w:tcPr>
+          <w:p>
+            <w:pPr>
+              <w:pStyle w:val="Compact"/>
+              <w:jc w:val="left"/>
+            </w:pPr>
+            <w:r>
+              <w:t xml:space="preserve">既設ジャックと並列のCN3 → 470Ω → LINE OUTジャック → アクティブスピーカー</w:t>
+            </w:r>
+          </w:p>
         </w:tc>
       </w:tr>
     </w:tbl>
     <w:p>
       <w:pPr>
-        <w:pStyle w:val="Heading2"/>
-      </w:pPr>
-      <w:bookmarkStart w:id="65" w:name="やってはいけないこと"/>
-      <w:r>
-        <w:t xml:space="preserve">11.3 やってはいけないこと</w:t>
-      </w:r>
-      <w:bookmarkEnd w:id="65"/>
-    </w:p>
-    <w:p>
-      <w:pPr>
-        <w:pStyle w:val="FirstParagraph"/>
-      </w:pPr>
-      <w:r>
-        <w:t xml:space="preserve">⚠️ 以下は必ず守ってください。</w:t>
+        <w:pStyle w:val="BodyText"/>
+      </w:pPr>
+      <w:r>
+        <w:t xml:space="preserve">音源は今までどおり既設ジャックに挿します。</w:t>
+      </w:r>
+      <w:r>
+        <w:rPr>
+          <w:b/>
+        </w:rPr>
+        <w:t xml:space="preserve">CN3はLINE OUT専用</w:t>
+      </w:r>
+      <w:r>
+        <w:t xml:space="preserve">になります。</w:t>
+      </w:r>
+    </w:p>
+    <w:p>
+      <w:pPr>
+        <w:pStyle w:val="BodyText"/>
+      </w:pPr>
+      <w:r>
+        <w:rPr>
+          <w:b/>
+        </w:rPr>
+        <w:t xml:space="preserve">やること</w:t>
       </w:r>
     </w:p>
     <w:p>
@@ -8419,16 +8352,7 @@
         <w:pStyle w:val="Compact"/>
       </w:pPr>
       <w:r>
-        <w:rPr>
-          <w:b/>
-        </w:rPr>
-        <w:t xml:space="preserve">通電したまま配線を抜き差ししない</w:t>
-      </w:r>
-      <w:r>
-        <w:t xml:space="preserve"> </w:t>
-      </w:r>
-      <w:r>
-        <w:t xml:space="preserve">— ショート・部品破損の原因になります。</w:t>
+        <w:t xml:space="preserve">手持ちの3.5mmジャック配線に、470Ωの抵抗を2本挿入する</w:t>
       </w:r>
     </w:p>
     <w:p>
@@ -8440,16 +8364,7 @@
         <w:pStyle w:val="Compact"/>
       </w:pPr>
       <w:r>
-        <w:rPr>
-          <w:b/>
-        </w:rPr>
-        <w:t xml:space="preserve">LINE OUTジャックにイヤホン／ヘッドホンを挿さない</w:t>
-      </w:r>
-      <w:r>
-        <w:t xml:space="preserve"> </w:t>
-      </w:r>
-      <w:r>
-        <w:t xml:space="preserve">— 保護抵抗（470Ω）により大きく減衰するため、アクティブスピーカー（自分で音を増幅できる機器）専用です。</w:t>
+        <w:t xml:space="preserve">それをCN3へ接続し、LINE OUTとして機能させる</w:t>
       </w:r>
     </w:p>
     <w:p>
@@ -8461,16 +8376,7 @@
         <w:pStyle w:val="Compact"/>
       </w:pPr>
       <w:r>
-        <w:rPr>
-          <w:b/>
-        </w:rPr>
-        <w:t xml:space="preserve">Pico2の既存配線（GP0〜GP4・VSYS・GND）を抜かない</w:t>
-      </w:r>
-      <w:r>
-        <w:t xml:space="preserve"> </w:t>
-      </w:r>
-      <w:r>
-        <w:t xml:space="preserve">— 動作中の拡張が壊れます。</w:t>
+        <w:t xml:space="preserve">改造の前後で、PCM1808への入力レベルが変わっていないことを実測で確認する</w:t>
       </w:r>
     </w:p>
     <w:p>
@@ -8482,48 +8388,19 @@
         <w:pStyle w:val="Compact"/>
       </w:pPr>
       <w:r>
+        <w:t xml:space="preserve">アクティブスピーカーを繋いで、音が出ること・ハムが出ないことを確認する</w:t>
+      </w:r>
+    </w:p>
+    <w:p>
+      <w:pPr>
+        <w:pStyle w:val="FirstParagraph"/>
+      </w:pPr>
+      <w:r>
         <w:rPr>
           <w:b/>
         </w:rPr>
-        <w:t xml:space="preserve">熱収縮チューブは、はんだ付け前に配線に通しておく</w:t>
-      </w:r>
-      <w:r>
-        <w:t xml:space="preserve"> </w:t>
-      </w:r>
-      <w:r>
-        <w:t xml:space="preserve">— 後から通すことはできません。</w:t>
-      </w:r>
-    </w:p>
-    <w:p>
-      <w:pPr>
-        <w:numPr>
-          <w:ilvl w:val="0"/>
-          <w:numId w:val="1016"/>
-        </w:numPr>
-        <w:pStyle w:val="Compact"/>
-      </w:pPr>
-      <w:r>
-        <w:rPr>
-          <w:b/>
-        </w:rPr>
-        <w:t xml:space="preserve">音源をLINE OUT側に挿さない</w:t>
-      </w:r>
-      <w:r>
-        <w:t xml:space="preserve"> </w:t>
-      </w:r>
-      <w:r>
-        <w:t xml:space="preserve">— LINE OUTは出力専用です。音源は必ず既設の入力ジャックへ接続します。</w:t>
-      </w:r>
-    </w:p>
-    <w:p>
-      <w:pPr>
-        <w:pStyle w:val="Heading2"/>
-      </w:pPr>
-      <w:bookmarkStart w:id="66" w:name="作業の流れ概要"/>
-      <w:r>
-        <w:t xml:space="preserve">11.4 作業の流れ（概要）</w:t>
-      </w:r>
-      <w:bookmarkEnd w:id="66"/>
+        <w:t xml:space="preserve">やらないこと</w:t>
+      </w:r>
     </w:p>
     <w:p>
       <w:pPr>
@@ -8534,7 +8411,7 @@
         <w:pStyle w:val="Compact"/>
       </w:pPr>
       <w:r>
-        <w:t xml:space="preserve">470Ωの抵抗を2本、L・Rそれぞれの配線に直列に挿入します。</w:t>
+        <w:t xml:space="preserve">Bluetooth（MH-M18）関連の作業一切（第12章で扱います）</w:t>
       </w:r>
     </w:p>
     <w:p>
@@ -8546,7 +8423,7 @@
         <w:pStyle w:val="Compact"/>
       </w:pPr>
       <w:r>
-        <w:t xml:space="preserve">配線を基板の音声入力信号（PCM1808への入力と並列になる位置）へ接続します。</w:t>
+        <w:t xml:space="preserve">入力切替回路・分圧回路の製作</w:t>
       </w:r>
     </w:p>
     <w:p>
@@ -8558,7 +8435,7 @@
         <w:pStyle w:val="Compact"/>
       </w:pPr>
       <w:r>
-        <w:t xml:space="preserve">改造の前後で、PCM1808への入力レベルが変わっていないことをテスターで確認します（470Ωは十分に高い抵抗値のため、通常は影響しません）。</w:t>
+        <w:t xml:space="preserve">PCM1808基板・CoreS3本体の改造</w:t>
       </w:r>
     </w:p>
     <w:p>
@@ -8570,7 +8447,7 @@
         <w:pStyle w:val="Compact"/>
       </w:pPr>
       <w:r>
-        <w:t xml:space="preserve">アクティブスピーカーを接続し、音が出ること・ハムノイズが出ないことを確認します。</w:t>
+        <w:t xml:space="preserve">筐体（Fusion 360）側のジャック取り付け穴の設計（必要になったら別途）</w:t>
       </w:r>
     </w:p>
     <w:p>
@@ -8578,40 +8455,39 @@
         <w:pStyle w:val="FirstParagraph"/>
       </w:pPr>
       <w:r>
-        <w:t xml:space="preserve">💡 470Ωのカラーコード（4本帯の場合）は「黄・紫・茶・金」です。購入時は袋の表記だけでなく、抵抗本体の帯の色でも確認してください。</w:t>
-      </w:r>
-    </w:p>
-    <w:p>
-      <w:r>
-        <w:br w:type="page"/>
-      </w:r>
-    </w:p>
-    <w:p>
-      <w:pPr>
-        <w:pStyle w:val="Heading1"/>
-      </w:pPr>
-      <w:bookmarkStart w:id="67" w:name="第12章-今後の発展ロードマップ"/>
-      <w:r>
-        <w:t xml:space="preserve">第12章 今後の発展（ロードマップ）</w:t>
-      </w:r>
-      <w:bookmarkEnd w:id="67"/>
-    </w:p>
-    <w:p>
-      <w:pPr>
-        <w:pStyle w:val="FirstParagraph"/>
-      </w:pPr>
-      <w:r>
-        <w:t xml:space="preserve">この拡張は、今後も次のように進化していく予定です。いずれも</w:t>
+        <w:t xml:space="preserve">💡</w:t>
+      </w:r>
+      <w:r>
+        <w:t xml:space="preserve"> </w:t>
       </w:r>
       <w:r>
         <w:rPr>
           <w:b/>
         </w:rPr>
-        <w:t xml:space="preserve">Pico側のファームウェア更新だけ</w:t>
-      </w:r>
-      <w:r>
-        <w:t xml:space="preserve">で実現でき、CoreS3側・配線は変更しない設計になっています。</w:t>
-      </w:r>
+        <w:t xml:space="preserve">なぜ470Ωを入れるのか</w:t>
+      </w:r>
+      <w:r>
+        <w:t xml:space="preserve">：CN3はPCM1808への入力信号がそのまま出ている点です。ここへ抵抗を挟まずスピーカーへ繋ぐと、スピーカー側の回路がPCM1808への入力に影響したり、誤配線時に音源側へ電流が逆流したりするおそれがあります。470Ωという十分に高い抵抗値を直列に入れることで、</w:t>
+      </w:r>
+      <w:r>
+        <w:rPr>
+          <w:b/>
+        </w:rPr>
+        <w:t xml:space="preserve">既存のPCM1808側の解析にはほぼ影響を与えずに</w:t>
+      </w:r>
+      <w:r>
+        <w:t xml:space="preserve">、電流を安全な範囲へ制限しながら分岐出力できます。</w:t>
+      </w:r>
+    </w:p>
+    <w:p>
+      <w:pPr>
+        <w:pStyle w:val="Heading2"/>
+      </w:pPr>
+      <w:bookmarkStart w:id="64" w:name="用意するもの"/>
+      <w:r>
+        <w:t xml:space="preserve">11.2 用意するもの</w:t>
+      </w:r>
+      <w:bookmarkEnd w:id="64"/>
     </w:p>
     <w:tbl>
       <w:tblPr>
@@ -8620,9 +8496,9 @@
         <w:tblLook w:firstRow="1"/>
       </w:tblPr>
       <w:tblGrid>
-        <w:gridCol w:w="2010"/>
-        <w:gridCol w:w="4846"/>
-        <w:gridCol w:w="2504"/>
+        <w:gridCol w:w="4776"/>
+        <w:gridCol w:w="1098"/>
+        <w:gridCol w:w="3486"/>
       </w:tblGrid>
       <w:tr>
         <w:trPr>
@@ -8630,7 +8506,7 @@
         </w:trPr>
         <w:tc>
           <w:tcPr>
-            <w:tcW w:type="dxa" w:w="2010"/>
+            <w:tcW w:type="dxa" w:w="4776"/>
             <w:tcBorders>
               <w:bottom w:val="single"/>
             </w:tcBorders>
@@ -8642,13 +8518,13 @@
               <w:jc w:val="left"/>
             </w:pPr>
             <w:r>
-              <w:t xml:space="preserve">段階</w:t>
-            </w:r>
-          </w:p>
-        </w:tc>
-        <w:tc>
-          <w:tcPr>
-            <w:tcW w:type="dxa" w:w="4846"/>
+              <w:t xml:space="preserve">品目</w:t>
+            </w:r>
+          </w:p>
+        </w:tc>
+        <w:tc>
+          <w:tcPr>
+            <w:tcW w:type="dxa" w:w="1098"/>
             <w:tcBorders>
               <w:bottom w:val="single"/>
             </w:tcBorders>
@@ -8660,13 +8536,13 @@
               <w:jc w:val="left"/>
             </w:pPr>
             <w:r>
-              <w:t xml:space="preserve">内容</w:t>
-            </w:r>
-          </w:p>
-        </w:tc>
-        <w:tc>
-          <w:tcPr>
-            <w:tcW w:type="dxa" w:w="2504"/>
+              <w:t xml:space="preserve">数量</w:t>
+            </w:r>
+          </w:p>
+        </w:tc>
+        <w:tc>
+          <w:tcPr>
+            <w:tcW w:type="dxa" w:w="3486"/>
             <w:tcBorders>
               <w:bottom w:val="single"/>
             </w:tcBorders>
@@ -8678,271 +8554,315 @@
               <w:jc w:val="left"/>
             </w:pPr>
             <w:r>
-              <w:t xml:space="preserve">CoreS3側の変更</w:t>
-            </w:r>
-          </w:p>
-        </w:tc>
-      </w:tr>
-      <w:tr>
-        <w:tc>
-          <w:tcPr>
-            <w:tcW w:type="dxa" w:w="2010"/>
-          </w:tcPr>
-          <w:p>
-            <w:pPr>
-              <w:pStyle w:val="Compact"/>
-              <w:jc w:val="left"/>
-            </w:pPr>
-            <w:r>
-              <w:t xml:space="preserve">Phase 1</w:t>
-            </w:r>
-          </w:p>
-        </w:tc>
-        <w:tc>
-          <w:tcPr>
-            <w:tcW w:type="dxa" w:w="4846"/>
-          </w:tcPr>
-          <w:p>
-            <w:pPr>
-              <w:pStyle w:val="Compact"/>
-              <w:jc w:val="left"/>
-            </w:pPr>
-            <w:r>
-              <w:t xml:space="preserve">通信のバイナリ化、エラー検出、Web Cockpitへの状態表示</w:t>
-            </w:r>
-          </w:p>
-        </w:tc>
-        <w:tc>
-          <w:tcPr>
-            <w:tcW w:type="dxa" w:w="2504"/>
-          </w:tcPr>
-          <w:p>
-            <w:pPr>
-              <w:pStyle w:val="Compact"/>
-              <w:jc w:val="left"/>
-            </w:pPr>
-            <w:r>
-              <w:t xml:space="preserve">なし（受信処理の強化のみ）</w:t>
-            </w:r>
-          </w:p>
-        </w:tc>
-      </w:tr>
-      <w:tr>
-        <w:tc>
-          <w:tcPr>
-            <w:tcW w:type="dxa" w:w="2010"/>
-          </w:tcPr>
-          <w:p>
-            <w:pPr>
-              <w:pStyle w:val="Compact"/>
-              <w:jc w:val="left"/>
-            </w:pPr>
-            <w:r>
-              <w:t xml:space="preserve">Phase 2</w:t>
-            </w:r>
-          </w:p>
-        </w:tc>
-        <w:tc>
-          <w:tcPr>
-            <w:tcW w:type="dxa" w:w="4846"/>
-          </w:tcPr>
-          <w:p>
-            <w:pPr>
-              <w:pStyle w:val="Compact"/>
-              <w:jc w:val="left"/>
-            </w:pPr>
-            <w:r>
-              <w:t xml:space="preserve">I2S MEMSマイクの追加（「部屋の音」に反応）</w:t>
-            </w:r>
-          </w:p>
-        </w:tc>
-        <w:tc>
-          <w:tcPr>
-            <w:tcW w:type="dxa" w:w="2504"/>
-          </w:tcPr>
-          <w:p>
-            <w:pPr>
-              <w:pStyle w:val="Compact"/>
-              <w:jc w:val="left"/>
-            </w:pPr>
-            <w:r>
-              <w:t xml:space="preserve">なし</w:t>
-            </w:r>
-          </w:p>
-        </w:tc>
-      </w:tr>
-      <w:tr>
-        <w:tc>
-          <w:tcPr>
-            <w:tcW w:type="dxa" w:w="2010"/>
-          </w:tcPr>
-          <w:p>
-            <w:pPr>
-              <w:pStyle w:val="Compact"/>
-              <w:jc w:val="left"/>
-            </w:pPr>
-            <w:r>
-              <w:t xml:space="preserve">Phase 2.1</w:t>
-            </w:r>
-          </w:p>
-        </w:tc>
-        <w:tc>
-          <w:tcPr>
-            <w:tcW w:type="dxa" w:w="4846"/>
-          </w:tcPr>
-          <w:p>
-            <w:pPr>
-              <w:pStyle w:val="Compact"/>
-              <w:jc w:val="left"/>
-            </w:pPr>
-            <w:r>
-              <w:t xml:space="preserve">ビート（拍）検出 → 音楽に合わせたダンス演出</w:t>
-            </w:r>
-          </w:p>
-        </w:tc>
-        <w:tc>
-          <w:tcPr>
-            <w:tcW w:type="dxa" w:w="2504"/>
-          </w:tcPr>
-          <w:p>
-            <w:pPr>
-              <w:pStyle w:val="Compact"/>
-              <w:jc w:val="left"/>
-            </w:pPr>
-            <w:r>
-              <w:t xml:space="preserve">ダンス演出の追加のみ</w:t>
-            </w:r>
-          </w:p>
-        </w:tc>
-      </w:tr>
-      <w:tr>
-        <w:tc>
-          <w:tcPr>
-            <w:tcW w:type="dxa" w:w="2010"/>
-          </w:tcPr>
-          <w:p>
-            <w:pPr>
-              <w:pStyle w:val="Compact"/>
-              <w:jc w:val="left"/>
-            </w:pPr>
-            <w:r>
-              <w:t xml:space="preserve">Phase 2.2</w:t>
-            </w:r>
-          </w:p>
-        </w:tc>
-        <w:tc>
-          <w:tcPr>
-            <w:tcW w:type="dxa" w:w="4846"/>
-          </w:tcPr>
-          <w:p>
-            <w:pPr>
-              <w:pStyle w:val="Compact"/>
-              <w:jc w:val="left"/>
-            </w:pPr>
-            <w:r>
-              <w:t xml:space="preserve">音源の自動切り替え（ライン入力優先・無入力ならマイク）</w:t>
-            </w:r>
-          </w:p>
-        </w:tc>
-        <w:tc>
-          <w:tcPr>
-            <w:tcW w:type="dxa" w:w="2504"/>
-          </w:tcPr>
-          <w:p>
-            <w:pPr>
-              <w:pStyle w:val="Compact"/>
-              <w:jc w:val="left"/>
-            </w:pPr>
-            <w:r>
-              <w:t xml:space="preserve">なし</w:t>
-            </w:r>
-          </w:p>
-        </w:tc>
-      </w:tr>
-      <w:tr>
-        <w:tc>
-          <w:tcPr>
-            <w:tcW w:type="dxa" w:w="2010"/>
-          </w:tcPr>
-          <w:p>
-            <w:pPr>
-              <w:pStyle w:val="Compact"/>
-              <w:jc w:val="left"/>
-            </w:pPr>
-            <w:r>
-              <w:t xml:space="preserve">Phase 3</w:t>
-            </w:r>
-          </w:p>
-        </w:tc>
-        <w:tc>
-          <w:tcPr>
-            <w:tcW w:type="dxa" w:w="4846"/>
-          </w:tcPr>
-          <w:p>
-            <w:pPr>
-              <w:pStyle w:val="Compact"/>
-              <w:jc w:val="left"/>
-            </w:pPr>
-            <w:r>
-              <w:t xml:space="preserve">音種分類（音楽／会話／無音／拍手）、簡易的な話者方向の推定</w:t>
-            </w:r>
-          </w:p>
-        </w:tc>
-        <w:tc>
-          <w:tcPr>
-            <w:tcW w:type="dxa" w:w="2504"/>
-          </w:tcPr>
-          <w:p>
-            <w:pPr>
-              <w:pStyle w:val="Compact"/>
-              <w:jc w:val="left"/>
-            </w:pPr>
-            <w:r>
-              <w:t xml:space="preserve">演出の追加のみ</w:t>
-            </w:r>
-          </w:p>
-        </w:tc>
-      </w:tr>
-      <w:tr>
-        <w:tc>
-          <w:tcPr>
-            <w:tcW w:type="dxa" w:w="2010"/>
-          </w:tcPr>
-          <w:p>
-            <w:pPr>
-              <w:pStyle w:val="Compact"/>
-              <w:jc w:val="left"/>
-            </w:pPr>
-            <w:r>
-              <w:t xml:space="preserve">将来構想</w:t>
-            </w:r>
-          </w:p>
-        </w:tc>
-        <w:tc>
-          <w:tcPr>
-            <w:tcW w:type="dxa" w:w="4846"/>
-          </w:tcPr>
-          <w:p>
-            <w:pPr>
-              <w:pStyle w:val="Compact"/>
-              <w:jc w:val="left"/>
-            </w:pPr>
-            <w:r>
-              <w:t xml:space="preserve">人感センサー（ミリ波レーダー等）をPico側に追加し、接近を検知</w:t>
-            </w:r>
-          </w:p>
-        </w:tc>
-        <w:tc>
-          <w:tcPr>
-            <w:tcW w:type="dxa" w:w="2504"/>
-          </w:tcPr>
-          <w:p>
-            <w:pPr>
-              <w:pStyle w:val="Compact"/>
-              <w:jc w:val="left"/>
-            </w:pPr>
-            <w:r>
-              <w:t xml:space="preserve">イベント受信の追加のみ</w:t>
+              <w:t xml:space="preserve">入手</w:t>
+            </w:r>
+          </w:p>
+        </w:tc>
+      </w:tr>
+      <w:tr>
+        <w:tc>
+          <w:tcPr>
+            <w:tcW w:type="dxa" w:w="4776"/>
+          </w:tcPr>
+          <w:p>
+            <w:pPr>
+              <w:pStyle w:val="Compact"/>
+              <w:jc w:val="left"/>
+            </w:pPr>
+            <w:r>
+              <w:t xml:space="preserve">470Ω 1/4W 金属皮膜抵抗</w:t>
+            </w:r>
+          </w:p>
+        </w:tc>
+        <w:tc>
+          <w:tcPr>
+            <w:tcW w:type="dxa" w:w="1098"/>
+          </w:tcPr>
+          <w:p>
+            <w:pPr>
+              <w:pStyle w:val="Compact"/>
+              <w:jc w:val="left"/>
+            </w:pPr>
+            <w:r>
+              <w:t xml:space="preserve">2</w:t>
+            </w:r>
+          </w:p>
+        </w:tc>
+        <w:tc>
+          <w:tcPr>
+            <w:tcW w:type="dxa" w:w="3486"/>
+          </w:tcPr>
+          <w:p>
+            <w:pPr>
+              <w:pStyle w:val="Compact"/>
+              <w:jc w:val="left"/>
+            </w:pPr>
+            <w:r>
+              <w:t xml:space="preserve">今回の唯一の購入品</w:t>
+            </w:r>
+          </w:p>
+        </w:tc>
+      </w:tr>
+      <w:tr>
+        <w:tc>
+          <w:tcPr>
+            <w:tcW w:type="dxa" w:w="4776"/>
+          </w:tcPr>
+          <w:p>
+            <w:pPr>
+              <w:pStyle w:val="Compact"/>
+              <w:jc w:val="left"/>
+            </w:pPr>
+            <w:r>
+              <w:t xml:space="preserve">3.5mmステレオジャック配線（L＝青／R＝赤／GND＝黒、メスコネクタ付き）</w:t>
+            </w:r>
+          </w:p>
+        </w:tc>
+        <w:tc>
+          <w:tcPr>
+            <w:tcW w:type="dxa" w:w="1098"/>
+          </w:tcPr>
+          <w:p>
+            <w:pPr>
+              <w:pStyle w:val="Compact"/>
+              <w:jc w:val="left"/>
+            </w:pPr>
+            <w:r>
+              <w:t xml:space="preserve">1</w:t>
+            </w:r>
+          </w:p>
+        </w:tc>
+        <w:tc>
+          <w:tcPr>
+            <w:tcW w:type="dxa" w:w="3486"/>
+          </w:tcPr>
+          <w:p>
+            <w:pPr>
+              <w:pStyle w:val="Compact"/>
+              <w:jc w:val="left"/>
+            </w:pPr>
+            <w:r>
+              <w:t xml:space="preserve">手持ち流用可</w:t>
+            </w:r>
+          </w:p>
+        </w:tc>
+      </w:tr>
+      <w:tr>
+        <w:tc>
+          <w:tcPr>
+            <w:tcW w:type="dxa" w:w="4776"/>
+          </w:tcPr>
+          <w:p>
+            <w:pPr>
+              <w:pStyle w:val="Compact"/>
+              <w:jc w:val="left"/>
+            </w:pPr>
+            <w:r>
+              <w:t xml:space="preserve">熱収縮チューブ</w:t>
+            </w:r>
+          </w:p>
+        </w:tc>
+        <w:tc>
+          <w:tcPr>
+            <w:tcW w:type="dxa" w:w="1098"/>
+          </w:tcPr>
+          <w:p>
+            <w:pPr>
+              <w:pStyle w:val="Compact"/>
+              <w:jc w:val="left"/>
+            </w:pPr>
+            <w:r>
+              <w:t xml:space="preserve">適量</w:t>
+            </w:r>
+          </w:p>
+        </w:tc>
+        <w:tc>
+          <w:tcPr>
+            <w:tcW w:type="dxa" w:w="3486"/>
+          </w:tcPr>
+          <w:p>
+            <w:pPr>
+              <w:pStyle w:val="Compact"/>
+              <w:jc w:val="left"/>
+            </w:pPr>
+            <w:r>
+              <w:t xml:space="preserve">φ2mm程度を数本分（φ4mm以上があればなお良い）</w:t>
+            </w:r>
+          </w:p>
+        </w:tc>
+      </w:tr>
+      <w:tr>
+        <w:tc>
+          <w:tcPr>
+            <w:tcW w:type="dxa" w:w="4776"/>
+          </w:tcPr>
+          <w:p>
+            <w:pPr>
+              <w:pStyle w:val="Compact"/>
+              <w:jc w:val="left"/>
+            </w:pPr>
+            <w:r>
+              <w:t xml:space="preserve">はんだごて・はんだ・ニッパー・ワイヤーストリッパー</w:t>
+            </w:r>
+          </w:p>
+        </w:tc>
+        <w:tc>
+          <w:tcPr>
+            <w:tcW w:type="dxa" w:w="1098"/>
+          </w:tcPr>
+          <w:p>
+            <w:pPr>
+              <w:pStyle w:val="Compact"/>
+              <w:jc w:val="left"/>
+            </w:pPr>
+            <w:r>
+              <w:t xml:space="preserve">―</w:t>
+            </w:r>
+          </w:p>
+        </w:tc>
+        <w:tc>
+          <w:tcPr>
+            <w:tcW w:type="dxa" w:w="3486"/>
+          </w:tcPr>
+          <w:p>
+            <w:pPr>
+              <w:pStyle w:val="Compact"/>
+              <w:jc w:val="left"/>
+            </w:pPr>
+            <w:r>
+              <w:t xml:space="preserve">手持ち</w:t>
+            </w:r>
+          </w:p>
+        </w:tc>
+      </w:tr>
+      <w:tr>
+        <w:tc>
+          <w:tcPr>
+            <w:tcW w:type="dxa" w:w="4776"/>
+          </w:tcPr>
+          <w:p>
+            <w:pPr>
+              <w:pStyle w:val="Compact"/>
+              <w:jc w:val="left"/>
+            </w:pPr>
+            <w:r>
+              <w:t xml:space="preserve">テスター（抵抗レンジ）</w:t>
+            </w:r>
+          </w:p>
+        </w:tc>
+        <w:tc>
+          <w:tcPr>
+            <w:tcW w:type="dxa" w:w="1098"/>
+          </w:tcPr>
+          <w:p>
+            <w:pPr>
+              <w:pStyle w:val="Compact"/>
+              <w:jc w:val="left"/>
+            </w:pPr>
+            <w:r>
+              <w:t xml:space="preserve">1</w:t>
+            </w:r>
+          </w:p>
+        </w:tc>
+        <w:tc>
+          <w:tcPr>
+            <w:tcW w:type="dxa" w:w="3486"/>
+          </w:tcPr>
+          <w:p>
+            <w:pPr>
+              <w:pStyle w:val="Compact"/>
+              <w:jc w:val="left"/>
+            </w:pPr>
+            <w:r>
+              <w:t xml:space="preserve">導通・抵抗値確認用</w:t>
+            </w:r>
+          </w:p>
+        </w:tc>
+      </w:tr>
+      <w:tr>
+        <w:tc>
+          <w:tcPr>
+            <w:tcW w:type="dxa" w:w="4776"/>
+          </w:tcPr>
+          <w:p>
+            <w:pPr>
+              <w:pStyle w:val="Compact"/>
+              <w:jc w:val="left"/>
+            </w:pPr>
+            <w:r>
+              <w:t xml:space="preserve">3.5mm オス–オス ケーブル</w:t>
+            </w:r>
+          </w:p>
+        </w:tc>
+        <w:tc>
+          <w:tcPr>
+            <w:tcW w:type="dxa" w:w="1098"/>
+          </w:tcPr>
+          <w:p>
+            <w:pPr>
+              <w:pStyle w:val="Compact"/>
+              <w:jc w:val="left"/>
+            </w:pPr>
+            <w:r>
+              <w:t xml:space="preserve">2</w:t>
+            </w:r>
+          </w:p>
+        </w:tc>
+        <w:tc>
+          <w:tcPr>
+            <w:tcW w:type="dxa" w:w="3486"/>
+          </w:tcPr>
+          <w:p>
+            <w:pPr>
+              <w:pStyle w:val="Compact"/>
+              <w:jc w:val="left"/>
+            </w:pPr>
+            <w:r>
+              <w:t xml:space="preserve">音源用・スピーカー用</w:t>
+            </w:r>
+          </w:p>
+        </w:tc>
+      </w:tr>
+      <w:tr>
+        <w:tc>
+          <w:tcPr>
+            <w:tcW w:type="dxa" w:w="4776"/>
+          </w:tcPr>
+          <w:p>
+            <w:pPr>
+              <w:pStyle w:val="Compact"/>
+              <w:jc w:val="left"/>
+            </w:pPr>
+            <w:r>
+              <w:t xml:space="preserve">余っているピンヘッダ</w:t>
+            </w:r>
+          </w:p>
+        </w:tc>
+        <w:tc>
+          <w:tcPr>
+            <w:tcW w:type="dxa" w:w="1098"/>
+          </w:tcPr>
+          <w:p>
+            <w:pPr>
+              <w:pStyle w:val="Compact"/>
+              <w:jc w:val="left"/>
+            </w:pPr>
+            <w:r>
+              <w:t xml:space="preserve">2</w:t>
+            </w:r>
+          </w:p>
+        </w:tc>
+        <w:tc>
+          <w:tcPr>
+            <w:tcW w:type="dxa" w:w="3486"/>
+          </w:tcPr>
+          <w:p>
+            <w:pPr>
+              <w:pStyle w:val="Compact"/>
+              <w:jc w:val="left"/>
+            </w:pPr>
+            <w:r>
+              <w:t xml:space="preserve">プローブを当てやすくするため</w:t>
             </w:r>
           </w:p>
         </w:tc>
@@ -8953,23 +8873,109 @@
         <w:pStyle w:val="BodyText"/>
       </w:pPr>
       <w:r>
-        <w:t xml:space="preserve">💡 最新の対応状況は、GitHubリポジトリでご確認ください。設計図・製作マニュアルも、進捗に応じて更新していきます。</w:t>
-      </w:r>
-    </w:p>
-    <w:p>
-      <w:r>
-        <w:br w:type="page"/>
-      </w:r>
-    </w:p>
-    <w:p>
-      <w:pPr>
-        <w:pStyle w:val="Heading1"/>
-      </w:pPr>
-      <w:bookmarkStart w:id="68" w:name="第13章-用語集"/>
-      <w:r>
-        <w:t xml:space="preserve">第13章 用語集</w:t>
-      </w:r>
-      <w:bookmarkEnd w:id="68"/>
+        <w:t xml:space="preserve">💡 470Ωのカラーコード（4本帯）は「黄・紫・茶・金」です。購入時は袋の表記だけでなく、抵抗本体の帯の色でも確認してください。</w:t>
+      </w:r>
+    </w:p>
+    <w:p>
+      <w:pPr>
+        <w:pStyle w:val="BodyText"/>
+      </w:pPr>
+      <w:r>
+        <w:rPr>
+          <w:b/>
+        </w:rPr>
+        <w:t xml:space="preserve">作業前チェックリスト</w:t>
+      </w:r>
+    </w:p>
+    <w:p>
+      <w:pPr>
+        <w:numPr>
+          <w:ilvl w:val="0"/>
+          <w:numId w:val="1018"/>
+        </w:numPr>
+        <w:pStyle w:val="Compact"/>
+      </w:pPr>
+      <w:r>
+        <w:t xml:space="preserve">☐ 机の上が片付いており、金属製の物が作業面にない</w:t>
+      </w:r>
+    </w:p>
+    <w:p>
+      <w:pPr>
+        <w:numPr>
+          <w:ilvl w:val="0"/>
+          <w:numId w:val="1018"/>
+        </w:numPr>
+        <w:pStyle w:val="Compact"/>
+      </w:pPr>
+      <w:r>
+        <w:t xml:space="preserve">☐ はんだ付けができる場所（換気できる・こて台がある）</w:t>
+      </w:r>
+    </w:p>
+    <w:p>
+      <w:pPr>
+        <w:numPr>
+          <w:ilvl w:val="0"/>
+          <w:numId w:val="1018"/>
+        </w:numPr>
+        <w:pStyle w:val="Compact"/>
+      </w:pPr>
+      <w:r>
+        <w:t xml:space="preserve">☐ 絶縁台（段ボールまたはプラ板）がある</w:t>
+      </w:r>
+    </w:p>
+    <w:p>
+      <w:pPr>
+        <w:numPr>
+          <w:ilvl w:val="0"/>
+          <w:numId w:val="1018"/>
+        </w:numPr>
+        <w:pStyle w:val="Compact"/>
+      </w:pPr>
+      <w:r>
+        <w:t xml:space="preserve">☐ Pico 2の測定用スケッチ（入力レベル確認用）が用意してある</w:t>
+      </w:r>
+    </w:p>
+    <w:p>
+      <w:pPr>
+        <w:numPr>
+          <w:ilvl w:val="0"/>
+          <w:numId w:val="1018"/>
+        </w:numPr>
+        <w:pStyle w:val="Compact"/>
+      </w:pPr>
+      <w:r>
+        <w:t xml:space="preserve">☐ 元のスケッチ（通常運用用）が変更されずに残っている</w:t>
+      </w:r>
+    </w:p>
+    <w:p>
+      <w:pPr>
+        <w:numPr>
+          <w:ilvl w:val="0"/>
+          <w:numId w:val="1018"/>
+        </w:numPr>
+        <w:pStyle w:val="Compact"/>
+      </w:pPr>
+      <w:r>
+        <w:t xml:space="preserve">☐ アクティブスピーカー／アンプが使える状態</w:t>
+      </w:r>
+    </w:p>
+    <w:p>
+      <w:pPr>
+        <w:pStyle w:val="Heading2"/>
+      </w:pPr>
+      <w:bookmarkStart w:id="65" w:name="やってはいけないこと"/>
+      <w:r>
+        <w:t xml:space="preserve">11.3 やってはいけないこと</w:t>
+      </w:r>
+      <w:bookmarkEnd w:id="65"/>
+    </w:p>
+    <w:p>
+      <w:pPr>
+        <w:pStyle w:val="FirstParagraph"/>
+      </w:pPr>
+      <w:r>
+        <w:t xml:space="preserve">⚠️ 絶対禁止</w:t>
+      </w:r>
     </w:p>
     <w:tbl>
       <w:tblPr>
@@ -8978,8 +8984,8 @@
         <w:tblLook w:firstRow="1"/>
       </w:tblPr>
       <w:tblGrid>
-        <w:gridCol w:w="3045"/>
-        <w:gridCol w:w="6315"/>
+        <w:gridCol w:w="4680"/>
+        <w:gridCol w:w="4680"/>
       </w:tblGrid>
       <w:tr>
         <w:trPr>
@@ -8987,7 +8993,7 @@
         </w:trPr>
         <w:tc>
           <w:tcPr>
-            <w:tcW w:type="dxa" w:w="3045"/>
+            <w:tcW w:type="dxa" w:w="4680"/>
             <w:tcBorders>
               <w:bottom w:val="single"/>
             </w:tcBorders>
@@ -8999,13 +9005,13 @@
               <w:jc w:val="left"/>
             </w:pPr>
             <w:r>
-              <w:t xml:space="preserve">用語</w:t>
-            </w:r>
-          </w:p>
-        </w:tc>
-        <w:tc>
-          <w:tcPr>
-            <w:tcW w:type="dxa" w:w="6315"/>
+              <w:t xml:space="preserve">やってはいけないこと</w:t>
+            </w:r>
+          </w:p>
+        </w:tc>
+        <w:tc>
+          <w:tcPr>
+            <w:tcW w:type="dxa" w:w="4680"/>
             <w:tcBorders>
               <w:bottom w:val="single"/>
             </w:tcBorders>
@@ -9017,6 +9023,4068 @@
               <w:jc w:val="left"/>
             </w:pPr>
             <w:r>
+              <w:t xml:space="preserve">起きること</w:t>
+            </w:r>
+          </w:p>
+        </w:tc>
+      </w:tr>
+      <w:tr>
+        <w:tc>
+          <w:tcPr>
+            <w:tcW w:type="dxa" w:w="4680"/>
+          </w:tcPr>
+          <w:p>
+            <w:pPr>
+              <w:pStyle w:val="Compact"/>
+              <w:jc w:val="left"/>
+            </w:pPr>
+            <w:r>
+              <w:t xml:space="preserve">通電したままCN3の配線を抜き差しする</w:t>
+            </w:r>
+          </w:p>
+        </w:tc>
+        <w:tc>
+          <w:tcPr>
+            <w:tcW w:type="dxa" w:w="4680"/>
+          </w:tcPr>
+          <w:p>
+            <w:pPr>
+              <w:pStyle w:val="Compact"/>
+              <w:jc w:val="left"/>
+            </w:pPr>
+            <w:r>
+              <w:t xml:space="preserve">ショート・破損</w:t>
+            </w:r>
+          </w:p>
+        </w:tc>
+      </w:tr>
+      <w:tr>
+        <w:tc>
+          <w:tcPr>
+            <w:tcW w:type="dxa" w:w="4680"/>
+          </w:tcPr>
+          <w:p>
+            <w:pPr>
+              <w:pStyle w:val="Compact"/>
+              <w:jc w:val="left"/>
+            </w:pPr>
+            <w:r>
+              <w:t xml:space="preserve">LINE OUTジャックにイヤホン／ヘッドホンを挿す</w:t>
+            </w:r>
+          </w:p>
+        </w:tc>
+        <w:tc>
+          <w:tcPr>
+            <w:tcW w:type="dxa" w:w="4680"/>
+          </w:tcPr>
+          <w:p>
+            <w:pPr>
+              <w:pStyle w:val="Compact"/>
+              <w:jc w:val="left"/>
+            </w:pPr>
+            <w:r>
+              <w:t xml:space="preserve">470Ωで大きく減衰し、ほとんど聞こえません。ライン入力専用です</w:t>
+            </w:r>
+          </w:p>
+        </w:tc>
+      </w:tr>
+      <w:tr>
+        <w:tc>
+          <w:tcPr>
+            <w:tcW w:type="dxa" w:w="4680"/>
+          </w:tcPr>
+          <w:p>
+            <w:pPr>
+              <w:pStyle w:val="Compact"/>
+              <w:jc w:val="left"/>
+            </w:pPr>
+            <w:r>
+              <w:t xml:space="preserve">Pico 2の既存配線（GP0〜GP4、VSYS、GND）を抜く</w:t>
+            </w:r>
+          </w:p>
+        </w:tc>
+        <w:tc>
+          <w:tcPr>
+            <w:tcW w:type="dxa" w:w="4680"/>
+          </w:tcPr>
+          <w:p>
+            <w:pPr>
+              <w:pStyle w:val="Compact"/>
+              <w:jc w:val="left"/>
+            </w:pPr>
+            <w:r>
+              <w:t xml:space="preserve">動作中のKaripom Earが壊れます</w:t>
+            </w:r>
+          </w:p>
+        </w:tc>
+      </w:tr>
+      <w:tr>
+        <w:tc>
+          <w:tcPr>
+            <w:tcW w:type="dxa" w:w="4680"/>
+          </w:tcPr>
+          <w:p>
+            <w:pPr>
+              <w:pStyle w:val="Compact"/>
+              <w:jc w:val="left"/>
+            </w:pPr>
+            <w:r>
+              <w:t xml:space="preserve">熱収縮チューブを通す前にはんだ付けする</w:t>
+            </w:r>
+          </w:p>
+        </w:tc>
+        <w:tc>
+          <w:tcPr>
+            <w:tcW w:type="dxa" w:w="4680"/>
+          </w:tcPr>
+          <w:p>
+            <w:pPr>
+              <w:pStyle w:val="Compact"/>
+              <w:jc w:val="left"/>
+            </w:pPr>
+            <w:r>
+              <w:t xml:space="preserve">やり直しになります</w:t>
+            </w:r>
+          </w:p>
+        </w:tc>
+      </w:tr>
+      <w:tr>
+        <w:tc>
+          <w:tcPr>
+            <w:tcW w:type="dxa" w:w="4680"/>
+          </w:tcPr>
+          <w:p>
+            <w:pPr>
+              <w:pStyle w:val="Compact"/>
+              <w:jc w:val="left"/>
+            </w:pPr>
+            <w:r>
+              <w:t xml:space="preserve">音源をCN3へ挿す</w:t>
+            </w:r>
+          </w:p>
+        </w:tc>
+        <w:tc>
+          <w:tcPr>
+            <w:tcW w:type="dxa" w:w="4680"/>
+          </w:tcPr>
+          <w:p>
+            <w:pPr>
+              <w:pStyle w:val="Compact"/>
+              <w:jc w:val="left"/>
+            </w:pPr>
+            <w:r>
+              <w:t xml:space="preserve">CN3はLINE OUT専用です。音源は既設ジャックへ</w:t>
+            </w:r>
+          </w:p>
+        </w:tc>
+      </w:tr>
+    </w:tbl>
+    <w:p>
+      <w:pPr>
+        <w:pStyle w:val="BodyText"/>
+      </w:pPr>
+      <w:r>
+        <w:t xml:space="preserve">❗ 避けること：作業の途中でMacの音量を変える（改造前後の比較ができなくなります）／抵抗を入れた部分を繰り返し曲げる（断線しやすい箇所）／判断に迷ったまま次の工程へ進む。</w:t>
+      </w:r>
+    </w:p>
+    <w:p>
+      <w:pPr>
+        <w:pStyle w:val="Heading2"/>
+      </w:pPr>
+      <w:bookmarkStart w:id="66" w:name="完成する回路"/>
+      <w:r>
+        <w:t xml:space="preserve">11.4 完成する回路</w:t>
+      </w:r>
+      <w:bookmarkEnd w:id="66"/>
+    </w:p>
+    <w:p>
+      <w:pPr>
+        <w:pStyle w:val="FirstParagraph"/>
+      </w:pPr>
+      <w:r>
+        <w:t xml:space="preserve">接続は3本だけです。抵抗を入れるのは青（L）と赤（R）の2本で、黒（GND）は直結です。</w:t>
+      </w:r>
+    </w:p>
+    <w:tbl>
+      <w:tblPr>
+        <w:tblStyle w:val="Table"/>
+        <w:tblW w:type="dxa" w:w="9360"/>
+        <w:tblLook w:firstRow="1"/>
+      </w:tblPr>
+      <w:tblGrid>
+        <w:gridCol w:w="3348"/>
+        <w:gridCol w:w="2052"/>
+        <w:gridCol w:w="1907"/>
+        <w:gridCol w:w="2053"/>
+      </w:tblGrid>
+      <w:tr>
+        <w:trPr>
+          <w:cnfStyle w:firstRow="1"/>
+        </w:trPr>
+        <w:tc>
+          <w:tcPr>
+            <w:tcW w:type="dxa" w:w="3348"/>
+            <w:tcBorders>
+              <w:bottom w:val="single"/>
+            </w:tcBorders>
+            <w:vAlign w:val="bottom"/>
+          </w:tcPr>
+          <w:p>
+            <w:pPr>
+              <w:pStyle w:val="Compact"/>
+              <w:jc w:val="left"/>
+            </w:pPr>
+            <w:r>
+              <w:t xml:space="preserve">CN3のピン（PCM1808基板）</w:t>
+            </w:r>
+          </w:p>
+        </w:tc>
+        <w:tc>
+          <w:tcPr>
+            <w:tcW w:type="dxa" w:w="2052"/>
+            <w:tcBorders>
+              <w:bottom w:val="single"/>
+            </w:tcBorders>
+            <w:vAlign w:val="bottom"/>
+          </w:tcPr>
+          <w:p>
+            <w:pPr>
+              <w:pStyle w:val="Compact"/>
+              <w:jc w:val="left"/>
+            </w:pPr>
+            <w:r>
+              <w:t xml:space="preserve">途中に入れる部品</w:t>
+            </w:r>
+          </w:p>
+        </w:tc>
+        <w:tc>
+          <w:tcPr>
+            <w:tcW w:type="dxa" w:w="1907"/>
+            <w:tcBorders>
+              <w:bottom w:val="single"/>
+            </w:tcBorders>
+            <w:vAlign w:val="bottom"/>
+          </w:tcPr>
+          <w:p>
+            <w:pPr>
+              <w:pStyle w:val="Compact"/>
+              <w:jc w:val="left"/>
+            </w:pPr>
+            <w:r>
+              <w:t xml:space="preserve">ジャック側の線</w:t>
+            </w:r>
+          </w:p>
+        </w:tc>
+        <w:tc>
+          <w:tcPr>
+            <w:tcW w:type="dxa" w:w="2053"/>
+            <w:tcBorders>
+              <w:bottom w:val="single"/>
+            </w:tcBorders>
+            <w:vAlign w:val="bottom"/>
+          </w:tcPr>
+          <w:p>
+            <w:pPr>
+              <w:pStyle w:val="Compact"/>
+              <w:jc w:val="left"/>
+            </w:pPr>
+            <w:r>
+              <w:t xml:space="preserve">ジャックの接点</w:t>
+            </w:r>
+          </w:p>
+        </w:tc>
+      </w:tr>
+      <w:tr>
+        <w:tc>
+          <w:tcPr>
+            <w:tcW w:type="dxa" w:w="3348"/>
+          </w:tcPr>
+          <w:p>
+            <w:pPr>
+              <w:pStyle w:val="Compact"/>
+              <w:jc w:val="left"/>
+            </w:pPr>
+            <w:r>
+              <w:t xml:space="preserve">L_IN</w:t>
+            </w:r>
+          </w:p>
+        </w:tc>
+        <w:tc>
+          <w:tcPr>
+            <w:tcW w:type="dxa" w:w="2052"/>
+          </w:tcPr>
+          <w:p>
+            <w:pPr>
+              <w:pStyle w:val="Compact"/>
+              <w:jc w:val="left"/>
+            </w:pPr>
+            <w:r>
+              <w:t xml:space="preserve">470Ω</w:t>
+            </w:r>
+          </w:p>
+        </w:tc>
+        <w:tc>
+          <w:tcPr>
+            <w:tcW w:type="dxa" w:w="1907"/>
+          </w:tcPr>
+          <w:p>
+            <w:pPr>
+              <w:pStyle w:val="Compact"/>
+              <w:jc w:val="left"/>
+            </w:pPr>
+            <w:r>
+              <w:t xml:space="preserve">青（L）</w:t>
+            </w:r>
+          </w:p>
+        </w:tc>
+        <w:tc>
+          <w:tcPr>
+            <w:tcW w:type="dxa" w:w="2053"/>
+          </w:tcPr>
+          <w:p>
+            <w:pPr>
+              <w:pStyle w:val="Compact"/>
+              <w:jc w:val="left"/>
+            </w:pPr>
+            <w:r>
+              <w:t xml:space="preserve">チップ（先端）</w:t>
+            </w:r>
+          </w:p>
+        </w:tc>
+      </w:tr>
+      <w:tr>
+        <w:tc>
+          <w:tcPr>
+            <w:tcW w:type="dxa" w:w="3348"/>
+          </w:tcPr>
+          <w:p>
+            <w:pPr>
+              <w:pStyle w:val="Compact"/>
+              <w:jc w:val="left"/>
+            </w:pPr>
+            <w:r>
+              <w:t xml:space="preserve">R_IN</w:t>
+            </w:r>
+          </w:p>
+        </w:tc>
+        <w:tc>
+          <w:tcPr>
+            <w:tcW w:type="dxa" w:w="2052"/>
+          </w:tcPr>
+          <w:p>
+            <w:pPr>
+              <w:pStyle w:val="Compact"/>
+              <w:jc w:val="left"/>
+            </w:pPr>
+            <w:r>
+              <w:t xml:space="preserve">470Ω</w:t>
+            </w:r>
+          </w:p>
+        </w:tc>
+        <w:tc>
+          <w:tcPr>
+            <w:tcW w:type="dxa" w:w="1907"/>
+          </w:tcPr>
+          <w:p>
+            <w:pPr>
+              <w:pStyle w:val="Compact"/>
+              <w:jc w:val="left"/>
+            </w:pPr>
+            <w:r>
+              <w:t xml:space="preserve">赤（R）</w:t>
+            </w:r>
+          </w:p>
+        </w:tc>
+        <w:tc>
+          <w:tcPr>
+            <w:tcW w:type="dxa" w:w="2053"/>
+          </w:tcPr>
+          <w:p>
+            <w:pPr>
+              <w:pStyle w:val="Compact"/>
+              <w:jc w:val="left"/>
+            </w:pPr>
+            <w:r>
+              <w:t xml:space="preserve">リング（中間）</w:t>
+            </w:r>
+          </w:p>
+        </w:tc>
+      </w:tr>
+      <w:tr>
+        <w:tc>
+          <w:tcPr>
+            <w:tcW w:type="dxa" w:w="3348"/>
+          </w:tcPr>
+          <w:p>
+            <w:pPr>
+              <w:pStyle w:val="Compact"/>
+              <w:jc w:val="left"/>
+            </w:pPr>
+            <w:r>
+              <w:t xml:space="preserve">GND</w:t>
+            </w:r>
+          </w:p>
+        </w:tc>
+        <w:tc>
+          <w:tcPr>
+            <w:tcW w:type="dxa" w:w="2052"/>
+          </w:tcPr>
+          <w:p>
+            <w:pPr>
+              <w:pStyle w:val="Compact"/>
+              <w:jc w:val="left"/>
+            </w:pPr>
+            <w:r>
+              <w:t xml:space="preserve">なし（直結）</w:t>
+            </w:r>
+          </w:p>
+        </w:tc>
+        <w:tc>
+          <w:tcPr>
+            <w:tcW w:type="dxa" w:w="1907"/>
+          </w:tcPr>
+          <w:p>
+            <w:pPr>
+              <w:pStyle w:val="Compact"/>
+              <w:jc w:val="left"/>
+            </w:pPr>
+            <w:r>
+              <w:t xml:space="preserve">黒（GND）</w:t>
+            </w:r>
+          </w:p>
+        </w:tc>
+        <w:tc>
+          <w:tcPr>
+            <w:tcW w:type="dxa" w:w="2053"/>
+          </w:tcPr>
+          <w:p>
+            <w:pPr>
+              <w:pStyle w:val="Compact"/>
+              <w:jc w:val="left"/>
+            </w:pPr>
+            <w:r>
+              <w:t xml:space="preserve">スリーブ（根元）</w:t>
+            </w:r>
+          </w:p>
+        </w:tc>
+      </w:tr>
+    </w:tbl>
+    <w:p>
+      <w:pPr>
+        <w:pStyle w:val="BodyText"/>
+      </w:pPr>
+      <w:r>
+        <w:t xml:space="preserve">❗ 黒（GND）には抵抗を入れません。入れるのは青と赤の2本だけです。</w:t>
+      </w:r>
+    </w:p>
+    <w:p>
+      <w:pPr>
+        <w:pStyle w:val="Heading2"/>
+      </w:pPr>
+      <w:bookmarkStart w:id="67" w:name="作業手順"/>
+      <w:r>
+        <w:t xml:space="preserve">11.5 作業手順</w:t>
+      </w:r>
+      <w:bookmarkEnd w:id="67"/>
+    </w:p>
+    <w:p>
+      <w:pPr>
+        <w:pStyle w:val="FirstParagraph"/>
+      </w:pPr>
+      <w:r>
+        <w:t xml:space="preserve">各工程は「無通電」「通電あり」を明記しています。必ずこの区別を守ってください。</w:t>
+      </w:r>
+    </w:p>
+    <w:p>
+      <w:pPr>
+        <w:pStyle w:val="BodyText"/>
+      </w:pPr>
+      <w:r>
+        <w:rPr>
+          <w:b/>
+        </w:rPr>
+        <w:t xml:space="preserve">工程1　測定用ファームを書き込む【PC作業】</w:t>
+      </w:r>
+    </w:p>
+    <w:p>
+      <w:pPr>
+        <w:pStyle w:val="BodyText"/>
+      </w:pPr>
+      <w:r>
+        <w:t xml:space="preserve">改造前後のレベルを数値で比較するため、Pico 2に入力レベル測定用のスケッチを書き込みます。ボードが「Raspberry Pi Pico 2」になっていることを確認して書き込み、シリアルモニタを115200bpsで開くと、起動バナーに続いて1秒ごとに測定値の行が表示されます。この間、CoreS3の口パク・グライコは停止しますが正常です（工程10で元に戻します）。</w:t>
+      </w:r>
+    </w:p>
+    <w:p>
+      <w:pPr>
+        <w:pStyle w:val="BodyText"/>
+      </w:pPr>
+      <w:r>
+        <w:rPr>
+          <w:b/>
+        </w:rPr>
+        <w:t xml:space="preserve">工程2　改造前の基準レベルを測る【通電あり】</w:t>
+      </w:r>
+    </w:p>
+    <w:p>
+      <w:pPr>
+        <w:pStyle w:val="BodyText"/>
+      </w:pPr>
+      <w:r>
+        <w:t xml:space="preserve">❗ この工程を飛ばすと、改造後に「レベルが下がったかどうか」を判断できなくなります。必ず実施してください。</w:t>
+      </w:r>
+    </w:p>
+    <w:p>
+      <w:pPr>
+        <w:pStyle w:val="BodyText"/>
+      </w:pPr>
+      <w:r>
+        <w:t xml:space="preserve">音源（Mac）を既設ジャックへ接続し（CN3には何も挿さない）、400Hzのサイン波を再生します。音量を上げていき、ピークレベルが44〜50%あたりで止め、</w:t>
+      </w:r>
+      <w:r>
+        <w:rPr>
+          <w:b/>
+        </w:rPr>
+        <w:t xml:space="preserve">以降は作業が全部終わるまで音量に触りません</w:t>
+      </w:r>
+      <w:r>
+        <w:t xml:space="preserve">。値が安定したら「改造前」の基準値として記録します。</w:t>
+      </w:r>
+    </w:p>
+    <w:p>
+      <w:pPr>
+        <w:pStyle w:val="BodyText"/>
+      </w:pPr>
+      <w:r>
+        <w:rPr>
+          <w:b/>
+        </w:rPr>
+        <w:t xml:space="preserve">工程3　無通電にする【無通電】</w:t>
+      </w:r>
+    </w:p>
+    <w:p>
+      <w:pPr>
+        <w:pStyle w:val="BodyText"/>
+      </w:pPr>
+      <w:r>
+        <w:t xml:space="preserve">再生を止め（音量はそのまま）、Pico 2・CoreS3のUSBケーブルを両方とも抜き、画面が完全に消えたことを確認してから、音源のケーブルも既設ジャックから抜きます。</w:t>
+      </w:r>
+    </w:p>
+    <w:p>
+      <w:pPr>
+        <w:pStyle w:val="BodyText"/>
+      </w:pPr>
+      <w:r>
+        <w:rPr>
+          <w:b/>
+        </w:rPr>
+        <w:t xml:space="preserve">工程4　抵抗を配線に挿入する（はんだ付け）【無通電】</w:t>
+      </w:r>
+    </w:p>
+    <w:p>
+      <w:pPr>
+        <w:pStyle w:val="BodyText"/>
+      </w:pPr>
+      <w:r>
+        <w:t xml:space="preserve">青（L）の線の途中に470Ωを1本入れます。①抵抗のリード線を約5mmに切り詰める　②青い線の中央を切断する　③切断した両側の被覆を約5mm剥く　④</w:t>
+      </w:r>
+      <w:r>
+        <w:rPr>
+          <w:b/>
+        </w:rPr>
+        <w:t xml:space="preserve">熱収縮チューブを先に線へ通す</w:t>
+      </w:r>
+      <w:r>
+        <w:t xml:space="preserve">（この順番を飛ばすと、はんだ付け後には通せません）　⑤⑥両側の芯線を抵抗のリードにはんだ付けする　⑦熱収縮チューブをかぶせて加熱・収縮させる　⑧軽く引っ張って抜けないことを確認する。赤（R）の線にも同じ手順でもう1本の470Ωを入れます。</w:t>
+      </w:r>
+      <w:r>
+        <w:rPr>
+          <w:b/>
+        </w:rPr>
+        <w:t xml:space="preserve">黒（GND）の線には何もしません。</w:t>
+      </w:r>
+    </w:p>
+    <w:p>
+      <w:pPr>
+        <w:pStyle w:val="BodyText"/>
+      </w:pPr>
+      <w:r>
+        <w:rPr>
+          <w:b/>
+        </w:rPr>
+        <w:t xml:space="preserve">工程5　抵抗値とショートの確認【無通電】</w:t>
+      </w:r>
+    </w:p>
+    <w:p>
+      <w:pPr>
+        <w:pStyle w:val="BodyText"/>
+      </w:pPr>
+      <w:r>
+        <w:t xml:space="preserve">CN3に挿す前に、必ずテスターで確認します。自由端のプラグと各コネクタの間の抵抗を測定し、次の値になっていることを確認します。</w:t>
+      </w:r>
+    </w:p>
+    <w:tbl>
+      <w:tblPr>
+        <w:tblStyle w:val="Table"/>
+        <w:tblW w:type="dxa" w:w="9360"/>
+        <w:tblLook w:firstRow="1"/>
+      </w:tblPr>
+      <w:tblGrid>
+        <w:gridCol w:w="6097"/>
+        <w:gridCol w:w="3263"/>
+      </w:tblGrid>
+      <w:tr>
+        <w:trPr>
+          <w:cnfStyle w:firstRow="1"/>
+        </w:trPr>
+        <w:tc>
+          <w:tcPr>
+            <w:tcW w:type="dxa" w:w="6097"/>
+            <w:tcBorders>
+              <w:bottom w:val="single"/>
+            </w:tcBorders>
+            <w:vAlign w:val="bottom"/>
+          </w:tcPr>
+          <w:p>
+            <w:pPr>
+              <w:pStyle w:val="Compact"/>
+              <w:jc w:val="left"/>
+            </w:pPr>
+            <w:r>
+              <w:t xml:space="preserve">測る場所</w:t>
+            </w:r>
+          </w:p>
+        </w:tc>
+        <w:tc>
+          <w:tcPr>
+            <w:tcW w:type="dxa" w:w="3263"/>
+            <w:tcBorders>
+              <w:bottom w:val="single"/>
+            </w:tcBorders>
+            <w:vAlign w:val="bottom"/>
+          </w:tcPr>
+          <w:p>
+            <w:pPr>
+              <w:pStyle w:val="Compact"/>
+              <w:jc w:val="left"/>
+            </w:pPr>
+            <w:r>
+              <w:t xml:space="preserve">期待する値</w:t>
+            </w:r>
+          </w:p>
+        </w:tc>
+      </w:tr>
+      <w:tr>
+        <w:tc>
+          <w:tcPr>
+            <w:tcW w:type="dxa" w:w="6097"/>
+          </w:tcPr>
+          <w:p>
+            <w:pPr>
+              <w:pStyle w:val="Compact"/>
+              <w:jc w:val="left"/>
+            </w:pPr>
+            <w:r>
+              <w:t xml:space="preserve">自由端プラグのチップ（先端）↔青のコネクタ</w:t>
+            </w:r>
+          </w:p>
+        </w:tc>
+        <w:tc>
+          <w:tcPr>
+            <w:tcW w:type="dxa" w:w="3263"/>
+          </w:tcPr>
+          <w:p>
+            <w:pPr>
+              <w:pStyle w:val="Compact"/>
+              <w:jc w:val="left"/>
+            </w:pPr>
+            <w:r>
+              <w:t xml:space="preserve">約440〜500Ω</w:t>
+            </w:r>
+          </w:p>
+        </w:tc>
+      </w:tr>
+      <w:tr>
+        <w:tc>
+          <w:tcPr>
+            <w:tcW w:type="dxa" w:w="6097"/>
+          </w:tcPr>
+          <w:p>
+            <w:pPr>
+              <w:pStyle w:val="Compact"/>
+              <w:jc w:val="left"/>
+            </w:pPr>
+            <w:r>
+              <w:t xml:space="preserve">自由端プラグのリング（中間）↔赤のコネクタ</w:t>
+            </w:r>
+          </w:p>
+        </w:tc>
+        <w:tc>
+          <w:tcPr>
+            <w:tcW w:type="dxa" w:w="3263"/>
+          </w:tcPr>
+          <w:p>
+            <w:pPr>
+              <w:pStyle w:val="Compact"/>
+              <w:jc w:val="left"/>
+            </w:pPr>
+            <w:r>
+              <w:t xml:space="preserve">約440〜500Ω</w:t>
+            </w:r>
+          </w:p>
+        </w:tc>
+      </w:tr>
+      <w:tr>
+        <w:tc>
+          <w:tcPr>
+            <w:tcW w:type="dxa" w:w="6097"/>
+          </w:tcPr>
+          <w:p>
+            <w:pPr>
+              <w:pStyle w:val="Compact"/>
+              <w:jc w:val="left"/>
+            </w:pPr>
+            <w:r>
+              <w:t xml:space="preserve">自由端プラグのスリーブ（根元）↔黒のコネクタ</w:t>
+            </w:r>
+          </w:p>
+        </w:tc>
+        <w:tc>
+          <w:tcPr>
+            <w:tcW w:type="dxa" w:w="3263"/>
+          </w:tcPr>
+          <w:p>
+            <w:pPr>
+              <w:pStyle w:val="Compact"/>
+              <w:jc w:val="left"/>
+            </w:pPr>
+            <w:r>
+              <w:t xml:space="preserve">ほぼ0Ω（1Ω以下）</w:t>
+            </w:r>
+          </w:p>
+        </w:tc>
+      </w:tr>
+    </w:tbl>
+    <w:p>
+      <w:pPr>
+        <w:pStyle w:val="BodyText"/>
+      </w:pPr>
+      <w:r>
+        <w:t xml:space="preserve">続けて、テスターを200kΩ以上（またはオート）に切り替え、青↔赤・青↔黒・赤↔黒の間がいずれも「1」または「OL」（＝導通なし）であることを確認します。0Ω付近が出た場合はどこかでショートしているため、工程4をやり直してください。</w:t>
+      </w:r>
+    </w:p>
+    <w:p>
+      <w:pPr>
+        <w:pStyle w:val="BodyText"/>
+      </w:pPr>
+      <w:r>
+        <w:rPr>
+          <w:b/>
+        </w:rPr>
+        <w:t xml:space="preserve">工程6　CN3へ接続する【無通電】</w:t>
+      </w:r>
+    </w:p>
+    <w:p>
+      <w:pPr>
+        <w:pStyle w:val="BodyText"/>
+      </w:pPr>
+      <w:r>
+        <w:t xml:space="preserve">すべてのUSBが抜けていることを再確認し、PCM1808基板のCN3のシルク文字（L_IN／GND／R_IN）を読みながら、黒→GND、青→L_IN、赤→R_INの順に挿します。1本ずつ正しいピンに乗っているか、抵抗部分が他の部品に押し付けられていないかを目視確認します。</w:t>
+      </w:r>
+    </w:p>
+    <w:p>
+      <w:pPr>
+        <w:pStyle w:val="BodyText"/>
+      </w:pPr>
+      <w:r>
+        <w:t xml:space="preserve">❗</w:t>
+      </w:r>
+      <w:r>
+        <w:t xml:space="preserve"> </w:t>
+      </w:r>
+      <w:r>
+        <w:rPr>
+          <w:b/>
+        </w:rPr>
+        <w:t xml:space="preserve">M2（入力配線）との違い</w:t>
+      </w:r>
+      <w:r>
+        <w:t xml:space="preserve">：CN3は今回「出力」です。配線の挿し方は同じですが、音源はCN3ではなく既設ジャックへ挿します。</w:t>
+      </w:r>
+    </w:p>
+    <w:p>
+      <w:pPr>
+        <w:pStyle w:val="BodyText"/>
+      </w:pPr>
+      <w:r>
+        <w:rPr>
+          <w:b/>
+        </w:rPr>
+        <w:t xml:space="preserve">工程7　通電してレベルを再測定（スピーカー未接続）【通電あり】</w:t>
+      </w:r>
+    </w:p>
+    <w:p>
+      <w:pPr>
+        <w:pStyle w:val="BodyText"/>
+      </w:pPr>
+      <w:r>
+        <w:t xml:space="preserve">LINE OUTジャックには何も挿さず、工程2と同じ条件（同じ音量）でサイン波を再生し、ピークレベルを記録します。</w:t>
+      </w:r>
+      <w:r>
+        <w:rPr>
+          <w:b/>
+        </w:rPr>
+        <w:t xml:space="preserve">工程2とほぼ同じ値（差が±2%以内）なら影響なしと判断できます。</w:t>
+      </w:r>
+    </w:p>
+    <w:p>
+      <w:pPr>
+        <w:pStyle w:val="BodyText"/>
+      </w:pPr>
+      <w:r>
+        <w:rPr>
+          <w:b/>
+        </w:rPr>
+        <w:t xml:space="preserve">工程8　アクティブスピーカーを接続して音を出す【通電あり】</w:t>
+      </w:r>
+    </w:p>
+    <w:p>
+      <w:pPr>
+        <w:pStyle w:val="BodyText"/>
+      </w:pPr>
+      <w:r>
+        <w:t xml:space="preserve">スピーカーの音量を最小にしてからLINE OUTジャックへ接続し、電源を入れて音量をゆっくり上げます。音楽が聞こえ、左右とも出ていて、ハム（ブーン音）が出なければ成功です。</w:t>
+      </w:r>
+    </w:p>
+    <w:p>
+      <w:pPr>
+        <w:pStyle w:val="BodyText"/>
+      </w:pPr>
+      <w:r>
+        <w:rPr>
+          <w:b/>
+        </w:rPr>
+        <w:t xml:space="preserve">工程9　スピーカー接続時のレベルを測定【通電あり】</w:t>
+      </w:r>
+    </w:p>
+    <w:p>
+      <w:pPr>
+        <w:pStyle w:val="BodyText"/>
+      </w:pPr>
+      <w:r>
+        <w:t xml:space="preserve">スピーカーを接続したまま、工程2と同じ条件でもう一度測定します。改造前・スピーカー未接続・スピーカー接続の3つがほぼ同じ値（差が±2%以内）であれば完成です。</w:t>
+      </w:r>
+    </w:p>
+    <w:p>
+      <w:pPr>
+        <w:pStyle w:val="BodyText"/>
+      </w:pPr>
+      <w:r>
+        <w:rPr>
+          <w:b/>
+        </w:rPr>
+        <w:t xml:space="preserve">工程10　元のファームへ戻す【PC作業】</w:t>
+      </w:r>
+    </w:p>
+    <w:p>
+      <w:pPr>
+        <w:pStyle w:val="BodyText"/>
+      </w:pPr>
+      <w:r>
+        <w:t xml:space="preserve">通常運用用のスケッチに書き戻し、起動バナーとST行が表示されること、CoreS3の口パク・グライコが元どおり動くことを確認します。</w:t>
+      </w:r>
+    </w:p>
+    <w:p>
+      <w:pPr>
+        <w:pStyle w:val="BodyText"/>
+      </w:pPr>
+      <w:r>
+        <w:rPr>
+          <w:b/>
+        </w:rPr>
+        <w:t xml:space="preserve">工程11　片付けと最終確認【通電あり】</w:t>
+      </w:r>
+    </w:p>
+    <w:p>
+      <w:pPr>
+        <w:pStyle w:val="BodyText"/>
+      </w:pPr>
+      <w:r>
+        <w:t xml:space="preserve">再生を止めてスピーカーの音量を最小にし、Pico 2の既存配線がすべて元のまま／CN3に3本が正しく挿さっている／抵抗部分に無理な力がかかっていない／既設ジャックに音源、LINE OUTジャックにスピーカーが繋がっている／口パク・グライコが正常に動作する、の5点を最終確認します。</w:t>
+      </w:r>
+    </w:p>
+    <w:p>
+      <w:pPr>
+        <w:pStyle w:val="Heading2"/>
+      </w:pPr>
+      <w:bookmarkStart w:id="68" w:name="完成後にできること"/>
+      <w:r>
+        <w:t xml:space="preserve">11.6 完成後にできること</w:t>
+      </w:r>
+      <w:bookmarkEnd w:id="68"/>
+    </w:p>
+    <w:p>
+      <w:pPr>
+        <w:numPr>
+          <w:ilvl w:val="0"/>
+          <w:numId w:val="1019"/>
+        </w:numPr>
+        <w:pStyle w:val="Compact"/>
+      </w:pPr>
+      <w:r>
+        <w:t xml:space="preserve">音源をかりポムに繋ぐだけで、スピーカーから音を聴きながら口パク・グライコが動く</w:t>
+      </w:r>
+    </w:p>
+    <w:p>
+      <w:pPr>
+        <w:numPr>
+          <w:ilvl w:val="0"/>
+          <w:numId w:val="1019"/>
+        </w:numPr>
+        <w:pStyle w:val="Compact"/>
+      </w:pPr>
+      <w:r>
+        <w:t xml:space="preserve">従来どおり、スピーカーを繋がずに使うこともできる（LINE OUTを空けておくだけ）</w:t>
+      </w:r>
+    </w:p>
+    <w:p>
+      <w:pPr>
+        <w:pStyle w:val="FirstParagraph"/>
+      </w:pPr>
+      <w:r>
+        <w:t xml:space="preserve">💡</w:t>
+      </w:r>
+      <w:r>
+        <w:t xml:space="preserve"> </w:t>
+      </w:r>
+      <w:r>
+        <w:rPr>
+          <w:b/>
+        </w:rPr>
+        <w:t xml:space="preserve">将来Bluetoothを追加する場合</w:t>
+      </w:r>
+      <w:r>
+        <w:t xml:space="preserve">：この回路はそのまま流用できます。MH-M18を追加するときは、CN3の手前に入力切替回路を挿し込むだけで、470Ωから先には一切手を加えません。今回の作業は無駄になりません。</w:t>
+      </w:r>
+    </w:p>
+    <w:p>
+      <w:pPr>
+        <w:pStyle w:val="Heading2"/>
+      </w:pPr>
+      <w:bookmarkStart w:id="69" w:name="トラブルシューティング"/>
+      <w:r>
+        <w:t xml:space="preserve">11.7 トラブルシューティング</w:t>
+      </w:r>
+      <w:bookmarkEnd w:id="69"/>
+    </w:p>
+    <w:tbl>
+      <w:tblPr>
+        <w:tblStyle w:val="Table"/>
+        <w:tblW w:type="dxa" w:w="9360"/>
+        <w:tblLook w:firstRow="1"/>
+      </w:tblPr>
+      <w:tblGrid>
+        <w:gridCol w:w="4481"/>
+        <w:gridCol w:w="4879"/>
+      </w:tblGrid>
+      <w:tr>
+        <w:trPr>
+          <w:cnfStyle w:firstRow="1"/>
+        </w:trPr>
+        <w:tc>
+          <w:tcPr>
+            <w:tcW w:type="dxa" w:w="4481"/>
+            <w:tcBorders>
+              <w:bottom w:val="single"/>
+            </w:tcBorders>
+            <w:vAlign w:val="bottom"/>
+          </w:tcPr>
+          <w:p>
+            <w:pPr>
+              <w:pStyle w:val="Compact"/>
+              <w:jc w:val="left"/>
+            </w:pPr>
+            <w:r>
+              <w:t xml:space="preserve">症状</w:t>
+            </w:r>
+          </w:p>
+        </w:tc>
+        <w:tc>
+          <w:tcPr>
+            <w:tcW w:type="dxa" w:w="4879"/>
+            <w:tcBorders>
+              <w:bottom w:val="single"/>
+            </w:tcBorders>
+            <w:vAlign w:val="bottom"/>
+          </w:tcPr>
+          <w:p>
+            <w:pPr>
+              <w:pStyle w:val="Compact"/>
+              <w:jc w:val="left"/>
+            </w:pPr>
+            <w:r>
+              <w:t xml:space="preserve">対処</w:t>
+            </w:r>
+          </w:p>
+        </w:tc>
+      </w:tr>
+      <w:tr>
+        <w:tc>
+          <w:tcPr>
+            <w:tcW w:type="dxa" w:w="4481"/>
+          </w:tcPr>
+          <w:p>
+            <w:pPr>
+              <w:pStyle w:val="Compact"/>
+              <w:jc w:val="left"/>
+            </w:pPr>
+            <w:r>
+              <w:t xml:space="preserve">はんだが芋状で光沢がない</w:t>
+            </w:r>
+          </w:p>
+        </w:tc>
+        <w:tc>
+          <w:tcPr>
+            <w:tcW w:type="dxa" w:w="4879"/>
+          </w:tcPr>
+          <w:p>
+            <w:pPr>
+              <w:pStyle w:val="Compact"/>
+              <w:jc w:val="left"/>
+            </w:pPr>
+            <w:r>
+              <w:t xml:space="preserve">加熱不足。もう一度こてを当て直す</w:t>
+            </w:r>
+          </w:p>
+        </w:tc>
+      </w:tr>
+      <w:tr>
+        <w:tc>
+          <w:tcPr>
+            <w:tcW w:type="dxa" w:w="4481"/>
+          </w:tcPr>
+          <w:p>
+            <w:pPr>
+              <w:pStyle w:val="Compact"/>
+              <w:jc w:val="left"/>
+            </w:pPr>
+            <w:r>
+              <w:t xml:space="preserve">引っ張ると抜ける</w:t>
+            </w:r>
+          </w:p>
+        </w:tc>
+        <w:tc>
+          <w:tcPr>
+            <w:tcW w:type="dxa" w:w="4879"/>
+          </w:tcPr>
+          <w:p>
+            <w:pPr>
+              <w:pStyle w:val="Compact"/>
+              <w:jc w:val="left"/>
+            </w:pPr>
+            <w:r>
+              <w:t xml:space="preserve">接続不良。やり直す</w:t>
+            </w:r>
+          </w:p>
+        </w:tc>
+      </w:tr>
+      <w:tr>
+        <w:tc>
+          <w:tcPr>
+            <w:tcW w:type="dxa" w:w="4481"/>
+          </w:tcPr>
+          <w:p>
+            <w:pPr>
+              <w:pStyle w:val="Compact"/>
+              <w:jc w:val="left"/>
+            </w:pPr>
+            <w:r>
+              <w:t xml:space="preserve">チューブを通し忘れた</w:t>
+            </w:r>
+          </w:p>
+        </w:tc>
+        <w:tc>
+          <w:tcPr>
+            <w:tcW w:type="dxa" w:w="4879"/>
+          </w:tcPr>
+          <w:p>
+            <w:pPr>
+              <w:pStyle w:val="Compact"/>
+              <w:jc w:val="left"/>
+            </w:pPr>
+            <w:r>
+              <w:t xml:space="preserve">カッターで縦に切って外し、新しいものを通してやり直す</w:t>
+            </w:r>
+          </w:p>
+        </w:tc>
+      </w:tr>
+      <w:tr>
+        <w:tc>
+          <w:tcPr>
+            <w:tcW w:type="dxa" w:w="4481"/>
+          </w:tcPr>
+          <w:p>
+            <w:pPr>
+              <w:pStyle w:val="Compact"/>
+              <w:jc w:val="left"/>
+            </w:pPr>
+            <w:r>
+              <w:t xml:space="preserve">工程5で抵抗値が期待範囲に入らない（2回やり直しても）</w:t>
+            </w:r>
+          </w:p>
+        </w:tc>
+        <w:tc>
+          <w:tcPr>
+            <w:tcW w:type="dxa" w:w="4879"/>
+          </w:tcPr>
+          <w:p>
+            <w:pPr>
+              <w:pStyle w:val="Compact"/>
+              <w:jc w:val="left"/>
+            </w:pPr>
+            <w:r>
+              <w:t xml:space="preserve">配線の再確認、または抵抗の交換</w:t>
+            </w:r>
+          </w:p>
+        </w:tc>
+      </w:tr>
+      <w:tr>
+        <w:tc>
+          <w:tcPr>
+            <w:tcW w:type="dxa" w:w="4481"/>
+          </w:tcPr>
+          <w:p>
+            <w:pPr>
+              <w:pStyle w:val="Compact"/>
+              <w:jc w:val="left"/>
+            </w:pPr>
+            <w:r>
+              <w:t xml:space="preserve">工程5でショートが見つかる（2回やり直しても）</w:t>
+            </w:r>
+          </w:p>
+        </w:tc>
+        <w:tc>
+          <w:tcPr>
+            <w:tcW w:type="dxa" w:w="4879"/>
+          </w:tcPr>
+          <w:p>
+            <w:pPr>
+              <w:pStyle w:val="Compact"/>
+              <w:jc w:val="left"/>
+            </w:pPr>
+            <w:r>
+              <w:t xml:space="preserve">はんだ付け箇所の再確認</w:t>
+            </w:r>
+          </w:p>
+        </w:tc>
+      </w:tr>
+      <w:tr>
+        <w:tc>
+          <w:tcPr>
+            <w:tcW w:type="dxa" w:w="4481"/>
+          </w:tcPr>
+          <w:p>
+            <w:pPr>
+              <w:pStyle w:val="Compact"/>
+              <w:jc w:val="left"/>
+            </w:pPr>
+            <w:r>
+              <w:t xml:space="preserve">工程7でレベルが5%以上下がった</w:t>
+            </w:r>
+          </w:p>
+        </w:tc>
+        <w:tc>
+          <w:tcPr>
+            <w:tcW w:type="dxa" w:w="4879"/>
+          </w:tcPr>
+          <w:p>
+            <w:pPr>
+              <w:pStyle w:val="Compact"/>
+              <w:jc w:val="left"/>
+            </w:pPr>
+            <w:r>
+              <w:t xml:space="preserve">USBを抜き、配線・CN3の挿し位置を再確認</w:t>
+            </w:r>
+          </w:p>
+        </w:tc>
+      </w:tr>
+      <w:tr>
+        <w:tc>
+          <w:tcPr>
+            <w:tcW w:type="dxa" w:w="4481"/>
+          </w:tcPr>
+          <w:p>
+            <w:pPr>
+              <w:pStyle w:val="Compact"/>
+              <w:jc w:val="left"/>
+            </w:pPr>
+            <w:r>
+              <w:t xml:space="preserve">工程8で音が出ない</w:t>
+            </w:r>
+          </w:p>
+        </w:tc>
+        <w:tc>
+          <w:tcPr>
+            <w:tcW w:type="dxa" w:w="4879"/>
+          </w:tcPr>
+          <w:p>
+            <w:pPr>
+              <w:pStyle w:val="Compact"/>
+              <w:jc w:val="left"/>
+            </w:pPr>
+            <w:r>
+              <w:t xml:space="preserve">Macの音量、スピーカーの入力切替、ケーブルの挿し込みを確認</w:t>
+            </w:r>
+          </w:p>
+        </w:tc>
+      </w:tr>
+      <w:tr>
+        <w:tc>
+          <w:tcPr>
+            <w:tcW w:type="dxa" w:w="4481"/>
+          </w:tcPr>
+          <w:p>
+            <w:pPr>
+              <w:pStyle w:val="Compact"/>
+              <w:jc w:val="left"/>
+            </w:pPr>
+            <w:r>
+              <w:t xml:space="preserve">工程8で片方のチャンネルしか出ない</w:t>
+            </w:r>
+          </w:p>
+        </w:tc>
+        <w:tc>
+          <w:tcPr>
+            <w:tcW w:type="dxa" w:w="4879"/>
+          </w:tcPr>
+          <w:p>
+            <w:pPr>
+              <w:pStyle w:val="Compact"/>
+              <w:jc w:val="left"/>
+            </w:pPr>
+            <w:r>
+              <w:t xml:space="preserve">青または赤の接続不良。工程4からやり直す</w:t>
+            </w:r>
+          </w:p>
+        </w:tc>
+      </w:tr>
+      <w:tr>
+        <w:tc>
+          <w:tcPr>
+            <w:tcW w:type="dxa" w:w="4481"/>
+          </w:tcPr>
+          <w:p>
+            <w:pPr>
+              <w:pStyle w:val="Compact"/>
+              <w:jc w:val="left"/>
+            </w:pPr>
+            <w:r>
+              <w:t xml:space="preserve">工程8でハム（ブーン音）が出る</w:t>
+            </w:r>
+          </w:p>
+        </w:tc>
+        <w:tc>
+          <w:tcPr>
+            <w:tcW w:type="dxa" w:w="4879"/>
+          </w:tcPr>
+          <w:p>
+            <w:pPr>
+              <w:pStyle w:val="Compact"/>
+              <w:jc w:val="left"/>
+            </w:pPr>
+            <w:r>
+              <w:t xml:space="preserve">グラウンドループの可能性。音量を下げて記録し、相談する</w:t>
+            </w:r>
+          </w:p>
+        </w:tc>
+      </w:tr>
+      <w:tr>
+        <w:tc>
+          <w:tcPr>
+            <w:tcW w:type="dxa" w:w="4481"/>
+          </w:tcPr>
+          <w:p>
+            <w:pPr>
+              <w:pStyle w:val="Compact"/>
+              <w:jc w:val="left"/>
+            </w:pPr>
+            <w:r>
+              <w:t xml:space="preserve">工程9でスピーカー接続時だけレベルが大きく下がる</w:t>
+            </w:r>
+          </w:p>
+        </w:tc>
+        <w:tc>
+          <w:tcPr>
+            <w:tcW w:type="dxa" w:w="4879"/>
+          </w:tcPr>
+          <w:p>
+            <w:pPr>
+              <w:pStyle w:val="Compact"/>
+              <w:jc w:val="left"/>
+            </w:pPr>
+            <w:r>
+              <w:t xml:space="preserve">スピーカー側の入力インピーダンスが低い可能性</w:t>
+            </w:r>
+          </w:p>
+        </w:tc>
+      </w:tr>
+      <w:tr>
+        <w:tc>
+          <w:tcPr>
+            <w:tcW w:type="dxa" w:w="4481"/>
+          </w:tcPr>
+          <w:p>
+            <w:pPr>
+              <w:pStyle w:val="Compact"/>
+              <w:jc w:val="left"/>
+            </w:pPr>
+            <w:r>
+              <w:t xml:space="preserve">工程10で元のファームに戻せない</w:t>
+            </w:r>
+          </w:p>
+        </w:tc>
+        <w:tc>
+          <w:tcPr>
+            <w:tcW w:type="dxa" w:w="4879"/>
+          </w:tcPr>
+          <w:p>
+            <w:pPr>
+              <w:pStyle w:val="Compact"/>
+              <w:jc w:val="left"/>
+            </w:pPr>
+            <w:r>
+              <w:t xml:space="preserve">BOOTSELボタンを押しながらUSBを挿し直す</w:t>
+            </w:r>
+          </w:p>
+        </w:tc>
+      </w:tr>
+    </w:tbl>
+    <w:p>
+      <w:pPr>
+        <w:pStyle w:val="BodyText"/>
+      </w:pPr>
+      <w:r>
+        <w:t xml:space="preserve">💡 はんだごてで火傷した、焦げた匂いがした場合は、直ちに作業を中断してください。判断に迷う症状は、記録した測定値とあわせてChatGPTなどのAIに相談する方法もおすすめです。</w:t>
+      </w:r>
+    </w:p>
+    <w:p>
+      <w:r>
+        <w:br w:type="page"/>
+      </w:r>
+    </w:p>
+    <w:p>
+      <w:pPr>
+        <w:pStyle w:val="Heading1"/>
+      </w:pPr>
+      <w:bookmarkStart w:id="70" w:name="第12章-発展オプションbluetooth入力mh-m18"/>
+      <w:r>
+        <w:t xml:space="preserve">第12章 発展オプション：Bluetooth入力（MH-M18）</w:t>
+      </w:r>
+      <w:bookmarkEnd w:id="70"/>
+    </w:p>
+    <w:p>
+      <w:pPr>
+        <w:pStyle w:val="FirstParagraph"/>
+      </w:pPr>
+      <w:r>
+        <w:rPr>
+          <w:b/>
+        </w:rPr>
+        <w:t xml:space="preserve">現在の推奨構成は、第11章までのLINE OUT増設です。Bluetooth化は現在の推奨構成ではありません。</w:t>
+      </w:r>
+      <w:r>
+        <w:t xml:space="preserve"> </w:t>
+      </w:r>
+      <w:r>
+        <w:t xml:space="preserve">この章は、将来ケーブルなしで音源を入力したい方向けに、現時点での設計検討結果と、安全に作業を進めるための最初の手順（初回通電・DCオフセット測定）をまとめた設計資料です。</w:t>
+      </w:r>
+    </w:p>
+    <w:p>
+      <w:pPr>
+        <w:pStyle w:val="Heading2"/>
+      </w:pPr>
+      <w:bookmarkStart w:id="71" w:name="これは何をする工作か-1"/>
+      <w:r>
+        <w:t xml:space="preserve">12.1 これは何をする工作か</w:t>
+      </w:r>
+      <w:bookmarkEnd w:id="71"/>
+    </w:p>
+    <w:p>
+      <w:pPr>
+        <w:pStyle w:val="FirstParagraph"/>
+      </w:pPr>
+      <w:r>
+        <w:rPr>
+          <w:b/>
+        </w:rPr>
+        <w:t xml:space="preserve">MH-M18</w:t>
+      </w:r>
+      <w:r>
+        <w:t xml:space="preserve">は、Bluetooth（A2DP）で受信した音声を、そのままアナログのL/R信号として出力する小型モジュールです。これをKaripom Earに追加すると、スマホやPCから</w:t>
+      </w:r>
+      <w:r>
+        <w:rPr>
+          <w:b/>
+        </w:rPr>
+        <w:t xml:space="preserve">ケーブルを挿さずに</w:t>
+      </w:r>
+      <w:r>
+        <w:t xml:space="preserve">音源を送れるようになる構想です。</w:t>
+      </w:r>
+    </w:p>
+    <w:p>
+      <w:pPr>
+        <w:pStyle w:val="BodyText"/>
+      </w:pPr>
+      <w:r>
+        <w:t xml:space="preserve">現時点では、①MH-M18を安全に初めて通電し、Bluetooth接続を確認する、②後続の回路設計に必要な</w:t>
+      </w:r>
+      <w:r>
+        <w:rPr>
+          <w:b/>
+        </w:rPr>
+        <w:t xml:space="preserve">L/R出力のDCオフセット（直流電圧の有無）を測定する</w:t>
+      </w:r>
+      <w:r>
+        <w:t xml:space="preserve">、という2つの安全確認までが手順として確立しています。その先（カップリングコンデンサの要否、CN3手前の入力切替回路の実配線）は、この測定結果を踏まえて設計を確定させるため、次のアップデートで本書に追記予定です。</w:t>
+      </w:r>
+    </w:p>
+    <w:p>
+      <w:pPr>
+        <w:pStyle w:val="BodyText"/>
+      </w:pPr>
+      <w:r>
+        <w:t xml:space="preserve">💡 「Bluetooth化を行う場合は、この章だけで製作できるレベルを維持する」という方針のもと、現時点で安全に進められる工程はすべて収録しています。</w:t>
+      </w:r>
+    </w:p>
+    <w:p>
+      <w:pPr>
+        <w:pStyle w:val="Heading2"/>
+      </w:pPr>
+      <w:bookmarkStart w:id="72" w:name="設計方針入力レベル評価"/>
+      <w:r>
+        <w:t xml:space="preserve">12.2 設計方針・入力レベル評価</w:t>
+      </w:r>
+      <w:bookmarkEnd w:id="72"/>
+    </w:p>
+    <w:p>
+      <w:pPr>
+        <w:pStyle w:val="FirstParagraph"/>
+      </w:pPr>
+      <w:r>
+        <w:t xml:space="preserve">Bluetooth入力を追加するにあたり、まず有線LINE IN（第2〜10章のPCM1808経由の入力）の実際のレベルを実測し、Bluetooth側の設計目標を決める評価（社内呼称「M3a」）を行いました。</w:t>
+      </w:r>
+    </w:p>
+    <w:p>
+      <w:pPr>
+        <w:pStyle w:val="BodyText"/>
+      </w:pPr>
+      <w:r>
+        <w:rPr>
+          <w:b/>
+        </w:rPr>
+        <w:t xml:space="preserve">測定環境</w:t>
+      </w:r>
+      <w:r>
+        <w:t xml:space="preserve">：ADC＝PCM1808、MCU＝Raspberry Pi Pico 2、テスト信号＝400Hzサイン波（Audacityで再生、MacBook Proの3.5mmヘッドホン出力を使用）</w:t>
+      </w:r>
+    </w:p>
+    <w:p>
+      <w:pPr>
+        <w:pStyle w:val="BodyText"/>
+      </w:pPr>
+      <w:r>
+        <w:rPr>
+          <w:b/>
+        </w:rPr>
+        <w:t xml:space="preserve">通常使用レベル（設計基準）</w:t>
+      </w:r>
+      <w:r>
+        <w:t xml:space="preserve">：peakL＝44.18%・peakR＝46.08%（L＝−7.1dBFS・R＝−6.7dBFS）、clip／mis／ovfすべて0、左右差は約0.37dB。データ欠落・オーバーフローともになく、この値をPCM1808側の設計基準として採用しました。</w:t>
+      </w:r>
+    </w:p>
+    <w:p>
+      <w:pPr>
+        <w:pStyle w:val="BodyText"/>
+      </w:pPr>
+      <w:r>
+        <w:rPr>
+          <w:b/>
+        </w:rPr>
+        <w:t xml:space="preserve">最大音量試験</w:t>
+      </w:r>
+      <w:r>
+        <w:t xml:space="preserve">：Mac側の音量を最大にしても、peakL＝88.89%・peakR＝91.37%（約−1.0dBFS）でクリップは発生せず、約1dBのヘッドルームを確認できました。この結果から、</w:t>
+      </w:r>
+      <w:r>
+        <w:rPr>
+          <w:b/>
+        </w:rPr>
+        <w:t xml:space="preserve">有線LINE IN側には追加の減衰回路は不要</w:t>
+      </w:r>
+      <w:r>
+        <w:t xml:space="preserve">と判断しています。</w:t>
+      </w:r>
+    </w:p>
+    <w:p>
+      <w:pPr>
+        <w:pStyle w:val="BodyText"/>
+      </w:pPr>
+      <w:r>
+        <w:rPr>
+          <w:b/>
+        </w:rPr>
+        <w:t xml:space="preserve">設計結論</w:t>
+      </w:r>
+      <w:r>
+        <w:t xml:space="preserve">：有線LINE INは現在の回路（PCM1808への直結）をそのまま採用し、</w:t>
+      </w:r>
+      <w:r>
+        <w:rPr>
+          <w:b/>
+        </w:rPr>
+        <w:t xml:space="preserve">分圧回路（電圧を落とす抵抗）はBluetooth入力側にのみ追加する</w:t>
+      </w:r>
+      <w:r>
+        <w:t xml:space="preserve">方針としました。Bluetoothモジュールの出力レベルは規格上さまざまなため、有線側とは切り分けて個別に調整できるようにするためです。</w:t>
+      </w:r>
+    </w:p>
+    <w:p>
+      <w:pPr>
+        <w:pStyle w:val="BodyText"/>
+      </w:pPr>
+      <w:r>
+        <w:rPr>
+          <w:b/>
+        </w:rPr>
+        <w:t xml:space="preserve">Bluetooth入力の目標レベル</w:t>
+      </w:r>
+      <w:r>
+        <w:t xml:space="preserve">：peakL≒70%（約−3.1dBFS）を目標とします。これは、有線側の最大入力（約−1.0dBFS）よりさらに約2dBの余裕を確保し、iPhone側の音量を最大（A2DP最大音量）にしてもクリップしにくくするための設計値です。</w:t>
+      </w:r>
+    </w:p>
+    <w:p>
+      <w:pPr>
+        <w:pStyle w:val="BodyText"/>
+      </w:pPr>
+      <w:r>
+        <w:rPr>
+          <w:b/>
+        </w:rPr>
+        <w:t xml:space="preserve">Phase 1設計方針（比率校正方式）</w:t>
+      </w:r>
+      <w:r>
+        <w:t xml:space="preserve">：分圧抵抗は、まず試験用の値（R1＝10kΩ、R2＝1kΩ、分圧比 約−20.8dB）で実際に測定し、そこから　</w:t>
+      </w:r>
+      <w:r>
+        <w:rPr>
+          <w:b/>
+        </w:rPr>
+        <w:t xml:space="preserve">必要分圧比 ＝ 試験分圧比 × (目標peak ÷ 実測peak)</w:t>
+      </w:r>
+      <w:r>
+        <w:t xml:space="preserve">　の式で最終的な抵抗値を個体ごとに校正して決定する方式を採用します。Bluetoothモジュールの出力レベルには個体差があるため、固定値ではなく実測にもとづく校正を前提とした設計です。</w:t>
+      </w:r>
+    </w:p>
+    <w:p>
+      <w:pPr>
+        <w:pStyle w:val="BodyText"/>
+      </w:pPr>
+      <w:r>
+        <w:rPr>
+          <w:b/>
+        </w:rPr>
+        <w:t xml:space="preserve">FFT関連パラメータ</w:t>
+      </w:r>
+      <w:r>
+        <w:t xml:space="preserve">：</w:t>
+      </w:r>
+      <w:r>
+        <w:rPr>
+          <w:rStyle w:val="VerbatimChar"/>
+        </w:rPr>
+        <w:t xml:space="preserve">GATE_OPEN_DB = -45dBFS</w:t>
+      </w:r>
+      <w:r>
+        <w:t xml:space="preserve">・</w:t>
+      </w:r>
+      <w:r>
+        <w:rPr>
+          <w:rStyle w:val="VerbatimChar"/>
+        </w:rPr>
+        <w:t xml:space="preserve">FFT_FLOOR_DB = -63dB</w:t>
+      </w:r>
+      <w:r>
+        <w:t xml:space="preserve">は、現行のPCM1808側の値をそのまま使用する予定です。Bluetooth入力を含めた最終確認は、今後のPhase 2で実施します。</w:t>
+      </w:r>
+    </w:p>
+    <w:p>
+      <w:pPr>
+        <w:pStyle w:val="Heading2"/>
+      </w:pPr>
+      <w:bookmarkStart w:id="73" w:name="現在の完成状況-1"/>
+      <w:r>
+        <w:t xml:space="preserve">12.3 現在の完成状況</w:t>
+      </w:r>
+      <w:bookmarkEnd w:id="73"/>
+    </w:p>
+    <w:tbl>
+      <w:tblPr>
+        <w:tblStyle w:val="Table"/>
+        <w:tblW w:type="dxa" w:w="9360"/>
+        <w:tblLook w:firstRow="1"/>
+      </w:tblPr>
+      <w:tblGrid>
+        <w:gridCol w:w="6030"/>
+        <w:gridCol w:w="3330"/>
+      </w:tblGrid>
+      <w:tr>
+        <w:trPr>
+          <w:cnfStyle w:firstRow="1"/>
+        </w:trPr>
+        <w:tc>
+          <w:tcPr>
+            <w:tcW w:type="dxa" w:w="6030"/>
+            <w:tcBorders>
+              <w:bottom w:val="single"/>
+            </w:tcBorders>
+            <w:vAlign w:val="bottom"/>
+          </w:tcPr>
+          <w:p>
+            <w:pPr>
+              <w:pStyle w:val="Compact"/>
+              <w:jc w:val="left"/>
+            </w:pPr>
+            <w:r>
+              <w:t xml:space="preserve">項目</w:t>
+            </w:r>
+          </w:p>
+        </w:tc>
+        <w:tc>
+          <w:tcPr>
+            <w:tcW w:type="dxa" w:w="3330"/>
+            <w:tcBorders>
+              <w:bottom w:val="single"/>
+            </w:tcBorders>
+            <w:vAlign w:val="bottom"/>
+          </w:tcPr>
+          <w:p>
+            <w:pPr>
+              <w:pStyle w:val="Compact"/>
+              <w:jc w:val="left"/>
+            </w:pPr>
+            <w:r>
+              <w:t xml:space="preserve">状況</w:t>
+            </w:r>
+          </w:p>
+        </w:tc>
+      </w:tr>
+      <w:tr>
+        <w:tc>
+          <w:tcPr>
+            <w:tcW w:type="dxa" w:w="6030"/>
+          </w:tcPr>
+          <w:p>
+            <w:pPr>
+              <w:pStyle w:val="Compact"/>
+              <w:jc w:val="left"/>
+            </w:pPr>
+            <w:r>
+              <w:t xml:space="preserve">入力レベル評価（有線LINE INの基準値・Bluetooth目標値の算出）</w:t>
+            </w:r>
+          </w:p>
+        </w:tc>
+        <w:tc>
+          <w:tcPr>
+            <w:tcW w:type="dxa" w:w="3330"/>
+          </w:tcPr>
+          <w:p>
+            <w:pPr>
+              <w:pStyle w:val="Compact"/>
+              <w:jc w:val="left"/>
+            </w:pPr>
+            <w:r>
+              <w:t xml:space="preserve">✅ 完了</w:t>
+            </w:r>
+          </w:p>
+        </w:tc>
+      </w:tr>
+      <w:tr>
+        <w:tc>
+          <w:tcPr>
+            <w:tcW w:type="dxa" w:w="6030"/>
+          </w:tcPr>
+          <w:p>
+            <w:pPr>
+              <w:pStyle w:val="Compact"/>
+              <w:jc w:val="left"/>
+            </w:pPr>
+            <w:r>
+              <w:t xml:space="preserve">MH-M18の初回通電・Bluetooth接続確認の手順</w:t>
+            </w:r>
+          </w:p>
+        </w:tc>
+        <w:tc>
+          <w:tcPr>
+            <w:tcW w:type="dxa" w:w="3330"/>
+          </w:tcPr>
+          <w:p>
+            <w:pPr>
+              <w:pStyle w:val="Compact"/>
+              <w:jc w:val="left"/>
+            </w:pPr>
+            <w:r>
+              <w:t xml:space="preserve">✅ 確立済み</w:t>
+            </w:r>
+          </w:p>
+        </w:tc>
+      </w:tr>
+      <w:tr>
+        <w:tc>
+          <w:tcPr>
+            <w:tcW w:type="dxa" w:w="6030"/>
+          </w:tcPr>
+          <w:p>
+            <w:pPr>
+              <w:pStyle w:val="Compact"/>
+              <w:jc w:val="left"/>
+            </w:pPr>
+            <w:r>
+              <w:t xml:space="preserve">L/R出力のDCオフセット測定手順</w:t>
+            </w:r>
+          </w:p>
+        </w:tc>
+        <w:tc>
+          <w:tcPr>
+            <w:tcW w:type="dxa" w:w="3330"/>
+          </w:tcPr>
+          <w:p>
+            <w:pPr>
+              <w:pStyle w:val="Compact"/>
+              <w:jc w:val="left"/>
+            </w:pPr>
+            <w:r>
+              <w:t xml:space="preserve">✅ 確立済み（個体ごとに実施が必要）</w:t>
+            </w:r>
+          </w:p>
+        </w:tc>
+      </w:tr>
+      <w:tr>
+        <w:tc>
+          <w:tcPr>
+            <w:tcW w:type="dxa" w:w="6030"/>
+          </w:tcPr>
+          <w:p>
+            <w:pPr>
+              <w:pStyle w:val="Compact"/>
+              <w:jc w:val="left"/>
+            </w:pPr>
+            <w:r>
+              <w:t xml:space="preserve">カップリング回路（コンデンサの要否）の確定</w:t>
+            </w:r>
+          </w:p>
+        </w:tc>
+        <w:tc>
+          <w:tcPr>
+            <w:tcW w:type="dxa" w:w="3330"/>
+          </w:tcPr>
+          <w:p>
+            <w:pPr>
+              <w:pStyle w:val="Compact"/>
+              <w:jc w:val="left"/>
+            </w:pPr>
+            <w:r>
+              <w:t xml:space="preserve">🔲 測定結果待ち</w:t>
+            </w:r>
+          </w:p>
+        </w:tc>
+      </w:tr>
+      <w:tr>
+        <w:tc>
+          <w:tcPr>
+            <w:tcW w:type="dxa" w:w="6030"/>
+          </w:tcPr>
+          <w:p>
+            <w:pPr>
+              <w:pStyle w:val="Compact"/>
+              <w:jc w:val="left"/>
+            </w:pPr>
+            <w:r>
+              <w:t xml:space="preserve">分圧抵抗の最終値の校正</w:t>
+            </w:r>
+          </w:p>
+        </w:tc>
+        <w:tc>
+          <w:tcPr>
+            <w:tcW w:type="dxa" w:w="3330"/>
+          </w:tcPr>
+          <w:p>
+            <w:pPr>
+              <w:pStyle w:val="Compact"/>
+              <w:jc w:val="left"/>
+            </w:pPr>
+            <w:r>
+              <w:t xml:space="preserve">🔲 測定結果待ち</w:t>
+            </w:r>
+          </w:p>
+        </w:tc>
+      </w:tr>
+      <w:tr>
+        <w:tc>
+          <w:tcPr>
+            <w:tcW w:type="dxa" w:w="6030"/>
+          </w:tcPr>
+          <w:p>
+            <w:pPr>
+              <w:pStyle w:val="Compact"/>
+              <w:jc w:val="left"/>
+            </w:pPr>
+            <w:r>
+              <w:t xml:space="preserve">CN3手前への入力切替回路の実配線</w:t>
+            </w:r>
+          </w:p>
+        </w:tc>
+        <w:tc>
+          <w:tcPr>
+            <w:tcW w:type="dxa" w:w="3330"/>
+          </w:tcPr>
+          <w:p>
+            <w:pPr>
+              <w:pStyle w:val="Compact"/>
+              <w:jc w:val="left"/>
+            </w:pPr>
+            <w:r>
+              <w:t xml:space="preserve">🔲 未着手</w:t>
+            </w:r>
+          </w:p>
+        </w:tc>
+      </w:tr>
+    </w:tbl>
+    <w:p>
+      <w:pPr>
+        <w:pStyle w:val="Heading2"/>
+      </w:pPr>
+      <w:bookmarkStart w:id="74" w:name="用意するもの-1"/>
+      <w:r>
+        <w:t xml:space="preserve">12.4 用意するもの</w:t>
+      </w:r>
+      <w:bookmarkEnd w:id="74"/>
+    </w:p>
+    <w:tbl>
+      <w:tblPr>
+        <w:tblStyle w:val="Table"/>
+        <w:tblW w:type="dxa" w:w="9360"/>
+        <w:tblLook w:firstRow="1"/>
+      </w:tblPr>
+      <w:tblGrid>
+        <w:gridCol w:w="3821"/>
+        <w:gridCol w:w="1016"/>
+        <w:gridCol w:w="4523"/>
+      </w:tblGrid>
+      <w:tr>
+        <w:trPr>
+          <w:cnfStyle w:firstRow="1"/>
+        </w:trPr>
+        <w:tc>
+          <w:tcPr>
+            <w:tcW w:type="dxa" w:w="3821"/>
+            <w:tcBorders>
+              <w:bottom w:val="single"/>
+            </w:tcBorders>
+            <w:vAlign w:val="bottom"/>
+          </w:tcPr>
+          <w:p>
+            <w:pPr>
+              <w:pStyle w:val="Compact"/>
+              <w:jc w:val="left"/>
+            </w:pPr>
+            <w:r>
+              <w:t xml:space="preserve">品目</w:t>
+            </w:r>
+          </w:p>
+        </w:tc>
+        <w:tc>
+          <w:tcPr>
+            <w:tcW w:type="dxa" w:w="1016"/>
+            <w:tcBorders>
+              <w:bottom w:val="single"/>
+            </w:tcBorders>
+            <w:vAlign w:val="bottom"/>
+          </w:tcPr>
+          <w:p>
+            <w:pPr>
+              <w:pStyle w:val="Compact"/>
+              <w:jc w:val="left"/>
+            </w:pPr>
+            <w:r>
+              <w:t xml:space="preserve">数</w:t>
+            </w:r>
+          </w:p>
+        </w:tc>
+        <w:tc>
+          <w:tcPr>
+            <w:tcW w:type="dxa" w:w="4523"/>
+            <w:tcBorders>
+              <w:bottom w:val="single"/>
+            </w:tcBorders>
+            <w:vAlign w:val="bottom"/>
+          </w:tcPr>
+          <w:p>
+            <w:pPr>
+              <w:pStyle w:val="Compact"/>
+              <w:jc w:val="left"/>
+            </w:pPr>
+            <w:r>
+              <w:t xml:space="preserve">備考</w:t>
+            </w:r>
+          </w:p>
+        </w:tc>
+      </w:tr>
+      <w:tr>
+        <w:tc>
+          <w:tcPr>
+            <w:tcW w:type="dxa" w:w="3821"/>
+          </w:tcPr>
+          <w:p>
+            <w:pPr>
+              <w:pStyle w:val="Compact"/>
+              <w:jc w:val="left"/>
+            </w:pPr>
+            <w:r>
+              <w:t xml:space="preserve">MH-M18（6ピンヘッダはんだ付け済み）</w:t>
+            </w:r>
+          </w:p>
+        </w:tc>
+        <w:tc>
+          <w:tcPr>
+            <w:tcW w:type="dxa" w:w="1016"/>
+          </w:tcPr>
+          <w:p>
+            <w:pPr>
+              <w:pStyle w:val="Compact"/>
+              <w:jc w:val="left"/>
+            </w:pPr>
+            <w:r>
+              <w:t xml:space="preserve">1</w:t>
+            </w:r>
+          </w:p>
+        </w:tc>
+        <w:tc>
+          <w:tcPr>
+            <w:tcW w:type="dxa" w:w="4523"/>
+          </w:tcPr>
+          <w:p>
+            <w:pPr>
+              <w:pStyle w:val="Compact"/>
+              <w:jc w:val="left"/>
+            </w:pPr>
+            <w:r>
+              <w:t xml:space="preserve">購入済みのものを使用</w:t>
+            </w:r>
+          </w:p>
+        </w:tc>
+      </w:tr>
+      <w:tr>
+        <w:tc>
+          <w:tcPr>
+            <w:tcW w:type="dxa" w:w="3821"/>
+          </w:tcPr>
+          <w:p>
+            <w:pPr>
+              <w:pStyle w:val="Compact"/>
+              <w:jc w:val="left"/>
+            </w:pPr>
+            <w:r>
+              <w:t xml:space="preserve">ジャンパーワイヤ（メス–メス、赤系1本・黒1本）</w:t>
+            </w:r>
+          </w:p>
+        </w:tc>
+        <w:tc>
+          <w:tcPr>
+            <w:tcW w:type="dxa" w:w="1016"/>
+          </w:tcPr>
+          <w:p>
+            <w:pPr>
+              <w:pStyle w:val="Compact"/>
+              <w:jc w:val="left"/>
+            </w:pPr>
+            <w:r>
+              <w:t xml:space="preserve">2</w:t>
+            </w:r>
+          </w:p>
+        </w:tc>
+        <w:tc>
+          <w:tcPr>
+            <w:tcW w:type="dxa" w:w="4523"/>
+          </w:tcPr>
+          <w:p>
+            <w:pPr>
+              <w:pStyle w:val="Compact"/>
+              <w:jc w:val="left"/>
+            </w:pPr>
+            <w:r>
+              <w:rPr>
+                <w:b/>
+              </w:rPr>
+              <w:t xml:space="preserve">両端メスが必須</w:t>
+            </w:r>
+            <w:r>
+              <w:t xml:space="preserve">（Pico・MH-M18とも既にオスピンのため）</w:t>
+            </w:r>
+          </w:p>
+        </w:tc>
+      </w:tr>
+      <w:tr>
+        <w:tc>
+          <w:tcPr>
+            <w:tcW w:type="dxa" w:w="3821"/>
+          </w:tcPr>
+          <w:p>
+            <w:pPr>
+              <w:pStyle w:val="Compact"/>
+              <w:jc w:val="left"/>
+            </w:pPr>
+            <w:r>
+              <w:t xml:space="preserve">余っているピンヘッダ</w:t>
+            </w:r>
+          </w:p>
+        </w:tc>
+        <w:tc>
+          <w:tcPr>
+            <w:tcW w:type="dxa" w:w="1016"/>
+          </w:tcPr>
+          <w:p>
+            <w:pPr>
+              <w:pStyle w:val="Compact"/>
+              <w:jc w:val="left"/>
+            </w:pPr>
+            <w:r>
+              <w:t xml:space="preserve">2</w:t>
+            </w:r>
+          </w:p>
+        </w:tc>
+        <w:tc>
+          <w:tcPr>
+            <w:tcW w:type="dxa" w:w="4523"/>
+          </w:tcPr>
+          <w:p>
+            <w:pPr>
+              <w:pStyle w:val="Compact"/>
+              <w:jc w:val="left"/>
+            </w:pPr>
+            <w:r>
+              <w:t xml:space="preserve">プローブを当てやすくするため</w:t>
+            </w:r>
+          </w:p>
+        </w:tc>
+      </w:tr>
+      <w:tr>
+        <w:tc>
+          <w:tcPr>
+            <w:tcW w:type="dxa" w:w="3821"/>
+          </w:tcPr>
+          <w:p>
+            <w:pPr>
+              <w:pStyle w:val="Compact"/>
+              <w:jc w:val="left"/>
+            </w:pPr>
+            <w:r>
+              <w:t xml:space="preserve">テスター（DC電圧レンジ）</w:t>
+            </w:r>
+          </w:p>
+        </w:tc>
+        <w:tc>
+          <w:tcPr>
+            <w:tcW w:type="dxa" w:w="1016"/>
+          </w:tcPr>
+          <w:p>
+            <w:pPr>
+              <w:pStyle w:val="Compact"/>
+              <w:jc w:val="left"/>
+            </w:pPr>
+            <w:r>
+              <w:t xml:space="preserve">1</w:t>
+            </w:r>
+          </w:p>
+        </w:tc>
+        <w:tc>
+          <w:tcPr>
+            <w:tcW w:type="dxa" w:w="4523"/>
+          </w:tcPr>
+          <w:p/>
+        </w:tc>
+      </w:tr>
+      <w:tr>
+        <w:tc>
+          <w:tcPr>
+            <w:tcW w:type="dxa" w:w="3821"/>
+          </w:tcPr>
+          <w:p>
+            <w:pPr>
+              <w:pStyle w:val="Compact"/>
+              <w:jc w:val="left"/>
+            </w:pPr>
+            <w:r>
+              <w:t xml:space="preserve">段ボールまたはプラ板（絶縁台）</w:t>
+            </w:r>
+          </w:p>
+        </w:tc>
+        <w:tc>
+          <w:tcPr>
+            <w:tcW w:type="dxa" w:w="1016"/>
+          </w:tcPr>
+          <w:p>
+            <w:pPr>
+              <w:pStyle w:val="Compact"/>
+              <w:jc w:val="left"/>
+            </w:pPr>
+            <w:r>
+              <w:t xml:space="preserve">1</w:t>
+            </w:r>
+          </w:p>
+        </w:tc>
+        <w:tc>
+          <w:tcPr>
+            <w:tcW w:type="dxa" w:w="4523"/>
+          </w:tcPr>
+          <w:p>
+            <w:pPr>
+              <w:pStyle w:val="Compact"/>
+              <w:jc w:val="left"/>
+            </w:pPr>
+            <w:r>
+              <w:t xml:space="preserve">MH-M18を置く台</w:t>
+            </w:r>
+          </w:p>
+        </w:tc>
+      </w:tr>
+      <w:tr>
+        <w:tc>
+          <w:tcPr>
+            <w:tcW w:type="dxa" w:w="3821"/>
+          </w:tcPr>
+          <w:p>
+            <w:pPr>
+              <w:pStyle w:val="Compact"/>
+              <w:jc w:val="left"/>
+            </w:pPr>
+            <w:r>
+              <w:t xml:space="preserve">Pico 2 H（既存）</w:t>
+            </w:r>
+          </w:p>
+        </w:tc>
+        <w:tc>
+          <w:tcPr>
+            <w:tcW w:type="dxa" w:w="1016"/>
+          </w:tcPr>
+          <w:p>
+            <w:pPr>
+              <w:pStyle w:val="Compact"/>
+              <w:jc w:val="left"/>
+            </w:pPr>
+            <w:r>
+              <w:t xml:space="preserve">―</w:t>
+            </w:r>
+          </w:p>
+        </w:tc>
+        <w:tc>
+          <w:tcPr>
+            <w:tcW w:type="dxa" w:w="4523"/>
+          </w:tcPr>
+          <w:p>
+            <w:pPr>
+              <w:pStyle w:val="Compact"/>
+              <w:jc w:val="left"/>
+            </w:pPr>
+            <w:r>
+              <w:t xml:space="preserve">5V電源として使用</w:t>
+            </w:r>
+          </w:p>
+        </w:tc>
+      </w:tr>
+      <w:tr>
+        <w:tc>
+          <w:tcPr>
+            <w:tcW w:type="dxa" w:w="3821"/>
+          </w:tcPr>
+          <w:p>
+            <w:pPr>
+              <w:pStyle w:val="Compact"/>
+              <w:jc w:val="left"/>
+            </w:pPr>
+            <w:r>
+              <w:t xml:space="preserve">iPhone（またはBluetooth対応スマホ）</w:t>
+            </w:r>
+          </w:p>
+        </w:tc>
+        <w:tc>
+          <w:tcPr>
+            <w:tcW w:type="dxa" w:w="1016"/>
+          </w:tcPr>
+          <w:p>
+            <w:pPr>
+              <w:pStyle w:val="Compact"/>
+              <w:jc w:val="left"/>
+            </w:pPr>
+            <w:r>
+              <w:t xml:space="preserve">1</w:t>
+            </w:r>
+          </w:p>
+        </w:tc>
+        <w:tc>
+          <w:tcPr>
+            <w:tcW w:type="dxa" w:w="4523"/>
+          </w:tcPr>
+          <w:p>
+            <w:pPr>
+              <w:pStyle w:val="Compact"/>
+              <w:jc w:val="left"/>
+            </w:pPr>
+            <w:r>
+              <w:t xml:space="preserve">接続確認用</w:t>
+            </w:r>
+          </w:p>
+        </w:tc>
+      </w:tr>
+    </w:tbl>
+    <w:p>
+      <w:pPr>
+        <w:pStyle w:val="BodyText"/>
+      </w:pPr>
+      <w:r>
+        <w:t xml:space="preserve">⚠️ ジャンパーワイヤは両端メスが必要です。以前CN3で使った「メス–オス」の線がある場合、オス側は使えません。</w:t>
+      </w:r>
+    </w:p>
+    <w:p>
+      <w:pPr>
+        <w:pStyle w:val="Heading2"/>
+      </w:pPr>
+      <w:bookmarkStart w:id="75" w:name="各部の名称ピン配置"/>
+      <w:r>
+        <w:t xml:space="preserve">12.5 各部の名称・ピン配置</w:t>
+      </w:r>
+      <w:bookmarkEnd w:id="75"/>
+    </w:p>
+    <w:p>
+      <w:pPr>
+        <w:pStyle w:val="FirstParagraph"/>
+      </w:pPr>
+      <w:r>
+        <w:rPr>
+          <w:b/>
+        </w:rPr>
+        <w:t xml:space="preserve">MH-M18のピン</w:t>
+      </w:r>
+      <w:r>
+        <w:t xml:space="preserve">（裏面のロゴが正しく読める向きに持ったとき、下辺に左から並ぶ順）</w:t>
+      </w:r>
+    </w:p>
+    <w:tbl>
+      <w:tblPr>
+        <w:tblStyle w:val="Table"/>
+        <w:tblW w:type="dxa" w:w="9360"/>
+        <w:tblLook w:firstRow="1"/>
+      </w:tblPr>
+      <w:tblGrid>
+        <w:gridCol w:w="1732"/>
+        <w:gridCol w:w="2981"/>
+        <w:gridCol w:w="4647"/>
+      </w:tblGrid>
+      <w:tr>
+        <w:trPr>
+          <w:cnfStyle w:firstRow="1"/>
+        </w:trPr>
+        <w:tc>
+          <w:tcPr>
+            <w:tcW w:type="dxa" w:w="1732"/>
+            <w:tcBorders>
+              <w:bottom w:val="single"/>
+            </w:tcBorders>
+            <w:vAlign w:val="bottom"/>
+          </w:tcPr>
+          <w:p>
+            <w:pPr>
+              <w:pStyle w:val="Compact"/>
+              <w:jc w:val="left"/>
+            </w:pPr>
+            <w:r>
+              <w:t xml:space="preserve">位置</w:t>
+            </w:r>
+          </w:p>
+        </w:tc>
+        <w:tc>
+          <w:tcPr>
+            <w:tcW w:type="dxa" w:w="2981"/>
+            <w:tcBorders>
+              <w:bottom w:val="single"/>
+            </w:tcBorders>
+            <w:vAlign w:val="bottom"/>
+          </w:tcPr>
+          <w:p>
+            <w:pPr>
+              <w:pStyle w:val="Compact"/>
+              <w:jc w:val="left"/>
+            </w:pPr>
+            <w:r>
+              <w:t xml:space="preserve">シルク表記</w:t>
+            </w:r>
+          </w:p>
+        </w:tc>
+        <w:tc>
+          <w:tcPr>
+            <w:tcW w:type="dxa" w:w="4647"/>
+            <w:tcBorders>
+              <w:bottom w:val="single"/>
+            </w:tcBorders>
+            <w:vAlign w:val="bottom"/>
+          </w:tcPr>
+          <w:p>
+            <w:pPr>
+              <w:pStyle w:val="Compact"/>
+              <w:jc w:val="left"/>
+            </w:pPr>
+            <w:r>
+              <w:t xml:space="preserve">今回の使用</w:t>
+            </w:r>
+          </w:p>
+        </w:tc>
+      </w:tr>
+      <w:tr>
+        <w:tc>
+          <w:tcPr>
+            <w:tcW w:type="dxa" w:w="1732"/>
+          </w:tcPr>
+          <w:p>
+            <w:pPr>
+              <w:pStyle w:val="Compact"/>
+              <w:jc w:val="left"/>
+            </w:pPr>
+            <w:r>
+              <w:t xml:space="preserve">1</w:t>
+            </w:r>
+          </w:p>
+        </w:tc>
+        <w:tc>
+          <w:tcPr>
+            <w:tcW w:type="dxa" w:w="2981"/>
+          </w:tcPr>
+          <w:p>
+            <w:pPr>
+              <w:pStyle w:val="Compact"/>
+              <w:jc w:val="left"/>
+            </w:pPr>
+            <w:r>
+              <w:t xml:space="preserve">KEY</w:t>
+            </w:r>
+          </w:p>
+        </w:tc>
+        <w:tc>
+          <w:tcPr>
+            <w:tcW w:type="dxa" w:w="4647"/>
+          </w:tcPr>
+          <w:p>
+            <w:pPr>
+              <w:pStyle w:val="Compact"/>
+              <w:jc w:val="left"/>
+            </w:pPr>
+            <w:r>
+              <w:t xml:space="preserve">使わない</w:t>
+            </w:r>
+          </w:p>
+        </w:tc>
+      </w:tr>
+      <w:tr>
+        <w:tc>
+          <w:tcPr>
+            <w:tcW w:type="dxa" w:w="1732"/>
+          </w:tcPr>
+          <w:p>
+            <w:pPr>
+              <w:pStyle w:val="Compact"/>
+              <w:jc w:val="left"/>
+            </w:pPr>
+            <w:r>
+              <w:t xml:space="preserve">2</w:t>
+            </w:r>
+          </w:p>
+        </w:tc>
+        <w:tc>
+          <w:tcPr>
+            <w:tcW w:type="dxa" w:w="2981"/>
+          </w:tcPr>
+          <w:p>
+            <w:pPr>
+              <w:pStyle w:val="Compact"/>
+              <w:jc w:val="left"/>
+            </w:pPr>
+            <w:r>
+              <w:t xml:space="preserve">MUTE</w:t>
+            </w:r>
+          </w:p>
+        </w:tc>
+        <w:tc>
+          <w:tcPr>
+            <w:tcW w:type="dxa" w:w="4647"/>
+          </w:tcPr>
+          <w:p>
+            <w:pPr>
+              <w:pStyle w:val="Compact"/>
+              <w:jc w:val="left"/>
+            </w:pPr>
+            <w:r>
+              <w:t xml:space="preserve">使わない</w:t>
+            </w:r>
+          </w:p>
+        </w:tc>
+      </w:tr>
+      <w:tr>
+        <w:tc>
+          <w:tcPr>
+            <w:tcW w:type="dxa" w:w="1732"/>
+          </w:tcPr>
+          <w:p>
+            <w:pPr>
+              <w:pStyle w:val="Compact"/>
+              <w:jc w:val="left"/>
+            </w:pPr>
+            <w:r>
+              <w:t xml:space="preserve">3</w:t>
+            </w:r>
+          </w:p>
+        </w:tc>
+        <w:tc>
+          <w:tcPr>
+            <w:tcW w:type="dxa" w:w="2981"/>
+          </w:tcPr>
+          <w:p>
+            <w:pPr>
+              <w:pStyle w:val="Compact"/>
+              <w:jc w:val="left"/>
+            </w:pPr>
+            <w:r>
+              <w:t xml:space="preserve">VCC</w:t>
+            </w:r>
+          </w:p>
+        </w:tc>
+        <w:tc>
+          <w:tcPr>
+            <w:tcW w:type="dxa" w:w="4647"/>
+          </w:tcPr>
+          <w:p>
+            <w:pPr>
+              <w:pStyle w:val="Compact"/>
+              <w:jc w:val="left"/>
+            </w:pPr>
+            <w:r>
+              <w:t xml:space="preserve">赤線を挿す（5V）</w:t>
+            </w:r>
+          </w:p>
+        </w:tc>
+      </w:tr>
+      <w:tr>
+        <w:tc>
+          <w:tcPr>
+            <w:tcW w:type="dxa" w:w="1732"/>
+          </w:tcPr>
+          <w:p>
+            <w:pPr>
+              <w:pStyle w:val="Compact"/>
+              <w:jc w:val="left"/>
+            </w:pPr>
+            <w:r>
+              <w:t xml:space="preserve">4</w:t>
+            </w:r>
+          </w:p>
+        </w:tc>
+        <w:tc>
+          <w:tcPr>
+            <w:tcW w:type="dxa" w:w="2981"/>
+          </w:tcPr>
+          <w:p>
+            <w:pPr>
+              <w:pStyle w:val="Compact"/>
+              <w:jc w:val="left"/>
+            </w:pPr>
+            <w:r>
+              <w:t xml:space="preserve">GND</w:t>
+            </w:r>
+          </w:p>
+        </w:tc>
+        <w:tc>
+          <w:tcPr>
+            <w:tcW w:type="dxa" w:w="4647"/>
+          </w:tcPr>
+          <w:p>
+            <w:pPr>
+              <w:pStyle w:val="Compact"/>
+              <w:jc w:val="left"/>
+            </w:pPr>
+            <w:r>
+              <w:t xml:space="preserve">黒線を挿す</w:t>
+            </w:r>
+          </w:p>
+        </w:tc>
+      </w:tr>
+      <w:tr>
+        <w:tc>
+          <w:tcPr>
+            <w:tcW w:type="dxa" w:w="1732"/>
+          </w:tcPr>
+          <w:p>
+            <w:pPr>
+              <w:pStyle w:val="Compact"/>
+              <w:jc w:val="left"/>
+            </w:pPr>
+            <w:r>
+              <w:t xml:space="preserve">5</w:t>
+            </w:r>
+          </w:p>
+        </w:tc>
+        <w:tc>
+          <w:tcPr>
+            <w:tcW w:type="dxa" w:w="2981"/>
+          </w:tcPr>
+          <w:p>
+            <w:pPr>
+              <w:pStyle w:val="Compact"/>
+              <w:jc w:val="left"/>
+            </w:pPr>
+            <w:r>
+              <w:t xml:space="preserve">L</w:t>
+            </w:r>
+          </w:p>
+        </w:tc>
+        <w:tc>
+          <w:tcPr>
+            <w:tcW w:type="dxa" w:w="4647"/>
+          </w:tcPr>
+          <w:p>
+            <w:pPr>
+              <w:pStyle w:val="Compact"/>
+              <w:jc w:val="left"/>
+            </w:pPr>
+            <w:r>
+              <w:t xml:space="preserve">測定のみ</w:t>
+            </w:r>
+          </w:p>
+        </w:tc>
+      </w:tr>
+      <w:tr>
+        <w:tc>
+          <w:tcPr>
+            <w:tcW w:type="dxa" w:w="1732"/>
+          </w:tcPr>
+          <w:p>
+            <w:pPr>
+              <w:pStyle w:val="Compact"/>
+              <w:jc w:val="left"/>
+            </w:pPr>
+            <w:r>
+              <w:t xml:space="preserve">6</w:t>
+            </w:r>
+          </w:p>
+        </w:tc>
+        <w:tc>
+          <w:tcPr>
+            <w:tcW w:type="dxa" w:w="2981"/>
+          </w:tcPr>
+          <w:p>
+            <w:pPr>
+              <w:pStyle w:val="Compact"/>
+              <w:jc w:val="left"/>
+            </w:pPr>
+            <w:r>
+              <w:t xml:space="preserve">R</w:t>
+            </w:r>
+          </w:p>
+        </w:tc>
+        <w:tc>
+          <w:tcPr>
+            <w:tcW w:type="dxa" w:w="4647"/>
+          </w:tcPr>
+          <w:p>
+            <w:pPr>
+              <w:pStyle w:val="Compact"/>
+              <w:jc w:val="left"/>
+            </w:pPr>
+            <w:r>
+              <w:t xml:space="preserve">測定のみ</w:t>
+            </w:r>
+          </w:p>
+        </w:tc>
+      </w:tr>
+    </w:tbl>
+    <w:p>
+      <w:pPr>
+        <w:pStyle w:val="BodyText"/>
+      </w:pPr>
+      <w:r>
+        <w:t xml:space="preserve">❗ 「端から数える」よりも「その穴の真横に書いてあるシルク文字を読む」ことを優先してください。VCCとGNDは隣どうしで、最も間違えやすい箇所です。</w:t>
+      </w:r>
+    </w:p>
+    <w:p>
+      <w:pPr>
+        <w:pStyle w:val="BodyText"/>
+      </w:pPr>
+      <w:r>
+        <w:rPr>
+          <w:b/>
+        </w:rPr>
+        <w:t xml:space="preserve">Pico 2の使用候補ピン</w:t>
+      </w:r>
+      <w:r>
+        <w:t xml:space="preserve">（USBコネクタを上にして部品面から見たとき）</w:t>
+      </w:r>
+    </w:p>
+    <w:tbl>
+      <w:tblPr>
+        <w:tblStyle w:val="Table"/>
+        <w:tblW w:type="dxa" w:w="9360"/>
+        <w:tblLook w:firstRow="1"/>
+      </w:tblPr>
+      <w:tblGrid>
+        <w:gridCol w:w="3450"/>
+        <w:gridCol w:w="2033"/>
+        <w:gridCol w:w="3877"/>
+      </w:tblGrid>
+      <w:tr>
+        <w:trPr>
+          <w:cnfStyle w:firstRow="1"/>
+        </w:trPr>
+        <w:tc>
+          <w:tcPr>
+            <w:tcW w:type="dxa" w:w="3450"/>
+            <w:tcBorders>
+              <w:bottom w:val="single"/>
+            </w:tcBorders>
+            <w:vAlign w:val="bottom"/>
+          </w:tcPr>
+          <w:p>
+            <w:pPr>
+              <w:pStyle w:val="Compact"/>
+              <w:jc w:val="left"/>
+            </w:pPr>
+            <w:r>
+              <w:t xml:space="preserve">ピン番号</w:t>
+            </w:r>
+          </w:p>
+        </w:tc>
+        <w:tc>
+          <w:tcPr>
+            <w:tcW w:type="dxa" w:w="2033"/>
+            <w:tcBorders>
+              <w:bottom w:val="single"/>
+            </w:tcBorders>
+            <w:vAlign w:val="bottom"/>
+          </w:tcPr>
+          <w:p>
+            <w:pPr>
+              <w:pStyle w:val="Compact"/>
+              <w:jc w:val="left"/>
+            </w:pPr>
+            <w:r>
+              <w:t xml:space="preserve">公式表記</w:t>
+            </w:r>
+          </w:p>
+        </w:tc>
+        <w:tc>
+          <w:tcPr>
+            <w:tcW w:type="dxa" w:w="3877"/>
+            <w:tcBorders>
+              <w:bottom w:val="single"/>
+            </w:tcBorders>
+            <w:vAlign w:val="bottom"/>
+          </w:tcPr>
+          <w:p>
+            <w:pPr>
+              <w:pStyle w:val="Compact"/>
+              <w:jc w:val="left"/>
+            </w:pPr>
+            <w:r>
+              <w:t xml:space="preserve">今回の用途</w:t>
+            </w:r>
+          </w:p>
+        </w:tc>
+      </w:tr>
+      <w:tr>
+        <w:tc>
+          <w:tcPr>
+            <w:tcW w:type="dxa" w:w="3450"/>
+          </w:tcPr>
+          <w:p>
+            <w:pPr>
+              <w:pStyle w:val="Compact"/>
+              <w:jc w:val="left"/>
+            </w:pPr>
+            <w:r>
+              <w:t xml:space="preserve">40番</w:t>
+            </w:r>
+          </w:p>
+        </w:tc>
+        <w:tc>
+          <w:tcPr>
+            <w:tcW w:type="dxa" w:w="2033"/>
+          </w:tcPr>
+          <w:p>
+            <w:pPr>
+              <w:pStyle w:val="Compact"/>
+              <w:jc w:val="left"/>
+            </w:pPr>
+            <w:r>
+              <w:t xml:space="preserve">VBUS（5V）</w:t>
+            </w:r>
+          </w:p>
+        </w:tc>
+        <w:tc>
+          <w:tcPr>
+            <w:tcW w:type="dxa" w:w="3877"/>
+          </w:tcPr>
+          <w:p>
+            <w:pPr>
+              <w:pStyle w:val="Compact"/>
+              <w:jc w:val="left"/>
+            </w:pPr>
+            <w:r>
+              <w:t xml:space="preserve">MH-M18のVCCへ（候補）</w:t>
+            </w:r>
+          </w:p>
+        </w:tc>
+      </w:tr>
+      <w:tr>
+        <w:tc>
+          <w:tcPr>
+            <w:tcW w:type="dxa" w:w="3450"/>
+          </w:tcPr>
+          <w:p>
+            <w:pPr>
+              <w:pStyle w:val="Compact"/>
+              <w:jc w:val="left"/>
+            </w:pPr>
+            <w:r>
+              <w:t xml:space="preserve">28番</w:t>
+            </w:r>
+          </w:p>
+        </w:tc>
+        <w:tc>
+          <w:tcPr>
+            <w:tcW w:type="dxa" w:w="2033"/>
+          </w:tcPr>
+          <w:p>
+            <w:pPr>
+              <w:pStyle w:val="Compact"/>
+              <w:jc w:val="left"/>
+            </w:pPr>
+            <w:r>
+              <w:t xml:space="preserve">Ground</w:t>
+            </w:r>
+          </w:p>
+        </w:tc>
+        <w:tc>
+          <w:tcPr>
+            <w:tcW w:type="dxa" w:w="3877"/>
+          </w:tcPr>
+          <w:p>
+            <w:pPr>
+              <w:pStyle w:val="Compact"/>
+              <w:jc w:val="left"/>
+            </w:pPr>
+            <w:r>
+              <w:t xml:space="preserve">MH-M18のGNDへ（第1候補）</w:t>
+            </w:r>
+          </w:p>
+        </w:tc>
+      </w:tr>
+      <w:tr>
+        <w:tc>
+          <w:tcPr>
+            <w:tcW w:type="dxa" w:w="3450"/>
+          </w:tcPr>
+          <w:p>
+            <w:pPr>
+              <w:pStyle w:val="Compact"/>
+              <w:jc w:val="left"/>
+            </w:pPr>
+            <w:r>
+              <w:t xml:space="preserve">23／18／13／8番</w:t>
+            </w:r>
+          </w:p>
+        </w:tc>
+        <w:tc>
+          <w:tcPr>
+            <w:tcW w:type="dxa" w:w="2033"/>
+          </w:tcPr>
+          <w:p>
+            <w:pPr>
+              <w:pStyle w:val="Compact"/>
+              <w:jc w:val="left"/>
+            </w:pPr>
+            <w:r>
+              <w:t xml:space="preserve">Ground</w:t>
+            </w:r>
+          </w:p>
+        </w:tc>
+        <w:tc>
+          <w:tcPr>
+            <w:tcW w:type="dxa" w:w="3877"/>
+          </w:tcPr>
+          <w:p>
+            <w:pPr>
+              <w:pStyle w:val="Compact"/>
+              <w:jc w:val="left"/>
+            </w:pPr>
+            <w:r>
+              <w:t xml:space="preserve">GND第2〜5候補（28番が使用中の場合）</w:t>
+            </w:r>
+          </w:p>
+        </w:tc>
+      </w:tr>
+      <w:tr>
+        <w:tc>
+          <w:tcPr>
+            <w:tcW w:type="dxa" w:w="3450"/>
+          </w:tcPr>
+          <w:p>
+            <w:pPr>
+              <w:pStyle w:val="Compact"/>
+              <w:jc w:val="left"/>
+            </w:pPr>
+            <w:r>
+              <w:t xml:space="preserve">39番（VSYS）・38番（GND）</w:t>
+            </w:r>
+          </w:p>
+        </w:tc>
+        <w:tc>
+          <w:tcPr>
+            <w:tcW w:type="dxa" w:w="2033"/>
+          </w:tcPr>
+          <w:p>
+            <w:pPr>
+              <w:pStyle w:val="Compact"/>
+              <w:jc w:val="left"/>
+            </w:pPr>
+            <w:r>
+              <w:t xml:space="preserve">既存配線</w:t>
+            </w:r>
+          </w:p>
+        </w:tc>
+        <w:tc>
+          <w:tcPr>
+            <w:tcW w:type="dxa" w:w="3877"/>
+          </w:tcPr>
+          <w:p>
+            <w:pPr>
+              <w:pStyle w:val="Compact"/>
+              <w:jc w:val="left"/>
+            </w:pPr>
+            <w:r>
+              <w:t xml:space="preserve">触らない</w:t>
+            </w:r>
+          </w:p>
+        </w:tc>
+      </w:tr>
+      <w:tr>
+        <w:tc>
+          <w:tcPr>
+            <w:tcW w:type="dxa" w:w="3450"/>
+          </w:tcPr>
+          <w:p>
+            <w:pPr>
+              <w:pStyle w:val="Compact"/>
+              <w:jc w:val="left"/>
+            </w:pPr>
+            <w:r>
+              <w:t xml:space="preserve">33番（ADC Gnd）</w:t>
+            </w:r>
+          </w:p>
+        </w:tc>
+        <w:tc>
+          <w:tcPr>
+            <w:tcW w:type="dxa" w:w="2033"/>
+          </w:tcPr>
+          <w:p>
+            <w:pPr>
+              <w:pStyle w:val="Compact"/>
+              <w:jc w:val="left"/>
+            </w:pPr>
+            <w:r>
+              <w:t xml:space="preserve">―</w:t>
+            </w:r>
+          </w:p>
+        </w:tc>
+        <w:tc>
+          <w:tcPr>
+            <w:tcW w:type="dxa" w:w="3877"/>
+          </w:tcPr>
+          <w:p>
+            <w:pPr>
+              <w:pStyle w:val="Compact"/>
+              <w:jc w:val="left"/>
+            </w:pPr>
+            <w:r>
+              <w:t xml:space="preserve">使わない（アナログ専用のため）</w:t>
+            </w:r>
+          </w:p>
+        </w:tc>
+      </w:tr>
+    </w:tbl>
+    <w:p>
+      <w:pPr>
+        <w:pStyle w:val="BodyText"/>
+      </w:pPr>
+      <w:r>
+        <w:t xml:space="preserve">⚠️ 上記のピンが空いているかどうかは、実機で目視確認してから使用してください。VBUS（40番）に5Vが出るのは、Pico 2のUSBがパソコンに挿さっているときだけです。</w:t>
+      </w:r>
+    </w:p>
+    <w:p>
+      <w:pPr>
+        <w:pStyle w:val="Heading2"/>
+      </w:pPr>
+      <w:bookmarkStart w:id="76" w:name="やってはいけないこと-1"/>
+      <w:r>
+        <w:t xml:space="preserve">12.6 やってはいけないこと</w:t>
+      </w:r>
+      <w:bookmarkEnd w:id="76"/>
+    </w:p>
+    <w:p>
+      <w:pPr>
+        <w:pStyle w:val="FirstParagraph"/>
+      </w:pPr>
+      <w:r>
+        <w:t xml:space="preserve">⚠️ 絶対禁止</w:t>
+      </w:r>
+    </w:p>
+    <w:tbl>
+      <w:tblPr>
+        <w:tblStyle w:val="Table"/>
+        <w:tblW w:type="dxa" w:w="9360"/>
+        <w:tblLook w:firstRow="1"/>
+      </w:tblPr>
+      <w:tblGrid>
+        <w:gridCol w:w="5495"/>
+        <w:gridCol w:w="3865"/>
+      </w:tblGrid>
+      <w:tr>
+        <w:trPr>
+          <w:cnfStyle w:firstRow="1"/>
+        </w:trPr>
+        <w:tc>
+          <w:tcPr>
+            <w:tcW w:type="dxa" w:w="5495"/>
+            <w:tcBorders>
+              <w:bottom w:val="single"/>
+            </w:tcBorders>
+            <w:vAlign w:val="bottom"/>
+          </w:tcPr>
+          <w:p>
+            <w:pPr>
+              <w:pStyle w:val="Compact"/>
+              <w:jc w:val="left"/>
+            </w:pPr>
+            <w:r>
+              <w:t xml:space="preserve">やってはいけないこと</w:t>
+            </w:r>
+          </w:p>
+        </w:tc>
+        <w:tc>
+          <w:tcPr>
+            <w:tcW w:type="dxa" w:w="3865"/>
+            <w:tcBorders>
+              <w:bottom w:val="single"/>
+            </w:tcBorders>
+            <w:vAlign w:val="bottom"/>
+          </w:tcPr>
+          <w:p>
+            <w:pPr>
+              <w:pStyle w:val="Compact"/>
+              <w:jc w:val="left"/>
+            </w:pPr>
+            <w:r>
+              <w:t xml:space="preserve">起きること</w:t>
+            </w:r>
+          </w:p>
+        </w:tc>
+      </w:tr>
+      <w:tr>
+        <w:tc>
+          <w:tcPr>
+            <w:tcW w:type="dxa" w:w="5495"/>
+          </w:tcPr>
+          <w:p>
+            <w:pPr>
+              <w:pStyle w:val="Compact"/>
+              <w:jc w:val="left"/>
+            </w:pPr>
+            <w:r>
+              <w:t xml:space="preserve">VCCとGNDを逆に挿す</w:t>
+            </w:r>
+          </w:p>
+        </w:tc>
+        <w:tc>
+          <w:tcPr>
+            <w:tcW w:type="dxa" w:w="3865"/>
+          </w:tcPr>
+          <w:p>
+            <w:pPr>
+              <w:pStyle w:val="Compact"/>
+              <w:jc w:val="left"/>
+            </w:pPr>
+            <w:r>
+              <w:t xml:space="preserve">MH-M18が一瞬で壊れます。復旧不可</w:t>
+            </w:r>
+          </w:p>
+        </w:tc>
+      </w:tr>
+      <w:tr>
+        <w:tc>
+          <w:tcPr>
+            <w:tcW w:type="dxa" w:w="5495"/>
+          </w:tcPr>
+          <w:p>
+            <w:pPr>
+              <w:pStyle w:val="Compact"/>
+              <w:jc w:val="left"/>
+            </w:pPr>
+            <w:r>
+              <w:t xml:space="preserve">通電したまま配線を抜き差しする</w:t>
+            </w:r>
+          </w:p>
+        </w:tc>
+        <w:tc>
+          <w:tcPr>
+            <w:tcW w:type="dxa" w:w="3865"/>
+          </w:tcPr>
+          <w:p>
+            <w:pPr>
+              <w:pStyle w:val="Compact"/>
+              <w:jc w:val="left"/>
+            </w:pPr>
+            <w:r>
+              <w:t xml:space="preserve">ショート・破損</w:t>
+            </w:r>
+          </w:p>
+        </w:tc>
+      </w:tr>
+      <w:tr>
+        <w:tc>
+          <w:tcPr>
+            <w:tcW w:type="dxa" w:w="5495"/>
+          </w:tcPr>
+          <w:p>
+            <w:pPr>
+              <w:pStyle w:val="Compact"/>
+              <w:jc w:val="left"/>
+            </w:pPr>
+            <w:r>
+              <w:t xml:space="preserve">MH-M18を金属の上に置く</w:t>
+            </w:r>
+          </w:p>
+        </w:tc>
+        <w:tc>
+          <w:tcPr>
+            <w:tcW w:type="dxa" w:w="3865"/>
+          </w:tcPr>
+          <w:p>
+            <w:pPr>
+              <w:pStyle w:val="Compact"/>
+              <w:jc w:val="left"/>
+            </w:pPr>
+            <w:r>
+              <w:t xml:space="preserve">裏面のはんだ面がショート</w:t>
+            </w:r>
+          </w:p>
+        </w:tc>
+      </w:tr>
+      <w:tr>
+        <w:tc>
+          <w:tcPr>
+            <w:tcW w:type="dxa" w:w="5495"/>
+          </w:tcPr>
+          <w:p>
+            <w:pPr>
+              <w:pStyle w:val="Compact"/>
+              <w:jc w:val="left"/>
+            </w:pPr>
+            <w:r>
+              <w:t xml:space="preserve">MH-M18のL/Rを、この段階でCN3やPCM1808に繋ぐ</w:t>
+            </w:r>
+          </w:p>
+        </w:tc>
+        <w:tc>
+          <w:tcPr>
+            <w:tcW w:type="dxa" w:w="3865"/>
+          </w:tcPr>
+          <w:p>
+            <w:pPr>
+              <w:pStyle w:val="Compact"/>
+              <w:jc w:val="left"/>
+            </w:pPr>
+            <w:r>
+              <w:t xml:space="preserve">DC未確認のままDCが流入するおそれ</w:t>
+            </w:r>
+          </w:p>
+        </w:tc>
+      </w:tr>
+      <w:tr>
+        <w:tc>
+          <w:tcPr>
+            <w:tcW w:type="dxa" w:w="5495"/>
+          </w:tcPr>
+          <w:p>
+            <w:pPr>
+              <w:pStyle w:val="Compact"/>
+              <w:jc w:val="left"/>
+            </w:pPr>
+            <w:r>
+              <w:t xml:space="preserve">基板表面の部品を指で触る</w:t>
+            </w:r>
+          </w:p>
+        </w:tc>
+        <w:tc>
+          <w:tcPr>
+            <w:tcW w:type="dxa" w:w="3865"/>
+          </w:tcPr>
+          <w:p>
+            <w:pPr>
+              <w:pStyle w:val="Compact"/>
+              <w:jc w:val="left"/>
+            </w:pPr>
+            <w:r>
+              <w:t xml:space="preserve">静電気でICが壊れます</w:t>
+            </w:r>
+          </w:p>
+        </w:tc>
+      </w:tr>
+      <w:tr>
+        <w:tc>
+          <w:tcPr>
+            <w:tcW w:type="dxa" w:w="5495"/>
+          </w:tcPr>
+          <w:p>
+            <w:pPr>
+              <w:pStyle w:val="Compact"/>
+              <w:jc w:val="left"/>
+            </w:pPr>
+            <w:r>
+              <w:t xml:space="preserve">Pico 2の既存配線を抜く</w:t>
+            </w:r>
+          </w:p>
+        </w:tc>
+        <w:tc>
+          <w:tcPr>
+            <w:tcW w:type="dxa" w:w="3865"/>
+          </w:tcPr>
+          <w:p>
+            <w:pPr>
+              <w:pStyle w:val="Compact"/>
+              <w:jc w:val="left"/>
+            </w:pPr>
+            <w:r>
+              <w:t xml:space="preserve">動作中のKaripom Earが壊れます</w:t>
+            </w:r>
+          </w:p>
+        </w:tc>
+      </w:tr>
+    </w:tbl>
+    <w:p>
+      <w:pPr>
+        <w:pStyle w:val="BodyText"/>
+      </w:pPr>
+      <w:r>
+        <w:t xml:space="preserve">❗ 避けること：MH-M18のアンテナ部（基板端の金色パターン）を手で覆わない／KEY・MUTEピンには何も繋がない／音量をいきなり最大にしない／判断に迷ったまま次の工程へ進まない。</w:t>
+      </w:r>
+    </w:p>
+    <w:p>
+      <w:pPr>
+        <w:pStyle w:val="Heading2"/>
+      </w:pPr>
+      <w:bookmarkStart w:id="77" w:name="作業手順初回通電dcオフセット測定"/>
+      <w:r>
+        <w:t xml:space="preserve">12.7 作業手順（初回通電・DCオフセット測定）</w:t>
+      </w:r>
+      <w:bookmarkEnd w:id="77"/>
+    </w:p>
+    <w:p>
+      <w:pPr>
+        <w:pStyle w:val="FirstParagraph"/>
+      </w:pPr>
+      <w:r>
+        <w:t xml:space="preserve">各工程は「無通電」「通電あり」を明記しています。</w:t>
+      </w:r>
+      <w:r>
+        <w:rPr>
+          <w:b/>
+        </w:rPr>
+        <w:t xml:space="preserve">必ずこの区別を守ってください。</w:t>
+      </w:r>
+    </w:p>
+    <w:p>
+      <w:pPr>
+        <w:pStyle w:val="BodyText"/>
+      </w:pPr>
+      <w:r>
+        <w:rPr>
+          <w:b/>
+        </w:rPr>
+        <w:t xml:space="preserve">工程1　作業スペースの準備【無通電】</w:t>
+      </w:r>
+    </w:p>
+    <w:p>
+      <w:pPr>
+        <w:pStyle w:val="BodyText"/>
+      </w:pPr>
+      <w:r>
+        <w:t xml:space="preserve">Pico 2・CoreS3のUSBケーブルを両方とも抜き、CoreS3の画面が完全に消えていることを確認します。机の上から金属物をどけ、絶縁台を置いて、MH-M18を基板の縁だけ持って載せます。</w:t>
+      </w:r>
+    </w:p>
+    <w:p>
+      <w:pPr>
+        <w:pStyle w:val="BodyText"/>
+      </w:pPr>
+      <w:r>
+        <w:rPr>
+          <w:b/>
+        </w:rPr>
+        <w:t xml:space="preserve">工程2　MH-M18のピンを目で確認する【無通電】</w:t>
+      </w:r>
+    </w:p>
+    <w:p>
+      <w:pPr>
+        <w:pStyle w:val="BodyText"/>
+      </w:pPr>
+      <w:r>
+        <w:t xml:space="preserve">MH-M18を裏返し、ロゴが正しく読める向きに持って、6つのパッドそれぞれの真横のシルク文字を読みます。VCCとGNDの位置を指で押さえて確認し、隣どうしであること・VCCがGNDより左にあることを確認します。文字がかすれて読めない場合は、スマホのカメラで拡大し、それでも読めなければ推測で進めず作業を中断します。</w:t>
+      </w:r>
+    </w:p>
+    <w:p>
+      <w:pPr>
+        <w:pStyle w:val="BodyText"/>
+      </w:pPr>
+      <w:r>
+        <w:rPr>
+          <w:b/>
+        </w:rPr>
+        <w:t xml:space="preserve">工程3　Pico 2の空きピンを実機で確認する【無通電】</w:t>
+      </w:r>
+    </w:p>
+    <w:p>
+      <w:pPr>
+        <w:pStyle w:val="BodyText"/>
+      </w:pPr>
+      <w:r>
+        <w:t xml:space="preserve">⚠️ この工程は「確認」であって決定済みの手順ではありません。空いていなければ使いません。</w:t>
+      </w:r>
+    </w:p>
+    <w:p>
+      <w:pPr>
+        <w:pStyle w:val="BodyText"/>
+      </w:pPr>
+      <w:r>
+        <w:t xml:space="preserve">Pico 2をUSBコネクタが上になる向きで見て、40番（VBUS）・28番（Ground）にジャンパー線やはんだが一切ついていないことを目視確認します。28番が使用中なら23→18→13→8番の順に代替候補を検討し、いずれも「本当にGroundであること」「何も刺さっていないこと」を確認してから使用します。33番（ADC Gnd）は使いません。40番（VBUS）が使用中だった場合は、代替を自分で決めず作業を中断してください。</w:t>
+      </w:r>
+    </w:p>
+    <w:p>
+      <w:pPr>
+        <w:pStyle w:val="BodyText"/>
+      </w:pPr>
+      <w:r>
+        <w:rPr>
+          <w:b/>
+        </w:rPr>
+        <w:t xml:space="preserve">工程4　電源線の極性を確認する【通電あり・MH-M18は未接続】</w:t>
+      </w:r>
+    </w:p>
+    <w:p>
+      <w:pPr>
+        <w:pStyle w:val="BodyText"/>
+      </w:pPr>
+      <w:r>
+        <w:t xml:space="preserve">🔴</w:t>
+      </w:r>
+      <w:r>
+        <w:t xml:space="preserve"> </w:t>
+      </w:r>
+      <w:r>
+        <w:rPr>
+          <w:b/>
+        </w:rPr>
+        <w:t xml:space="preserve">この工程がMH-M18を壊さないための最重要確認です。省略しないでください。</w:t>
+      </w:r>
+    </w:p>
+    <w:p>
+      <w:pPr>
+        <w:pStyle w:val="BodyText"/>
+      </w:pPr>
+      <w:r>
+        <w:t xml:space="preserve">Picoから出した2本の線の先端で、どちらがプラスかを実際に測って確定させます。まだMH-M18には繋ぎません。赤いジャンパーワイヤの片端をPico 40番ピン（VBUS）に、黒いジャンパーワイヤの片端を工程3で確認したGNDピンに挿し、もう片方の端はどこにも繋がず離して置きます。テスターをDCV・20レンジに合わせ、Pico 2のUSBを挿してから、黒プローブ＝黒い線、赤プローブ＝赤い線で電圧を測ります。</w:t>
+      </w:r>
+    </w:p>
+    <w:p>
+      <w:pPr>
+        <w:pStyle w:val="BodyText"/>
+      </w:pPr>
+      <w:r>
+        <w:rPr>
+          <w:b/>
+        </w:rPr>
+        <w:t xml:space="preserve">正常なら</w:t>
+      </w:r>
+      <w:r>
+        <w:t xml:space="preserve">：+4.5V〜+5.2V程度のプラスの値が表示されます。USBを抜いて無通電にし、工程5へ進みます。マイナスの値なら赤黒が逆、0Vならどこか接触不良、3.3V前後なら別のピンに挿さっている可能性があります。</w:t>
+      </w:r>
+      <w:r>
+        <w:rPr>
+          <w:b/>
+        </w:rPr>
+        <w:t xml:space="preserve">プラスの+5V前後が確認できるまで、絶対に工程5へ進まないでください。</w:t>
+      </w:r>
+    </w:p>
+    <w:p>
+      <w:pPr>
+        <w:pStyle w:val="BodyText"/>
+      </w:pPr>
+      <w:r>
+        <w:rPr>
+          <w:b/>
+        </w:rPr>
+        <w:t xml:space="preserve">工程5　MH-M18へ配線する【無通電】</w:t>
+      </w:r>
+    </w:p>
+    <w:p>
+      <w:pPr>
+        <w:pStyle w:val="BodyText"/>
+      </w:pPr>
+      <w:r>
+        <w:t xml:space="preserve">Pico 2のUSBが抜けていることを再確認し、赤い線→VCC、黒い線→GNDのパッドへ挿します。KEY・MUTE・L・Rには何も挿しません。もう一度シルクの文字を読み、赤がVCC・黒がGNDであることを確認します。少しでも自信が持てなければ、通電せずに写真を撮って記録し、判断を仰いでから進めてください。</w:t>
+      </w:r>
+    </w:p>
+    <w:p>
+      <w:pPr>
+        <w:pStyle w:val="BodyText"/>
+      </w:pPr>
+      <w:r>
+        <w:rPr>
+          <w:b/>
+        </w:rPr>
+        <w:t xml:space="preserve">工程6　初回通電とLED確認【通電あり】</w:t>
+      </w:r>
+    </w:p>
+    <w:p>
+      <w:pPr>
+        <w:pStyle w:val="BodyText"/>
+      </w:pPr>
+      <w:r>
+        <w:t xml:space="preserve">MH-M18から手を離し、Pico 2のUSBを挿して、青色LEDの状態を確認します。</w:t>
+      </w:r>
+    </w:p>
+    <w:tbl>
+      <w:tblPr>
+        <w:tblStyle w:val="Table"/>
+        <w:tblW w:type="dxa" w:w="9360"/>
+        <w:tblLook w:firstRow="1"/>
+      </w:tblPr>
+      <w:tblGrid>
+        <w:gridCol w:w="2658"/>
+        <w:gridCol w:w="6702"/>
+      </w:tblGrid>
+      <w:tr>
+        <w:trPr>
+          <w:cnfStyle w:firstRow="1"/>
+        </w:trPr>
+        <w:tc>
+          <w:tcPr>
+            <w:tcW w:type="dxa" w:w="2658"/>
+            <w:tcBorders>
+              <w:bottom w:val="single"/>
+            </w:tcBorders>
+            <w:vAlign w:val="bottom"/>
+          </w:tcPr>
+          <w:p>
+            <w:pPr>
+              <w:pStyle w:val="Compact"/>
+              <w:jc w:val="left"/>
+            </w:pPr>
+            <w:r>
+              <w:t xml:space="preserve">LEDの状態</w:t>
+            </w:r>
+          </w:p>
+        </w:tc>
+        <w:tc>
+          <w:tcPr>
+            <w:tcW w:type="dxa" w:w="6702"/>
+            <w:tcBorders>
+              <w:bottom w:val="single"/>
+            </w:tcBorders>
+            <w:vAlign w:val="bottom"/>
+          </w:tcPr>
+          <w:p>
+            <w:pPr>
+              <w:pStyle w:val="Compact"/>
+              <w:jc w:val="left"/>
+            </w:pPr>
+            <w:r>
+              <w:t xml:space="preserve">意味</w:t>
+            </w:r>
+          </w:p>
+        </w:tc>
+      </w:tr>
+      <w:tr>
+        <w:tc>
+          <w:tcPr>
+            <w:tcW w:type="dxa" w:w="2658"/>
+          </w:tcPr>
+          <w:p>
+            <w:pPr>
+              <w:pStyle w:val="Compact"/>
+              <w:jc w:val="left"/>
+            </w:pPr>
+            <w:r>
+              <w:t xml:space="preserve">速く点滅</w:t>
+            </w:r>
+          </w:p>
+        </w:tc>
+        <w:tc>
+          <w:tcPr>
+            <w:tcW w:type="dxa" w:w="6702"/>
+          </w:tcPr>
+          <w:p>
+            <w:pPr>
+              <w:pStyle w:val="Compact"/>
+              <w:jc w:val="left"/>
+            </w:pPr>
+            <w:r>
+              <w:t xml:space="preserve">電源は入っているが、Bluetooth未接続（＝通電成功のサイン）</w:t>
+            </w:r>
+          </w:p>
+        </w:tc>
+      </w:tr>
+      <w:tr>
+        <w:tc>
+          <w:tcPr>
+            <w:tcW w:type="dxa" w:w="2658"/>
+          </w:tcPr>
+          <w:p>
+            <w:pPr>
+              <w:pStyle w:val="Compact"/>
+              <w:jc w:val="left"/>
+            </w:pPr>
+            <w:r>
+              <w:t xml:space="preserve">点灯（つきっぱなし）</w:t>
+            </w:r>
+          </w:p>
+        </w:tc>
+        <w:tc>
+          <w:tcPr>
+            <w:tcW w:type="dxa" w:w="6702"/>
+          </w:tcPr>
+          <w:p>
+            <w:pPr>
+              <w:pStyle w:val="Compact"/>
+              <w:jc w:val="left"/>
+            </w:pPr>
+            <w:r>
+              <w:t xml:space="preserve">Bluetooth接続済み</w:t>
+            </w:r>
+          </w:p>
+        </w:tc>
+      </w:tr>
+      <w:tr>
+        <w:tc>
+          <w:tcPr>
+            <w:tcW w:type="dxa" w:w="2658"/>
+          </w:tcPr>
+          <w:p>
+            <w:pPr>
+              <w:pStyle w:val="Compact"/>
+              <w:jc w:val="left"/>
+            </w:pPr>
+            <w:r>
+              <w:t xml:space="preserve">ゆっくり点滅</w:t>
+            </w:r>
+          </w:p>
+        </w:tc>
+        <w:tc>
+          <w:tcPr>
+            <w:tcW w:type="dxa" w:w="6702"/>
+          </w:tcPr>
+          <w:p>
+            <w:pPr>
+              <w:pStyle w:val="Compact"/>
+              <w:jc w:val="left"/>
+            </w:pPr>
+            <w:r>
+              <w:t xml:space="preserve">Bluetooth接続中で、音楽を再生中</w:t>
+            </w:r>
+          </w:p>
+        </w:tc>
+      </w:tr>
+    </w:tbl>
+    <w:p>
+      <w:pPr>
+        <w:pStyle w:val="BodyText"/>
+      </w:pPr>
+      <w:r>
+        <w:t xml:space="preserve">基板が熱い・においがする・煙が出た場合は、直ちにUSBを抜いて作業を中止してください。何も光らない場合は、USBを抜いて工程4・5をやり直します。</w:t>
+      </w:r>
+    </w:p>
+    <w:p>
+      <w:pPr>
+        <w:pStyle w:val="BodyText"/>
+      </w:pPr>
+      <w:r>
+        <w:rPr>
+          <w:b/>
+        </w:rPr>
+        <w:t xml:space="preserve">工程7　DC測定①：Bluetooth未接続の状態【通電あり】</w:t>
+      </w:r>
+    </w:p>
+    <w:p>
+      <w:pPr>
+        <w:pStyle w:val="BodyText"/>
+      </w:pPr>
+      <w:r>
+        <w:t xml:space="preserve">LEDが速く点滅（未接続）していることを確認し、テスターをDCV・20レンジにしたまま、黒プローブをGNDパッドに固定し、赤プローブをLパッドに当てて10秒後・30秒後の値を記録します。続けて赤プローブをRパッドへ移し、同様に記録します。</w:t>
+      </w:r>
+    </w:p>
+    <w:p>
+      <w:pPr>
+        <w:pStyle w:val="BodyText"/>
+      </w:pPr>
+      <w:r>
+        <w:rPr>
+          <w:b/>
+        </w:rPr>
+        <w:t xml:space="preserve">工程8　DC測定②：Bluetooth接続した状態【通電あり】</w:t>
+      </w:r>
+    </w:p>
+    <w:p>
+      <w:pPr>
+        <w:pStyle w:val="BodyText"/>
+      </w:pPr>
+      <w:r>
+        <w:t xml:space="preserve">iPhoneのBluetooth設定からMH-M18に接続し、LEDが「速い点滅」から「点灯」に変わることを確認します（音楽はまだ再生しません）。工程7と同じ手順でL・Rを測定・記録します。</w:t>
+      </w:r>
+    </w:p>
+    <w:p>
+      <w:pPr>
+        <w:pStyle w:val="BodyText"/>
+      </w:pPr>
+      <w:r>
+        <w:rPr>
+          <w:b/>
+        </w:rPr>
+        <w:t xml:space="preserve">工程9　DC測定③：音楽を再生中【通電あり】</w:t>
+      </w:r>
+    </w:p>
+    <w:p>
+      <w:pPr>
+        <w:pStyle w:val="BodyText"/>
+      </w:pPr>
+      <w:r>
+        <w:t xml:space="preserve">iPhoneで音楽を小さめの音量（3割程度）で再生し、LEDが「ゆっくり点滅」に変わることを確認します。工程7と同じ手順でL・Rを測定します。再生中は交流成分が乗るため数値がふらつきますが、正常な挙動です。「だいたい何Vを中心にふらついているか」を記録します。</w:t>
+      </w:r>
+    </w:p>
+    <w:p>
+      <w:pPr>
+        <w:pStyle w:val="BodyText"/>
+      </w:pPr>
+      <w:r>
+        <w:rPr>
+          <w:b/>
+        </w:rPr>
+        <w:t xml:space="preserve">工程10　片付け【通電あり→無通電】</w:t>
+      </w:r>
+    </w:p>
+    <w:p>
+      <w:pPr>
+        <w:pStyle w:val="BodyText"/>
+      </w:pPr>
+      <w:r>
+        <w:t xml:space="preserve">iPhoneの音楽を停止し、Bluetooth接続を切ります。テスターのプローブを離し、</w:t>
+      </w:r>
+      <w:r>
+        <w:rPr>
+          <w:b/>
+        </w:rPr>
+        <w:t xml:space="preserve">Pico 2のUSBケーブルを抜き、MH-M18のLEDが消えたことを目視で確認</w:t>
+      </w:r>
+      <w:r>
+        <w:t xml:space="preserve">します（ここで無通電になります）。その後、MH-M18側・Pico 2側の配線をそれぞれ抜き、MH-M18を静電気防止袋に戻します。無通電を確認した後であれば、赤・黒どちらを先に抜いても電気的な問題はありません。</w:t>
+      </w:r>
+    </w:p>
+    <w:p>
+      <w:pPr>
+        <w:pStyle w:val="Heading2"/>
+      </w:pPr>
+      <w:bookmarkStart w:id="78" w:name="なぜ数値による停止基準を設けないのか"/>
+      <w:r>
+        <w:t xml:space="preserve">12.8 なぜ数値による停止基準を設けないのか</w:t>
+      </w:r>
+      <w:bookmarkEnd w:id="78"/>
+    </w:p>
+    <w:p>
+      <w:pPr>
+        <w:pStyle w:val="FirstParagraph"/>
+      </w:pPr>
+      <w:r>
+        <w:t xml:space="preserve">DC測定（工程7〜9）では、</w:t>
+      </w:r>
+      <w:r>
+        <w:rPr>
+          <w:b/>
+        </w:rPr>
+        <w:t xml:space="preserve">測定値がいくつであっても、その値をそのまま記録して先へ進みます。</w:t>
+      </w:r>
+      <w:r>
+        <w:t xml:space="preserve"> </w:t>
+      </w:r>
+      <w:r>
+        <w:t xml:space="preserve">数値そのものによる作業停止の基準は設けていません。</w:t>
+      </w:r>
+    </w:p>
+    <w:p>
+      <w:pPr>
+        <w:pStyle w:val="BodyText"/>
+      </w:pPr>
+      <w:r>
+        <w:t xml:space="preserve">これは、MH-M18のL/Rパッドにテスター以外何も繋がっていない状態での測定であり、テスターの電圧レンジは約10MΩというごく高いインピーダンスの受動的な負荷でしかないため、電圧が何ボルトであっても測定を続けること自体に危険がないためです。そもそもこの測定は「DCが何ボルト出ているか分からないから測る」ためのものであり、測定前に「この値なら異常」と決めてしまうことは、測定の目的と矛盾します。</w:t>
+      </w:r>
+    </w:p>
+    <w:p>
+      <w:pPr>
+        <w:pStyle w:val="BodyText"/>
+      </w:pPr>
+      <w:r>
+        <w:t xml:space="preserve">作業を停止するのは、次の</w:t>
+      </w:r>
+      <w:r>
+        <w:rPr>
+          <w:b/>
+        </w:rPr>
+        <w:t xml:space="preserve">実際に観測できる異常</w:t>
+      </w:r>
+      <w:r>
+        <w:t xml:space="preserve">が起きた場合だけです：基板が熱い・においがする・煙が出た／テスターの表示が「1」「OL」で振り切れて測定できない／工程4で確認した+5V前後の電源電圧が出ていない／LEDの挙動が明らかにおかしい・接続が繰り返し切れる。</w:t>
+      </w:r>
+    </w:p>
+    <w:p>
+      <w:pPr>
+        <w:pStyle w:val="BodyText"/>
+      </w:pPr>
+      <w:r>
+        <w:t xml:space="preserve">参考として、0V付近（または徐々に0へ下がる）は出力に直列コンデンサが入っている状態、1V台〜1.7V程度で安定している場合は出力にコンデンサがなく内部電源の中点付近にバイアスされている状態と考えられます。MH-M18はミュート時に3.3Vを出力する仕様があり、内部に3.3V系の電源があることから、コンデンサがない設計であれば中点＝約1.65V付近に落ち着くのは自然な結果です。</w:t>
+      </w:r>
+      <w:r>
+        <w:rPr>
+          <w:b/>
+        </w:rPr>
+        <w:t xml:space="preserve">1V台の値が出たとしても、それは想定される2つの結果の一方であり、異常ではありません。</w:t>
+      </w:r>
+    </w:p>
+    <w:p>
+      <w:pPr>
+        <w:pStyle w:val="Heading2"/>
+      </w:pPr>
+      <w:bookmarkStart w:id="79" w:name="測定結果とその先の設計"/>
+      <w:r>
+        <w:t xml:space="preserve">12.9 測定結果と、その先の設計</w:t>
+      </w:r>
+      <w:bookmarkEnd w:id="79"/>
+    </w:p>
+    <w:p>
+      <w:pPr>
+        <w:pStyle w:val="FirstParagraph"/>
+      </w:pPr>
+      <w:r>
+        <w:t xml:space="preserve">測定した工程7・8の値によって、次に進む設計が変わります。</w:t>
+      </w:r>
+    </w:p>
+    <w:tbl>
+      <w:tblPr>
+        <w:tblStyle w:val="Table"/>
+        <w:tblW w:type="dxa" w:w="9360"/>
+        <w:tblLook w:firstRow="1"/>
+      </w:tblPr>
+      <w:tblGrid>
+        <w:gridCol w:w="4296"/>
+        <w:gridCol w:w="5064"/>
+      </w:tblGrid>
+      <w:tr>
+        <w:trPr>
+          <w:cnfStyle w:firstRow="1"/>
+        </w:trPr>
+        <w:tc>
+          <w:tcPr>
+            <w:tcW w:type="dxa" w:w="4296"/>
+            <w:tcBorders>
+              <w:bottom w:val="single"/>
+            </w:tcBorders>
+            <w:vAlign w:val="bottom"/>
+          </w:tcPr>
+          <w:p>
+            <w:pPr>
+              <w:pStyle w:val="Compact"/>
+              <w:jc w:val="left"/>
+            </w:pPr>
+            <w:r>
+              <w:t xml:space="preserve">測定結果</w:t>
+            </w:r>
+          </w:p>
+        </w:tc>
+        <w:tc>
+          <w:tcPr>
+            <w:tcW w:type="dxa" w:w="5064"/>
+            <w:tcBorders>
+              <w:bottom w:val="single"/>
+            </w:tcBorders>
+            <w:vAlign w:val="bottom"/>
+          </w:tcPr>
+          <w:p>
+            <w:pPr>
+              <w:pStyle w:val="Compact"/>
+              <w:jc w:val="left"/>
+            </w:pPr>
+            <w:r>
+              <w:t xml:space="preserve">次に進む設計</w:t>
+            </w:r>
+          </w:p>
+        </w:tc>
+      </w:tr>
+      <w:tr>
+        <w:tc>
+          <w:tcPr>
+            <w:tcW w:type="dxa" w:w="4296"/>
+          </w:tcPr>
+          <w:p>
+            <w:pPr>
+              <w:pStyle w:val="Compact"/>
+              <w:jc w:val="left"/>
+            </w:pPr>
+            <w:r>
+              <w:t xml:space="preserve">0V付近（0.1V未満、または徐々に0へ下がる）</w:t>
+            </w:r>
+          </w:p>
+        </w:tc>
+        <w:tc>
+          <w:tcPr>
+            <w:tcW w:type="dxa" w:w="5064"/>
+          </w:tcPr>
+          <w:p>
+            <w:pPr>
+              <w:pStyle w:val="Compact"/>
+              <w:jc w:val="left"/>
+            </w:pPr>
+            <w:r>
+              <w:t xml:space="preserve">MH-M18の出力にDCブロックあり → カップリングコンデンサ不要の構成へ</w:t>
+            </w:r>
+          </w:p>
+        </w:tc>
+      </w:tr>
+      <w:tr>
+        <w:tc>
+          <w:tcPr>
+            <w:tcW w:type="dxa" w:w="4296"/>
+          </w:tcPr>
+          <w:p>
+            <w:pPr>
+              <w:pStyle w:val="Compact"/>
+              <w:jc w:val="left"/>
+            </w:pPr>
+            <w:r>
+              <w:t xml:space="preserve">有意なDC電圧が安定して出ている（0.1V以上。1V台を含む）</w:t>
+            </w:r>
+          </w:p>
+        </w:tc>
+        <w:tc>
+          <w:tcPr>
+            <w:tcW w:type="dxa" w:w="5064"/>
+          </w:tcPr>
+          <w:p>
+            <w:pPr>
+              <w:pStyle w:val="Compact"/>
+              <w:jc w:val="left"/>
+            </w:pPr>
+            <w:r>
+              <w:t xml:space="preserve">DCオフセットあり → 直列カップリングコンデンサを追加する構成へ</w:t>
+            </w:r>
+          </w:p>
+        </w:tc>
+      </w:tr>
+    </w:tbl>
+    <w:p>
+      <w:pPr>
+        <w:pStyle w:val="BodyText"/>
+      </w:pPr>
+      <w:r>
+        <w:rPr>
+          <w:b/>
+        </w:rPr>
+        <w:t xml:space="preserve">どちらの結果でも「失敗」ではありません。</w:t>
+      </w:r>
+      <w:r>
+        <w:t xml:space="preserve"> </w:t>
+      </w:r>
+      <w:r>
+        <w:t xml:space="preserve">どちらの設計に進むかを決めるための測定です。この先の作業（CN3手前への入力切替回路の製作、コンデンサ・分圧抵抗の実装）は、この測定結果を踏まえて設計を確定させたのち、本書の次のアップデートで追記します。</w:t>
+      </w:r>
+    </w:p>
+    <w:p>
+      <w:pPr>
+        <w:pStyle w:val="Heading2"/>
+      </w:pPr>
+      <w:bookmarkStart w:id="80" w:name="トラブルシューティング中断の目安"/>
+      <w:r>
+        <w:t xml:space="preserve">12.10 トラブルシューティング・中断の目安</w:t>
+      </w:r>
+      <w:bookmarkEnd w:id="80"/>
+    </w:p>
+    <w:p>
+      <w:pPr>
+        <w:pStyle w:val="FirstParagraph"/>
+      </w:pPr>
+      <w:r>
+        <w:t xml:space="preserve">以下に該当する場合は、自己判断で進めず、必ず作業を中断してください。</w:t>
+      </w:r>
+    </w:p>
+    <w:p>
+      <w:pPr>
+        <w:numPr>
+          <w:ilvl w:val="0"/>
+          <w:numId w:val="1020"/>
+        </w:numPr>
+        <w:pStyle w:val="Compact"/>
+      </w:pPr>
+      <w:r>
+        <w:t xml:space="preserve">工程2でシルクの文字が読めない</w:t>
+      </w:r>
+    </w:p>
+    <w:p>
+      <w:pPr>
+        <w:numPr>
+          <w:ilvl w:val="0"/>
+          <w:numId w:val="1020"/>
+        </w:numPr>
+        <w:pStyle w:val="Compact"/>
+      </w:pPr>
+      <w:r>
+        <w:t xml:space="preserve">工程3で40番（VBUS）が使用中だった、または使えるGNDピンが1つも見つからなかった</w:t>
+      </w:r>
+    </w:p>
+    <w:p>
+      <w:pPr>
+        <w:numPr>
+          <w:ilvl w:val="0"/>
+          <w:numId w:val="1020"/>
+        </w:numPr>
+        <w:pStyle w:val="Compact"/>
+      </w:pPr>
+      <w:r>
+        <w:t xml:space="preserve">工程4で+5V前後の電圧が確認できない</w:t>
+      </w:r>
+    </w:p>
+    <w:p>
+      <w:pPr>
+        <w:numPr>
+          <w:ilvl w:val="0"/>
+          <w:numId w:val="1020"/>
+        </w:numPr>
+        <w:pStyle w:val="Compact"/>
+      </w:pPr>
+      <w:r>
+        <w:t xml:space="preserve">工程5でピンの位置に確信が持てない</w:t>
+      </w:r>
+    </w:p>
+    <w:p>
+      <w:pPr>
+        <w:numPr>
+          <w:ilvl w:val="0"/>
+          <w:numId w:val="1020"/>
+        </w:numPr>
+        <w:pStyle w:val="Compact"/>
+      </w:pPr>
+      <w:r>
+        <w:t xml:space="preserve">工程6で2回試してもLEDが光らない</w:t>
+      </w:r>
+    </w:p>
+    <w:p>
+      <w:pPr>
+        <w:numPr>
+          <w:ilvl w:val="0"/>
+          <w:numId w:val="1020"/>
+        </w:numPr>
+        <w:pStyle w:val="Compact"/>
+      </w:pPr>
+      <w:r>
+        <w:t xml:space="preserve">工程7〜9でテスターの表示が「1」「OL」で振り切れる（測定不能）</w:t>
+      </w:r>
+    </w:p>
+    <w:p>
+      <w:pPr>
+        <w:numPr>
+          <w:ilvl w:val="0"/>
+          <w:numId w:val="1020"/>
+        </w:numPr>
+        <w:pStyle w:val="Compact"/>
+      </w:pPr>
+      <w:r>
+        <w:t xml:space="preserve">工程8でiPhoneにMH-M18が表示されない（2回試しても）</w:t>
+      </w:r>
+    </w:p>
+    <w:p>
+      <w:pPr>
+        <w:numPr>
+          <w:ilvl w:val="0"/>
+          <w:numId w:val="1020"/>
+        </w:numPr>
+        <w:pStyle w:val="Compact"/>
+      </w:pPr>
+      <w:r>
+        <w:t xml:space="preserve">LEDの挙動が明らかにおかしい、Bluetooth接続が繰り返し切れる</w:t>
+      </w:r>
+    </w:p>
+    <w:p>
+      <w:pPr>
+        <w:numPr>
+          <w:ilvl w:val="0"/>
+          <w:numId w:val="1020"/>
+        </w:numPr>
+        <w:pStyle w:val="Compact"/>
+      </w:pPr>
+      <w:r>
+        <w:rPr>
+          <w:b/>
+        </w:rPr>
+        <w:t xml:space="preserve">基板が熱い、においがする、煙が出た（→ 直ちにUSBを抜く）</w:t>
+      </w:r>
+    </w:p>
+    <w:p>
+      <w:pPr>
+        <w:pStyle w:val="FirstParagraph"/>
+      </w:pPr>
+      <w:r>
+        <w:t xml:space="preserve">💡 測定値が大きいこと自体は、中断の理由になりません。何ボルトであっても記録して先へ進み、記録内容をまとめてChatGPTなどのAIに相談する方法もおすすめです。</w:t>
+      </w:r>
+    </w:p>
+    <w:p>
+      <w:pPr>
+        <w:pStyle w:val="Heading2"/>
+      </w:pPr>
+      <w:bookmarkStart w:id="81" w:name="出典"/>
+      <w:r>
+        <w:t xml:space="preserve">12.11 出典</w:t>
+      </w:r>
+      <w:bookmarkEnd w:id="81"/>
+    </w:p>
+    <w:p>
+      <w:pPr>
+        <w:numPr>
+          <w:ilvl w:val="0"/>
+          <w:numId w:val="1021"/>
+        </w:numPr>
+        <w:pStyle w:val="Compact"/>
+      </w:pPr>
+      <w:hyperlink r:id="rId82">
+        <w:r>
+          <w:rPr>
+            <w:rStyle w:val="Hyperlink"/>
+          </w:rPr>
+          <w:t xml:space="preserve">Raspberry Pi Pico 2 Pinout（公式ピン配置図）</w:t>
+        </w:r>
+      </w:hyperlink>
+    </w:p>
+    <w:p>
+      <w:pPr>
+        <w:numPr>
+          <w:ilvl w:val="0"/>
+          <w:numId w:val="1021"/>
+        </w:numPr>
+        <w:pStyle w:val="Compact"/>
+      </w:pPr>
+      <w:hyperlink r:id="rId83">
+        <w:r>
+          <w:rPr>
+            <w:rStyle w:val="Hyperlink"/>
+          </w:rPr>
+          <w:t xml:space="preserve">Raspberry Pi Pico 2 GPIO Pinout（ピン番号対応表）</w:t>
+        </w:r>
+      </w:hyperlink>
+    </w:p>
+    <w:p>
+      <w:pPr>
+        <w:numPr>
+          <w:ilvl w:val="0"/>
+          <w:numId w:val="1021"/>
+        </w:numPr>
+        <w:pStyle w:val="Compact"/>
+      </w:pPr>
+      <w:hyperlink r:id="rId84">
+        <w:r>
+          <w:rPr>
+            <w:rStyle w:val="Hyperlink"/>
+          </w:rPr>
+          <w:t xml:space="preserve">MH-M18 / M28 / M38 メーカー資料（PIN定義・5V電源・LED表示）</w:t>
+        </w:r>
+      </w:hyperlink>
+    </w:p>
+    <w:p>
+      <w:r>
+        <w:br w:type="page"/>
+      </w:r>
+    </w:p>
+    <w:p>
+      <w:pPr>
+        <w:pStyle w:val="Heading1"/>
+      </w:pPr>
+      <w:bookmarkStart w:id="85" w:name="第13章-用語集"/>
+      <w:r>
+        <w:t xml:space="preserve">第13章 用語集</w:t>
+      </w:r>
+      <w:bookmarkEnd w:id="85"/>
+    </w:p>
+    <w:tbl>
+      <w:tblPr>
+        <w:tblStyle w:val="Table"/>
+        <w:tblW w:type="dxa" w:w="9360"/>
+        <w:tblLook w:firstRow="1"/>
+      </w:tblPr>
+      <w:tblGrid>
+        <w:gridCol w:w="2790"/>
+        <w:gridCol w:w="6570"/>
+      </w:tblGrid>
+      <w:tr>
+        <w:trPr>
+          <w:cnfStyle w:firstRow="1"/>
+        </w:trPr>
+        <w:tc>
+          <w:tcPr>
+            <w:tcW w:type="dxa" w:w="2790"/>
+            <w:tcBorders>
+              <w:bottom w:val="single"/>
+            </w:tcBorders>
+            <w:vAlign w:val="bottom"/>
+          </w:tcPr>
+          <w:p>
+            <w:pPr>
+              <w:pStyle w:val="Compact"/>
+              <w:jc w:val="left"/>
+            </w:pPr>
+            <w:r>
+              <w:t xml:space="preserve">用語</w:t>
+            </w:r>
+          </w:p>
+        </w:tc>
+        <w:tc>
+          <w:tcPr>
+            <w:tcW w:type="dxa" w:w="6570"/>
+            <w:tcBorders>
+              <w:bottom w:val="single"/>
+            </w:tcBorders>
+            <w:vAlign w:val="bottom"/>
+          </w:tcPr>
+          <w:p>
+            <w:pPr>
+              <w:pStyle w:val="Compact"/>
+              <w:jc w:val="left"/>
+            </w:pPr>
+            <w:r>
               <w:t xml:space="preserve">読み・意味</w:t>
             </w:r>
           </w:p>
@@ -9025,7 +13093,7 @@
       <w:tr>
         <w:tc>
           <w:tcPr>
-            <w:tcW w:type="dxa" w:w="3045"/>
+            <w:tcW w:type="dxa" w:w="2790"/>
           </w:tcPr>
           <w:p>
             <w:pPr>
@@ -9039,7 +13107,7 @@
         </w:tc>
         <w:tc>
           <w:tcPr>
-            <w:tcW w:type="dxa" w:w="6315"/>
+            <w:tcW w:type="dxa" w:w="6570"/>
           </w:tcPr>
           <w:p>
             <w:pPr>
@@ -9055,7 +13123,7 @@
       <w:tr>
         <w:tc>
           <w:tcPr>
-            <w:tcW w:type="dxa" w:w="3045"/>
+            <w:tcW w:type="dxa" w:w="2790"/>
           </w:tcPr>
           <w:p>
             <w:pPr>
@@ -9069,7 +13137,7 @@
         </w:tc>
         <w:tc>
           <w:tcPr>
-            <w:tcW w:type="dxa" w:w="6315"/>
+            <w:tcW w:type="dxa" w:w="6570"/>
           </w:tcPr>
           <w:p>
             <w:pPr>
@@ -9085,7 +13153,7 @@
       <w:tr>
         <w:tc>
           <w:tcPr>
-            <w:tcW w:type="dxa" w:w="3045"/>
+            <w:tcW w:type="dxa" w:w="2790"/>
           </w:tcPr>
           <w:p>
             <w:pPr>
@@ -9099,7 +13167,7 @@
         </w:tc>
         <w:tc>
           <w:tcPr>
-            <w:tcW w:type="dxa" w:w="6315"/>
+            <w:tcW w:type="dxa" w:w="6570"/>
           </w:tcPr>
           <w:p>
             <w:pPr>
@@ -9115,7 +13183,7 @@
       <w:tr>
         <w:tc>
           <w:tcPr>
-            <w:tcW w:type="dxa" w:w="3045"/>
+            <w:tcW w:type="dxa" w:w="2790"/>
           </w:tcPr>
           <w:p>
             <w:pPr>
@@ -9129,7 +13197,7 @@
         </w:tc>
         <w:tc>
           <w:tcPr>
-            <w:tcW w:type="dxa" w:w="6315"/>
+            <w:tcW w:type="dxa" w:w="6570"/>
           </w:tcPr>
           <w:p>
             <w:pPr>
@@ -9145,7 +13213,7 @@
       <w:tr>
         <w:tc>
           <w:tcPr>
-            <w:tcW w:type="dxa" w:w="3045"/>
+            <w:tcW w:type="dxa" w:w="2790"/>
           </w:tcPr>
           <w:p>
             <w:pPr>
@@ -9159,7 +13227,7 @@
         </w:tc>
         <w:tc>
           <w:tcPr>
-            <w:tcW w:type="dxa" w:w="6315"/>
+            <w:tcW w:type="dxa" w:w="6570"/>
           </w:tcPr>
           <w:p>
             <w:pPr>
@@ -9175,7 +13243,7 @@
       <w:tr>
         <w:tc>
           <w:tcPr>
-            <w:tcW w:type="dxa" w:w="3045"/>
+            <w:tcW w:type="dxa" w:w="2790"/>
           </w:tcPr>
           <w:p>
             <w:pPr>
@@ -9189,7 +13257,7 @@
         </w:tc>
         <w:tc>
           <w:tcPr>
-            <w:tcW w:type="dxa" w:w="6315"/>
+            <w:tcW w:type="dxa" w:w="6570"/>
           </w:tcPr>
           <w:p>
             <w:pPr>
@@ -9205,7 +13273,7 @@
       <w:tr>
         <w:tc>
           <w:tcPr>
-            <w:tcW w:type="dxa" w:w="3045"/>
+            <w:tcW w:type="dxa" w:w="2790"/>
           </w:tcPr>
           <w:p>
             <w:pPr>
@@ -9219,7 +13287,7 @@
         </w:tc>
         <w:tc>
           <w:tcPr>
-            <w:tcW w:type="dxa" w:w="6315"/>
+            <w:tcW w:type="dxa" w:w="6570"/>
           </w:tcPr>
           <w:p>
             <w:pPr>
@@ -9235,7 +13303,7 @@
       <w:tr>
         <w:tc>
           <w:tcPr>
-            <w:tcW w:type="dxa" w:w="3045"/>
+            <w:tcW w:type="dxa" w:w="2790"/>
           </w:tcPr>
           <w:p>
             <w:pPr>
@@ -9249,7 +13317,7 @@
         </w:tc>
         <w:tc>
           <w:tcPr>
-            <w:tcW w:type="dxa" w:w="6315"/>
+            <w:tcW w:type="dxa" w:w="6570"/>
           </w:tcPr>
           <w:p>
             <w:pPr>
@@ -9265,7 +13333,7 @@
       <w:tr>
         <w:tc>
           <w:tcPr>
-            <w:tcW w:type="dxa" w:w="3045"/>
+            <w:tcW w:type="dxa" w:w="2790"/>
           </w:tcPr>
           <w:p>
             <w:pPr>
@@ -9279,7 +13347,7 @@
         </w:tc>
         <w:tc>
           <w:tcPr>
-            <w:tcW w:type="dxa" w:w="6315"/>
+            <w:tcW w:type="dxa" w:w="6570"/>
           </w:tcPr>
           <w:p>
             <w:pPr>
@@ -9295,7 +13363,7 @@
       <w:tr>
         <w:tc>
           <w:tcPr>
-            <w:tcW w:type="dxa" w:w="3045"/>
+            <w:tcW w:type="dxa" w:w="2790"/>
           </w:tcPr>
           <w:p>
             <w:pPr>
@@ -9309,7 +13377,7 @@
         </w:tc>
         <w:tc>
           <w:tcPr>
-            <w:tcW w:type="dxa" w:w="6315"/>
+            <w:tcW w:type="dxa" w:w="6570"/>
           </w:tcPr>
           <w:p>
             <w:pPr>
@@ -9325,7 +13393,7 @@
       <w:tr>
         <w:tc>
           <w:tcPr>
-            <w:tcW w:type="dxa" w:w="3045"/>
+            <w:tcW w:type="dxa" w:w="2790"/>
           </w:tcPr>
           <w:p>
             <w:pPr>
@@ -9339,7 +13407,7 @@
         </w:tc>
         <w:tc>
           <w:tcPr>
-            <w:tcW w:type="dxa" w:w="6315"/>
+            <w:tcW w:type="dxa" w:w="6570"/>
           </w:tcPr>
           <w:p>
             <w:pPr>
@@ -9355,7 +13423,7 @@
       <w:tr>
         <w:tc>
           <w:tcPr>
-            <w:tcW w:type="dxa" w:w="3045"/>
+            <w:tcW w:type="dxa" w:w="2790"/>
           </w:tcPr>
           <w:p>
             <w:pPr>
@@ -9369,7 +13437,7 @@
         </w:tc>
         <w:tc>
           <w:tcPr>
-            <w:tcW w:type="dxa" w:w="6315"/>
+            <w:tcW w:type="dxa" w:w="6570"/>
           </w:tcPr>
           <w:p>
             <w:pPr>
@@ -9378,6 +13446,216 @@
             </w:pPr>
             <w:r>
               <w:t xml:space="preserve">この拡張の開発段階を表す区切り。Phase 0が現在達成済みの最初の段階。</w:t>
+            </w:r>
+          </w:p>
+        </w:tc>
+      </w:tr>
+      <w:tr>
+        <w:tc>
+          <w:tcPr>
+            <w:tcW w:type="dxa" w:w="2790"/>
+          </w:tcPr>
+          <w:p>
+            <w:pPr>
+              <w:pStyle w:val="Compact"/>
+              <w:jc w:val="left"/>
+            </w:pPr>
+            <w:r>
+              <w:t xml:space="preserve">CN3</w:t>
+            </w:r>
+          </w:p>
+        </w:tc>
+        <w:tc>
+          <w:tcPr>
+            <w:tcW w:type="dxa" w:w="6570"/>
+          </w:tcPr>
+          <w:p>
+            <w:pPr>
+              <w:pStyle w:val="Compact"/>
+              <w:jc w:val="left"/>
+            </w:pPr>
+            <w:r>
+              <w:t xml:space="preserve">PCM1808基板上の予備接続端子。LINE OUT増設やBluetooth入力の接続に使用。</w:t>
+            </w:r>
+          </w:p>
+        </w:tc>
+      </w:tr>
+      <w:tr>
+        <w:tc>
+          <w:tcPr>
+            <w:tcW w:type="dxa" w:w="2790"/>
+          </w:tcPr>
+          <w:p>
+            <w:pPr>
+              <w:pStyle w:val="Compact"/>
+              <w:jc w:val="left"/>
+            </w:pPr>
+            <w:r>
+              <w:t xml:space="preserve">LINE OUT</w:t>
+            </w:r>
+          </w:p>
+        </w:tc>
+        <w:tc>
+          <w:tcPr>
+            <w:tcW w:type="dxa" w:w="6570"/>
+          </w:tcPr>
+          <w:p>
+            <w:pPr>
+              <w:pStyle w:val="Compact"/>
+              <w:jc w:val="left"/>
+            </w:pPr>
+            <w:r>
+              <w:t xml:space="preserve">かりポムの解析用入力とは別に、外部スピーカーへ音を出力するための出力端子・機能（第11章）。</w:t>
+            </w:r>
+          </w:p>
+        </w:tc>
+      </w:tr>
+      <w:tr>
+        <w:tc>
+          <w:tcPr>
+            <w:tcW w:type="dxa" w:w="2790"/>
+          </w:tcPr>
+          <w:p>
+            <w:pPr>
+              <w:pStyle w:val="Compact"/>
+              <w:jc w:val="left"/>
+            </w:pPr>
+            <w:r>
+              <w:t xml:space="preserve">MH-M18</w:t>
+            </w:r>
+          </w:p>
+        </w:tc>
+        <w:tc>
+          <w:tcPr>
+            <w:tcW w:type="dxa" w:w="6570"/>
+          </w:tcPr>
+          <w:p>
+            <w:pPr>
+              <w:pStyle w:val="Compact"/>
+              <w:jc w:val="left"/>
+            </w:pPr>
+            <w:r>
+              <w:t xml:space="preserve">Bluetooth（A2DP）で受信した音声を、そのままアナログのL/R信号として出力する小型モジュール（第12章）。</w:t>
+            </w:r>
+          </w:p>
+        </w:tc>
+      </w:tr>
+      <w:tr>
+        <w:tc>
+          <w:tcPr>
+            <w:tcW w:type="dxa" w:w="2790"/>
+          </w:tcPr>
+          <w:p>
+            <w:pPr>
+              <w:pStyle w:val="Compact"/>
+              <w:jc w:val="left"/>
+            </w:pPr>
+            <w:r>
+              <w:t xml:space="preserve">A2DP</w:t>
+            </w:r>
+          </w:p>
+        </w:tc>
+        <w:tc>
+          <w:tcPr>
+            <w:tcW w:type="dxa" w:w="6570"/>
+          </w:tcPr>
+          <w:p>
+            <w:pPr>
+              <w:pStyle w:val="Compact"/>
+              <w:jc w:val="left"/>
+            </w:pPr>
+            <w:r>
+              <w:t xml:space="preserve">Advanced Audio Distribution Profile。Bluetoothでステレオ音声を伝送するための規格。</w:t>
+            </w:r>
+          </w:p>
+        </w:tc>
+      </w:tr>
+      <w:tr>
+        <w:tc>
+          <w:tcPr>
+            <w:tcW w:type="dxa" w:w="2790"/>
+          </w:tcPr>
+          <w:p>
+            <w:pPr>
+              <w:pStyle w:val="Compact"/>
+              <w:jc w:val="left"/>
+            </w:pPr>
+            <w:r>
+              <w:t xml:space="preserve">DCオフセット</w:t>
+            </w:r>
+          </w:p>
+        </w:tc>
+        <w:tc>
+          <w:tcPr>
+            <w:tcW w:type="dxa" w:w="6570"/>
+          </w:tcPr>
+          <w:p>
+            <w:pPr>
+              <w:pStyle w:val="Compact"/>
+              <w:jc w:val="left"/>
+            </w:pPr>
+            <w:r>
+              <w:t xml:space="preserve">本来は交流であるはずの音声信号に、直流電圧が乗ってしまっている状態。回路設計（コンデンサの要否）を左右する。</w:t>
+            </w:r>
+          </w:p>
+        </w:tc>
+      </w:tr>
+      <w:tr>
+        <w:tc>
+          <w:tcPr>
+            <w:tcW w:type="dxa" w:w="2790"/>
+          </w:tcPr>
+          <w:p>
+            <w:pPr>
+              <w:pStyle w:val="Compact"/>
+              <w:jc w:val="left"/>
+            </w:pPr>
+            <w:r>
+              <w:t xml:space="preserve">カップリングコンデンサ</w:t>
+            </w:r>
+          </w:p>
+        </w:tc>
+        <w:tc>
+          <w:tcPr>
+            <w:tcW w:type="dxa" w:w="6570"/>
+          </w:tcPr>
+          <w:p>
+            <w:pPr>
+              <w:pStyle w:val="Compact"/>
+              <w:jc w:val="left"/>
+            </w:pPr>
+            <w:r>
+              <w:t xml:space="preserve">信号を通しつつ直流成分だけを遮断するために、信号経路に直列に入れるコンデンサ。</w:t>
+            </w:r>
+          </w:p>
+        </w:tc>
+      </w:tr>
+      <w:tr>
+        <w:tc>
+          <w:tcPr>
+            <w:tcW w:type="dxa" w:w="2790"/>
+          </w:tcPr>
+          <w:p>
+            <w:pPr>
+              <w:pStyle w:val="Compact"/>
+              <w:jc w:val="left"/>
+            </w:pPr>
+            <w:r>
+              <w:t xml:space="preserve">分圧回路</w:t>
+            </w:r>
+          </w:p>
+        </w:tc>
+        <w:tc>
+          <w:tcPr>
+            <w:tcW w:type="dxa" w:w="6570"/>
+          </w:tcPr>
+          <w:p>
+            <w:pPr>
+              <w:pStyle w:val="Compact"/>
+              <w:jc w:val="left"/>
+            </w:pPr>
+            <w:r>
+              <w:t xml:space="preserve">抵抗を使って電圧を目的のレベルまで落とすための回路。Bluetooth入力の音量調整に使用予定。</w:t>
             </w:r>
           </w:p>
         </w:tc>
@@ -9395,7 +13673,7 @@
         <w:pStyle w:val="FirstParagraph"/>
       </w:pPr>
       <w:r>
-        <w:t xml:space="preserve">かりポム PCM1808＋Pico2 拡張 設計・製作マニュアル Ver. 1.0</w:t>
+        <w:t xml:space="preserve">かりポム Karipom Ear 設計・製作マニュアル Ver. 2.0</w:t>
       </w:r>
       <w:r>
         <w:t xml:space="preserve"> </w:t>
@@ -9858,34 +14136,19 @@
     <w:abstractNumId w:val="991"/>
   </w:num>
   <w:num w:numId="1017">
-    <w:abstractNumId w:val="99411"/>
-    <w:lvlOverride w:ilvl="0">
-      <w:startOverride w:val="1"/>
-    </w:lvlOverride>
-    <w:lvlOverride w:ilvl="1">
-      <w:startOverride w:val="1"/>
-    </w:lvlOverride>
-    <w:lvlOverride w:ilvl="2">
-      <w:startOverride w:val="1"/>
-    </w:lvlOverride>
-    <w:lvlOverride w:ilvl="3">
-      <w:startOverride w:val="1"/>
-    </w:lvlOverride>
-    <w:lvlOverride w:ilvl="4">
-      <w:startOverride w:val="1"/>
-    </w:lvlOverride>
-    <w:lvlOverride w:ilvl="5">
-      <w:startOverride w:val="1"/>
-    </w:lvlOverride>
-    <w:lvlOverride w:ilvl="6">
-      <w:startOverride w:val="1"/>
-    </w:lvlOverride>
-    <w:lvlOverride w:ilvl="7">
-      <w:startOverride w:val="1"/>
-    </w:lvlOverride>
-    <w:lvlOverride w:ilvl="8">
-      <w:startOverride w:val="1"/>
-    </w:lvlOverride>
+    <w:abstractNumId w:val="991"/>
+  </w:num>
+  <w:num w:numId="1018">
+    <w:abstractNumId w:val="991"/>
+  </w:num>
+  <w:num w:numId="1019">
+    <w:abstractNumId w:val="991"/>
+  </w:num>
+  <w:num w:numId="1020">
+    <w:abstractNumId w:val="991"/>
+  </w:num>
+  <w:num w:numId="1021">
+    <w:abstractNumId w:val="991"/>
   </w:num>
 </w:numbering>
 </file>

--- a/docs/pcm1808_pico2/PCM1808_Pico2_設計マニュアル.docx
+++ b/docs/pcm1808_pico2/PCM1808_Pico2_設計マニュアル.docx
@@ -8129,7 +8129,39 @@
     </w:p>
     <w:p>
       <w:pPr>
-        <w:pStyle w:val="BodyText"/>
+        <w:pStyle w:val="BlockText"/>
+      </w:pPr>
+      <w:r>
+        <w:t xml:space="preserve">📝</w:t>
+      </w:r>
+      <w:r>
+        <w:t xml:space="preserve"> </w:t>
+      </w:r>
+      <w:r>
+        <w:rPr>
+          <w:b/>
+        </w:rPr>
+        <w:t xml:space="preserve">作者注</w:t>
+      </w:r>
+      <w:r>
+        <w:t xml:space="preserve">：本章は、設計・製作手順として完成している内容です。ただし作者自身は、音源機器（Mac／スマホ）側のLINE OUT分岐だけで現状十分に運用できているため、</w:t>
+      </w:r>
+      <w:r>
+        <w:rPr>
+          <w:b/>
+        </w:rPr>
+        <w:t xml:space="preserve">Karipom Ear本体へのLINE OUT増設は、まだ実施していません。</w:t>
+      </w:r>
+      <w:r>
+        <w:t xml:space="preserve"> </w:t>
+      </w:r>
+      <w:r>
+        <w:t xml:space="preserve">「設計資料として掲載しているオプション機能」であり、作者自身の実機への搭載実績を示すものではない点をご了承のうえご利用ください。</w:t>
+      </w:r>
+    </w:p>
+    <w:p>
+      <w:pPr>
+        <w:pStyle w:val="FirstParagraph"/>
       </w:pPr>
       <w:r>
         <w:t xml:space="preserve">対象構成：既存PCM1808＋既存Pico 2 H＋CoreS3（Bluetoothは今回対象外）／所要時間の目安：60〜90分（はんだ付けを含む）</w:t>
@@ -10396,6 +10428,38 @@
       </w:r>
       <w:r>
         <w:t xml:space="preserve">この章は、将来ケーブルなしで音源を入力したい方向けに、現時点での設計検討結果と、安全に作業を進めるための最初の手順（初回通電・DCオフセット測定）をまとめた設計資料です。</w:t>
+      </w:r>
+    </w:p>
+    <w:p>
+      <w:pPr>
+        <w:pStyle w:val="BlockText"/>
+      </w:pPr>
+      <w:r>
+        <w:t xml:space="preserve">📝</w:t>
+      </w:r>
+      <w:r>
+        <w:t xml:space="preserve"> </w:t>
+      </w:r>
+      <w:r>
+        <w:rPr>
+          <w:b/>
+        </w:rPr>
+        <w:t xml:space="preserve">作者注</w:t>
+      </w:r>
+      <w:r>
+        <w:t xml:space="preserve">：Bluetooth入力（MH-M18）は、入力レベル評価と初回通電・DCオフセット測定の設計・評価までを実施済みです。ただし作者自身の現在の運用では、第11章のLINE OUT構成だけで十分な利便性が得られているため、</w:t>
+      </w:r>
+      <w:r>
+        <w:rPr>
+          <w:b/>
+        </w:rPr>
+        <w:t xml:space="preserve">当面Karipom Earへ搭載する予定はありません。</w:t>
+      </w:r>
+      <w:r>
+        <w:t xml:space="preserve"> </w:t>
+      </w:r>
+      <w:r>
+        <w:t xml:space="preserve">本章は「設計資料として掲載しているオプション機能」であり、CN3手前への入力切替回路の実配線や、カップリングコンデンサ・分圧抵抗の最終値の確定は、測定結果を踏まえた今後の課題として未着手のままです。</w:t>
       </w:r>
     </w:p>
     <w:p>

--- a/docs/pcm1808_pico2/PCM1808_Pico2_設計マニュアル.docx
+++ b/docs/pcm1808_pico2/PCM1808_Pico2_設計マニュアル.docx
@@ -8144,7 +8144,7 @@
         <w:t xml:space="preserve">作者注</w:t>
       </w:r>
       <w:r>
-        <w:t xml:space="preserve">：本章は、設計・製作手順として完成している内容です。ただし作者自身は、音源機器（Mac／スマホ）側のLINE OUT分岐だけで現状十分に運用できているため、</w:t>
+        <w:t xml:space="preserve">：本章は、設計・製作手順として完成している内容です。ただし作者自身は、音源機器側のLINE OUT分岐だけで現状十分に運用できているため、</w:t>
       </w:r>
       <w:r>
         <w:rPr>
@@ -10421,13 +10421,13 @@
         <w:rPr>
           <w:b/>
         </w:rPr>
-        <w:t xml:space="preserve">現在の推奨構成は、第11章までのLINE OUT増設です。Bluetooth化は現在の推奨構成ではありません。</w:t>
+        <w:t xml:space="preserve">現在の実際の推奨構成は、第2〜10章のPCM1808＋Pico2基本構成です。</w:t>
       </w:r>
       <w:r>
         <w:t xml:space="preserve"> </w:t>
       </w:r>
       <w:r>
-        <w:t xml:space="preserve">この章は、将来ケーブルなしで音源を入力したい方向けに、現時点での設計検討結果と、安全に作業を進めるための最初の手順（初回通電・DCオフセット測定）をまとめた設計資料です。</w:t>
+        <w:t xml:space="preserve">LINE OUT増設（第11章）・Bluetooth入力（第12章）は、いずれもそこからさらに発展させたい方向けの、任意のオプションとして設計資料を掲載しているものです。この章は、将来ケーブルなしで音源を入力したい方向けに、現時点での設計検討結果と、安全に作業を進めるための最初の手順（初回通電・DCオフセット測定）をまとめた設計資料です。</w:t>
       </w:r>
     </w:p>
     <w:p>
@@ -10447,19 +10447,19 @@
         <w:t xml:space="preserve">作者注</w:t>
       </w:r>
       <w:r>
-        <w:t xml:space="preserve">：Bluetooth入力（MH-M18）は、入力レベル評価と初回通電・DCオフセット測定の設計・評価までを実施済みです。ただし作者自身の現在の運用では、第11章のLINE OUT構成だけで十分な利便性が得られているため、</w:t>
+        <w:t xml:space="preserve">：Bluetooth入力（MH-M18）は、入力レベル評価と初回通電・DCオフセット測定の設計・評価までを実施済みです。ただし作者自身は現在、音源機器側のLINE OUT分岐で十分運用できているため、</w:t>
       </w:r>
       <w:r>
         <w:rPr>
           <w:b/>
         </w:rPr>
-        <w:t xml:space="preserve">当面Karipom Earへ搭載する予定はありません。</w:t>
+        <w:t xml:space="preserve">LINE OUT増設・Bluetooth入力とも実機には搭載していません。</w:t>
       </w:r>
       <w:r>
         <w:t xml:space="preserve"> </w:t>
       </w:r>
       <w:r>
-        <w:t xml:space="preserve">本章は「設計資料として掲載しているオプション機能」であり、CN3手前への入力切替回路の実配線や、カップリングコンデンサ・分圧抵抗の最終値の確定は、測定結果を踏まえた今後の課題として未着手のままです。</w:t>
+        <w:t xml:space="preserve">いずれも「設計資料として掲載しているオプション機能」であり、CN3手前への入力切替回路の実配線や、カップリングコンデンサ・分圧抵抗の最終値の確定は、測定結果を踏まえた今後の課題として未着手のままです。</w:t>
       </w:r>
     </w:p>
     <w:p>

--- a/docs/pcm1808_pico2/PCM1808_Pico2_設計マニュアル.docx
+++ b/docs/pcm1808_pico2/PCM1808_Pico2_設計マニュアル.docx
@@ -355,7 +355,7 @@
         <w:t xml:space="preserve"> </w:t>
       </w:r>
       <w:r>
-        <w:t xml:space="preserve">— Mac＋BlackHole＋Wi-Fi経由の接続より、経路がシンプルで安定します。</w:t>
+        <w:t xml:space="preserve">— PC＋KariPom Companion経由のWi-Fi接続（macOSの場合はBlackHole等の仮想オーディオ設定が必要）より、経路がシンプルで安定します。</w:t>
       </w:r>
     </w:p>
     <w:p>
@@ -1077,7 +1077,7 @@
         <w:rPr>
           <w:rStyle w:val="VerbatimChar"/>
         </w:rPr>
-        <w:t xml:space="preserve"> │  (Mac/スマホ/DAP)        (Phase 2で追加)          │      │  Port B ── ジョイスティック        │</w:t>
+        <w:t xml:space="preserve"> │  (PC/スマホ/DAP)         (Phase 2で追加)          │      │  Port B ── ジョイスティック        │</w:t>
       </w:r>
       <w:r>
         <w:br/>
@@ -3537,7 +3537,7 @@
         <w:rPr>
           <w:b/>
         </w:rPr>
-        <w:t xml:space="preserve">CoreS3 Port C（Grove・青コネクタ）→ Pico 2 H</w:t>
+        <w:t xml:space="preserve">CoreS3 Port C（Grove）→ Pico 2 H</w:t>
       </w:r>
     </w:p>
     <w:tbl>
@@ -4592,7 +4592,7 @@
         <w:pStyle w:val="FirstParagraph"/>
       </w:pPr>
       <w:r>
-        <w:t xml:space="preserve">以下の配線図に沿って接続してください。色分けは実際に使う配線の色と対応しています。</w:t>
+        <w:t xml:space="preserve">以下の配線図に沿って接続してください。</w:t>
       </w:r>
     </w:p>
     <w:p>
@@ -4652,6 +4652,14 @@
     </w:p>
     <w:p>
       <w:pPr>
+        <w:pStyle w:val="BodyText"/>
+      </w:pPr>
+      <w:r>
+        <w:t xml:space="preserve">📝 図中の配線色は識別のための一例です。実際のケーブル色は製品・ロットによって異なる場合があります。色ではなく端子名・信号名（4.1節のピン割当表）を基準に配線してください。</w:t>
+      </w:r>
+    </w:p>
+    <w:p>
+      <w:pPr>
         <w:pStyle w:val="Heading2"/>
       </w:pPr>
       <w:bookmarkStart w:id="39" w:name="pcm1808基板のジャンパ設定"/>
@@ -5776,22 +5784,7 @@
         <w:pStyle w:val="Compact"/>
       </w:pPr>
       <w:r>
-        <w:t xml:space="preserve">ツール → ポートで、「UF2 Board」または「RPI-RP2」を選択します（この時点では通常の</w:t>
-      </w:r>
-      <w:r>
-        <w:t xml:space="preserve"> </w:t>
-      </w:r>
-      <w:r>
-        <w:rPr>
-          <w:rStyle w:val="VerbatimChar"/>
-        </w:rPr>
-        <w:t xml:space="preserve">/dev/cu.usbmodem...</w:t>
-      </w:r>
-      <w:r>
-        <w:t xml:space="preserve"> </w:t>
-      </w:r>
-      <w:r>
-        <w:t xml:space="preserve">はまだ表示されません）。</w:t>
+        <w:t xml:space="preserve">ツール → ポートで、「UF2 Board」または「RPI-RP2」を選択します（この時点では通常のシリアルポート表示はまだ出ません）。</w:t>
       </w:r>
     </w:p>
     <w:p>
@@ -5821,10 +5814,16 @@
         <w:pStyle w:val="FirstParagraph"/>
       </w:pPr>
       <w:r>
-        <w:t xml:space="preserve">再起動後、ツール → ポートから</w:t>
-      </w:r>
-      <w:r>
-        <w:t xml:space="preserve"> </w:t>
+        <w:t xml:space="preserve">再起動後、ツール → ポートに表示されるシリアルポートを選び、シリアルモニタをボーレート</w:t>
+      </w:r>
+      <w:r>
+        <w:rPr>
+          <w:b/>
+        </w:rPr>
+        <w:t xml:space="preserve">115200</w:t>
+      </w:r>
+      <w:r>
+        <w:t xml:space="preserve">で開きます。（ポート名の表示はOSにより異なります。例：macOSでは</w:t>
       </w:r>
       <w:r>
         <w:rPr>
@@ -5833,16 +5832,25 @@
         <w:t xml:space="preserve">/dev/cu.usbmodem******</w:t>
       </w:r>
       <w:r>
-        <w:t xml:space="preserve">（Windowsの場合はCOMポート）を選び、シリアルモニタをボーレート</w:t>
-      </w:r>
-      <w:r>
-        <w:rPr>
-          <w:b/>
-        </w:rPr>
-        <w:t xml:space="preserve">115200</w:t>
-      </w:r>
-      <w:r>
-        <w:t xml:space="preserve">で開きます。</w:t>
+        <w:t xml:space="preserve">、Windowsでは</w:t>
+      </w:r>
+      <w:r>
+        <w:rPr>
+          <w:rStyle w:val="VerbatimChar"/>
+        </w:rPr>
+        <w:t xml:space="preserve">COM3</w:t>
+      </w:r>
+      <w:r>
+        <w:t xml:space="preserve">など、Linuxでは</w:t>
+      </w:r>
+      <w:r>
+        <w:rPr>
+          <w:rStyle w:val="VerbatimChar"/>
+        </w:rPr>
+        <w:t xml:space="preserve">/dev/ttyACM0</w:t>
+      </w:r>
+      <w:r>
+        <w:t xml:space="preserve">など）</w:t>
       </w:r>
     </w:p>
     <w:p>
@@ -8281,7 +8289,7 @@
               <w:jc w:val="left"/>
             </w:pPr>
             <w:r>
-              <w:t xml:space="preserve">音源（Mac／スマホ）→ 3.5mmケーブル → 既設ジャック（PCM1808基板上）</w:t>
+              <w:t xml:space="preserve">音源機器（PC／スマホ等）→ 3.5mmケーブル → 既設ジャック（PCM1808基板上）</w:t>
             </w:r>
           </w:p>
         </w:tc>
@@ -8384,7 +8392,7 @@
         <w:pStyle w:val="Compact"/>
       </w:pPr>
       <w:r>
-        <w:t xml:space="preserve">手持ちの3.5mmジャック配線に、470Ωの抵抗を2本挿入する</w:t>
+        <w:t xml:space="preserve">3.5mmジャック配線（お持ちのものを流用、または新規に用意）に、470Ωの抵抗を2本挿入する</w:t>
       </w:r>
     </w:p>
     <w:p>
@@ -8528,9 +8536,9 @@
         <w:tblLook w:firstRow="1"/>
       </w:tblPr>
       <w:tblGrid>
-        <w:gridCol w:w="4776"/>
-        <w:gridCol w:w="1098"/>
-        <w:gridCol w:w="3486"/>
+        <w:gridCol w:w="4171"/>
+        <w:gridCol w:w="1133"/>
+        <w:gridCol w:w="4056"/>
       </w:tblGrid>
       <w:tr>
         <w:trPr>
@@ -8538,7 +8546,7 @@
         </w:trPr>
         <w:tc>
           <w:tcPr>
-            <w:tcW w:type="dxa" w:w="4776"/>
+            <w:tcW w:type="dxa" w:w="4171"/>
             <w:tcBorders>
               <w:bottom w:val="single"/>
             </w:tcBorders>
@@ -8556,7 +8564,7 @@
         </w:tc>
         <w:tc>
           <w:tcPr>
-            <w:tcW w:type="dxa" w:w="1098"/>
+            <w:tcW w:type="dxa" w:w="1133"/>
             <w:tcBorders>
               <w:bottom w:val="single"/>
             </w:tcBorders>
@@ -8574,7 +8582,7 @@
         </w:tc>
         <w:tc>
           <w:tcPr>
-            <w:tcW w:type="dxa" w:w="3486"/>
+            <w:tcW w:type="dxa" w:w="4056"/>
             <w:tcBorders>
               <w:bottom w:val="single"/>
             </w:tcBorders>
@@ -8594,7 +8602,7 @@
       <w:tr>
         <w:tc>
           <w:tcPr>
-            <w:tcW w:type="dxa" w:w="4776"/>
+            <w:tcW w:type="dxa" w:w="4171"/>
           </w:tcPr>
           <w:p>
             <w:pPr>
@@ -8608,7 +8616,7 @@
         </w:tc>
         <w:tc>
           <w:tcPr>
-            <w:tcW w:type="dxa" w:w="1098"/>
+            <w:tcW w:type="dxa" w:w="1133"/>
           </w:tcPr>
           <w:p>
             <w:pPr>
@@ -8622,37 +8630,37 @@
         </w:tc>
         <w:tc>
           <w:tcPr>
-            <w:tcW w:type="dxa" w:w="3486"/>
-          </w:tcPr>
-          <w:p>
-            <w:pPr>
-              <w:pStyle w:val="Compact"/>
-              <w:jc w:val="left"/>
-            </w:pPr>
-            <w:r>
-              <w:t xml:space="preserve">今回の唯一の購入品</w:t>
-            </w:r>
-          </w:p>
-        </w:tc>
-      </w:tr>
-      <w:tr>
-        <w:tc>
-          <w:tcPr>
-            <w:tcW w:type="dxa" w:w="4776"/>
-          </w:tcPr>
-          <w:p>
-            <w:pPr>
-              <w:pStyle w:val="Compact"/>
-              <w:jc w:val="left"/>
-            </w:pPr>
-            <w:r>
-              <w:t xml:space="preserve">3.5mmステレオジャック配線（L＝青／R＝赤／GND＝黒、メスコネクタ付き）</w:t>
-            </w:r>
-          </w:p>
-        </w:tc>
-        <w:tc>
-          <w:tcPr>
-            <w:tcW w:type="dxa" w:w="1098"/>
+            <w:tcW w:type="dxa" w:w="4056"/>
+          </w:tcPr>
+          <w:p>
+            <w:pPr>
+              <w:pStyle w:val="Compact"/>
+              <w:jc w:val="left"/>
+            </w:pPr>
+            <w:r>
+              <w:t xml:space="preserve">今回の主な購入品</w:t>
+            </w:r>
+          </w:p>
+        </w:tc>
+      </w:tr>
+      <w:tr>
+        <w:tc>
+          <w:tcPr>
+            <w:tcW w:type="dxa" w:w="4171"/>
+          </w:tcPr>
+          <w:p>
+            <w:pPr>
+              <w:pStyle w:val="Compact"/>
+              <w:jc w:val="left"/>
+            </w:pPr>
+            <w:r>
+              <w:t xml:space="preserve">3.5mmステレオジャック配線（メスコネクタ付き、3線）</w:t>
+            </w:r>
+          </w:p>
+        </w:tc>
+        <w:tc>
+          <w:tcPr>
+            <w:tcW w:type="dxa" w:w="1133"/>
           </w:tcPr>
           <w:p>
             <w:pPr>
@@ -8666,23 +8674,23 @@
         </w:tc>
         <w:tc>
           <w:tcPr>
-            <w:tcW w:type="dxa" w:w="3486"/>
-          </w:tcPr>
-          <w:p>
-            <w:pPr>
-              <w:pStyle w:val="Compact"/>
-              <w:jc w:val="left"/>
-            </w:pPr>
-            <w:r>
-              <w:t xml:space="preserve">手持ち流用可</w:t>
-            </w:r>
-          </w:p>
-        </w:tc>
-      </w:tr>
-      <w:tr>
-        <w:tc>
-          <w:tcPr>
-            <w:tcW w:type="dxa" w:w="4776"/>
+            <w:tcW w:type="dxa" w:w="4056"/>
+          </w:tcPr>
+          <w:p>
+            <w:pPr>
+              <w:pStyle w:val="Compact"/>
+              <w:jc w:val="left"/>
+            </w:pPr>
+            <w:r>
+              <w:t xml:space="preserve">お持ちのものを流用するか、新規に用意（下記コラム参照）</w:t>
+            </w:r>
+          </w:p>
+        </w:tc>
+      </w:tr>
+      <w:tr>
+        <w:tc>
+          <w:tcPr>
+            <w:tcW w:type="dxa" w:w="4171"/>
           </w:tcPr>
           <w:p>
             <w:pPr>
@@ -8696,7 +8704,7 @@
         </w:tc>
         <w:tc>
           <w:tcPr>
-            <w:tcW w:type="dxa" w:w="1098"/>
+            <w:tcW w:type="dxa" w:w="1133"/>
           </w:tcPr>
           <w:p>
             <w:pPr>
@@ -8710,7 +8718,7 @@
         </w:tc>
         <w:tc>
           <w:tcPr>
-            <w:tcW w:type="dxa" w:w="3486"/>
+            <w:tcW w:type="dxa" w:w="4056"/>
           </w:tcPr>
           <w:p>
             <w:pPr>
@@ -8726,7 +8734,7 @@
       <w:tr>
         <w:tc>
           <w:tcPr>
-            <w:tcW w:type="dxa" w:w="4776"/>
+            <w:tcW w:type="dxa" w:w="4171"/>
           </w:tcPr>
           <w:p>
             <w:pPr>
@@ -8740,7 +8748,7 @@
         </w:tc>
         <w:tc>
           <w:tcPr>
-            <w:tcW w:type="dxa" w:w="1098"/>
+            <w:tcW w:type="dxa" w:w="1133"/>
           </w:tcPr>
           <w:p>
             <w:pPr>
@@ -8754,7 +8762,7 @@
         </w:tc>
         <w:tc>
           <w:tcPr>
-            <w:tcW w:type="dxa" w:w="3486"/>
+            <w:tcW w:type="dxa" w:w="4056"/>
           </w:tcPr>
           <w:p>
             <w:pPr>
@@ -8770,7 +8778,7 @@
       <w:tr>
         <w:tc>
           <w:tcPr>
-            <w:tcW w:type="dxa" w:w="4776"/>
+            <w:tcW w:type="dxa" w:w="4171"/>
           </w:tcPr>
           <w:p>
             <w:pPr>
@@ -8784,7 +8792,7 @@
         </w:tc>
         <w:tc>
           <w:tcPr>
-            <w:tcW w:type="dxa" w:w="1098"/>
+            <w:tcW w:type="dxa" w:w="1133"/>
           </w:tcPr>
           <w:p>
             <w:pPr>
@@ -8798,7 +8806,7 @@
         </w:tc>
         <w:tc>
           <w:tcPr>
-            <w:tcW w:type="dxa" w:w="3486"/>
+            <w:tcW w:type="dxa" w:w="4056"/>
           </w:tcPr>
           <w:p>
             <w:pPr>
@@ -8814,7 +8822,7 @@
       <w:tr>
         <w:tc>
           <w:tcPr>
-            <w:tcW w:type="dxa" w:w="4776"/>
+            <w:tcW w:type="dxa" w:w="4171"/>
           </w:tcPr>
           <w:p>
             <w:pPr>
@@ -8828,7 +8836,7 @@
         </w:tc>
         <w:tc>
           <w:tcPr>
-            <w:tcW w:type="dxa" w:w="1098"/>
+            <w:tcW w:type="dxa" w:w="1133"/>
           </w:tcPr>
           <w:p>
             <w:pPr>
@@ -8842,7 +8850,7 @@
         </w:tc>
         <w:tc>
           <w:tcPr>
-            <w:tcW w:type="dxa" w:w="3486"/>
+            <w:tcW w:type="dxa" w:w="4056"/>
           </w:tcPr>
           <w:p>
             <w:pPr>
@@ -8858,7 +8866,7 @@
       <w:tr>
         <w:tc>
           <w:tcPr>
-            <w:tcW w:type="dxa" w:w="4776"/>
+            <w:tcW w:type="dxa" w:w="4171"/>
           </w:tcPr>
           <w:p>
             <w:pPr>
@@ -8872,7 +8880,7 @@
         </w:tc>
         <w:tc>
           <w:tcPr>
-            <w:tcW w:type="dxa" w:w="1098"/>
+            <w:tcW w:type="dxa" w:w="1133"/>
           </w:tcPr>
           <w:p>
             <w:pPr>
@@ -8886,7 +8894,7 @@
         </w:tc>
         <w:tc>
           <w:tcPr>
-            <w:tcW w:type="dxa" w:w="3486"/>
+            <w:tcW w:type="dxa" w:w="4056"/>
           </w:tcPr>
           <w:p>
             <w:pPr>
@@ -8906,6 +8914,78 @@
       </w:pPr>
       <w:r>
         <w:t xml:space="preserve">💡 470Ωのカラーコード（4本帯）は「黄・紫・茶・金」です。購入時は袋の表記だけでなく、抵抗本体の帯の色でも確認してください。</w:t>
+      </w:r>
+    </w:p>
+    <w:p>
+      <w:pPr>
+        <w:pStyle w:val="BodyText"/>
+      </w:pPr>
+      <w:r>
+        <w:t xml:space="preserve">❗</w:t>
+      </w:r>
+      <w:r>
+        <w:t xml:space="preserve"> </w:t>
+      </w:r>
+      <w:r>
+        <w:rPr>
+          <w:b/>
+        </w:rPr>
+        <w:t xml:space="preserve">ジャックの端子（Tip／Ring／Sleeve）について</w:t>
+      </w:r>
+      <w:r>
+        <w:t xml:space="preserve">：3.5mmステレオジャックには、先端側からチップ（Tip＝L）・リング（Ring＝R）・スリーブ（Sleeve＝GND）の3つの端子があります。この並び順（Tip→Ring→Sleeve）は3.5mmステレオ規格として共通ですが、</w:t>
+      </w:r>
+      <w:r>
+        <w:rPr>
+          <w:b/>
+        </w:rPr>
+        <w:t xml:space="preserve">配線の色は製品によって異なり、規格として決まっているものではありません。</w:t>
+      </w:r>
+      <w:r>
+        <w:t xml:space="preserve"> </w:t>
+      </w:r>
+      <w:r>
+        <w:t xml:space="preserve">作業前に、お使いのジャック／ケーブルのどの線がTip・Ring・Sleeveにつながっているかを、テスター（導通チェック）で必ず確認してください。</w:t>
+      </w:r>
+    </w:p>
+    <w:p>
+      <w:pPr>
+        <w:pStyle w:val="BodyText"/>
+      </w:pPr>
+      <w:r>
+        <w:t xml:space="preserve">💡</w:t>
+      </w:r>
+      <w:r>
+        <w:t xml:space="preserve"> </w:t>
+      </w:r>
+      <w:r>
+        <w:rPr>
+          <w:b/>
+        </w:rPr>
+        <w:t xml:space="preserve">ジャック配線をお持ちでない場合</w:t>
+      </w:r>
+      <w:r>
+        <w:t xml:space="preserve">：市販の「3.5mmステレオプラグ＋メスジャック」のケーブルを用意し、途中で切断して自作する方法があります（ケーブルによっては3線以外にシールド線が含まれる場合があるため、切る前に必ずテスターで各線がTip・Ring・Sleeveのどれに対応するかを確認してください）。両端がメスコネクタになった配線を購入する方法もあります。</w:t>
+      </w:r>
+    </w:p>
+    <w:p>
+      <w:pPr>
+        <w:pStyle w:val="BodyText"/>
+      </w:pPr>
+      <w:r>
+        <w:t xml:space="preserve">📝</w:t>
+      </w:r>
+      <w:r>
+        <w:t xml:space="preserve"> </w:t>
+      </w:r>
+      <w:r>
+        <w:rPr>
+          <w:b/>
+        </w:rPr>
+        <w:t xml:space="preserve">作者の製作例</w:t>
+      </w:r>
+      <w:r>
+        <w:t xml:space="preserve">：作者が実際に使用したジャック配線では、青＝L（Tip）、赤＝R（Ring）、黒＝GND（Sleeve）という色の線が使われていました。ただし線色は規格ではなく製品によって異なるため、この色を鵜呑みにせず、必ずご自身のジャック／ケーブルの端子をテスターで確認してください。</w:t>
       </w:r>
     </w:p>
     <w:p>
@@ -9216,7 +9296,7 @@
         <w:pStyle w:val="BodyText"/>
       </w:pPr>
       <w:r>
-        <w:t xml:space="preserve">❗ 避けること：作業の途中でMacの音量を変える（改造前後の比較ができなくなります）／抵抗を入れた部分を繰り返し曲げる（断線しやすい箇所）／判断に迷ったまま次の工程へ進む。</w:t>
+        <w:t xml:space="preserve">❗ 避けること：作業の途中で音源機器の音量を変える（改造前後の比較ができなくなります）／抵抗を入れた部分を繰り返し曲げる（断線しやすい箇所）／判断に迷ったまま次の工程へ進む。</w:t>
       </w:r>
     </w:p>
     <w:p>
@@ -9234,7 +9314,7 @@
         <w:pStyle w:val="FirstParagraph"/>
       </w:pPr>
       <w:r>
-        <w:t xml:space="preserve">接続は3本だけです。抵抗を入れるのは青（L）と赤（R）の2本で、黒（GND）は直結です。</w:t>
+        <w:t xml:space="preserve">接続は3本だけです。抵抗を入れるのはチップ（L）とリング（R）の2本で、スリーブ（GND）は直結です。</w:t>
       </w:r>
     </w:p>
     <w:tbl>
@@ -9244,10 +9324,10 @@
         <w:tblLook w:firstRow="1"/>
       </w:tblPr>
       <w:tblGrid>
-        <w:gridCol w:w="3348"/>
-        <w:gridCol w:w="2052"/>
-        <w:gridCol w:w="1907"/>
-        <w:gridCol w:w="2053"/>
+        <w:gridCol w:w="2983"/>
+        <w:gridCol w:w="1880"/>
+        <w:gridCol w:w="2370"/>
+        <w:gridCol w:w="2127"/>
       </w:tblGrid>
       <w:tr>
         <w:trPr>
@@ -9255,7 +9335,7 @@
         </w:trPr>
         <w:tc>
           <w:tcPr>
-            <w:tcW w:type="dxa" w:w="3348"/>
+            <w:tcW w:type="dxa" w:w="2983"/>
             <w:tcBorders>
               <w:bottom w:val="single"/>
             </w:tcBorders>
@@ -9273,7 +9353,7 @@
         </w:tc>
         <w:tc>
           <w:tcPr>
-            <w:tcW w:type="dxa" w:w="2052"/>
+            <w:tcW w:type="dxa" w:w="1880"/>
             <w:tcBorders>
               <w:bottom w:val="single"/>
             </w:tcBorders>
@@ -9291,7 +9371,7 @@
         </w:tc>
         <w:tc>
           <w:tcPr>
-            <w:tcW w:type="dxa" w:w="1907"/>
+            <w:tcW w:type="dxa" w:w="2370"/>
             <w:tcBorders>
               <w:bottom w:val="single"/>
             </w:tcBorders>
@@ -9303,13 +9383,13 @@
               <w:jc w:val="left"/>
             </w:pPr>
             <w:r>
-              <w:t xml:space="preserve">ジャック側の線</w:t>
-            </w:r>
-          </w:p>
-        </w:tc>
-        <w:tc>
-          <w:tcPr>
-            <w:tcW w:type="dxa" w:w="2053"/>
+              <w:t xml:space="preserve">ジャックの接点</w:t>
+            </w:r>
+          </w:p>
+        </w:tc>
+        <w:tc>
+          <w:tcPr>
+            <w:tcW w:type="dxa" w:w="2127"/>
             <w:tcBorders>
               <w:bottom w:val="single"/>
             </w:tcBorders>
@@ -9321,15 +9401,15 @@
               <w:jc w:val="left"/>
             </w:pPr>
             <w:r>
-              <w:t xml:space="preserve">ジャックの接点</w:t>
-            </w:r>
-          </w:p>
-        </w:tc>
-      </w:tr>
-      <w:tr>
-        <w:tc>
-          <w:tcPr>
-            <w:tcW w:type="dxa" w:w="3348"/>
+              <w:t xml:space="preserve">作者の製作例での線色</w:t>
+            </w:r>
+          </w:p>
+        </w:tc>
+      </w:tr>
+      <w:tr>
+        <w:tc>
+          <w:tcPr>
+            <w:tcW w:type="dxa" w:w="2983"/>
           </w:tcPr>
           <w:p>
             <w:pPr>
@@ -9343,7 +9423,7 @@
         </w:tc>
         <w:tc>
           <w:tcPr>
-            <w:tcW w:type="dxa" w:w="2052"/>
+            <w:tcW w:type="dxa" w:w="1880"/>
           </w:tcPr>
           <w:p>
             <w:pPr>
@@ -9357,37 +9437,37 @@
         </w:tc>
         <w:tc>
           <w:tcPr>
-            <w:tcW w:type="dxa" w:w="1907"/>
-          </w:tcPr>
-          <w:p>
-            <w:pPr>
-              <w:pStyle w:val="Compact"/>
-              <w:jc w:val="left"/>
-            </w:pPr>
-            <w:r>
-              <w:t xml:space="preserve">青（L）</w:t>
-            </w:r>
-          </w:p>
-        </w:tc>
-        <w:tc>
-          <w:tcPr>
-            <w:tcW w:type="dxa" w:w="2053"/>
-          </w:tcPr>
-          <w:p>
-            <w:pPr>
-              <w:pStyle w:val="Compact"/>
-              <w:jc w:val="left"/>
-            </w:pPr>
-            <w:r>
-              <w:t xml:space="preserve">チップ（先端）</w:t>
-            </w:r>
-          </w:p>
-        </w:tc>
-      </w:tr>
-      <w:tr>
-        <w:tc>
-          <w:tcPr>
-            <w:tcW w:type="dxa" w:w="3348"/>
+            <w:tcW w:type="dxa" w:w="2370"/>
+          </w:tcPr>
+          <w:p>
+            <w:pPr>
+              <w:pStyle w:val="Compact"/>
+              <w:jc w:val="left"/>
+            </w:pPr>
+            <w:r>
+              <w:t xml:space="preserve">チップ（先端・L）</w:t>
+            </w:r>
+          </w:p>
+        </w:tc>
+        <w:tc>
+          <w:tcPr>
+            <w:tcW w:type="dxa" w:w="2127"/>
+          </w:tcPr>
+          <w:p>
+            <w:pPr>
+              <w:pStyle w:val="Compact"/>
+              <w:jc w:val="left"/>
+            </w:pPr>
+            <w:r>
+              <w:t xml:space="preserve">青</w:t>
+            </w:r>
+          </w:p>
+        </w:tc>
+      </w:tr>
+      <w:tr>
+        <w:tc>
+          <w:tcPr>
+            <w:tcW w:type="dxa" w:w="2983"/>
           </w:tcPr>
           <w:p>
             <w:pPr>
@@ -9401,7 +9481,7 @@
         </w:tc>
         <w:tc>
           <w:tcPr>
-            <w:tcW w:type="dxa" w:w="2052"/>
+            <w:tcW w:type="dxa" w:w="1880"/>
           </w:tcPr>
           <w:p>
             <w:pPr>
@@ -9415,37 +9495,37 @@
         </w:tc>
         <w:tc>
           <w:tcPr>
-            <w:tcW w:type="dxa" w:w="1907"/>
-          </w:tcPr>
-          <w:p>
-            <w:pPr>
-              <w:pStyle w:val="Compact"/>
-              <w:jc w:val="left"/>
-            </w:pPr>
-            <w:r>
-              <w:t xml:space="preserve">赤（R）</w:t>
-            </w:r>
-          </w:p>
-        </w:tc>
-        <w:tc>
-          <w:tcPr>
-            <w:tcW w:type="dxa" w:w="2053"/>
-          </w:tcPr>
-          <w:p>
-            <w:pPr>
-              <w:pStyle w:val="Compact"/>
-              <w:jc w:val="left"/>
-            </w:pPr>
-            <w:r>
-              <w:t xml:space="preserve">リング（中間）</w:t>
-            </w:r>
-          </w:p>
-        </w:tc>
-      </w:tr>
-      <w:tr>
-        <w:tc>
-          <w:tcPr>
-            <w:tcW w:type="dxa" w:w="3348"/>
+            <w:tcW w:type="dxa" w:w="2370"/>
+          </w:tcPr>
+          <w:p>
+            <w:pPr>
+              <w:pStyle w:val="Compact"/>
+              <w:jc w:val="left"/>
+            </w:pPr>
+            <w:r>
+              <w:t xml:space="preserve">リング（中間・R）</w:t>
+            </w:r>
+          </w:p>
+        </w:tc>
+        <w:tc>
+          <w:tcPr>
+            <w:tcW w:type="dxa" w:w="2127"/>
+          </w:tcPr>
+          <w:p>
+            <w:pPr>
+              <w:pStyle w:val="Compact"/>
+              <w:jc w:val="left"/>
+            </w:pPr>
+            <w:r>
+              <w:t xml:space="preserve">赤</w:t>
+            </w:r>
+          </w:p>
+        </w:tc>
+      </w:tr>
+      <w:tr>
+        <w:tc>
+          <w:tcPr>
+            <w:tcW w:type="dxa" w:w="2983"/>
           </w:tcPr>
           <w:p>
             <w:pPr>
@@ -9459,7 +9539,7 @@
         </w:tc>
         <w:tc>
           <w:tcPr>
-            <w:tcW w:type="dxa" w:w="2052"/>
+            <w:tcW w:type="dxa" w:w="1880"/>
           </w:tcPr>
           <w:p>
             <w:pPr>
@@ -9473,29 +9553,29 @@
         </w:tc>
         <w:tc>
           <w:tcPr>
-            <w:tcW w:type="dxa" w:w="1907"/>
-          </w:tcPr>
-          <w:p>
-            <w:pPr>
-              <w:pStyle w:val="Compact"/>
-              <w:jc w:val="left"/>
-            </w:pPr>
-            <w:r>
-              <w:t xml:space="preserve">黒（GND）</w:t>
-            </w:r>
-          </w:p>
-        </w:tc>
-        <w:tc>
-          <w:tcPr>
-            <w:tcW w:type="dxa" w:w="2053"/>
-          </w:tcPr>
-          <w:p>
-            <w:pPr>
-              <w:pStyle w:val="Compact"/>
-              <w:jc w:val="left"/>
-            </w:pPr>
-            <w:r>
-              <w:t xml:space="preserve">スリーブ（根元）</w:t>
+            <w:tcW w:type="dxa" w:w="2370"/>
+          </w:tcPr>
+          <w:p>
+            <w:pPr>
+              <w:pStyle w:val="Compact"/>
+              <w:jc w:val="left"/>
+            </w:pPr>
+            <w:r>
+              <w:t xml:space="preserve">スリーブ（根元・GND）</w:t>
+            </w:r>
+          </w:p>
+        </w:tc>
+        <w:tc>
+          <w:tcPr>
+            <w:tcW w:type="dxa" w:w="2127"/>
+          </w:tcPr>
+          <w:p>
+            <w:pPr>
+              <w:pStyle w:val="Compact"/>
+              <w:jc w:val="left"/>
+            </w:pPr>
+            <w:r>
+              <w:t xml:space="preserve">黒</w:t>
             </w:r>
           </w:p>
         </w:tc>
@@ -9506,7 +9586,15 @@
         <w:pStyle w:val="BodyText"/>
       </w:pPr>
       <w:r>
-        <w:t xml:space="preserve">❗ 黒（GND）には抵抗を入れません。入れるのは青と赤の2本だけです。</w:t>
+        <w:t xml:space="preserve">📝 上記「線色」欄は作者の製作例です。線色は規格ではないため、実際に使用する配線でテスターにより端子を確認してください。</w:t>
+      </w:r>
+    </w:p>
+    <w:p>
+      <w:pPr>
+        <w:pStyle w:val="BodyText"/>
+      </w:pPr>
+      <w:r>
+        <w:t xml:space="preserve">❗ スリーブ（GND）には抵抗を入れません。入れるのはチップ（L）とリング（R）の2本だけです。</w:t>
       </w:r>
     </w:p>
     <w:p>
@@ -9570,7 +9658,7 @@
         <w:pStyle w:val="BodyText"/>
       </w:pPr>
       <w:r>
-        <w:t xml:space="preserve">音源（Mac）を既設ジャックへ接続し（CN3には何も挿さない）、400Hzのサイン波を再生します。音量を上げていき、ピークレベルが44〜50%あたりで止め、</w:t>
+        <w:t xml:space="preserve">音源機器（PCなど）を既設ジャックへ接続し（CN3には何も挿さない）、400Hzのサイン波を再生します。音量を上げていき、ピークレベルが44〜50%あたりで止め、</w:t>
       </w:r>
       <w:r>
         <w:rPr>
@@ -9617,7 +9705,7 @@
         <w:pStyle w:val="BodyText"/>
       </w:pPr>
       <w:r>
-        <w:t xml:space="preserve">青（L）の線の途中に470Ωを1本入れます。①抵抗のリード線を約5mmに切り詰める　②青い線の中央を切断する　③切断した両側の被覆を約5mm剥く　④</w:t>
+        <w:t xml:space="preserve">チップ（L）側の線の途中に470Ωを1本入れます。①抵抗のリード線を約5mmに切り詰める　②その線の中央を切断する　③切断した両側の被覆を約5mm剥く　④</w:t>
       </w:r>
       <w:r>
         <w:rPr>
@@ -9626,13 +9714,16 @@
         <w:t xml:space="preserve">熱収縮チューブを先に線へ通す</w:t>
       </w:r>
       <w:r>
-        <w:t xml:space="preserve">（この順番を飛ばすと、はんだ付け後には通せません）　⑤⑥両側の芯線を抵抗のリードにはんだ付けする　⑦熱収縮チューブをかぶせて加熱・収縮させる　⑧軽く引っ張って抜けないことを確認する。赤（R）の線にも同じ手順でもう1本の470Ωを入れます。</w:t>
+        <w:t xml:space="preserve">（この順番を飛ばすと、はんだ付け後には通せません）　⑤⑥両側の芯線を抵抗のリードにはんだ付けする　⑦熱収縮チューブをかぶせて加熱・収縮させる　⑧軽く引っ張って抜けないことを確認する。リング（R）側の線にも同じ手順でもう1本の470Ωを入れます。</w:t>
       </w:r>
       <w:r>
         <w:rPr>
           <w:b/>
         </w:rPr>
-        <w:t xml:space="preserve">黒（GND）の線には何もしません。</w:t>
+        <w:t xml:space="preserve">スリーブ（GND）側の線には何もしません。</w:t>
+      </w:r>
+      <w:r>
+        <w:t xml:space="preserve">（作者の製作例では、チップ＝青、リング＝赤、スリーブ＝黒の配線でした。お使いの配線ではテスターで各線を確認してから作業してください。）</w:t>
       </w:r>
     </w:p>
     <w:p>
@@ -9661,8 +9752,8 @@
         <w:tblLook w:firstRow="1"/>
       </w:tblPr>
       <w:tblGrid>
-        <w:gridCol w:w="6097"/>
-        <w:gridCol w:w="3263"/>
+        <w:gridCol w:w="6521"/>
+        <w:gridCol w:w="2839"/>
       </w:tblGrid>
       <w:tr>
         <w:trPr>
@@ -9670,7 +9761,7 @@
         </w:trPr>
         <w:tc>
           <w:tcPr>
-            <w:tcW w:type="dxa" w:w="6097"/>
+            <w:tcW w:type="dxa" w:w="6521"/>
             <w:tcBorders>
               <w:bottom w:val="single"/>
             </w:tcBorders>
@@ -9688,7 +9779,7 @@
         </w:tc>
         <w:tc>
           <w:tcPr>
-            <w:tcW w:type="dxa" w:w="3263"/>
+            <w:tcW w:type="dxa" w:w="2839"/>
             <w:tcBorders>
               <w:bottom w:val="single"/>
             </w:tcBorders>
@@ -9708,21 +9799,21 @@
       <w:tr>
         <w:tc>
           <w:tcPr>
-            <w:tcW w:type="dxa" w:w="6097"/>
-          </w:tcPr>
-          <w:p>
-            <w:pPr>
-              <w:pStyle w:val="Compact"/>
-              <w:jc w:val="left"/>
-            </w:pPr>
-            <w:r>
-              <w:t xml:space="preserve">自由端プラグのチップ（先端）↔青のコネクタ</w:t>
-            </w:r>
-          </w:p>
-        </w:tc>
-        <w:tc>
-          <w:tcPr>
-            <w:tcW w:type="dxa" w:w="3263"/>
+            <w:tcW w:type="dxa" w:w="6521"/>
+          </w:tcPr>
+          <w:p>
+            <w:pPr>
+              <w:pStyle w:val="Compact"/>
+              <w:jc w:val="left"/>
+            </w:pPr>
+            <w:r>
+              <w:t xml:space="preserve">自由端プラグのチップ（先端）↔チップ側の線（470Ω経由）</w:t>
+            </w:r>
+          </w:p>
+        </w:tc>
+        <w:tc>
+          <w:tcPr>
+            <w:tcW w:type="dxa" w:w="2839"/>
           </w:tcPr>
           <w:p>
             <w:pPr>
@@ -9738,21 +9829,21 @@
       <w:tr>
         <w:tc>
           <w:tcPr>
-            <w:tcW w:type="dxa" w:w="6097"/>
-          </w:tcPr>
-          <w:p>
-            <w:pPr>
-              <w:pStyle w:val="Compact"/>
-              <w:jc w:val="left"/>
-            </w:pPr>
-            <w:r>
-              <w:t xml:space="preserve">自由端プラグのリング（中間）↔赤のコネクタ</w:t>
-            </w:r>
-          </w:p>
-        </w:tc>
-        <w:tc>
-          <w:tcPr>
-            <w:tcW w:type="dxa" w:w="3263"/>
+            <w:tcW w:type="dxa" w:w="6521"/>
+          </w:tcPr>
+          <w:p>
+            <w:pPr>
+              <w:pStyle w:val="Compact"/>
+              <w:jc w:val="left"/>
+            </w:pPr>
+            <w:r>
+              <w:t xml:space="preserve">自由端プラグのリング（中間）↔リング側の線（470Ω経由）</w:t>
+            </w:r>
+          </w:p>
+        </w:tc>
+        <w:tc>
+          <w:tcPr>
+            <w:tcW w:type="dxa" w:w="2839"/>
           </w:tcPr>
           <w:p>
             <w:pPr>
@@ -9768,21 +9859,21 @@
       <w:tr>
         <w:tc>
           <w:tcPr>
-            <w:tcW w:type="dxa" w:w="6097"/>
-          </w:tcPr>
-          <w:p>
-            <w:pPr>
-              <w:pStyle w:val="Compact"/>
-              <w:jc w:val="left"/>
-            </w:pPr>
-            <w:r>
-              <w:t xml:space="preserve">自由端プラグのスリーブ（根元）↔黒のコネクタ</w:t>
-            </w:r>
-          </w:p>
-        </w:tc>
-        <w:tc>
-          <w:tcPr>
-            <w:tcW w:type="dxa" w:w="3263"/>
+            <w:tcW w:type="dxa" w:w="6521"/>
+          </w:tcPr>
+          <w:p>
+            <w:pPr>
+              <w:pStyle w:val="Compact"/>
+              <w:jc w:val="left"/>
+            </w:pPr>
+            <w:r>
+              <w:t xml:space="preserve">自由端プラグのスリーブ（根元）↔スリーブ側の線（直結）</w:t>
+            </w:r>
+          </w:p>
+        </w:tc>
+        <w:tc>
+          <w:tcPr>
+            <w:tcW w:type="dxa" w:w="2839"/>
           </w:tcPr>
           <w:p>
             <w:pPr>
@@ -9801,7 +9892,7 @@
         <w:pStyle w:val="BodyText"/>
       </w:pPr>
       <w:r>
-        <w:t xml:space="preserve">続けて、テスターを200kΩ以上（またはオート）に切り替え、青↔赤・青↔黒・赤↔黒の間がいずれも「1」または「OL」（＝導通なし）であることを確認します。0Ω付近が出た場合はどこかでショートしているため、工程4をやり直してください。</w:t>
+        <w:t xml:space="preserve">続けて、テスターを200kΩ以上（またはオート）に切り替え、チップ側↔リング側・チップ側↔スリーブ側・リング側↔スリーブ側の間がいずれも「1」または「OL」（＝導通なし）であることを確認します。0Ω付近が出た場合はどこかでショートしているため、工程4をやり直してください。</w:t>
       </w:r>
     </w:p>
     <w:p>
@@ -9820,7 +9911,7 @@
         <w:pStyle w:val="BodyText"/>
       </w:pPr>
       <w:r>
-        <w:t xml:space="preserve">すべてのUSBが抜けていることを再確認し、PCM1808基板のCN3のシルク文字（L_IN／GND／R_IN）を読みながら、黒→GND、青→L_IN、赤→R_INの順に挿します。1本ずつ正しいピンに乗っているか、抵抗部分が他の部品に押し付けられていないかを目視確認します。</w:t>
+        <w:t xml:space="preserve">すべてのUSBが抜けていることを再確認し、PCM1808基板のCN3のシルク文字（L_IN／GND／R_IN）を読みながら、スリーブ側の線→GND、チップ側の線→L_IN、リング側の線→R_INの順に挿します。1本ずつ正しいピンに乗っているか、抵抗部分が他の部品に押し付けられていないかを目視確認します。</w:t>
       </w:r>
     </w:p>
     <w:p>
@@ -9837,10 +9928,10 @@
         <w:rPr>
           <w:b/>
         </w:rPr>
-        <w:t xml:space="preserve">M2（入力配線）との違い</w:t>
-      </w:r>
-      <w:r>
-        <w:t xml:space="preserve">：CN3は今回「出力」です。配線の挿し方は同じですが、音源はCN3ではなく既設ジャックへ挿します。</w:t>
+        <w:t xml:space="preserve">CN3は今回「出力」用途です</w:t>
+      </w:r>
+      <w:r>
+        <w:t xml:space="preserve">。挿し方自体はPCM1808への入力配線と同じ考え方ですが、音源はCN3ではなく既設ジャックへ挿してください。CN3に音源を挿さないよう、特にご注意ください。</w:t>
       </w:r>
     </w:p>
     <w:p>
@@ -10015,8 +10106,8 @@
         <w:tblLook w:firstRow="1"/>
       </w:tblPr>
       <w:tblGrid>
-        <w:gridCol w:w="4481"/>
-        <w:gridCol w:w="4879"/>
+        <w:gridCol w:w="4419"/>
+        <w:gridCol w:w="4941"/>
       </w:tblGrid>
       <w:tr>
         <w:trPr>
@@ -10024,7 +10115,7 @@
         </w:trPr>
         <w:tc>
           <w:tcPr>
-            <w:tcW w:type="dxa" w:w="4481"/>
+            <w:tcW w:type="dxa" w:w="4419"/>
             <w:tcBorders>
               <w:bottom w:val="single"/>
             </w:tcBorders>
@@ -10042,7 +10133,7 @@
         </w:tc>
         <w:tc>
           <w:tcPr>
-            <w:tcW w:type="dxa" w:w="4879"/>
+            <w:tcW w:type="dxa" w:w="4941"/>
             <w:tcBorders>
               <w:bottom w:val="single"/>
             </w:tcBorders>
@@ -10062,7 +10153,7 @@
       <w:tr>
         <w:tc>
           <w:tcPr>
-            <w:tcW w:type="dxa" w:w="4481"/>
+            <w:tcW w:type="dxa" w:w="4419"/>
           </w:tcPr>
           <w:p>
             <w:pPr>
@@ -10076,7 +10167,7 @@
         </w:tc>
         <w:tc>
           <w:tcPr>
-            <w:tcW w:type="dxa" w:w="4879"/>
+            <w:tcW w:type="dxa" w:w="4941"/>
           </w:tcPr>
           <w:p>
             <w:pPr>
@@ -10092,7 +10183,7 @@
       <w:tr>
         <w:tc>
           <w:tcPr>
-            <w:tcW w:type="dxa" w:w="4481"/>
+            <w:tcW w:type="dxa" w:w="4419"/>
           </w:tcPr>
           <w:p>
             <w:pPr>
@@ -10106,7 +10197,7 @@
         </w:tc>
         <w:tc>
           <w:tcPr>
-            <w:tcW w:type="dxa" w:w="4879"/>
+            <w:tcW w:type="dxa" w:w="4941"/>
           </w:tcPr>
           <w:p>
             <w:pPr>
@@ -10122,7 +10213,7 @@
       <w:tr>
         <w:tc>
           <w:tcPr>
-            <w:tcW w:type="dxa" w:w="4481"/>
+            <w:tcW w:type="dxa" w:w="4419"/>
           </w:tcPr>
           <w:p>
             <w:pPr>
@@ -10136,7 +10227,7 @@
         </w:tc>
         <w:tc>
           <w:tcPr>
-            <w:tcW w:type="dxa" w:w="4879"/>
+            <w:tcW w:type="dxa" w:w="4941"/>
           </w:tcPr>
           <w:p>
             <w:pPr>
@@ -10152,7 +10243,7 @@
       <w:tr>
         <w:tc>
           <w:tcPr>
-            <w:tcW w:type="dxa" w:w="4481"/>
+            <w:tcW w:type="dxa" w:w="4419"/>
           </w:tcPr>
           <w:p>
             <w:pPr>
@@ -10166,7 +10257,7 @@
         </w:tc>
         <w:tc>
           <w:tcPr>
-            <w:tcW w:type="dxa" w:w="4879"/>
+            <w:tcW w:type="dxa" w:w="4941"/>
           </w:tcPr>
           <w:p>
             <w:pPr>
@@ -10182,7 +10273,7 @@
       <w:tr>
         <w:tc>
           <w:tcPr>
-            <w:tcW w:type="dxa" w:w="4481"/>
+            <w:tcW w:type="dxa" w:w="4419"/>
           </w:tcPr>
           <w:p>
             <w:pPr>
@@ -10196,7 +10287,7 @@
         </w:tc>
         <w:tc>
           <w:tcPr>
-            <w:tcW w:type="dxa" w:w="4879"/>
+            <w:tcW w:type="dxa" w:w="4941"/>
           </w:tcPr>
           <w:p>
             <w:pPr>
@@ -10212,7 +10303,7 @@
       <w:tr>
         <w:tc>
           <w:tcPr>
-            <w:tcW w:type="dxa" w:w="4481"/>
+            <w:tcW w:type="dxa" w:w="4419"/>
           </w:tcPr>
           <w:p>
             <w:pPr>
@@ -10226,7 +10317,7 @@
         </w:tc>
         <w:tc>
           <w:tcPr>
-            <w:tcW w:type="dxa" w:w="4879"/>
+            <w:tcW w:type="dxa" w:w="4941"/>
           </w:tcPr>
           <w:p>
             <w:pPr>
@@ -10242,7 +10333,7 @@
       <w:tr>
         <w:tc>
           <w:tcPr>
-            <w:tcW w:type="dxa" w:w="4481"/>
+            <w:tcW w:type="dxa" w:w="4419"/>
           </w:tcPr>
           <w:p>
             <w:pPr>
@@ -10256,23 +10347,23 @@
         </w:tc>
         <w:tc>
           <w:tcPr>
-            <w:tcW w:type="dxa" w:w="4879"/>
-          </w:tcPr>
-          <w:p>
-            <w:pPr>
-              <w:pStyle w:val="Compact"/>
-              <w:jc w:val="left"/>
-            </w:pPr>
-            <w:r>
-              <w:t xml:space="preserve">Macの音量、スピーカーの入力切替、ケーブルの挿し込みを確認</w:t>
-            </w:r>
-          </w:p>
-        </w:tc>
-      </w:tr>
-      <w:tr>
-        <w:tc>
-          <w:tcPr>
-            <w:tcW w:type="dxa" w:w="4481"/>
+            <w:tcW w:type="dxa" w:w="4941"/>
+          </w:tcPr>
+          <w:p>
+            <w:pPr>
+              <w:pStyle w:val="Compact"/>
+              <w:jc w:val="left"/>
+            </w:pPr>
+            <w:r>
+              <w:t xml:space="preserve">音源機器の音量、スピーカーの入力切替、ケーブルの挿し込みを確認</w:t>
+            </w:r>
+          </w:p>
+        </w:tc>
+      </w:tr>
+      <w:tr>
+        <w:tc>
+          <w:tcPr>
+            <w:tcW w:type="dxa" w:w="4419"/>
           </w:tcPr>
           <w:p>
             <w:pPr>
@@ -10286,23 +10377,23 @@
         </w:tc>
         <w:tc>
           <w:tcPr>
-            <w:tcW w:type="dxa" w:w="4879"/>
-          </w:tcPr>
-          <w:p>
-            <w:pPr>
-              <w:pStyle w:val="Compact"/>
-              <w:jc w:val="left"/>
-            </w:pPr>
-            <w:r>
-              <w:t xml:space="preserve">青または赤の接続不良。工程4からやり直す</w:t>
-            </w:r>
-          </w:p>
-        </w:tc>
-      </w:tr>
-      <w:tr>
-        <w:tc>
-          <w:tcPr>
-            <w:tcW w:type="dxa" w:w="4481"/>
+            <w:tcW w:type="dxa" w:w="4941"/>
+          </w:tcPr>
+          <w:p>
+            <w:pPr>
+              <w:pStyle w:val="Compact"/>
+              <w:jc w:val="left"/>
+            </w:pPr>
+            <w:r>
+              <w:t xml:space="preserve">チップ側またはリング側の接続不良。工程4からやり直す</w:t>
+            </w:r>
+          </w:p>
+        </w:tc>
+      </w:tr>
+      <w:tr>
+        <w:tc>
+          <w:tcPr>
+            <w:tcW w:type="dxa" w:w="4419"/>
           </w:tcPr>
           <w:p>
             <w:pPr>
@@ -10316,7 +10407,7 @@
         </w:tc>
         <w:tc>
           <w:tcPr>
-            <w:tcW w:type="dxa" w:w="4879"/>
+            <w:tcW w:type="dxa" w:w="4941"/>
           </w:tcPr>
           <w:p>
             <w:pPr>
@@ -10332,7 +10423,7 @@
       <w:tr>
         <w:tc>
           <w:tcPr>
-            <w:tcW w:type="dxa" w:w="4481"/>
+            <w:tcW w:type="dxa" w:w="4419"/>
           </w:tcPr>
           <w:p>
             <w:pPr>
@@ -10346,7 +10437,7 @@
         </w:tc>
         <w:tc>
           <w:tcPr>
-            <w:tcW w:type="dxa" w:w="4879"/>
+            <w:tcW w:type="dxa" w:w="4941"/>
           </w:tcPr>
           <w:p>
             <w:pPr>
@@ -10362,7 +10453,7 @@
       <w:tr>
         <w:tc>
           <w:tcPr>
-            <w:tcW w:type="dxa" w:w="4481"/>
+            <w:tcW w:type="dxa" w:w="4419"/>
           </w:tcPr>
           <w:p>
             <w:pPr>
@@ -10376,7 +10467,7 @@
         </w:tc>
         <w:tc>
           <w:tcPr>
-            <w:tcW w:type="dxa" w:w="4879"/>
+            <w:tcW w:type="dxa" w:w="4941"/>
           </w:tcPr>
           <w:p>
             <w:pPr>
@@ -10546,10 +10637,10 @@
         <w:rPr>
           <w:b/>
         </w:rPr>
-        <w:t xml:space="preserve">測定環境</w:t>
-      </w:r>
-      <w:r>
-        <w:t xml:space="preserve">：ADC＝PCM1808、MCU＝Raspberry Pi Pico 2、テスト信号＝400Hzサイン波（Audacityで再生、MacBook Proの3.5mmヘッドホン出力を使用）</w:t>
+        <w:t xml:space="preserve">測定環境（作者の評価条件）</w:t>
+      </w:r>
+      <w:r>
+        <w:t xml:space="preserve">：ADC＝PCM1808、MCU＝Raspberry Pi Pico 2、テスト信号＝400Hzサイン波（作者の評価では、Audacityで再生し、MacBook Proの3.5mmヘッドホン出力を使用しました）。本書掲載の実測値は、この評価環境で取得した参考値です。使用する音源機器・再生ソフトにより値は変動します。</w:t>
       </w:r>
     </w:p>
     <w:p>
@@ -10577,7 +10668,7 @@
         <w:t xml:space="preserve">最大音量試験</w:t>
       </w:r>
       <w:r>
-        <w:t xml:space="preserve">：Mac側の音量を最大にしても、peakL＝88.89%・peakR＝91.37%（約−1.0dBFS）でクリップは発生せず、約1dBのヘッドルームを確認できました。この結果から、</w:t>
+        <w:t xml:space="preserve">：評価環境（MacBook Pro）の音量を最大にしても、peakL＝88.89%・peakR＝91.37%（約−1.0dBFS）でクリップは発生せず、約1dBのヘッドルームを確認できました。この結果から、</w:t>
       </w:r>
       <w:r>
         <w:rPr>
@@ -10623,7 +10714,7 @@
         <w:t xml:space="preserve">Bluetooth入力の目標レベル</w:t>
       </w:r>
       <w:r>
-        <w:t xml:space="preserve">：peakL≒70%（約−3.1dBFS）を目標とします。これは、有線側の最大入力（約−1.0dBFS）よりさらに約2dBの余裕を確保し、iPhone側の音量を最大（A2DP最大音量）にしてもクリップしにくくするための設計値です。</w:t>
+        <w:t xml:space="preserve">：peakL≒70%（約−3.1dBFS）を目標とします。これは、有線側の最大入力（約−1.0dBFS）よりさらに約2dBの余裕を確保し、Bluetooth対応スマートフォン（iPhone／Android等）側の音量を最大（A2DP最大音量）にしてもクリップしにくくするための設計値です。</w:t>
       </w:r>
     </w:p>
     <w:p>
@@ -11315,7 +11406,7 @@
         <w:pStyle w:val="BodyText"/>
       </w:pPr>
       <w:r>
-        <w:t xml:space="preserve">⚠️ ジャンパーワイヤは両端メスが必要です。以前CN3で使った「メス–オス」の線がある場合、オス側は使えません。</w:t>
+        <w:t xml:space="preserve">⚠️ ジャンパーワイヤは両端メスが必要です。第11章LINE OUT用に配線を作った際の「メス–オス」の線が余っている場合、オス側は使えません。</w:t>
       </w:r>
     </w:p>
     <w:p>
@@ -12378,7 +12469,7 @@
         <w:pStyle w:val="BodyText"/>
       </w:pPr>
       <w:r>
-        <w:t xml:space="preserve">Picoから出した2本の線の先端で、どちらがプラスかを実際に測って確定させます。まだMH-M18には繋ぎません。赤いジャンパーワイヤの片端をPico 40番ピン（VBUS）に、黒いジャンパーワイヤの片端を工程3で確認したGNDピンに挿し、もう片方の端はどこにも繋がず離して置きます。テスターをDCV・20レンジに合わせ、Pico 2のUSBを挿してから、黒プローブ＝黒い線、赤プローブ＝赤い線で電圧を測ります。</w:t>
+        <w:t xml:space="preserve">Picoから出した2本の線の先端で、どちらがプラスかを実際に測って確定させます。まだMH-M18には繋ぎません。赤いジャンパーワイヤの片端をPico 40番ピン（VBUS）に、黒いジャンパーワイヤの片端を工程3で確認したGNDピンに挿し、もう片方の端はどこにも繋がず離して置きます。テスターをDC電圧が測定できるモードに設定し（手動レンジの場合は5V程度を安全に測定できるレンジを選択。オートレンジ機では選択不要）、Pico 2のUSBを挿してから、黒プローブ＝黒い線、赤プローブ＝赤い線で電圧を測ります。</w:t>
       </w:r>
     </w:p>
     <w:p>
@@ -12605,7 +12696,7 @@
         <w:pStyle w:val="BodyText"/>
       </w:pPr>
       <w:r>
-        <w:t xml:space="preserve">LEDが速く点滅（未接続）していることを確認し、テスターをDCV・20レンジにしたまま、黒プローブをGNDパッドに固定し、赤プローブをLパッドに当てて10秒後・30秒後の値を記録します。続けて赤プローブをRパッドへ移し、同様に記録します。</w:t>
+        <w:t xml:space="preserve">LEDが速く点滅（未接続）していることを確認し、テスターをDC電圧測定モードにしたまま（手動レンジの場合は5V程度が測定できるレンジ、オートレンジ機では選択不要）、黒プローブをGNDパッドに固定し、赤プローブをLパッドに当てて10秒後・30秒後の値を記録します。続けて赤プローブをRパッドへ移し、同様に記録します。</w:t>
       </w:r>
     </w:p>
     <w:p>
@@ -12624,7 +12715,7 @@
         <w:pStyle w:val="BodyText"/>
       </w:pPr>
       <w:r>
-        <w:t xml:space="preserve">iPhoneのBluetooth設定からMH-M18に接続し、LEDが「速い点滅」から「点灯」に変わることを確認します（音楽はまだ再生しません）。工程7と同じ手順でL・Rを測定・記録します。</w:t>
+        <w:t xml:space="preserve">お使いのスマートフォン（iPhone／Android等）のBluetooth設定からMH-M18に接続し、LEDが「速い点滅」から「点灯」に変わることを確認します（音楽はまだ再生しません）。工程7と同じ手順でL・Rを測定・記録します。</w:t>
       </w:r>
     </w:p>
     <w:p>
@@ -12643,7 +12734,7 @@
         <w:pStyle w:val="BodyText"/>
       </w:pPr>
       <w:r>
-        <w:t xml:space="preserve">iPhoneで音楽を小さめの音量（3割程度）で再生し、LEDが「ゆっくり点滅」に変わることを確認します。工程7と同じ手順でL・Rを測定します。再生中は交流成分が乗るため数値がふらつきますが、正常な挙動です。「だいたい何Vを中心にふらついているか」を記録します。</w:t>
+        <w:t xml:space="preserve">スマートフォンで音楽を小さめの音量（3割程度）で再生し、LEDが「ゆっくり点滅」に変わることを確認します。工程7と同じ手順でL・Rを測定します。再生中は交流成分が乗るため数値がふらつきますが、正常な挙動です。「だいたい何Vを中心にふらついているか」を記録します。</w:t>
       </w:r>
     </w:p>
     <w:p>
@@ -12662,7 +12753,7 @@
         <w:pStyle w:val="BodyText"/>
       </w:pPr>
       <w:r>
-        <w:t xml:space="preserve">iPhoneの音楽を停止し、Bluetooth接続を切ります。テスターのプローブを離し、</w:t>
+        <w:t xml:space="preserve">スマートフォンの音楽を停止し、Bluetooth接続を切ります。テスターのプローブを離し、</w:t>
       </w:r>
       <w:r>
         <w:rPr>
@@ -12989,7 +13080,7 @@
         <w:pStyle w:val="Compact"/>
       </w:pPr>
       <w:r>
-        <w:t xml:space="preserve">工程8でiPhoneにMH-M18が表示されない（2回試しても）</w:t>
+        <w:t xml:space="preserve">工程8でスマートフォンにMH-M18が表示されない（2回試しても）</w:t>
       </w:r>
     </w:p>
     <w:p>

--- a/docs/pcm1808_pico2/PCM1808_Pico2_設計マニュアル.docx
+++ b/docs/pcm1808_pico2/PCM1808_Pico2_設計マニュアル.docx
@@ -7496,9 +7496,9 @@
         <w:tblLook w:firstRow="1"/>
       </w:tblPr>
       <w:tblGrid>
-        <w:gridCol w:w="2754"/>
-        <w:gridCol w:w="3260"/>
-        <w:gridCol w:w="3346"/>
+        <w:gridCol w:w="1578"/>
+        <w:gridCol w:w="2380"/>
+        <w:gridCol w:w="5402"/>
       </w:tblGrid>
       <w:tr>
         <w:trPr>
@@ -7506,7 +7506,7 @@
         </w:trPr>
         <w:tc>
           <w:tcPr>
-            <w:tcW w:type="dxa" w:w="2754"/>
+            <w:tcW w:type="dxa" w:w="1578"/>
             <w:tcBorders>
               <w:bottom w:val="single"/>
             </w:tcBorders>
@@ -7524,7 +7524,7 @@
         </w:tc>
         <w:tc>
           <w:tcPr>
-            <w:tcW w:type="dxa" w:w="3260"/>
+            <w:tcW w:type="dxa" w:w="2380"/>
             <w:tcBorders>
               <w:bottom w:val="single"/>
             </w:tcBorders>
@@ -7542,7 +7542,7 @@
         </w:tc>
         <w:tc>
           <w:tcPr>
-            <w:tcW w:type="dxa" w:w="3346"/>
+            <w:tcW w:type="dxa" w:w="5402"/>
             <w:tcBorders>
               <w:bottom w:val="single"/>
             </w:tcBorders>
@@ -7562,7 +7562,7 @@
       <w:tr>
         <w:tc>
           <w:tcPr>
-            <w:tcW w:type="dxa" w:w="2754"/>
+            <w:tcW w:type="dxa" w:w="1578"/>
           </w:tcPr>
           <w:p>
             <w:pPr>
@@ -7576,7 +7576,7 @@
         </w:tc>
         <w:tc>
           <w:tcPr>
-            <w:tcW w:type="dxa" w:w="3260"/>
+            <w:tcW w:type="dxa" w:w="2380"/>
           </w:tcPr>
           <w:p>
             <w:pPr>
@@ -7590,7 +7590,7 @@
         </w:tc>
         <w:tc>
           <w:tcPr>
-            <w:tcW w:type="dxa" w:w="3346"/>
+            <w:tcW w:type="dxa" w:w="5402"/>
           </w:tcPr>
           <w:p>
             <w:pPr>
@@ -7606,7 +7606,7 @@
       <w:tr>
         <w:tc>
           <w:tcPr>
-            <w:tcW w:type="dxa" w:w="2754"/>
+            <w:tcW w:type="dxa" w:w="1578"/>
           </w:tcPr>
           <w:p>
             <w:pPr>
@@ -7620,7 +7620,7 @@
         </w:tc>
         <w:tc>
           <w:tcPr>
-            <w:tcW w:type="dxa" w:w="3260"/>
+            <w:tcW w:type="dxa" w:w="2380"/>
           </w:tcPr>
           <w:p>
             <w:pPr>
@@ -7634,7 +7634,7 @@
         </w:tc>
         <w:tc>
           <w:tcPr>
-            <w:tcW w:type="dxa" w:w="3346"/>
+            <w:tcW w:type="dxa" w:w="5402"/>
           </w:tcPr>
           <w:p>
             <w:pPr>
@@ -7650,7 +7650,7 @@
       <w:tr>
         <w:tc>
           <w:tcPr>
-            <w:tcW w:type="dxa" w:w="2754"/>
+            <w:tcW w:type="dxa" w:w="1578"/>
           </w:tcPr>
           <w:p>
             <w:pPr>
@@ -7664,37 +7664,37 @@
         </w:tc>
         <w:tc>
           <w:tcPr>
-            <w:tcW w:type="dxa" w:w="3260"/>
-          </w:tcPr>
-          <w:p>
-            <w:pPr>
-              <w:pStyle w:val="Compact"/>
-              <w:jc w:val="left"/>
-            </w:pPr>
-            <w:r>
-              <w:t xml:space="preserve">UARTのクロス接続ミス、G17/G18の線色の取り違え</w:t>
-            </w:r>
-          </w:p>
-        </w:tc>
-        <w:tc>
-          <w:tcPr>
-            <w:tcW w:type="dxa" w:w="3346"/>
-          </w:tcPr>
-          <w:p>
-            <w:pPr>
-              <w:pStyle w:val="Compact"/>
-              <w:jc w:val="left"/>
-            </w:pPr>
-            <w:r>
-              <w:t xml:space="preserve">黄と白の配線を入れ替えて再確認（最も多いミスです）</w:t>
-            </w:r>
-          </w:p>
-        </w:tc>
-      </w:tr>
-      <w:tr>
-        <w:tc>
-          <w:tcPr>
-            <w:tcW w:type="dxa" w:w="2754"/>
+            <w:tcW w:type="dxa" w:w="2380"/>
+          </w:tcPr>
+          <w:p>
+            <w:pPr>
+              <w:pStyle w:val="Compact"/>
+              <w:jc w:val="left"/>
+            </w:pPr>
+            <w:r>
+              <w:t xml:space="preserve">UARTのクロス接続ミス、またはPort CのG17/G18とPico 2のTX/RXの対応違い</w:t>
+            </w:r>
+          </w:p>
+        </w:tc>
+        <w:tc>
+          <w:tcPr>
+            <w:tcW w:type="dxa" w:w="5402"/>
+          </w:tcPr>
+          <w:p>
+            <w:pPr>
+              <w:pStyle w:val="Compact"/>
+              <w:jc w:val="left"/>
+            </w:pPr>
+            <w:r>
+              <w:t xml:space="preserve">Port CのG17/G18とPico 2のTX/RXの接続を、端子名・信号名を基準に再確認してください（UARTはTXとRXをクロス接続します）。Groveケーブルは製品・ロットにより線色が異なる場合があるため、線色だけで判断しないでください（作者の製作例では黄＝G17、白＝G18でした）</w:t>
+            </w:r>
+          </w:p>
+        </w:tc>
+      </w:tr>
+      <w:tr>
+        <w:tc>
+          <w:tcPr>
+            <w:tcW w:type="dxa" w:w="1578"/>
           </w:tcPr>
           <w:p>
             <w:pPr>
@@ -7708,7 +7708,7 @@
         </w:tc>
         <w:tc>
           <w:tcPr>
-            <w:tcW w:type="dxa" w:w="3260"/>
+            <w:tcW w:type="dxa" w:w="2380"/>
           </w:tcPr>
           <w:p>
             <w:pPr>
@@ -7722,7 +7722,7 @@
         </w:tc>
         <w:tc>
           <w:tcPr>
-            <w:tcW w:type="dxa" w:w="3346"/>
+            <w:tcW w:type="dxa" w:w="5402"/>
           </w:tcPr>
           <w:p>
             <w:pPr>
@@ -7738,7 +7738,7 @@
       <w:tr>
         <w:tc>
           <w:tcPr>
-            <w:tcW w:type="dxa" w:w="2754"/>
+            <w:tcW w:type="dxa" w:w="1578"/>
           </w:tcPr>
           <w:p>
             <w:pPr>
@@ -7752,7 +7752,7 @@
         </w:tc>
         <w:tc>
           <w:tcPr>
-            <w:tcW w:type="dxa" w:w="3260"/>
+            <w:tcW w:type="dxa" w:w="2380"/>
           </w:tcPr>
           <w:p>
             <w:pPr>
@@ -7766,7 +7766,7 @@
         </w:tc>
         <w:tc>
           <w:tcPr>
-            <w:tcW w:type="dxa" w:w="3346"/>
+            <w:tcW w:type="dxa" w:w="5402"/>
           </w:tcPr>
           <w:p>
             <w:pPr>
@@ -7782,7 +7782,7 @@
       <w:tr>
         <w:tc>
           <w:tcPr>
-            <w:tcW w:type="dxa" w:w="2754"/>
+            <w:tcW w:type="dxa" w:w="1578"/>
           </w:tcPr>
           <w:p>
             <w:pPr>
@@ -7796,7 +7796,7 @@
         </w:tc>
         <w:tc>
           <w:tcPr>
-            <w:tcW w:type="dxa" w:w="3260"/>
+            <w:tcW w:type="dxa" w:w="2380"/>
           </w:tcPr>
           <w:p>
             <w:pPr>
@@ -7810,7 +7810,7 @@
         </w:tc>
         <w:tc>
           <w:tcPr>
-            <w:tcW w:type="dxa" w:w="3346"/>
+            <w:tcW w:type="dxa" w:w="5402"/>
           </w:tcPr>
           <w:p>
             <w:pPr>
@@ -8913,7 +8913,7 @@
         <w:pStyle w:val="BodyText"/>
       </w:pPr>
       <w:r>
-        <w:t xml:space="preserve">💡 470Ωのカラーコード（4本帯）は「黄・紫・茶・金」です。購入時は袋の表記だけでなく、抵抗本体の帯の色でも確認してください。</w:t>
+        <w:t xml:space="preserve">💡 抵抗のカラーコードは、抵抗の種類や精度によって4本帯・5本帯など複数の表記があります。470Ωの場合も帯の本数によって配色が異なります。4本帯の一例は「黄・紫・茶・金」（470Ω±5%）です。色だけで判断せず、購入時の商品表示を確認し、不明な場合はテスターで抵抗値を測定してください。</w:t>
       </w:r>
     </w:p>
     <w:p>

--- a/docs/pcm1808_pico2/PCM1808_Pico2_設計マニュアル.docx
+++ b/docs/pcm1808_pico2/PCM1808_Pico2_設計マニュアル.docx
@@ -81,7 +81,7 @@
         <w:t xml:space="preserve"> </w:t>
       </w:r>
       <w:r>
-        <w:t xml:space="preserve">2.0</w:t>
+        <w:t xml:space="preserve">2.1</w:t>
       </w:r>
     </w:p>
     <w:p>
@@ -5760,7 +5760,41 @@
         <w:pStyle w:val="Compact"/>
       </w:pPr>
       <w:r>
-        <w:t xml:space="preserve">Arduino IDEを起動し、書き込みたいスケッチ（.inoファイル）を開きます。</w:t>
+        <w:t xml:space="preserve">Arduino IDEを起動し、書き込むスケッチを開きます。</w:t>
+      </w:r>
+      <w:r>
+        <w:rPr>
+          <w:b/>
+        </w:rPr>
+        <w:t xml:space="preserve">現在の完成版ファームウェアは、GitHubリポジトリの</w:t>
+      </w:r>
+      <w:r>
+        <w:rPr>
+          <w:b/>
+        </w:rPr>
+        <w:t xml:space="preserve"> </w:t>
+      </w:r>
+      <w:r>
+        <w:rPr>
+          <w:rStyle w:val="VerbatimChar"/>
+          <w:b/>
+        </w:rPr>
+        <w:t xml:space="preserve">pico2-pcm1808/karipom_pico2/karipom_pico2.ino</w:t>
+      </w:r>
+      <w:r>
+        <w:rPr>
+          <w:b/>
+        </w:rPr>
+        <w:t xml:space="preserve"> </w:t>
+      </w:r>
+      <w:r>
+        <w:rPr>
+          <w:b/>
+        </w:rPr>
+        <w:t xml:space="preserve">です。</w:t>
+      </w:r>
+      <w:r>
+        <w:t xml:space="preserve">（スケッチ内部のヘッダコメントには開発当時の名称「Karipom_Ear_Pico_Step2_UART_Echo」が残っていますが、これは第7章のStep 2段階で完成形に到達したことによる歴史的な名残で、中身はこのファイルが完成版です）</w:t>
       </w:r>
     </w:p>
     <w:p>
@@ -13828,7 +13862,22 @@
         <w:pStyle w:val="FirstParagraph"/>
       </w:pPr>
       <w:r>
-        <w:t xml:space="preserve">かりポム Karipom Ear 設計・製作マニュアル Ver. 2.0</w:t>
+        <w:t xml:space="preserve">かりポム Karipom Ear 設計・製作マニュアル Ver. 2.1</w:t>
+      </w:r>
+      <w:r>
+        <w:t xml:space="preserve"> </w:t>
+      </w:r>
+      <w:r>
+        <w:t xml:space="preserve">（Ver. 2.1：5.3に完成版Picoファームウェアのファイルパス</w:t>
+      </w:r>
+      <w:r>
+        <w:rPr>
+          <w:rStyle w:val="VerbatimChar"/>
+        </w:rPr>
+        <w:t xml:space="preserve">pico2-pcm1808/karipom_pico2/karipom_pico2.ino</w:t>
+      </w:r>
+      <w:r>
+        <w:t xml:space="preserve">を明記。内容の変更なし）</w:t>
       </w:r>
       <w:r>
         <w:t xml:space="preserve"> </w:t>

--- a/docs/pcm1808_pico2/PCM1808_Pico2_設計マニュアル.docx
+++ b/docs/pcm1808_pico2/PCM1808_Pico2_設計マニュアル.docx
@@ -13883,7 +13883,7 @@
         <w:t xml:space="preserve"> </w:t>
       </w:r>
       <w:r>
-        <w:t xml:space="preserve">© KariPom Project</w:t>
+        <w:t xml:space="preserve">Copyright (c) 2026 Kariage POMPADOUR Entertainment Corporation</w:t>
       </w:r>
     </w:p>
     <w:sectPr/>

--- a/docs/pcm1808_pico2/PCM1808_Pico2_設計マニュアル.docx
+++ b/docs/pcm1808_pico2/PCM1808_Pico2_設計マニュアル.docx
@@ -81,7 +81,7 @@
         <w:t xml:space="preserve"> </w:t>
       </w:r>
       <w:r>
-        <w:t xml:space="preserve">2.1</w:t>
+        <w:t xml:space="preserve">2.2</w:t>
       </w:r>
     </w:p>
     <w:p>
@@ -400,13 +400,13 @@
     <w:tbl>
       <w:tblPr>
         <w:tblStyle w:val="Table"/>
-        <w:tblW w:type="dxa" w:w="9360"/>
+        <w:tblW w:type="pct" w:w="5000.0"/>
         <w:tblLook w:firstRow="1"/>
       </w:tblPr>
       <w:tblGrid>
-        <w:gridCol w:w="1524"/>
-        <w:gridCol w:w="4368"/>
-        <w:gridCol w:w="3468"/>
+        <w:gridCol w:w="2640"/>
+        <w:gridCol w:w="2640"/>
+        <w:gridCol w:w="2640"/>
       </w:tblGrid>
       <w:tr>
         <w:trPr>
@@ -414,7 +414,6 @@
         </w:trPr>
         <w:tc>
           <w:tcPr>
-            <w:tcW w:type="dxa" w:w="1524"/>
             <w:tcBorders>
               <w:bottom w:val="single"/>
             </w:tcBorders>
@@ -432,7 +431,6 @@
         </w:tc>
         <w:tc>
           <w:tcPr>
-            <w:tcW w:type="dxa" w:w="4368"/>
             <w:tcBorders>
               <w:bottom w:val="single"/>
             </w:tcBorders>
@@ -450,7 +448,6 @@
         </w:tc>
         <w:tc>
           <w:tcPr>
-            <w:tcW w:type="dxa" w:w="3468"/>
             <w:tcBorders>
               <w:bottom w:val="single"/>
             </w:tcBorders>
@@ -469,9 +466,6 @@
       </w:tr>
       <w:tr>
         <w:tc>
-          <w:tcPr>
-            <w:tcW w:type="dxa" w:w="1524"/>
-          </w:tcPr>
           <w:p>
             <w:pPr>
               <w:pStyle w:val="Compact"/>
@@ -486,9 +480,6 @@
           </w:p>
         </w:tc>
         <w:tc>
-          <w:tcPr>
-            <w:tcW w:type="dxa" w:w="4368"/>
-          </w:tcPr>
           <w:p>
             <w:pPr>
               <w:pStyle w:val="Compact"/>
@@ -500,9 +491,6 @@
           </w:p>
         </w:tc>
         <w:tc>
-          <w:tcPr>
-            <w:tcW w:type="dxa" w:w="3468"/>
-          </w:tcPr>
           <w:p>
             <w:pPr>
               <w:pStyle w:val="Compact"/>
@@ -528,9 +516,6 @@
       </w:tr>
       <w:tr>
         <w:tc>
-          <w:tcPr>
-            <w:tcW w:type="dxa" w:w="1524"/>
-          </w:tcPr>
           <w:p>
             <w:pPr>
               <w:pStyle w:val="Compact"/>
@@ -542,9 +527,6 @@
           </w:p>
         </w:tc>
         <w:tc>
-          <w:tcPr>
-            <w:tcW w:type="dxa" w:w="4368"/>
-          </w:tcPr>
           <w:p>
             <w:pPr>
               <w:pStyle w:val="Compact"/>
@@ -556,9 +538,6 @@
           </w:p>
         </w:tc>
         <w:tc>
-          <w:tcPr>
-            <w:tcW w:type="dxa" w:w="3468"/>
-          </w:tcPr>
           <w:p>
             <w:pPr>
               <w:pStyle w:val="Compact"/>
@@ -572,9 +551,6 @@
       </w:tr>
       <w:tr>
         <w:tc>
-          <w:tcPr>
-            <w:tcW w:type="dxa" w:w="1524"/>
-          </w:tcPr>
           <w:p>
             <w:pPr>
               <w:pStyle w:val="Compact"/>
@@ -586,9 +562,6 @@
           </w:p>
         </w:tc>
         <w:tc>
-          <w:tcPr>
-            <w:tcW w:type="dxa" w:w="4368"/>
-          </w:tcPr>
           <w:p>
             <w:pPr>
               <w:pStyle w:val="Compact"/>
@@ -600,9 +573,6 @@
           </w:p>
         </w:tc>
         <w:tc>
-          <w:tcPr>
-            <w:tcW w:type="dxa" w:w="3468"/>
-          </w:tcPr>
           <w:p>
             <w:pPr>
               <w:pStyle w:val="Compact"/>
@@ -616,9 +586,6 @@
       </w:tr>
       <w:tr>
         <w:tc>
-          <w:tcPr>
-            <w:tcW w:type="dxa" w:w="1524"/>
-          </w:tcPr>
           <w:p>
             <w:pPr>
               <w:pStyle w:val="Compact"/>
@@ -630,9 +597,6 @@
           </w:p>
         </w:tc>
         <w:tc>
-          <w:tcPr>
-            <w:tcW w:type="dxa" w:w="4368"/>
-          </w:tcPr>
           <w:p>
             <w:pPr>
               <w:pStyle w:val="Compact"/>
@@ -644,9 +608,6 @@
           </w:p>
         </w:tc>
         <w:tc>
-          <w:tcPr>
-            <w:tcW w:type="dxa" w:w="3468"/>
-          </w:tcPr>
           <w:p>
             <w:pPr>
               <w:pStyle w:val="Compact"/>
@@ -734,20 +695,16 @@
     <w:tbl>
       <w:tblPr>
         <w:tblStyle w:val="Table"/>
-        <w:tblW w:type="dxa" w:w="9360"/>
+        <w:tblW w:type="pct" w:w="0.0"/>
         <w:tblLook w:firstRow="1"/>
       </w:tblPr>
-      <w:tblGrid>
-        <w:gridCol w:w="1779"/>
-        <w:gridCol w:w="7581"/>
-      </w:tblGrid>
+      <w:tblGrid/>
       <w:tr>
         <w:trPr>
           <w:cnfStyle w:firstRow="1"/>
         </w:trPr>
         <w:tc>
           <w:tcPr>
-            <w:tcW w:type="dxa" w:w="1779"/>
             <w:tcBorders>
               <w:bottom w:val="single"/>
             </w:tcBorders>
@@ -765,7 +722,6 @@
         </w:tc>
         <w:tc>
           <w:tcPr>
-            <w:tcW w:type="dxa" w:w="7581"/>
             <w:tcBorders>
               <w:bottom w:val="single"/>
             </w:tcBorders>
@@ -784,9 +740,6 @@
       </w:tr>
       <w:tr>
         <w:tc>
-          <w:tcPr>
-            <w:tcW w:type="dxa" w:w="1779"/>
-          </w:tcPr>
           <w:p>
             <w:pPr>
               <w:pStyle w:val="Compact"/>
@@ -807,9 +760,6 @@
           </w:p>
         </w:tc>
         <w:tc>
-          <w:tcPr>
-            <w:tcW w:type="dxa" w:w="7581"/>
-          </w:tcPr>
           <w:p>
             <w:pPr>
               <w:pStyle w:val="Compact"/>
@@ -823,9 +773,6 @@
       </w:tr>
       <w:tr>
         <w:tc>
-          <w:tcPr>
-            <w:tcW w:type="dxa" w:w="1779"/>
-          </w:tcPr>
           <w:p>
             <w:pPr>
               <w:pStyle w:val="Compact"/>
@@ -846,9 +793,6 @@
           </w:p>
         </w:tc>
         <w:tc>
-          <w:tcPr>
-            <w:tcW w:type="dxa" w:w="7581"/>
-          </w:tcPr>
           <w:p>
             <w:pPr>
               <w:pStyle w:val="Compact"/>
@@ -862,9 +806,6 @@
       </w:tr>
       <w:tr>
         <w:tc>
-          <w:tcPr>
-            <w:tcW w:type="dxa" w:w="1779"/>
-          </w:tcPr>
           <w:p>
             <w:pPr>
               <w:pStyle w:val="Compact"/>
@@ -885,9 +826,6 @@
           </w:p>
         </w:tc>
         <w:tc>
-          <w:tcPr>
-            <w:tcW w:type="dxa" w:w="7581"/>
-          </w:tcPr>
           <w:p>
             <w:pPr>
               <w:pStyle w:val="Compact"/>
@@ -1272,22 +1210,16 @@
     <w:tbl>
       <w:tblPr>
         <w:tblStyle w:val="Table"/>
-        <w:tblW w:type="dxa" w:w="9360"/>
+        <w:tblW w:type="pct" w:w="0.0"/>
         <w:tblLook w:firstRow="1"/>
       </w:tblPr>
-      <w:tblGrid>
-        <w:gridCol w:w="2128"/>
-        <w:gridCol w:w="2820"/>
-        <w:gridCol w:w="2589"/>
-        <w:gridCol w:w="1823"/>
-      </w:tblGrid>
+      <w:tblGrid/>
       <w:tr>
         <w:trPr>
           <w:cnfStyle w:firstRow="1"/>
         </w:trPr>
         <w:tc>
           <w:tcPr>
-            <w:tcW w:type="dxa" w:w="2128"/>
             <w:tcBorders>
               <w:bottom w:val="single"/>
             </w:tcBorders>
@@ -1305,7 +1237,6 @@
         </w:tc>
         <w:tc>
           <w:tcPr>
-            <w:tcW w:type="dxa" w:w="2820"/>
             <w:tcBorders>
               <w:bottom w:val="single"/>
             </w:tcBorders>
@@ -1323,7 +1254,6 @@
         </w:tc>
         <w:tc>
           <w:tcPr>
-            <w:tcW w:type="dxa" w:w="2589"/>
             <w:tcBorders>
               <w:bottom w:val="single"/>
             </w:tcBorders>
@@ -1341,7 +1271,6 @@
         </w:tc>
         <w:tc>
           <w:tcPr>
-            <w:tcW w:type="dxa" w:w="1823"/>
             <w:tcBorders>
               <w:bottom w:val="single"/>
             </w:tcBorders>
@@ -1360,9 +1289,6 @@
       </w:tr>
       <w:tr>
         <w:tc>
-          <w:tcPr>
-            <w:tcW w:type="dxa" w:w="2128"/>
-          </w:tcPr>
           <w:p>
             <w:pPr>
               <w:pStyle w:val="Compact"/>
@@ -1374,9 +1300,6 @@
           </w:p>
         </w:tc>
         <w:tc>
-          <w:tcPr>
-            <w:tcW w:type="dxa" w:w="2820"/>
-          </w:tcPr>
           <w:p>
             <w:pPr>
               <w:pStyle w:val="Compact"/>
@@ -1388,9 +1311,6 @@
           </w:p>
         </w:tc>
         <w:tc>
-          <w:tcPr>
-            <w:tcW w:type="dxa" w:w="2589"/>
-          </w:tcPr>
           <w:p>
             <w:pPr>
               <w:pStyle w:val="Compact"/>
@@ -1402,9 +1322,6 @@
           </w:p>
         </w:tc>
         <w:tc>
-          <w:tcPr>
-            <w:tcW w:type="dxa" w:w="1823"/>
-          </w:tcPr>
           <w:p>
             <w:pPr>
               <w:pStyle w:val="Compact"/>
@@ -1418,9 +1335,6 @@
       </w:tr>
       <w:tr>
         <w:tc>
-          <w:tcPr>
-            <w:tcW w:type="dxa" w:w="2128"/>
-          </w:tcPr>
           <w:p>
             <w:pPr>
               <w:pStyle w:val="Compact"/>
@@ -1432,9 +1346,6 @@
           </w:p>
         </w:tc>
         <w:tc>
-          <w:tcPr>
-            <w:tcW w:type="dxa" w:w="2820"/>
-          </w:tcPr>
           <w:p>
             <w:pPr>
               <w:pStyle w:val="Compact"/>
@@ -1446,9 +1357,6 @@
           </w:p>
         </w:tc>
         <w:tc>
-          <w:tcPr>
-            <w:tcW w:type="dxa" w:w="2589"/>
-          </w:tcPr>
           <w:p>
             <w:pPr>
               <w:pStyle w:val="Compact"/>
@@ -1460,9 +1368,6 @@
           </w:p>
         </w:tc>
         <w:tc>
-          <w:tcPr>
-            <w:tcW w:type="dxa" w:w="1823"/>
-          </w:tcPr>
           <w:p>
             <w:pPr>
               <w:pStyle w:val="Compact"/>
@@ -1476,9 +1381,6 @@
       </w:tr>
       <w:tr>
         <w:tc>
-          <w:tcPr>
-            <w:tcW w:type="dxa" w:w="2128"/>
-          </w:tcPr>
           <w:p>
             <w:pPr>
               <w:pStyle w:val="Compact"/>
@@ -1490,9 +1392,6 @@
           </w:p>
         </w:tc>
         <w:tc>
-          <w:tcPr>
-            <w:tcW w:type="dxa" w:w="2820"/>
-          </w:tcPr>
           <w:p>
             <w:pPr>
               <w:pStyle w:val="Compact"/>
@@ -1504,9 +1403,6 @@
           </w:p>
         </w:tc>
         <w:tc>
-          <w:tcPr>
-            <w:tcW w:type="dxa" w:w="2589"/>
-          </w:tcPr>
           <w:p>
             <w:pPr>
               <w:pStyle w:val="Compact"/>
@@ -1518,9 +1414,6 @@
           </w:p>
         </w:tc>
         <w:tc>
-          <w:tcPr>
-            <w:tcW w:type="dxa" w:w="1823"/>
-          </w:tcPr>
           <w:p>
             <w:pPr>
               <w:pStyle w:val="Compact"/>
@@ -1534,9 +1427,6 @@
       </w:tr>
       <w:tr>
         <w:tc>
-          <w:tcPr>
-            <w:tcW w:type="dxa" w:w="2128"/>
-          </w:tcPr>
           <w:p>
             <w:pPr>
               <w:pStyle w:val="Compact"/>
@@ -1548,9 +1438,6 @@
           </w:p>
         </w:tc>
         <w:tc>
-          <w:tcPr>
-            <w:tcW w:type="dxa" w:w="2820"/>
-          </w:tcPr>
           <w:p>
             <w:pPr>
               <w:pStyle w:val="Compact"/>
@@ -1562,9 +1449,6 @@
           </w:p>
         </w:tc>
         <w:tc>
-          <w:tcPr>
-            <w:tcW w:type="dxa" w:w="2589"/>
-          </w:tcPr>
           <w:p>
             <w:pPr>
               <w:pStyle w:val="Compact"/>
@@ -1576,9 +1460,6 @@
           </w:p>
         </w:tc>
         <w:tc>
-          <w:tcPr>
-            <w:tcW w:type="dxa" w:w="1823"/>
-          </w:tcPr>
           <w:p>
             <w:pPr>
               <w:pStyle w:val="Compact"/>
@@ -1605,23 +1486,16 @@
     <w:tbl>
       <w:tblPr>
         <w:tblStyle w:val="Table"/>
-        <w:tblW w:type="dxa" w:w="9360"/>
+        <w:tblW w:type="pct" w:w="0.0"/>
         <w:tblLook w:firstRow="1"/>
       </w:tblPr>
-      <w:tblGrid>
-        <w:gridCol w:w="1647"/>
-        <w:gridCol w:w="1572"/>
-        <w:gridCol w:w="1722"/>
-        <w:gridCol w:w="2470"/>
-        <w:gridCol w:w="1949"/>
-      </w:tblGrid>
+      <w:tblGrid/>
       <w:tr>
         <w:trPr>
           <w:cnfStyle w:firstRow="1"/>
         </w:trPr>
         <w:tc>
           <w:tcPr>
-            <w:tcW w:type="dxa" w:w="1647"/>
             <w:tcBorders>
               <w:bottom w:val="single"/>
             </w:tcBorders>
@@ -1639,7 +1513,6 @@
         </w:tc>
         <w:tc>
           <w:tcPr>
-            <w:tcW w:type="dxa" w:w="1572"/>
             <w:tcBorders>
               <w:bottom w:val="single"/>
             </w:tcBorders>
@@ -1657,7 +1530,6 @@
         </w:tc>
         <w:tc>
           <w:tcPr>
-            <w:tcW w:type="dxa" w:w="1722"/>
             <w:tcBorders>
               <w:bottom w:val="single"/>
             </w:tcBorders>
@@ -1675,7 +1547,6 @@
         </w:tc>
         <w:tc>
           <w:tcPr>
-            <w:tcW w:type="dxa" w:w="2470"/>
             <w:tcBorders>
               <w:bottom w:val="single"/>
             </w:tcBorders>
@@ -1693,7 +1564,6 @@
         </w:tc>
         <w:tc>
           <w:tcPr>
-            <w:tcW w:type="dxa" w:w="1949"/>
             <w:tcBorders>
               <w:bottom w:val="single"/>
             </w:tcBorders>
@@ -1715,9 +1585,6 @@
       </w:tr>
       <w:tr>
         <w:tc>
-          <w:tcPr>
-            <w:tcW w:type="dxa" w:w="1647"/>
-          </w:tcPr>
           <w:p>
             <w:pPr>
               <w:pStyle w:val="Compact"/>
@@ -1729,9 +1596,6 @@
           </w:p>
         </w:tc>
         <w:tc>
-          <w:tcPr>
-            <w:tcW w:type="dxa" w:w="1572"/>
-          </w:tcPr>
           <w:p>
             <w:pPr>
               <w:pStyle w:val="Compact"/>
@@ -1743,9 +1607,6 @@
           </w:p>
         </w:tc>
         <w:tc>
-          <w:tcPr>
-            <w:tcW w:type="dxa" w:w="1722"/>
-          </w:tcPr>
           <w:p>
             <w:pPr>
               <w:pStyle w:val="Compact"/>
@@ -1757,9 +1618,6 @@
           </w:p>
         </w:tc>
         <w:tc>
-          <w:tcPr>
-            <w:tcW w:type="dxa" w:w="2470"/>
-          </w:tcPr>
           <w:p>
             <w:pPr>
               <w:pStyle w:val="Compact"/>
@@ -1771,9 +1629,6 @@
           </w:p>
         </w:tc>
         <w:tc>
-          <w:tcPr>
-            <w:tcW w:type="dxa" w:w="1949"/>
-          </w:tcPr>
           <w:p>
             <w:pPr>
               <w:pStyle w:val="Compact"/>
@@ -1790,9 +1645,6 @@
       </w:tr>
       <w:tr>
         <w:tc>
-          <w:tcPr>
-            <w:tcW w:type="dxa" w:w="1647"/>
-          </w:tcPr>
           <w:p>
             <w:pPr>
               <w:pStyle w:val="Compact"/>
@@ -1804,9 +1656,6 @@
           </w:p>
         </w:tc>
         <w:tc>
-          <w:tcPr>
-            <w:tcW w:type="dxa" w:w="1572"/>
-          </w:tcPr>
           <w:p>
             <w:pPr>
               <w:pStyle w:val="Compact"/>
@@ -1818,9 +1667,6 @@
           </w:p>
         </w:tc>
         <w:tc>
-          <w:tcPr>
-            <w:tcW w:type="dxa" w:w="1722"/>
-          </w:tcPr>
           <w:p>
             <w:pPr>
               <w:pStyle w:val="Compact"/>
@@ -1832,9 +1678,6 @@
           </w:p>
         </w:tc>
         <w:tc>
-          <w:tcPr>
-            <w:tcW w:type="dxa" w:w="2470"/>
-          </w:tcPr>
           <w:p>
             <w:pPr>
               <w:pStyle w:val="Compact"/>
@@ -1846,9 +1689,6 @@
           </w:p>
         </w:tc>
         <w:tc>
-          <w:tcPr>
-            <w:tcW w:type="dxa" w:w="1949"/>
-          </w:tcPr>
           <w:p>
             <w:pPr>
               <w:pStyle w:val="Compact"/>
@@ -1865,9 +1705,6 @@
       </w:tr>
       <w:tr>
         <w:tc>
-          <w:tcPr>
-            <w:tcW w:type="dxa" w:w="1647"/>
-          </w:tcPr>
           <w:p>
             <w:pPr>
               <w:pStyle w:val="Compact"/>
@@ -1879,9 +1716,6 @@
           </w:p>
         </w:tc>
         <w:tc>
-          <w:tcPr>
-            <w:tcW w:type="dxa" w:w="1572"/>
-          </w:tcPr>
           <w:p>
             <w:pPr>
               <w:pStyle w:val="Compact"/>
@@ -1893,9 +1727,6 @@
           </w:p>
         </w:tc>
         <w:tc>
-          <w:tcPr>
-            <w:tcW w:type="dxa" w:w="1722"/>
-          </w:tcPr>
           <w:p>
             <w:pPr>
               <w:pStyle w:val="Compact"/>
@@ -1907,9 +1738,6 @@
           </w:p>
         </w:tc>
         <w:tc>
-          <w:tcPr>
-            <w:tcW w:type="dxa" w:w="2470"/>
-          </w:tcPr>
           <w:p>
             <w:pPr>
               <w:pStyle w:val="Compact"/>
@@ -1921,9 +1749,6 @@
           </w:p>
         </w:tc>
         <w:tc>
-          <w:tcPr>
-            <w:tcW w:type="dxa" w:w="1949"/>
-          </w:tcPr>
           <w:p>
             <w:pPr>
               <w:pStyle w:val="Compact"/>
@@ -1940,9 +1765,6 @@
       </w:tr>
       <w:tr>
         <w:tc>
-          <w:tcPr>
-            <w:tcW w:type="dxa" w:w="1647"/>
-          </w:tcPr>
           <w:p>
             <w:pPr>
               <w:pStyle w:val="Compact"/>
@@ -1954,9 +1776,6 @@
           </w:p>
         </w:tc>
         <w:tc>
-          <w:tcPr>
-            <w:tcW w:type="dxa" w:w="1572"/>
-          </w:tcPr>
           <w:p>
             <w:pPr>
               <w:pStyle w:val="Compact"/>
@@ -1968,9 +1787,6 @@
           </w:p>
         </w:tc>
         <w:tc>
-          <w:tcPr>
-            <w:tcW w:type="dxa" w:w="1722"/>
-          </w:tcPr>
           <w:p>
             <w:pPr>
               <w:pStyle w:val="Compact"/>
@@ -1982,9 +1798,6 @@
           </w:p>
         </w:tc>
         <w:tc>
-          <w:tcPr>
-            <w:tcW w:type="dxa" w:w="2470"/>
-          </w:tcPr>
           <w:p>
             <w:pPr>
               <w:pStyle w:val="Compact"/>
@@ -1996,9 +1809,6 @@
           </w:p>
         </w:tc>
         <w:tc>
-          <w:tcPr>
-            <w:tcW w:type="dxa" w:w="1949"/>
-          </w:tcPr>
           <w:p>
             <w:pPr>
               <w:pStyle w:val="Compact"/>
@@ -2015,9 +1825,6 @@
       </w:tr>
       <w:tr>
         <w:tc>
-          <w:tcPr>
-            <w:tcW w:type="dxa" w:w="1647"/>
-          </w:tcPr>
           <w:p>
             <w:pPr>
               <w:pStyle w:val="Compact"/>
@@ -2029,9 +1836,6 @@
           </w:p>
         </w:tc>
         <w:tc>
-          <w:tcPr>
-            <w:tcW w:type="dxa" w:w="1572"/>
-          </w:tcPr>
           <w:p>
             <w:pPr>
               <w:pStyle w:val="Compact"/>
@@ -2043,9 +1847,6 @@
           </w:p>
         </w:tc>
         <w:tc>
-          <w:tcPr>
-            <w:tcW w:type="dxa" w:w="1722"/>
-          </w:tcPr>
           <w:p>
             <w:pPr>
               <w:pStyle w:val="Compact"/>
@@ -2057,9 +1858,6 @@
           </w:p>
         </w:tc>
         <w:tc>
-          <w:tcPr>
-            <w:tcW w:type="dxa" w:w="2470"/>
-          </w:tcPr>
           <w:p>
             <w:pPr>
               <w:pStyle w:val="Compact"/>
@@ -2071,9 +1869,6 @@
           </w:p>
         </w:tc>
         <w:tc>
-          <w:tcPr>
-            <w:tcW w:type="dxa" w:w="1949"/>
-          </w:tcPr>
           <w:p>
             <w:pPr>
               <w:pStyle w:val="Compact"/>
@@ -2111,13 +1906,13 @@
     <w:tbl>
       <w:tblPr>
         <w:tblStyle w:val="Table"/>
-        <w:tblW w:type="dxa" w:w="9360"/>
+        <w:tblW w:type="pct" w:w="5000.0"/>
         <w:tblLook w:firstRow="1"/>
       </w:tblPr>
       <w:tblGrid>
-        <w:gridCol w:w="2448"/>
-        <w:gridCol w:w="2603"/>
-        <w:gridCol w:w="4309"/>
+        <w:gridCol w:w="2640"/>
+        <w:gridCol w:w="2640"/>
+        <w:gridCol w:w="2640"/>
       </w:tblGrid>
       <w:tr>
         <w:trPr>
@@ -2125,7 +1920,6 @@
         </w:trPr>
         <w:tc>
           <w:tcPr>
-            <w:tcW w:type="dxa" w:w="2448"/>
             <w:tcBorders>
               <w:bottom w:val="single"/>
             </w:tcBorders>
@@ -2143,7 +1937,6 @@
         </w:tc>
         <w:tc>
           <w:tcPr>
-            <w:tcW w:type="dxa" w:w="2603"/>
             <w:tcBorders>
               <w:bottom w:val="single"/>
             </w:tcBorders>
@@ -2161,7 +1954,6 @@
         </w:tc>
         <w:tc>
           <w:tcPr>
-            <w:tcW w:type="dxa" w:w="4309"/>
             <w:tcBorders>
               <w:bottom w:val="single"/>
             </w:tcBorders>
@@ -2180,9 +1972,6 @@
       </w:tr>
       <w:tr>
         <w:tc>
-          <w:tcPr>
-            <w:tcW w:type="dxa" w:w="2448"/>
-          </w:tcPr>
           <w:p>
             <w:pPr>
               <w:pStyle w:val="Compact"/>
@@ -2194,9 +1983,6 @@
           </w:p>
         </w:tc>
         <w:tc>
-          <w:tcPr>
-            <w:tcW w:type="dxa" w:w="2603"/>
-          </w:tcPr>
           <w:p>
             <w:pPr>
               <w:pStyle w:val="Compact"/>
@@ -2208,9 +1994,6 @@
           </w:p>
         </w:tc>
         <w:tc>
-          <w:tcPr>
-            <w:tcW w:type="dxa" w:w="4309"/>
-          </w:tcPr>
           <w:p>
             <w:pPr>
               <w:pStyle w:val="Compact"/>
@@ -2224,9 +2007,6 @@
       </w:tr>
       <w:tr>
         <w:tc>
-          <w:tcPr>
-            <w:tcW w:type="dxa" w:w="2448"/>
-          </w:tcPr>
           <w:p>
             <w:pPr>
               <w:pStyle w:val="Compact"/>
@@ -2238,9 +2018,6 @@
           </w:p>
         </w:tc>
         <w:tc>
-          <w:tcPr>
-            <w:tcW w:type="dxa" w:w="2603"/>
-          </w:tcPr>
           <w:p>
             <w:pPr>
               <w:pStyle w:val="Compact"/>
@@ -2252,9 +2029,6 @@
           </w:p>
         </w:tc>
         <w:tc>
-          <w:tcPr>
-            <w:tcW w:type="dxa" w:w="4309"/>
-          </w:tcPr>
           <w:p>
             <w:pPr>
               <w:pStyle w:val="Compact"/>
@@ -2268,9 +2042,6 @@
       </w:tr>
       <w:tr>
         <w:tc>
-          <w:tcPr>
-            <w:tcW w:type="dxa" w:w="2448"/>
-          </w:tcPr>
           <w:p>
             <w:pPr>
               <w:pStyle w:val="Compact"/>
@@ -2285,9 +2056,6 @@
           </w:p>
         </w:tc>
         <w:tc>
-          <w:tcPr>
-            <w:tcW w:type="dxa" w:w="2603"/>
-          </w:tcPr>
           <w:p>
             <w:pPr>
               <w:pStyle w:val="Compact"/>
@@ -2302,9 +2070,6 @@
           </w:p>
         </w:tc>
         <w:tc>
-          <w:tcPr>
-            <w:tcW w:type="dxa" w:w="4309"/>
-          </w:tcPr>
           <w:p>
             <w:pPr>
               <w:pStyle w:val="Compact"/>
@@ -2338,13 +2103,13 @@
     <w:tbl>
       <w:tblPr>
         <w:tblStyle w:val="Table"/>
-        <w:tblW w:type="dxa" w:w="9360"/>
+        <w:tblW w:type="pct" w:w="5000.0"/>
         <w:tblLook w:firstRow="1"/>
       </w:tblPr>
       <w:tblGrid>
-        <w:gridCol w:w="1511"/>
-        <w:gridCol w:w="1035"/>
-        <w:gridCol w:w="6814"/>
+        <w:gridCol w:w="2640"/>
+        <w:gridCol w:w="2640"/>
+        <w:gridCol w:w="2640"/>
       </w:tblGrid>
       <w:tr>
         <w:trPr>
@@ -2352,7 +2117,6 @@
         </w:trPr>
         <w:tc>
           <w:tcPr>
-            <w:tcW w:type="dxa" w:w="1511"/>
             <w:tcBorders>
               <w:bottom w:val="single"/>
             </w:tcBorders>
@@ -2370,7 +2134,6 @@
         </w:tc>
         <w:tc>
           <w:tcPr>
-            <w:tcW w:type="dxa" w:w="1035"/>
             <w:tcBorders>
               <w:bottom w:val="single"/>
             </w:tcBorders>
@@ -2388,7 +2151,6 @@
         </w:tc>
         <w:tc>
           <w:tcPr>
-            <w:tcW w:type="dxa" w:w="6814"/>
             <w:tcBorders>
               <w:bottom w:val="single"/>
             </w:tcBorders>
@@ -2407,9 +2169,6 @@
       </w:tr>
       <w:tr>
         <w:tc>
-          <w:tcPr>
-            <w:tcW w:type="dxa" w:w="1511"/>
-          </w:tcPr>
           <w:p>
             <w:pPr>
               <w:pStyle w:val="Compact"/>
@@ -2421,9 +2180,6 @@
           </w:p>
         </w:tc>
         <w:tc>
-          <w:tcPr>
-            <w:tcW w:type="dxa" w:w="1035"/>
-          </w:tcPr>
           <w:p>
             <w:pPr>
               <w:pStyle w:val="Compact"/>
@@ -2435,9 +2191,6 @@
           </w:p>
         </w:tc>
         <w:tc>
-          <w:tcPr>
-            <w:tcW w:type="dxa" w:w="6814"/>
-          </w:tcPr>
           <w:p>
             <w:pPr>
               <w:pStyle w:val="Compact"/>
@@ -2451,9 +2204,6 @@
       </w:tr>
       <w:tr>
         <w:tc>
-          <w:tcPr>
-            <w:tcW w:type="dxa" w:w="1511"/>
-          </w:tcPr>
           <w:p>
             <w:pPr>
               <w:pStyle w:val="Compact"/>
@@ -2465,9 +2215,6 @@
           </w:p>
         </w:tc>
         <w:tc>
-          <w:tcPr>
-            <w:tcW w:type="dxa" w:w="1035"/>
-          </w:tcPr>
           <w:p>
             <w:pPr>
               <w:pStyle w:val="Compact"/>
@@ -2479,9 +2226,6 @@
           </w:p>
         </w:tc>
         <w:tc>
-          <w:tcPr>
-            <w:tcW w:type="dxa" w:w="6814"/>
-          </w:tcPr>
           <w:p>
             <w:pPr>
               <w:pStyle w:val="Compact"/>
@@ -2495,9 +2239,6 @@
       </w:tr>
       <w:tr>
         <w:tc>
-          <w:tcPr>
-            <w:tcW w:type="dxa" w:w="1511"/>
-          </w:tcPr>
           <w:p>
             <w:pPr>
               <w:pStyle w:val="Compact"/>
@@ -2509,9 +2250,6 @@
           </w:p>
         </w:tc>
         <w:tc>
-          <w:tcPr>
-            <w:tcW w:type="dxa" w:w="1035"/>
-          </w:tcPr>
           <w:p>
             <w:pPr>
               <w:pStyle w:val="Compact"/>
@@ -2523,9 +2261,6 @@
           </w:p>
         </w:tc>
         <w:tc>
-          <w:tcPr>
-            <w:tcW w:type="dxa" w:w="6814"/>
-          </w:tcPr>
           <w:p>
             <w:pPr>
               <w:pStyle w:val="Compact"/>
@@ -2539,9 +2274,6 @@
       </w:tr>
       <w:tr>
         <w:tc>
-          <w:tcPr>
-            <w:tcW w:type="dxa" w:w="1511"/>
-          </w:tcPr>
           <w:p>
             <w:pPr>
               <w:pStyle w:val="Compact"/>
@@ -2553,9 +2285,6 @@
           </w:p>
         </w:tc>
         <w:tc>
-          <w:tcPr>
-            <w:tcW w:type="dxa" w:w="1035"/>
-          </w:tcPr>
           <w:p>
             <w:pPr>
               <w:pStyle w:val="Compact"/>
@@ -2567,9 +2296,6 @@
           </w:p>
         </w:tc>
         <w:tc>
-          <w:tcPr>
-            <w:tcW w:type="dxa" w:w="6814"/>
-          </w:tcPr>
           <w:p>
             <w:pPr>
               <w:pStyle w:val="Compact"/>
@@ -2592,9 +2318,6 @@
       </w:tr>
       <w:tr>
         <w:tc>
-          <w:tcPr>
-            <w:tcW w:type="dxa" w:w="1511"/>
-          </w:tcPr>
           <w:p>
             <w:pPr>
               <w:pStyle w:val="Compact"/>
@@ -2606,9 +2329,6 @@
           </w:p>
         </w:tc>
         <w:tc>
-          <w:tcPr>
-            <w:tcW w:type="dxa" w:w="1035"/>
-          </w:tcPr>
           <w:p>
             <w:pPr>
               <w:pStyle w:val="Compact"/>
@@ -2620,9 +2340,6 @@
           </w:p>
         </w:tc>
         <w:tc>
-          <w:tcPr>
-            <w:tcW w:type="dxa" w:w="6814"/>
-          </w:tcPr>
           <w:p>
             <w:pPr>
               <w:pStyle w:val="Compact"/>
@@ -2663,15 +2380,15 @@
     <w:tbl>
       <w:tblPr>
         <w:tblStyle w:val="Table"/>
-        <w:tblW w:type="dxa" w:w="9360"/>
+        <w:tblW w:type="pct" w:w="5000.0"/>
         <w:tblLook w:firstRow="1"/>
       </w:tblPr>
       <w:tblGrid>
-        <w:gridCol w:w="1083"/>
-        <w:gridCol w:w="1862"/>
-        <w:gridCol w:w="1129"/>
-        <w:gridCol w:w="1496"/>
-        <w:gridCol w:w="3790"/>
+        <w:gridCol w:w="1584"/>
+        <w:gridCol w:w="1584"/>
+        <w:gridCol w:w="1584"/>
+        <w:gridCol w:w="1584"/>
+        <w:gridCol w:w="1584"/>
       </w:tblGrid>
       <w:tr>
         <w:trPr>
@@ -2679,7 +2396,6 @@
         </w:trPr>
         <w:tc>
           <w:tcPr>
-            <w:tcW w:type="dxa" w:w="1083"/>
             <w:tcBorders>
               <w:bottom w:val="single"/>
             </w:tcBorders>
@@ -2697,7 +2413,6 @@
         </w:tc>
         <w:tc>
           <w:tcPr>
-            <w:tcW w:type="dxa" w:w="1862"/>
             <w:tcBorders>
               <w:bottom w:val="single"/>
             </w:tcBorders>
@@ -2715,7 +2430,6 @@
         </w:tc>
         <w:tc>
           <w:tcPr>
-            <w:tcW w:type="dxa" w:w="1129"/>
             <w:tcBorders>
               <w:bottom w:val="single"/>
             </w:tcBorders>
@@ -2733,7 +2447,6 @@
         </w:tc>
         <w:tc>
           <w:tcPr>
-            <w:tcW w:type="dxa" w:w="1496"/>
             <w:tcBorders>
               <w:bottom w:val="single"/>
             </w:tcBorders>
@@ -2751,7 +2464,6 @@
         </w:tc>
         <w:tc>
           <w:tcPr>
-            <w:tcW w:type="dxa" w:w="3790"/>
             <w:tcBorders>
               <w:bottom w:val="single"/>
             </w:tcBorders>
@@ -2770,9 +2482,6 @@
       </w:tr>
       <w:tr>
         <w:tc>
-          <w:tcPr>
-            <w:tcW w:type="dxa" w:w="1083"/>
-          </w:tcPr>
           <w:p>
             <w:pPr>
               <w:pStyle w:val="Compact"/>
@@ -2784,9 +2493,6 @@
           </w:p>
         </w:tc>
         <w:tc>
-          <w:tcPr>
-            <w:tcW w:type="dxa" w:w="1862"/>
-          </w:tcPr>
           <w:p>
             <w:pPr>
               <w:pStyle w:val="Compact"/>
@@ -2798,9 +2504,6 @@
           </w:p>
         </w:tc>
         <w:tc>
-          <w:tcPr>
-            <w:tcW w:type="dxa" w:w="1129"/>
-          </w:tcPr>
           <w:p>
             <w:pPr>
               <w:pStyle w:val="Compact"/>
@@ -2812,9 +2515,6 @@
           </w:p>
         </w:tc>
         <w:tc>
-          <w:tcPr>
-            <w:tcW w:type="dxa" w:w="1496"/>
-          </w:tcPr>
           <w:p>
             <w:pPr>
               <w:pStyle w:val="Compact"/>
@@ -2826,9 +2526,6 @@
           </w:p>
         </w:tc>
         <w:tc>
-          <w:tcPr>
-            <w:tcW w:type="dxa" w:w="3790"/>
-          </w:tcPr>
           <w:p>
             <w:pPr>
               <w:pStyle w:val="Compact"/>
@@ -2842,9 +2539,6 @@
       </w:tr>
       <w:tr>
         <w:tc>
-          <w:tcPr>
-            <w:tcW w:type="dxa" w:w="1083"/>
-          </w:tcPr>
           <w:p>
             <w:pPr>
               <w:pStyle w:val="Compact"/>
@@ -2856,9 +2550,6 @@
           </w:p>
         </w:tc>
         <w:tc>
-          <w:tcPr>
-            <w:tcW w:type="dxa" w:w="1862"/>
-          </w:tcPr>
           <w:p>
             <w:pPr>
               <w:pStyle w:val="Compact"/>
@@ -2870,9 +2561,6 @@
           </w:p>
         </w:tc>
         <w:tc>
-          <w:tcPr>
-            <w:tcW w:type="dxa" w:w="1129"/>
-          </w:tcPr>
           <w:p>
             <w:pPr>
               <w:pStyle w:val="Compact"/>
@@ -2884,9 +2572,6 @@
           </w:p>
         </w:tc>
         <w:tc>
-          <w:tcPr>
-            <w:tcW w:type="dxa" w:w="1496"/>
-          </w:tcPr>
           <w:p>
             <w:pPr>
               <w:pStyle w:val="Compact"/>
@@ -2898,9 +2583,6 @@
           </w:p>
         </w:tc>
         <w:tc>
-          <w:tcPr>
-            <w:tcW w:type="dxa" w:w="3790"/>
-          </w:tcPr>
           <w:p>
             <w:pPr>
               <w:pStyle w:val="Compact"/>
@@ -2914,9 +2596,6 @@
       </w:tr>
       <w:tr>
         <w:tc>
-          <w:tcPr>
-            <w:tcW w:type="dxa" w:w="1083"/>
-          </w:tcPr>
           <w:p>
             <w:pPr>
               <w:pStyle w:val="Compact"/>
@@ -2928,9 +2607,6 @@
           </w:p>
         </w:tc>
         <w:tc>
-          <w:tcPr>
-            <w:tcW w:type="dxa" w:w="1862"/>
-          </w:tcPr>
           <w:p>
             <w:pPr>
               <w:pStyle w:val="Compact"/>
@@ -2942,9 +2618,6 @@
           </w:p>
         </w:tc>
         <w:tc>
-          <w:tcPr>
-            <w:tcW w:type="dxa" w:w="1129"/>
-          </w:tcPr>
           <w:p>
             <w:pPr>
               <w:pStyle w:val="Compact"/>
@@ -2956,9 +2629,6 @@
           </w:p>
         </w:tc>
         <w:tc>
-          <w:tcPr>
-            <w:tcW w:type="dxa" w:w="1496"/>
-          </w:tcPr>
           <w:p>
             <w:pPr>
               <w:pStyle w:val="Compact"/>
@@ -2970,9 +2640,6 @@
           </w:p>
         </w:tc>
         <w:tc>
-          <w:tcPr>
-            <w:tcW w:type="dxa" w:w="3790"/>
-          </w:tcPr>
           <w:p>
             <w:pPr>
               <w:pStyle w:val="Compact"/>
@@ -2986,9 +2653,6 @@
       </w:tr>
       <w:tr>
         <w:tc>
-          <w:tcPr>
-            <w:tcW w:type="dxa" w:w="1083"/>
-          </w:tcPr>
           <w:p>
             <w:pPr>
               <w:pStyle w:val="Compact"/>
@@ -3000,9 +2664,6 @@
           </w:p>
         </w:tc>
         <w:tc>
-          <w:tcPr>
-            <w:tcW w:type="dxa" w:w="1862"/>
-          </w:tcPr>
           <w:p>
             <w:pPr>
               <w:pStyle w:val="Compact"/>
@@ -3014,9 +2675,6 @@
           </w:p>
         </w:tc>
         <w:tc>
-          <w:tcPr>
-            <w:tcW w:type="dxa" w:w="1129"/>
-          </w:tcPr>
           <w:p>
             <w:pPr>
               <w:pStyle w:val="Compact"/>
@@ -3028,9 +2686,6 @@
           </w:p>
         </w:tc>
         <w:tc>
-          <w:tcPr>
-            <w:tcW w:type="dxa" w:w="1496"/>
-          </w:tcPr>
           <w:p>
             <w:pPr>
               <w:pStyle w:val="Compact"/>
@@ -3042,9 +2697,6 @@
           </w:p>
         </w:tc>
         <w:tc>
-          <w:tcPr>
-            <w:tcW w:type="dxa" w:w="3790"/>
-          </w:tcPr>
           <w:p>
             <w:pPr>
               <w:pStyle w:val="Compact"/>
@@ -3058,9 +2710,6 @@
       </w:tr>
       <w:tr>
         <w:tc>
-          <w:tcPr>
-            <w:tcW w:type="dxa" w:w="1083"/>
-          </w:tcPr>
           <w:p>
             <w:pPr>
               <w:pStyle w:val="Compact"/>
@@ -3072,9 +2721,6 @@
           </w:p>
         </w:tc>
         <w:tc>
-          <w:tcPr>
-            <w:tcW w:type="dxa" w:w="1862"/>
-          </w:tcPr>
           <w:p>
             <w:pPr>
               <w:pStyle w:val="Compact"/>
@@ -3086,9 +2732,6 @@
           </w:p>
         </w:tc>
         <w:tc>
-          <w:tcPr>
-            <w:tcW w:type="dxa" w:w="1129"/>
-          </w:tcPr>
           <w:p>
             <w:pPr>
               <w:pStyle w:val="Compact"/>
@@ -3100,9 +2743,6 @@
           </w:p>
         </w:tc>
         <w:tc>
-          <w:tcPr>
-            <w:tcW w:type="dxa" w:w="1496"/>
-          </w:tcPr>
           <w:p>
             <w:pPr>
               <w:pStyle w:val="Compact"/>
@@ -3114,9 +2754,6 @@
           </w:p>
         </w:tc>
         <w:tc>
-          <w:tcPr>
-            <w:tcW w:type="dxa" w:w="3790"/>
-          </w:tcPr>
           <w:p>
             <w:pPr>
               <w:pStyle w:val="Compact"/>
@@ -3130,9 +2767,6 @@
       </w:tr>
       <w:tr>
         <w:tc>
-          <w:tcPr>
-            <w:tcW w:type="dxa" w:w="1083"/>
-          </w:tcPr>
           <w:p>
             <w:pPr>
               <w:pStyle w:val="Compact"/>
@@ -3144,9 +2778,6 @@
           </w:p>
         </w:tc>
         <w:tc>
-          <w:tcPr>
-            <w:tcW w:type="dxa" w:w="1862"/>
-          </w:tcPr>
           <w:p>
             <w:pPr>
               <w:pStyle w:val="Compact"/>
@@ -3158,9 +2789,6 @@
           </w:p>
         </w:tc>
         <w:tc>
-          <w:tcPr>
-            <w:tcW w:type="dxa" w:w="1129"/>
-          </w:tcPr>
           <w:p>
             <w:pPr>
               <w:pStyle w:val="Compact"/>
@@ -3172,9 +2800,6 @@
           </w:p>
         </w:tc>
         <w:tc>
-          <w:tcPr>
-            <w:tcW w:type="dxa" w:w="1496"/>
-          </w:tcPr>
           <w:p>
             <w:pPr>
               <w:pStyle w:val="Compact"/>
@@ -3186,9 +2811,6 @@
           </w:p>
         </w:tc>
         <w:tc>
-          <w:tcPr>
-            <w:tcW w:type="dxa" w:w="3790"/>
-          </w:tcPr>
           <w:p>
             <w:pPr>
               <w:pStyle w:val="Compact"/>
@@ -3202,9 +2824,6 @@
       </w:tr>
       <w:tr>
         <w:tc>
-          <w:tcPr>
-            <w:tcW w:type="dxa" w:w="1083"/>
-          </w:tcPr>
           <w:p>
             <w:pPr>
               <w:pStyle w:val="Compact"/>
@@ -3216,9 +2835,6 @@
           </w:p>
         </w:tc>
         <w:tc>
-          <w:tcPr>
-            <w:tcW w:type="dxa" w:w="1862"/>
-          </w:tcPr>
           <w:p>
             <w:pPr>
               <w:pStyle w:val="Compact"/>
@@ -3230,9 +2846,6 @@
           </w:p>
         </w:tc>
         <w:tc>
-          <w:tcPr>
-            <w:tcW w:type="dxa" w:w="1129"/>
-          </w:tcPr>
           <w:p>
             <w:pPr>
               <w:pStyle w:val="Compact"/>
@@ -3244,9 +2857,6 @@
           </w:p>
         </w:tc>
         <w:tc>
-          <w:tcPr>
-            <w:tcW w:type="dxa" w:w="1496"/>
-          </w:tcPr>
           <w:p>
             <w:pPr>
               <w:pStyle w:val="Compact"/>
@@ -3258,9 +2868,6 @@
           </w:p>
         </w:tc>
         <w:tc>
-          <w:tcPr>
-            <w:tcW w:type="dxa" w:w="3790"/>
-          </w:tcPr>
           <w:p>
             <w:pPr>
               <w:pStyle w:val="Compact"/>
@@ -3280,9 +2887,6 @@
       </w:tr>
       <w:tr>
         <w:tc>
-          <w:tcPr>
-            <w:tcW w:type="dxa" w:w="1083"/>
-          </w:tcPr>
           <w:p>
             <w:pPr>
               <w:pStyle w:val="Compact"/>
@@ -3294,9 +2898,6 @@
           </w:p>
         </w:tc>
         <w:tc>
-          <w:tcPr>
-            <w:tcW w:type="dxa" w:w="1862"/>
-          </w:tcPr>
           <w:p>
             <w:pPr>
               <w:pStyle w:val="Compact"/>
@@ -3308,9 +2909,6 @@
           </w:p>
         </w:tc>
         <w:tc>
-          <w:tcPr>
-            <w:tcW w:type="dxa" w:w="1129"/>
-          </w:tcPr>
           <w:p>
             <w:pPr>
               <w:pStyle w:val="Compact"/>
@@ -3322,9 +2920,6 @@
           </w:p>
         </w:tc>
         <w:tc>
-          <w:tcPr>
-            <w:tcW w:type="dxa" w:w="1496"/>
-          </w:tcPr>
           <w:p>
             <w:pPr>
               <w:pStyle w:val="Compact"/>
@@ -3336,9 +2931,6 @@
           </w:p>
         </w:tc>
         <w:tc>
-          <w:tcPr>
-            <w:tcW w:type="dxa" w:w="3790"/>
-          </w:tcPr>
           <w:p>
             <w:pPr>
               <w:pStyle w:val="Compact"/>
@@ -3352,9 +2944,6 @@
       </w:tr>
       <w:tr>
         <w:tc>
-          <w:tcPr>
-            <w:tcW w:type="dxa" w:w="1083"/>
-          </w:tcPr>
           <w:p>
             <w:pPr>
               <w:pStyle w:val="Compact"/>
@@ -3366,9 +2955,6 @@
           </w:p>
         </w:tc>
         <w:tc>
-          <w:tcPr>
-            <w:tcW w:type="dxa" w:w="1862"/>
-          </w:tcPr>
           <w:p>
             <w:pPr>
               <w:pStyle w:val="Compact"/>
@@ -3380,9 +2966,6 @@
           </w:p>
         </w:tc>
         <w:tc>
-          <w:tcPr>
-            <w:tcW w:type="dxa" w:w="1129"/>
-          </w:tcPr>
           <w:p>
             <w:pPr>
               <w:pStyle w:val="Compact"/>
@@ -3394,9 +2977,6 @@
           </w:p>
         </w:tc>
         <w:tc>
-          <w:tcPr>
-            <w:tcW w:type="dxa" w:w="1496"/>
-          </w:tcPr>
           <w:p>
             <w:pPr>
               <w:pStyle w:val="Compact"/>
@@ -3408,9 +2988,6 @@
           </w:p>
         </w:tc>
         <w:tc>
-          <w:tcPr>
-            <w:tcW w:type="dxa" w:w="3790"/>
-          </w:tcPr>
           <w:p>
             <w:pPr>
               <w:pStyle w:val="Compact"/>
@@ -3543,22 +3120,16 @@
     <w:tbl>
       <w:tblPr>
         <w:tblStyle w:val="Table"/>
-        <w:tblW w:type="dxa" w:w="9360"/>
+        <w:tblW w:type="pct" w:w="0.0"/>
         <w:tblLook w:firstRow="1"/>
       </w:tblPr>
-      <w:tblGrid>
-        <w:gridCol w:w="2127"/>
-        <w:gridCol w:w="1938"/>
-        <w:gridCol w:w="2127"/>
-        <w:gridCol w:w="3168"/>
-      </w:tblGrid>
+      <w:tblGrid/>
       <w:tr>
         <w:trPr>
           <w:cnfStyle w:firstRow="1"/>
         </w:trPr>
         <w:tc>
           <w:tcPr>
-            <w:tcW w:type="dxa" w:w="2127"/>
             <w:tcBorders>
               <w:bottom w:val="single"/>
             </w:tcBorders>
@@ -3576,7 +3147,6 @@
         </w:tc>
         <w:tc>
           <w:tcPr>
-            <w:tcW w:type="dxa" w:w="1938"/>
             <w:tcBorders>
               <w:bottom w:val="single"/>
             </w:tcBorders>
@@ -3594,7 +3164,6 @@
         </w:tc>
         <w:tc>
           <w:tcPr>
-            <w:tcW w:type="dxa" w:w="2127"/>
             <w:tcBorders>
               <w:bottom w:val="single"/>
             </w:tcBorders>
@@ -3612,7 +3181,6 @@
         </w:tc>
         <w:tc>
           <w:tcPr>
-            <w:tcW w:type="dxa" w:w="3168"/>
             <w:tcBorders>
               <w:bottom w:val="single"/>
             </w:tcBorders>
@@ -3631,9 +3199,6 @@
       </w:tr>
       <w:tr>
         <w:tc>
-          <w:tcPr>
-            <w:tcW w:type="dxa" w:w="2127"/>
-          </w:tcPr>
           <w:p>
             <w:pPr>
               <w:pStyle w:val="Compact"/>
@@ -3645,9 +3210,6 @@
           </w:p>
         </w:tc>
         <w:tc>
-          <w:tcPr>
-            <w:tcW w:type="dxa" w:w="1938"/>
-          </w:tcPr>
           <w:p>
             <w:pPr>
               <w:pStyle w:val="Compact"/>
@@ -3659,9 +3221,6 @@
           </w:p>
         </w:tc>
         <w:tc>
-          <w:tcPr>
-            <w:tcW w:type="dxa" w:w="2127"/>
-          </w:tcPr>
           <w:p>
             <w:pPr>
               <w:pStyle w:val="Compact"/>
@@ -3673,9 +3232,6 @@
           </w:p>
         </w:tc>
         <w:tc>
-          <w:tcPr>
-            <w:tcW w:type="dxa" w:w="3168"/>
-          </w:tcPr>
           <w:p>
             <w:pPr>
               <w:pStyle w:val="Compact"/>
@@ -3689,9 +3245,6 @@
       </w:tr>
       <w:tr>
         <w:tc>
-          <w:tcPr>
-            <w:tcW w:type="dxa" w:w="2127"/>
-          </w:tcPr>
           <w:p>
             <w:pPr>
               <w:pStyle w:val="Compact"/>
@@ -3703,9 +3256,6 @@
           </w:p>
         </w:tc>
         <w:tc>
-          <w:tcPr>
-            <w:tcW w:type="dxa" w:w="1938"/>
-          </w:tcPr>
           <w:p>
             <w:pPr>
               <w:pStyle w:val="Compact"/>
@@ -3717,9 +3267,6 @@
           </w:p>
         </w:tc>
         <w:tc>
-          <w:tcPr>
-            <w:tcW w:type="dxa" w:w="2127"/>
-          </w:tcPr>
           <w:p>
             <w:pPr>
               <w:pStyle w:val="Compact"/>
@@ -3731,9 +3278,6 @@
           </w:p>
         </w:tc>
         <w:tc>
-          <w:tcPr>
-            <w:tcW w:type="dxa" w:w="3168"/>
-          </w:tcPr>
           <w:p>
             <w:pPr>
               <w:pStyle w:val="Compact"/>
@@ -3747,9 +3291,6 @@
       </w:tr>
       <w:tr>
         <w:tc>
-          <w:tcPr>
-            <w:tcW w:type="dxa" w:w="2127"/>
-          </w:tcPr>
           <w:p>
             <w:pPr>
               <w:pStyle w:val="Compact"/>
@@ -3761,9 +3302,6 @@
           </w:p>
         </w:tc>
         <w:tc>
-          <w:tcPr>
-            <w:tcW w:type="dxa" w:w="1938"/>
-          </w:tcPr>
           <w:p>
             <w:pPr>
               <w:pStyle w:val="Compact"/>
@@ -3775,9 +3313,6 @@
           </w:p>
         </w:tc>
         <w:tc>
-          <w:tcPr>
-            <w:tcW w:type="dxa" w:w="2127"/>
-          </w:tcPr>
           <w:p>
             <w:pPr>
               <w:pStyle w:val="Compact"/>
@@ -3789,9 +3324,6 @@
           </w:p>
         </w:tc>
         <w:tc>
-          <w:tcPr>
-            <w:tcW w:type="dxa" w:w="3168"/>
-          </w:tcPr>
           <w:p>
             <w:pPr>
               <w:pStyle w:val="Compact"/>
@@ -3805,9 +3337,6 @@
       </w:tr>
       <w:tr>
         <w:tc>
-          <w:tcPr>
-            <w:tcW w:type="dxa" w:w="2127"/>
-          </w:tcPr>
           <w:p>
             <w:pPr>
               <w:pStyle w:val="Compact"/>
@@ -3819,9 +3348,6 @@
           </w:p>
         </w:tc>
         <w:tc>
-          <w:tcPr>
-            <w:tcW w:type="dxa" w:w="1938"/>
-          </w:tcPr>
           <w:p>
             <w:pPr>
               <w:pStyle w:val="Compact"/>
@@ -3833,9 +3359,6 @@
           </w:p>
         </w:tc>
         <w:tc>
-          <w:tcPr>
-            <w:tcW w:type="dxa" w:w="2127"/>
-          </w:tcPr>
           <w:p>
             <w:pPr>
               <w:pStyle w:val="Compact"/>
@@ -3847,9 +3370,6 @@
           </w:p>
         </w:tc>
         <w:tc>
-          <w:tcPr>
-            <w:tcW w:type="dxa" w:w="3168"/>
-          </w:tcPr>
           <w:p>
             <w:pPr>
               <w:pStyle w:val="Compact"/>
@@ -3908,21 +3428,16 @@
     <w:tbl>
       <w:tblPr>
         <w:tblStyle w:val="Table"/>
-        <w:tblW w:type="dxa" w:w="9360"/>
+        <w:tblW w:type="pct" w:w="0.0"/>
         <w:tblLook w:firstRow="1"/>
       </w:tblPr>
-      <w:tblGrid>
-        <w:gridCol w:w="2418"/>
-        <w:gridCol w:w="1834"/>
-        <w:gridCol w:w="5108"/>
-      </w:tblGrid>
+      <w:tblGrid/>
       <w:tr>
         <w:trPr>
           <w:cnfStyle w:firstRow="1"/>
         </w:trPr>
         <w:tc>
           <w:tcPr>
-            <w:tcW w:type="dxa" w:w="2418"/>
             <w:tcBorders>
               <w:bottom w:val="single"/>
             </w:tcBorders>
@@ -3940,7 +3455,6 @@
         </w:tc>
         <w:tc>
           <w:tcPr>
-            <w:tcW w:type="dxa" w:w="1834"/>
             <w:tcBorders>
               <w:bottom w:val="single"/>
             </w:tcBorders>
@@ -3958,7 +3472,6 @@
         </w:tc>
         <w:tc>
           <w:tcPr>
-            <w:tcW w:type="dxa" w:w="5108"/>
             <w:tcBorders>
               <w:bottom w:val="single"/>
             </w:tcBorders>
@@ -3977,9 +3490,6 @@
       </w:tr>
       <w:tr>
         <w:tc>
-          <w:tcPr>
-            <w:tcW w:type="dxa" w:w="2418"/>
-          </w:tcPr>
           <w:p>
             <w:pPr>
               <w:pStyle w:val="Compact"/>
@@ -3991,9 +3501,6 @@
           </w:p>
         </w:tc>
         <w:tc>
-          <w:tcPr>
-            <w:tcW w:type="dxa" w:w="1834"/>
-          </w:tcPr>
           <w:p>
             <w:pPr>
               <w:pStyle w:val="Compact"/>
@@ -4008,9 +3515,6 @@
           </w:p>
         </w:tc>
         <w:tc>
-          <w:tcPr>
-            <w:tcW w:type="dxa" w:w="5108"/>
-          </w:tcPr>
           <w:p>
             <w:pPr>
               <w:pStyle w:val="Compact"/>
@@ -4024,9 +3528,6 @@
       </w:tr>
       <w:tr>
         <w:tc>
-          <w:tcPr>
-            <w:tcW w:type="dxa" w:w="2418"/>
-          </w:tcPr>
           <w:p>
             <w:pPr>
               <w:pStyle w:val="Compact"/>
@@ -4038,9 +3539,6 @@
           </w:p>
         </w:tc>
         <w:tc>
-          <w:tcPr>
-            <w:tcW w:type="dxa" w:w="1834"/>
-          </w:tcPr>
           <w:p>
             <w:pPr>
               <w:pStyle w:val="Compact"/>
@@ -4055,9 +3553,6 @@
           </w:p>
         </w:tc>
         <w:tc>
-          <w:tcPr>
-            <w:tcW w:type="dxa" w:w="5108"/>
-          </w:tcPr>
           <w:p>
             <w:pPr>
               <w:pStyle w:val="Compact"/>
@@ -4071,9 +3566,6 @@
       </w:tr>
       <w:tr>
         <w:tc>
-          <w:tcPr>
-            <w:tcW w:type="dxa" w:w="2418"/>
-          </w:tcPr>
           <w:p>
             <w:pPr>
               <w:pStyle w:val="Compact"/>
@@ -4085,9 +3577,6 @@
           </w:p>
         </w:tc>
         <w:tc>
-          <w:tcPr>
-            <w:tcW w:type="dxa" w:w="1834"/>
-          </w:tcPr>
           <w:p>
             <w:pPr>
               <w:pStyle w:val="Compact"/>
@@ -4102,9 +3591,6 @@
           </w:p>
         </w:tc>
         <w:tc>
-          <w:tcPr>
-            <w:tcW w:type="dxa" w:w="5108"/>
-          </w:tcPr>
           <w:p>
             <w:pPr>
               <w:pStyle w:val="Compact"/>
@@ -4118,9 +3604,6 @@
       </w:tr>
       <w:tr>
         <w:tc>
-          <w:tcPr>
-            <w:tcW w:type="dxa" w:w="2418"/>
-          </w:tcPr>
           <w:p>
             <w:pPr>
               <w:pStyle w:val="Compact"/>
@@ -4132,9 +3615,6 @@
           </w:p>
         </w:tc>
         <w:tc>
-          <w:tcPr>
-            <w:tcW w:type="dxa" w:w="1834"/>
-          </w:tcPr>
           <w:p>
             <w:pPr>
               <w:pStyle w:val="Compact"/>
@@ -4149,9 +3629,6 @@
           </w:p>
         </w:tc>
         <w:tc>
-          <w:tcPr>
-            <w:tcW w:type="dxa" w:w="5108"/>
-          </w:tcPr>
           <w:p>
             <w:pPr>
               <w:pStyle w:val="Compact"/>
@@ -4165,9 +3642,6 @@
       </w:tr>
       <w:tr>
         <w:tc>
-          <w:tcPr>
-            <w:tcW w:type="dxa" w:w="2418"/>
-          </w:tcPr>
           <w:p>
             <w:pPr>
               <w:pStyle w:val="Compact"/>
@@ -4179,9 +3653,6 @@
           </w:p>
         </w:tc>
         <w:tc>
-          <w:tcPr>
-            <w:tcW w:type="dxa" w:w="1834"/>
-          </w:tcPr>
           <w:p>
             <w:pPr>
               <w:pStyle w:val="Compact"/>
@@ -4193,9 +3664,6 @@
           </w:p>
         </w:tc>
         <w:tc>
-          <w:tcPr>
-            <w:tcW w:type="dxa" w:w="5108"/>
-          </w:tcPr>
           <w:p>
             <w:pPr>
               <w:pStyle w:val="Compact"/>
@@ -4209,9 +3677,6 @@
       </w:tr>
       <w:tr>
         <w:tc>
-          <w:tcPr>
-            <w:tcW w:type="dxa" w:w="2418"/>
-          </w:tcPr>
           <w:p>
             <w:pPr>
               <w:pStyle w:val="Compact"/>
@@ -4223,9 +3688,6 @@
           </w:p>
         </w:tc>
         <w:tc>
-          <w:tcPr>
-            <w:tcW w:type="dxa" w:w="1834"/>
-          </w:tcPr>
           <w:p>
             <w:pPr>
               <w:pStyle w:val="Compact"/>
@@ -4237,9 +3699,6 @@
           </w:p>
         </w:tc>
         <w:tc>
-          <w:tcPr>
-            <w:tcW w:type="dxa" w:w="5108"/>
-          </w:tcPr>
           <w:p>
             <w:pPr>
               <w:pStyle w:val="Compact"/>
@@ -4289,21 +3748,16 @@
     <w:tbl>
       <w:tblPr>
         <w:tblStyle w:val="Table"/>
-        <w:tblW w:type="dxa" w:w="9360"/>
+        <w:tblW w:type="pct" w:w="0.0"/>
         <w:tblLook w:firstRow="1"/>
       </w:tblPr>
-      <w:tblGrid>
-        <w:gridCol w:w="2693"/>
-        <w:gridCol w:w="3717"/>
-        <w:gridCol w:w="2950"/>
-      </w:tblGrid>
+      <w:tblGrid/>
       <w:tr>
         <w:trPr>
           <w:cnfStyle w:firstRow="1"/>
         </w:trPr>
         <w:tc>
           <w:tcPr>
-            <w:tcW w:type="dxa" w:w="2693"/>
             <w:tcBorders>
               <w:bottom w:val="single"/>
             </w:tcBorders>
@@ -4321,7 +3775,6 @@
         </w:tc>
         <w:tc>
           <w:tcPr>
-            <w:tcW w:type="dxa" w:w="3717"/>
             <w:tcBorders>
               <w:bottom w:val="single"/>
             </w:tcBorders>
@@ -4339,7 +3792,6 @@
         </w:tc>
         <w:tc>
           <w:tcPr>
-            <w:tcW w:type="dxa" w:w="2950"/>
             <w:tcBorders>
               <w:bottom w:val="single"/>
             </w:tcBorders>
@@ -4358,9 +3810,6 @@
       </w:tr>
       <w:tr>
         <w:tc>
-          <w:tcPr>
-            <w:tcW w:type="dxa" w:w="2693"/>
-          </w:tcPr>
           <w:p>
             <w:pPr>
               <w:pStyle w:val="Compact"/>
@@ -4372,9 +3821,6 @@
           </w:p>
         </w:tc>
         <w:tc>
-          <w:tcPr>
-            <w:tcW w:type="dxa" w:w="3717"/>
-          </w:tcPr>
           <w:p>
             <w:pPr>
               <w:pStyle w:val="Compact"/>
@@ -4386,9 +3832,6 @@
           </w:p>
         </w:tc>
         <w:tc>
-          <w:tcPr>
-            <w:tcW w:type="dxa" w:w="2950"/>
-          </w:tcPr>
           <w:p>
             <w:pPr>
               <w:pStyle w:val="Compact"/>
@@ -4402,9 +3845,6 @@
       </w:tr>
       <w:tr>
         <w:tc>
-          <w:tcPr>
-            <w:tcW w:type="dxa" w:w="2693"/>
-          </w:tcPr>
           <w:p>
             <w:pPr>
               <w:pStyle w:val="Compact"/>
@@ -4416,9 +3856,6 @@
           </w:p>
         </w:tc>
         <w:tc>
-          <w:tcPr>
-            <w:tcW w:type="dxa" w:w="3717"/>
-          </w:tcPr>
           <w:p>
             <w:pPr>
               <w:pStyle w:val="Compact"/>
@@ -4430,17 +3867,11 @@
           </w:p>
         </w:tc>
         <w:tc>
-          <w:tcPr>
-            <w:tcW w:type="dxa" w:w="2950"/>
-          </w:tcPr>
           <w:p/>
         </w:tc>
       </w:tr>
       <w:tr>
         <w:tc>
-          <w:tcPr>
-            <w:tcW w:type="dxa" w:w="2693"/>
-          </w:tcPr>
           <w:p>
             <w:pPr>
               <w:pStyle w:val="Compact"/>
@@ -4452,9 +3883,6 @@
           </w:p>
         </w:tc>
         <w:tc>
-          <w:tcPr>
-            <w:tcW w:type="dxa" w:w="3717"/>
-          </w:tcPr>
           <w:p>
             <w:pPr>
               <w:pStyle w:val="Compact"/>
@@ -4466,9 +3894,6 @@
           </w:p>
         </w:tc>
         <w:tc>
-          <w:tcPr>
-            <w:tcW w:type="dxa" w:w="2950"/>
-          </w:tcPr>
           <w:p>
             <w:pPr>
               <w:pStyle w:val="Compact"/>
@@ -4482,9 +3907,6 @@
       </w:tr>
       <w:tr>
         <w:tc>
-          <w:tcPr>
-            <w:tcW w:type="dxa" w:w="2693"/>
-          </w:tcPr>
           <w:p>
             <w:pPr>
               <w:pStyle w:val="Compact"/>
@@ -4496,9 +3918,6 @@
           </w:p>
         </w:tc>
         <w:tc>
-          <w:tcPr>
-            <w:tcW w:type="dxa" w:w="3717"/>
-          </w:tcPr>
           <w:p>
             <w:pPr>
               <w:pStyle w:val="Compact"/>
@@ -4510,9 +3929,6 @@
           </w:p>
         </w:tc>
         <w:tc>
-          <w:tcPr>
-            <w:tcW w:type="dxa" w:w="2950"/>
-          </w:tcPr>
           <w:p>
             <w:pPr>
               <w:pStyle w:val="Compact"/>
@@ -4526,9 +3942,6 @@
       </w:tr>
       <w:tr>
         <w:tc>
-          <w:tcPr>
-            <w:tcW w:type="dxa" w:w="2693"/>
-          </w:tcPr>
           <w:p>
             <w:pPr>
               <w:pStyle w:val="Compact"/>
@@ -4540,9 +3953,6 @@
           </w:p>
         </w:tc>
         <w:tc>
-          <w:tcPr>
-            <w:tcW w:type="dxa" w:w="3717"/>
-          </w:tcPr>
           <w:p>
             <w:pPr>
               <w:pStyle w:val="Compact"/>
@@ -4554,9 +3964,6 @@
           </w:p>
         </w:tc>
         <w:tc>
-          <w:tcPr>
-            <w:tcW w:type="dxa" w:w="2950"/>
-          </w:tcPr>
           <w:p>
             <w:pPr>
               <w:pStyle w:val="Compact"/>
@@ -4679,23 +4086,16 @@
     <w:tbl>
       <w:tblPr>
         <w:tblStyle w:val="Table"/>
-        <w:tblW w:type="dxa" w:w="9360"/>
+        <w:tblW w:type="pct" w:w="0.0"/>
         <w:tblLook w:firstRow="1"/>
       </w:tblPr>
-      <w:tblGrid>
-        <w:gridCol w:w="1905"/>
-        <w:gridCol w:w="1821"/>
-        <w:gridCol w:w="1318"/>
-        <w:gridCol w:w="1235"/>
-        <w:gridCol w:w="3081"/>
-      </w:tblGrid>
+      <w:tblGrid/>
       <w:tr>
         <w:trPr>
           <w:cnfStyle w:firstRow="1"/>
         </w:trPr>
         <w:tc>
           <w:tcPr>
-            <w:tcW w:type="dxa" w:w="1905"/>
             <w:tcBorders>
               <w:bottom w:val="single"/>
             </w:tcBorders>
@@ -4713,7 +4113,6 @@
         </w:tc>
         <w:tc>
           <w:tcPr>
-            <w:tcW w:type="dxa" w:w="1821"/>
             <w:tcBorders>
               <w:bottom w:val="single"/>
             </w:tcBorders>
@@ -4731,7 +4130,6 @@
         </w:tc>
         <w:tc>
           <w:tcPr>
-            <w:tcW w:type="dxa" w:w="1318"/>
             <w:tcBorders>
               <w:bottom w:val="single"/>
             </w:tcBorders>
@@ -4749,7 +4147,6 @@
         </w:tc>
         <w:tc>
           <w:tcPr>
-            <w:tcW w:type="dxa" w:w="1235"/>
             <w:tcBorders>
               <w:bottom w:val="single"/>
             </w:tcBorders>
@@ -4767,7 +4164,6 @@
         </w:tc>
         <w:tc>
           <w:tcPr>
-            <w:tcW w:type="dxa" w:w="3081"/>
             <w:tcBorders>
               <w:bottom w:val="single"/>
             </w:tcBorders>
@@ -4786,9 +4182,6 @@
       </w:tr>
       <w:tr>
         <w:tc>
-          <w:tcPr>
-            <w:tcW w:type="dxa" w:w="1905"/>
-          </w:tcPr>
           <w:p>
             <w:pPr>
               <w:pStyle w:val="Compact"/>
@@ -4800,9 +4193,6 @@
           </w:p>
         </w:tc>
         <w:tc>
-          <w:tcPr>
-            <w:tcW w:type="dxa" w:w="1821"/>
-          </w:tcPr>
           <w:p>
             <w:pPr>
               <w:pStyle w:val="Compact"/>
@@ -4814,9 +4204,6 @@
           </w:p>
         </w:tc>
         <w:tc>
-          <w:tcPr>
-            <w:tcW w:type="dxa" w:w="1318"/>
-          </w:tcPr>
           <w:p>
             <w:pPr>
               <w:pStyle w:val="Compact"/>
@@ -4828,9 +4215,6 @@
           </w:p>
         </w:tc>
         <w:tc>
-          <w:tcPr>
-            <w:tcW w:type="dxa" w:w="1235"/>
-          </w:tcPr>
           <w:p>
             <w:pPr>
               <w:pStyle w:val="Compact"/>
@@ -4842,9 +4226,6 @@
           </w:p>
         </w:tc>
         <w:tc>
-          <w:tcPr>
-            <w:tcW w:type="dxa" w:w="3081"/>
-          </w:tcPr>
           <w:p>
             <w:pPr>
               <w:pStyle w:val="Compact"/>
@@ -4861,9 +4242,6 @@
       </w:tr>
       <w:tr>
         <w:tc>
-          <w:tcPr>
-            <w:tcW w:type="dxa" w:w="1905"/>
-          </w:tcPr>
           <w:p>
             <w:pPr>
               <w:pStyle w:val="Compact"/>
@@ -4878,9 +4256,6 @@
           </w:p>
         </w:tc>
         <w:tc>
-          <w:tcPr>
-            <w:tcW w:type="dxa" w:w="1821"/>
-          </w:tcPr>
           <w:p>
             <w:pPr>
               <w:pStyle w:val="Compact"/>
@@ -4892,9 +4267,6 @@
           </w:p>
         </w:tc>
         <w:tc>
-          <w:tcPr>
-            <w:tcW w:type="dxa" w:w="1318"/>
-          </w:tcPr>
           <w:p>
             <w:pPr>
               <w:pStyle w:val="Compact"/>
@@ -4909,9 +4281,6 @@
           </w:p>
         </w:tc>
         <w:tc>
-          <w:tcPr>
-            <w:tcW w:type="dxa" w:w="1235"/>
-          </w:tcPr>
           <w:p>
             <w:pPr>
               <w:pStyle w:val="Compact"/>
@@ -4923,9 +4292,6 @@
           </w:p>
         </w:tc>
         <w:tc>
-          <w:tcPr>
-            <w:tcW w:type="dxa" w:w="3081"/>
-          </w:tcPr>
           <w:p>
             <w:pPr>
               <w:pStyle w:val="Compact"/>
@@ -4939,9 +4305,6 @@
       </w:tr>
       <w:tr>
         <w:tc>
-          <w:tcPr>
-            <w:tcW w:type="dxa" w:w="1905"/>
-          </w:tcPr>
           <w:p>
             <w:pPr>
               <w:pStyle w:val="Compact"/>
@@ -4956,9 +4319,6 @@
           </w:p>
         </w:tc>
         <w:tc>
-          <w:tcPr>
-            <w:tcW w:type="dxa" w:w="1821"/>
-          </w:tcPr>
           <w:p>
             <w:pPr>
               <w:pStyle w:val="Compact"/>
@@ -4970,9 +4330,6 @@
           </w:p>
         </w:tc>
         <w:tc>
-          <w:tcPr>
-            <w:tcW w:type="dxa" w:w="1318"/>
-          </w:tcPr>
           <w:p>
             <w:pPr>
               <w:pStyle w:val="Compact"/>
@@ -4984,9 +4341,6 @@
           </w:p>
         </w:tc>
         <w:tc>
-          <w:tcPr>
-            <w:tcW w:type="dxa" w:w="1235"/>
-          </w:tcPr>
           <w:p>
             <w:pPr>
               <w:pStyle w:val="Compact"/>
@@ -4998,9 +4352,6 @@
           </w:p>
         </w:tc>
         <w:tc>
-          <w:tcPr>
-            <w:tcW w:type="dxa" w:w="3081"/>
-          </w:tcPr>
           <w:p>
             <w:pPr>
               <w:pStyle w:val="Compact"/>
@@ -5273,12 +4624,12 @@
     <w:tbl>
       <w:tblPr>
         <w:tblStyle w:val="Table"/>
-        <w:tblW w:type="dxa" w:w="9360"/>
+        <w:tblW w:type="pct" w:w="5000.0"/>
         <w:tblLook w:firstRow="1"/>
       </w:tblPr>
       <w:tblGrid>
-        <w:gridCol w:w="1836"/>
-        <w:gridCol w:w="7524"/>
+        <w:gridCol w:w="3960"/>
+        <w:gridCol w:w="3960"/>
       </w:tblGrid>
       <w:tr>
         <w:trPr>
@@ -5286,7 +4637,6 @@
         </w:trPr>
         <w:tc>
           <w:tcPr>
-            <w:tcW w:type="dxa" w:w="1836"/>
             <w:tcBorders>
               <w:bottom w:val="single"/>
             </w:tcBorders>
@@ -5304,7 +4654,6 @@
         </w:tc>
         <w:tc>
           <w:tcPr>
-            <w:tcW w:type="dxa" w:w="7524"/>
             <w:tcBorders>
               <w:bottom w:val="single"/>
             </w:tcBorders>
@@ -5323,9 +4672,6 @@
       </w:tr>
       <w:tr>
         <w:tc>
-          <w:tcPr>
-            <w:tcW w:type="dxa" w:w="1836"/>
-          </w:tcPr>
           <w:p>
             <w:pPr>
               <w:pStyle w:val="Compact"/>
@@ -5337,9 +4683,6 @@
           </w:p>
         </w:tc>
         <w:tc>
-          <w:tcPr>
-            <w:tcW w:type="dxa" w:w="7524"/>
-          </w:tcPr>
           <w:p>
             <w:pPr>
               <w:pStyle w:val="Compact"/>
@@ -5353,9 +4696,6 @@
       </w:tr>
       <w:tr>
         <w:tc>
-          <w:tcPr>
-            <w:tcW w:type="dxa" w:w="1836"/>
-          </w:tcPr>
           <w:p>
             <w:pPr>
               <w:pStyle w:val="Compact"/>
@@ -5367,9 +4707,6 @@
           </w:p>
         </w:tc>
         <w:tc>
-          <w:tcPr>
-            <w:tcW w:type="dxa" w:w="7524"/>
-          </w:tcPr>
           <w:p>
             <w:pPr>
               <w:pStyle w:val="Compact"/>
@@ -5389,9 +4726,6 @@
       </w:tr>
       <w:tr>
         <w:tc>
-          <w:tcPr>
-            <w:tcW w:type="dxa" w:w="1836"/>
-          </w:tcPr>
           <w:p>
             <w:pPr>
               <w:pStyle w:val="Compact"/>
@@ -5403,9 +4737,6 @@
           </w:p>
         </w:tc>
         <w:tc>
-          <w:tcPr>
-            <w:tcW w:type="dxa" w:w="7524"/>
-          </w:tcPr>
           <w:p>
             <w:pPr>
               <w:pStyle w:val="Compact"/>
@@ -5422,9 +4753,6 @@
       </w:tr>
       <w:tr>
         <w:tc>
-          <w:tcPr>
-            <w:tcW w:type="dxa" w:w="1836"/>
-          </w:tcPr>
           <w:p>
             <w:pPr>
               <w:pStyle w:val="Compact"/>
@@ -5436,9 +4764,6 @@
           </w:p>
         </w:tc>
         <w:tc>
-          <w:tcPr>
-            <w:tcW w:type="dxa" w:w="7524"/>
-          </w:tcPr>
           <w:p>
             <w:pPr>
               <w:pStyle w:val="Compact"/>
@@ -5452,9 +4777,6 @@
       </w:tr>
       <w:tr>
         <w:tc>
-          <w:tcPr>
-            <w:tcW w:type="dxa" w:w="1836"/>
-          </w:tcPr>
           <w:p>
             <w:pPr>
               <w:pStyle w:val="Compact"/>
@@ -5466,9 +4788,6 @@
           </w:p>
         </w:tc>
         <w:tc>
-          <w:tcPr>
-            <w:tcW w:type="dxa" w:w="7524"/>
-          </w:tcPr>
           <w:p>
             <w:pPr>
               <w:pStyle w:val="Compact"/>
@@ -5494,22 +4813,16 @@
     <w:tbl>
       <w:tblPr>
         <w:tblStyle w:val="Table"/>
-        <w:tblW w:type="dxa" w:w="9360"/>
+        <w:tblW w:type="pct" w:w="0.0"/>
         <w:tblLook w:firstRow="1"/>
       </w:tblPr>
-      <w:tblGrid>
-        <w:gridCol w:w="1657"/>
-        <w:gridCol w:w="2870"/>
-        <w:gridCol w:w="2870"/>
-        <w:gridCol w:w="1963"/>
-      </w:tblGrid>
+      <w:tblGrid/>
       <w:tr>
         <w:trPr>
           <w:cnfStyle w:firstRow="1"/>
         </w:trPr>
         <w:tc>
           <w:tcPr>
-            <w:tcW w:type="dxa" w:w="1657"/>
             <w:tcBorders>
               <w:bottom w:val="single"/>
             </w:tcBorders>
@@ -5527,7 +4840,6 @@
         </w:tc>
         <w:tc>
           <w:tcPr>
-            <w:tcW w:type="dxa" w:w="2870"/>
             <w:tcBorders>
               <w:bottom w:val="single"/>
             </w:tcBorders>
@@ -5545,7 +4857,6 @@
         </w:tc>
         <w:tc>
           <w:tcPr>
-            <w:tcW w:type="dxa" w:w="2870"/>
             <w:tcBorders>
               <w:bottom w:val="single"/>
             </w:tcBorders>
@@ -5563,7 +4874,6 @@
         </w:tc>
         <w:tc>
           <w:tcPr>
-            <w:tcW w:type="dxa" w:w="1963"/>
             <w:tcBorders>
               <w:bottom w:val="single"/>
             </w:tcBorders>
@@ -5582,9 +4892,6 @@
       </w:tr>
       <w:tr>
         <w:tc>
-          <w:tcPr>
-            <w:tcW w:type="dxa" w:w="1657"/>
-          </w:tcPr>
           <w:p>
             <w:pPr>
               <w:pStyle w:val="Compact"/>
@@ -5596,9 +4903,6 @@
           </w:p>
         </w:tc>
         <w:tc>
-          <w:tcPr>
-            <w:tcW w:type="dxa" w:w="2870"/>
-          </w:tcPr>
           <w:p>
             <w:pPr>
               <w:pStyle w:val="Compact"/>
@@ -5610,9 +4914,6 @@
           </w:p>
         </w:tc>
         <w:tc>
-          <w:tcPr>
-            <w:tcW w:type="dxa" w:w="2870"/>
-          </w:tcPr>
           <w:p>
             <w:pPr>
               <w:pStyle w:val="Compact"/>
@@ -5624,9 +4925,6 @@
           </w:p>
         </w:tc>
         <w:tc>
-          <w:tcPr>
-            <w:tcW w:type="dxa" w:w="1963"/>
-          </w:tcPr>
           <w:p>
             <w:pPr>
               <w:pStyle w:val="Compact"/>
@@ -5640,9 +4938,6 @@
       </w:tr>
       <w:tr>
         <w:tc>
-          <w:tcPr>
-            <w:tcW w:type="dxa" w:w="1657"/>
-          </w:tcPr>
           <w:p>
             <w:pPr>
               <w:pStyle w:val="Compact"/>
@@ -5654,9 +4949,6 @@
           </w:p>
         </w:tc>
         <w:tc>
-          <w:tcPr>
-            <w:tcW w:type="dxa" w:w="2870"/>
-          </w:tcPr>
           <w:p>
             <w:pPr>
               <w:pStyle w:val="Compact"/>
@@ -5668,9 +4960,6 @@
           </w:p>
         </w:tc>
         <w:tc>
-          <w:tcPr>
-            <w:tcW w:type="dxa" w:w="2870"/>
-          </w:tcPr>
           <w:p>
             <w:pPr>
               <w:pStyle w:val="Compact"/>
@@ -5688,9 +4977,6 @@
           </w:p>
         </w:tc>
         <w:tc>
-          <w:tcPr>
-            <w:tcW w:type="dxa" w:w="1963"/>
-          </w:tcPr>
           <w:p>
             <w:pPr>
               <w:pStyle w:val="Compact"/>
@@ -6141,13 +5427,13 @@
     <w:tbl>
       <w:tblPr>
         <w:tblStyle w:val="Table"/>
-        <w:tblW w:type="dxa" w:w="9360"/>
+        <w:tblW w:type="pct" w:w="5000.0"/>
         <w:tblLook w:firstRow="1"/>
       </w:tblPr>
       <w:tblGrid>
-        <w:gridCol w:w="972"/>
-        <w:gridCol w:w="1696"/>
-        <w:gridCol w:w="6692"/>
+        <w:gridCol w:w="2640"/>
+        <w:gridCol w:w="2640"/>
+        <w:gridCol w:w="2640"/>
       </w:tblGrid>
       <w:tr>
         <w:trPr>
@@ -6155,7 +5441,6 @@
         </w:trPr>
         <w:tc>
           <w:tcPr>
-            <w:tcW w:type="dxa" w:w="972"/>
             <w:tcBorders>
               <w:bottom w:val="single"/>
             </w:tcBorders>
@@ -6173,7 +5458,6 @@
         </w:tc>
         <w:tc>
           <w:tcPr>
-            <w:tcW w:type="dxa" w:w="1696"/>
             <w:tcBorders>
               <w:bottom w:val="single"/>
             </w:tcBorders>
@@ -6191,7 +5475,6 @@
         </w:tc>
         <w:tc>
           <w:tcPr>
-            <w:tcW w:type="dxa" w:w="6692"/>
             <w:tcBorders>
               <w:bottom w:val="single"/>
             </w:tcBorders>
@@ -6210,9 +5493,6 @@
       </w:tr>
       <w:tr>
         <w:tc>
-          <w:tcPr>
-            <w:tcW w:type="dxa" w:w="972"/>
-          </w:tcPr>
           <w:p>
             <w:pPr>
               <w:pStyle w:val="Compact"/>
@@ -6224,9 +5504,6 @@
           </w:p>
         </w:tc>
         <w:tc>
-          <w:tcPr>
-            <w:tcW w:type="dxa" w:w="1696"/>
-          </w:tcPr>
           <w:p>
             <w:pPr>
               <w:pStyle w:val="Compact"/>
@@ -6238,9 +5515,6 @@
           </w:p>
         </w:tc>
         <w:tc>
-          <w:tcPr>
-            <w:tcW w:type="dxa" w:w="6692"/>
-          </w:tcPr>
           <w:p>
             <w:pPr>
               <w:pStyle w:val="Compact"/>
@@ -6254,9 +5528,6 @@
       </w:tr>
       <w:tr>
         <w:tc>
-          <w:tcPr>
-            <w:tcW w:type="dxa" w:w="972"/>
-          </w:tcPr>
           <w:p>
             <w:pPr>
               <w:pStyle w:val="Compact"/>
@@ -6268,9 +5539,6 @@
           </w:p>
         </w:tc>
         <w:tc>
-          <w:tcPr>
-            <w:tcW w:type="dxa" w:w="1696"/>
-          </w:tcPr>
           <w:p>
             <w:pPr>
               <w:pStyle w:val="Compact"/>
@@ -6282,9 +5550,6 @@
           </w:p>
         </w:tc>
         <w:tc>
-          <w:tcPr>
-            <w:tcW w:type="dxa" w:w="6692"/>
-          </w:tcPr>
           <w:p>
             <w:pPr>
               <w:pStyle w:val="Compact"/>
@@ -6343,9 +5608,6 @@
       </w:tr>
       <w:tr>
         <w:tc>
-          <w:tcPr>
-            <w:tcW w:type="dxa" w:w="972"/>
-          </w:tcPr>
           <w:p>
             <w:pPr>
               <w:pStyle w:val="Compact"/>
@@ -6357,9 +5619,6 @@
           </w:p>
         </w:tc>
         <w:tc>
-          <w:tcPr>
-            <w:tcW w:type="dxa" w:w="1696"/>
-          </w:tcPr>
           <w:p>
             <w:pPr>
               <w:pStyle w:val="Compact"/>
@@ -6371,9 +5630,6 @@
           </w:p>
         </w:tc>
         <w:tc>
-          <w:tcPr>
-            <w:tcW w:type="dxa" w:w="6692"/>
-          </w:tcPr>
           <w:p>
             <w:pPr>
               <w:pStyle w:val="Compact"/>
@@ -6519,14 +5775,14 @@
     <w:tbl>
       <w:tblPr>
         <w:tblStyle w:val="Table"/>
-        <w:tblW w:type="dxa" w:w="9360"/>
+        <w:tblW w:type="pct" w:w="5000.0"/>
         <w:tblLook w:firstRow="1"/>
       </w:tblPr>
       <w:tblGrid>
-        <w:gridCol w:w="1153"/>
-        <w:gridCol w:w="4318"/>
-        <w:gridCol w:w="1976"/>
-        <w:gridCol w:w="1913"/>
+        <w:gridCol w:w="1980"/>
+        <w:gridCol w:w="1980"/>
+        <w:gridCol w:w="1980"/>
+        <w:gridCol w:w="1980"/>
       </w:tblGrid>
       <w:tr>
         <w:trPr>
@@ -6534,7 +5790,6 @@
         </w:trPr>
         <w:tc>
           <w:tcPr>
-            <w:tcW w:type="dxa" w:w="1153"/>
             <w:tcBorders>
               <w:bottom w:val="single"/>
             </w:tcBorders>
@@ -6552,7 +5807,6 @@
         </w:tc>
         <w:tc>
           <w:tcPr>
-            <w:tcW w:type="dxa" w:w="4318"/>
             <w:tcBorders>
               <w:bottom w:val="single"/>
             </w:tcBorders>
@@ -6570,7 +5824,6 @@
         </w:tc>
         <w:tc>
           <w:tcPr>
-            <w:tcW w:type="dxa" w:w="1976"/>
             <w:tcBorders>
               <w:bottom w:val="single"/>
             </w:tcBorders>
@@ -6588,7 +5841,6 @@
         </w:tc>
         <w:tc>
           <w:tcPr>
-            <w:tcW w:type="dxa" w:w="1913"/>
             <w:tcBorders>
               <w:bottom w:val="single"/>
             </w:tcBorders>
@@ -6607,9 +5859,6 @@
       </w:tr>
       <w:tr>
         <w:tc>
-          <w:tcPr>
-            <w:tcW w:type="dxa" w:w="1153"/>
-          </w:tcPr>
           <w:p>
             <w:pPr>
               <w:pStyle w:val="Compact"/>
@@ -6621,9 +5870,6 @@
           </w:p>
         </w:tc>
         <w:tc>
-          <w:tcPr>
-            <w:tcW w:type="dxa" w:w="4318"/>
-          </w:tcPr>
           <w:p>
             <w:pPr>
               <w:pStyle w:val="Compact"/>
@@ -6635,9 +5881,6 @@
           </w:p>
         </w:tc>
         <w:tc>
-          <w:tcPr>
-            <w:tcW w:type="dxa" w:w="1976"/>
-          </w:tcPr>
           <w:p>
             <w:pPr>
               <w:pStyle w:val="Compact"/>
@@ -6649,9 +5892,6 @@
           </w:p>
         </w:tc>
         <w:tc>
-          <w:tcPr>
-            <w:tcW w:type="dxa" w:w="1913"/>
-          </w:tcPr>
           <w:p>
             <w:pPr>
               <w:pStyle w:val="Compact"/>
@@ -6665,9 +5905,6 @@
       </w:tr>
       <w:tr>
         <w:tc>
-          <w:tcPr>
-            <w:tcW w:type="dxa" w:w="1153"/>
-          </w:tcPr>
           <w:p>
             <w:pPr>
               <w:pStyle w:val="Compact"/>
@@ -6679,9 +5916,6 @@
           </w:p>
         </w:tc>
         <w:tc>
-          <w:tcPr>
-            <w:tcW w:type="dxa" w:w="4318"/>
-          </w:tcPr>
           <w:p>
             <w:pPr>
               <w:pStyle w:val="Compact"/>
@@ -6699,9 +5933,6 @@
           </w:p>
         </w:tc>
         <w:tc>
-          <w:tcPr>
-            <w:tcW w:type="dxa" w:w="1976"/>
-          </w:tcPr>
           <w:p>
             <w:pPr>
               <w:pStyle w:val="Compact"/>
@@ -6713,9 +5944,6 @@
           </w:p>
         </w:tc>
         <w:tc>
-          <w:tcPr>
-            <w:tcW w:type="dxa" w:w="1913"/>
-          </w:tcPr>
           <w:p>
             <w:pPr>
               <w:pStyle w:val="Compact"/>
@@ -6729,9 +5957,6 @@
       </w:tr>
       <w:tr>
         <w:tc>
-          <w:tcPr>
-            <w:tcW w:type="dxa" w:w="1153"/>
-          </w:tcPr>
           <w:p>
             <w:pPr>
               <w:pStyle w:val="Compact"/>
@@ -6743,9 +5968,6 @@
           </w:p>
         </w:tc>
         <w:tc>
-          <w:tcPr>
-            <w:tcW w:type="dxa" w:w="4318"/>
-          </w:tcPr>
           <w:p>
             <w:pPr>
               <w:pStyle w:val="Compact"/>
@@ -6763,9 +5985,6 @@
           </w:p>
         </w:tc>
         <w:tc>
-          <w:tcPr>
-            <w:tcW w:type="dxa" w:w="1976"/>
-          </w:tcPr>
           <w:p>
             <w:pPr>
               <w:pStyle w:val="Compact"/>
@@ -6777,9 +5996,6 @@
           </w:p>
         </w:tc>
         <w:tc>
-          <w:tcPr>
-            <w:tcW w:type="dxa" w:w="1913"/>
-          </w:tcPr>
           <w:p>
             <w:pPr>
               <w:pStyle w:val="Compact"/>
@@ -6793,9 +6009,6 @@
       </w:tr>
       <w:tr>
         <w:tc>
-          <w:tcPr>
-            <w:tcW w:type="dxa" w:w="1153"/>
-          </w:tcPr>
           <w:p>
             <w:pPr>
               <w:pStyle w:val="Compact"/>
@@ -6807,9 +6020,6 @@
           </w:p>
         </w:tc>
         <w:tc>
-          <w:tcPr>
-            <w:tcW w:type="dxa" w:w="4318"/>
-          </w:tcPr>
           <w:p>
             <w:pPr>
               <w:pStyle w:val="Compact"/>
@@ -6827,9 +6037,6 @@
           </w:p>
         </w:tc>
         <w:tc>
-          <w:tcPr>
-            <w:tcW w:type="dxa" w:w="1976"/>
-          </w:tcPr>
           <w:p>
             <w:pPr>
               <w:pStyle w:val="Compact"/>
@@ -6841,9 +6048,6 @@
           </w:p>
         </w:tc>
         <w:tc>
-          <w:tcPr>
-            <w:tcW w:type="dxa" w:w="1913"/>
-          </w:tcPr>
           <w:p>
             <w:pPr>
               <w:pStyle w:val="Compact"/>
@@ -6860,9 +6064,6 @@
       </w:tr>
       <w:tr>
         <w:tc>
-          <w:tcPr>
-            <w:tcW w:type="dxa" w:w="1153"/>
-          </w:tcPr>
           <w:p>
             <w:pPr>
               <w:pStyle w:val="Compact"/>
@@ -6874,9 +6075,6 @@
           </w:p>
         </w:tc>
         <w:tc>
-          <w:tcPr>
-            <w:tcW w:type="dxa" w:w="4318"/>
-          </w:tcPr>
           <w:p>
             <w:pPr>
               <w:pStyle w:val="Compact"/>
@@ -6894,9 +6092,6 @@
           </w:p>
         </w:tc>
         <w:tc>
-          <w:tcPr>
-            <w:tcW w:type="dxa" w:w="1976"/>
-          </w:tcPr>
           <w:p>
             <w:pPr>
               <w:pStyle w:val="Compact"/>
@@ -6908,9 +6103,6 @@
           </w:p>
         </w:tc>
         <w:tc>
-          <w:tcPr>
-            <w:tcW w:type="dxa" w:w="1913"/>
-          </w:tcPr>
           <w:p>
             <w:pPr>
               <w:pStyle w:val="Compact"/>
@@ -6924,9 +6116,6 @@
       </w:tr>
       <w:tr>
         <w:tc>
-          <w:tcPr>
-            <w:tcW w:type="dxa" w:w="1153"/>
-          </w:tcPr>
           <w:p>
             <w:pPr>
               <w:pStyle w:val="Compact"/>
@@ -6938,9 +6127,6 @@
           </w:p>
         </w:tc>
         <w:tc>
-          <w:tcPr>
-            <w:tcW w:type="dxa" w:w="4318"/>
-          </w:tcPr>
           <w:p>
             <w:pPr>
               <w:pStyle w:val="Compact"/>
@@ -6958,9 +6144,6 @@
           </w:p>
         </w:tc>
         <w:tc>
-          <w:tcPr>
-            <w:tcW w:type="dxa" w:w="1976"/>
-          </w:tcPr>
           <w:p>
             <w:pPr>
               <w:pStyle w:val="Compact"/>
@@ -6972,9 +6155,6 @@
           </w:p>
         </w:tc>
         <w:tc>
-          <w:tcPr>
-            <w:tcW w:type="dxa" w:w="1913"/>
-          </w:tcPr>
           <w:p>
             <w:pPr>
               <w:pStyle w:val="Compact"/>
@@ -6988,9 +6168,6 @@
       </w:tr>
       <w:tr>
         <w:tc>
-          <w:tcPr>
-            <w:tcW w:type="dxa" w:w="1153"/>
-          </w:tcPr>
           <w:p>
             <w:pPr>
               <w:pStyle w:val="Compact"/>
@@ -7002,9 +6179,6 @@
           </w:p>
         </w:tc>
         <w:tc>
-          <w:tcPr>
-            <w:tcW w:type="dxa" w:w="4318"/>
-          </w:tcPr>
           <w:p>
             <w:pPr>
               <w:pStyle w:val="Compact"/>
@@ -7022,9 +6196,6 @@
           </w:p>
         </w:tc>
         <w:tc>
-          <w:tcPr>
-            <w:tcW w:type="dxa" w:w="1976"/>
-          </w:tcPr>
           <w:p>
             <w:pPr>
               <w:pStyle w:val="Compact"/>
@@ -7036,9 +6207,6 @@
           </w:p>
         </w:tc>
         <w:tc>
-          <w:tcPr>
-            <w:tcW w:type="dxa" w:w="1913"/>
-          </w:tcPr>
           <w:p>
             <w:pPr>
               <w:pStyle w:val="Compact"/>
@@ -7526,13 +6694,13 @@
     <w:tbl>
       <w:tblPr>
         <w:tblStyle w:val="Table"/>
-        <w:tblW w:type="dxa" w:w="9360"/>
+        <w:tblW w:type="pct" w:w="5000.0"/>
         <w:tblLook w:firstRow="1"/>
       </w:tblPr>
       <w:tblGrid>
-        <w:gridCol w:w="1578"/>
-        <w:gridCol w:w="2380"/>
-        <w:gridCol w:w="5402"/>
+        <w:gridCol w:w="2640"/>
+        <w:gridCol w:w="2640"/>
+        <w:gridCol w:w="2640"/>
       </w:tblGrid>
       <w:tr>
         <w:trPr>
@@ -7540,7 +6708,6 @@
         </w:trPr>
         <w:tc>
           <w:tcPr>
-            <w:tcW w:type="dxa" w:w="1578"/>
             <w:tcBorders>
               <w:bottom w:val="single"/>
             </w:tcBorders>
@@ -7558,7 +6725,6 @@
         </w:tc>
         <w:tc>
           <w:tcPr>
-            <w:tcW w:type="dxa" w:w="2380"/>
             <w:tcBorders>
               <w:bottom w:val="single"/>
             </w:tcBorders>
@@ -7576,7 +6742,6 @@
         </w:tc>
         <w:tc>
           <w:tcPr>
-            <w:tcW w:type="dxa" w:w="5402"/>
             <w:tcBorders>
               <w:bottom w:val="single"/>
             </w:tcBorders>
@@ -7595,9 +6760,6 @@
       </w:tr>
       <w:tr>
         <w:tc>
-          <w:tcPr>
-            <w:tcW w:type="dxa" w:w="1578"/>
-          </w:tcPr>
           <w:p>
             <w:pPr>
               <w:pStyle w:val="Compact"/>
@@ -7609,9 +6771,6 @@
           </w:p>
         </w:tc>
         <w:tc>
-          <w:tcPr>
-            <w:tcW w:type="dxa" w:w="2380"/>
-          </w:tcPr>
           <w:p>
             <w:pPr>
               <w:pStyle w:val="Compact"/>
@@ -7623,9 +6782,6 @@
           </w:p>
         </w:tc>
         <w:tc>
-          <w:tcPr>
-            <w:tcW w:type="dxa" w:w="5402"/>
-          </w:tcPr>
           <w:p>
             <w:pPr>
               <w:pStyle w:val="Compact"/>
@@ -7639,9 +6795,6 @@
       </w:tr>
       <w:tr>
         <w:tc>
-          <w:tcPr>
-            <w:tcW w:type="dxa" w:w="1578"/>
-          </w:tcPr>
           <w:p>
             <w:pPr>
               <w:pStyle w:val="Compact"/>
@@ -7653,9 +6806,6 @@
           </w:p>
         </w:tc>
         <w:tc>
-          <w:tcPr>
-            <w:tcW w:type="dxa" w:w="2380"/>
-          </w:tcPr>
           <w:p>
             <w:pPr>
               <w:pStyle w:val="Compact"/>
@@ -7667,9 +6817,6 @@
           </w:p>
         </w:tc>
         <w:tc>
-          <w:tcPr>
-            <w:tcW w:type="dxa" w:w="5402"/>
-          </w:tcPr>
           <w:p>
             <w:pPr>
               <w:pStyle w:val="Compact"/>
@@ -7683,9 +6830,6 @@
       </w:tr>
       <w:tr>
         <w:tc>
-          <w:tcPr>
-            <w:tcW w:type="dxa" w:w="1578"/>
-          </w:tcPr>
           <w:p>
             <w:pPr>
               <w:pStyle w:val="Compact"/>
@@ -7697,9 +6841,6 @@
           </w:p>
         </w:tc>
         <w:tc>
-          <w:tcPr>
-            <w:tcW w:type="dxa" w:w="2380"/>
-          </w:tcPr>
           <w:p>
             <w:pPr>
               <w:pStyle w:val="Compact"/>
@@ -7711,9 +6852,6 @@
           </w:p>
         </w:tc>
         <w:tc>
-          <w:tcPr>
-            <w:tcW w:type="dxa" w:w="5402"/>
-          </w:tcPr>
           <w:p>
             <w:pPr>
               <w:pStyle w:val="Compact"/>
@@ -7727,9 +6865,6 @@
       </w:tr>
       <w:tr>
         <w:tc>
-          <w:tcPr>
-            <w:tcW w:type="dxa" w:w="1578"/>
-          </w:tcPr>
           <w:p>
             <w:pPr>
               <w:pStyle w:val="Compact"/>
@@ -7741,9 +6876,6 @@
           </w:p>
         </w:tc>
         <w:tc>
-          <w:tcPr>
-            <w:tcW w:type="dxa" w:w="2380"/>
-          </w:tcPr>
           <w:p>
             <w:pPr>
               <w:pStyle w:val="Compact"/>
@@ -7755,9 +6887,6 @@
           </w:p>
         </w:tc>
         <w:tc>
-          <w:tcPr>
-            <w:tcW w:type="dxa" w:w="5402"/>
-          </w:tcPr>
           <w:p>
             <w:pPr>
               <w:pStyle w:val="Compact"/>
@@ -7771,9 +6900,6 @@
       </w:tr>
       <w:tr>
         <w:tc>
-          <w:tcPr>
-            <w:tcW w:type="dxa" w:w="1578"/>
-          </w:tcPr>
           <w:p>
             <w:pPr>
               <w:pStyle w:val="Compact"/>
@@ -7785,9 +6911,6 @@
           </w:p>
         </w:tc>
         <w:tc>
-          <w:tcPr>
-            <w:tcW w:type="dxa" w:w="2380"/>
-          </w:tcPr>
           <w:p>
             <w:pPr>
               <w:pStyle w:val="Compact"/>
@@ -7799,9 +6922,6 @@
           </w:p>
         </w:tc>
         <w:tc>
-          <w:tcPr>
-            <w:tcW w:type="dxa" w:w="5402"/>
-          </w:tcPr>
           <w:p>
             <w:pPr>
               <w:pStyle w:val="Compact"/>
@@ -7815,9 +6935,6 @@
       </w:tr>
       <w:tr>
         <w:tc>
-          <w:tcPr>
-            <w:tcW w:type="dxa" w:w="1578"/>
-          </w:tcPr>
           <w:p>
             <w:pPr>
               <w:pStyle w:val="Compact"/>
@@ -7829,9 +6946,6 @@
           </w:p>
         </w:tc>
         <w:tc>
-          <w:tcPr>
-            <w:tcW w:type="dxa" w:w="2380"/>
-          </w:tcPr>
           <w:p>
             <w:pPr>
               <w:pStyle w:val="Compact"/>
@@ -7843,9 +6957,6 @@
           </w:p>
         </w:tc>
         <w:tc>
-          <w:tcPr>
-            <w:tcW w:type="dxa" w:w="5402"/>
-          </w:tcPr>
           <w:p>
             <w:pPr>
               <w:pStyle w:val="Compact"/>
@@ -8186,19 +7297,7 @@
         <w:t xml:space="preserve">作者注</w:t>
       </w:r>
       <w:r>
-        <w:t xml:space="preserve">：本章は、設計・製作手順として完成している内容です。ただし作者自身は、音源機器側のLINE OUT分岐だけで現状十分に運用できているため、</w:t>
-      </w:r>
-      <w:r>
-        <w:rPr>
-          <w:b/>
-        </w:rPr>
-        <w:t xml:space="preserve">Karipom Ear本体へのLINE OUT増設は、まだ実施していません。</w:t>
-      </w:r>
-      <w:r>
-        <w:t xml:space="preserve"> </w:t>
-      </w:r>
-      <w:r>
-        <w:t xml:space="preserve">「設計資料として掲載しているオプション機能」であり、作者自身の実機への搭載実績を示すものではない点をご了承のうえご利用ください。</w:t>
+        <w:t xml:space="preserve">：本章の内容は、作者自身のKaripom Ear実機に実際に増設し、動作確認済みです。470Ω×2＋3.5mmステレオLINE OUTジャックという基本構成で、ブレッドボードでの試作を経たうえで、最終的に小型のユニバーサル基板（プロトタイピング基板）へはんだ付けして組み込んでいます。</w:t>
       </w:r>
     </w:p>
     <w:p>
@@ -8250,20 +7349,16 @@
     <w:tbl>
       <w:tblPr>
         <w:tblStyle w:val="Table"/>
-        <w:tblW w:type="dxa" w:w="9360"/>
+        <w:tblW w:type="pct" w:w="0.0"/>
         <w:tblLook w:firstRow="1"/>
       </w:tblPr>
-      <w:tblGrid>
-        <w:gridCol w:w="2607"/>
-        <w:gridCol w:w="6753"/>
-      </w:tblGrid>
+      <w:tblGrid/>
       <w:tr>
         <w:trPr>
           <w:cnfStyle w:firstRow="1"/>
         </w:trPr>
         <w:tc>
           <w:tcPr>
-            <w:tcW w:type="dxa" w:w="2607"/>
             <w:tcBorders>
               <w:bottom w:val="single"/>
             </w:tcBorders>
@@ -8281,7 +7376,6 @@
         </w:tc>
         <w:tc>
           <w:tcPr>
-            <w:tcW w:type="dxa" w:w="6753"/>
             <w:tcBorders>
               <w:bottom w:val="single"/>
             </w:tcBorders>
@@ -8300,9 +7394,6 @@
       </w:tr>
       <w:tr>
         <w:tc>
-          <w:tcPr>
-            <w:tcW w:type="dxa" w:w="2607"/>
-          </w:tcPr>
           <w:p>
             <w:pPr>
               <w:pStyle w:val="Compact"/>
@@ -8314,9 +7405,6 @@
           </w:p>
         </w:tc>
         <w:tc>
-          <w:tcPr>
-            <w:tcW w:type="dxa" w:w="6753"/>
-          </w:tcPr>
           <w:p>
             <w:pPr>
               <w:pStyle w:val="Compact"/>
@@ -8330,9 +7418,6 @@
       </w:tr>
       <w:tr>
         <w:tc>
-          <w:tcPr>
-            <w:tcW w:type="dxa" w:w="2607"/>
-          </w:tcPr>
           <w:p>
             <w:pPr>
               <w:pStyle w:val="Compact"/>
@@ -8344,9 +7429,6 @@
           </w:p>
         </w:tc>
         <w:tc>
-          <w:tcPr>
-            <w:tcW w:type="dxa" w:w="6753"/>
-          </w:tcPr>
           <w:p>
             <w:pPr>
               <w:pStyle w:val="Compact"/>
@@ -8360,9 +7442,6 @@
       </w:tr>
       <w:tr>
         <w:tc>
-          <w:tcPr>
-            <w:tcW w:type="dxa" w:w="2607"/>
-          </w:tcPr>
           <w:p>
             <w:pPr>
               <w:pStyle w:val="Compact"/>
@@ -8374,9 +7453,6 @@
           </w:p>
         </w:tc>
         <w:tc>
-          <w:tcPr>
-            <w:tcW w:type="dxa" w:w="6753"/>
-          </w:tcPr>
           <w:p>
             <w:pPr>
               <w:pStyle w:val="Compact"/>
@@ -8404,6 +7480,61 @@
       </w:r>
       <w:r>
         <w:t xml:space="preserve">になります。</w:t>
+      </w:r>
+    </w:p>
+    <w:p>
+      <w:pPr>
+        <w:pStyle w:val="CaptionedFigure"/>
+      </w:pPr>
+      <w:r>
+        <w:drawing>
+          <wp:inline>
+            <wp:extent cx="4114800" cy="2227135"/>
+            <wp:effectExtent b="0" l="0" r="0" t="0"/>
+            <wp:docPr descr="完成したLINE OUT回路とKaripom Ear本体（作者の製作例）。ユニバーサル基板に470Ω×2を実装し、CN3とLINE OUTジャックへ配線している。" title="" id="1" name="Picture"/>
+            <a:graphic>
+              <a:graphicData uri="http://schemas.openxmlformats.org/drawingml/2006/picture">
+                <pic:pic>
+                  <pic:nvPicPr>
+                    <pic:cNvPr descr="line_out_overview.jpg" id="0" name="Picture"/>
+                    <pic:cNvPicPr>
+                      <a:picLocks noChangeArrowheads="1" noChangeAspect="1"/>
+                    </pic:cNvPicPr>
+                  </pic:nvPicPr>
+                  <pic:blipFill>
+                    <a:blip r:embed="rId64"/>
+                    <a:stretch>
+                      <a:fillRect/>
+                    </a:stretch>
+                  </pic:blipFill>
+                  <pic:spPr bwMode="auto">
+                    <a:xfrm>
+                      <a:off x="0" y="0"/>
+                      <a:ext cx="4114800" cy="2227135"/>
+                    </a:xfrm>
+                    <a:prstGeom prst="rect">
+                      <a:avLst/>
+                    </a:prstGeom>
+                    <a:noFill/>
+                    <a:ln w="9525">
+                      <a:noFill/>
+                      <a:headEnd/>
+                      <a:tailEnd/>
+                    </a:ln>
+                  </pic:spPr>
+                </pic:pic>
+              </a:graphicData>
+            </a:graphic>
+          </wp:inline>
+        </w:drawing>
+      </w:r>
+    </w:p>
+    <w:p>
+      <w:pPr>
+        <w:pStyle w:val="ImageCaption"/>
+      </w:pPr>
+      <w:r>
+        <w:t xml:space="preserve">完成したLINE OUT回路とKaripom Ear本体（作者の製作例）。ユニバーサル基板に470Ω×2を実装し、CN3とLINE OUTジャックへ配線している。</w:t>
       </w:r>
     </w:p>
     <w:p>
@@ -8557,30 +7688,25 @@
       <w:pPr>
         <w:pStyle w:val="Heading2"/>
       </w:pPr>
-      <w:bookmarkStart w:id="64" w:name="用意するもの"/>
+      <w:bookmarkStart w:id="65" w:name="用意するもの"/>
       <w:r>
         <w:t xml:space="preserve">11.2 用意するもの</w:t>
       </w:r>
-      <w:bookmarkEnd w:id="64"/>
+      <w:bookmarkEnd w:id="65"/>
     </w:p>
     <w:tbl>
       <w:tblPr>
         <w:tblStyle w:val="Table"/>
-        <w:tblW w:type="dxa" w:w="9360"/>
+        <w:tblW w:type="pct" w:w="0.0"/>
         <w:tblLook w:firstRow="1"/>
       </w:tblPr>
-      <w:tblGrid>
-        <w:gridCol w:w="4171"/>
-        <w:gridCol w:w="1133"/>
-        <w:gridCol w:w="4056"/>
-      </w:tblGrid>
+      <w:tblGrid/>
       <w:tr>
         <w:trPr>
           <w:cnfStyle w:firstRow="1"/>
         </w:trPr>
         <w:tc>
           <w:tcPr>
-            <w:tcW w:type="dxa" w:w="4171"/>
             <w:tcBorders>
               <w:bottom w:val="single"/>
             </w:tcBorders>
@@ -8598,7 +7724,6 @@
         </w:tc>
         <w:tc>
           <w:tcPr>
-            <w:tcW w:type="dxa" w:w="1133"/>
             <w:tcBorders>
               <w:bottom w:val="single"/>
             </w:tcBorders>
@@ -8616,7 +7741,6 @@
         </w:tc>
         <w:tc>
           <w:tcPr>
-            <w:tcW w:type="dxa" w:w="4056"/>
             <w:tcBorders>
               <w:bottom w:val="single"/>
             </w:tcBorders>
@@ -8635,9 +7759,6 @@
       </w:tr>
       <w:tr>
         <w:tc>
-          <w:tcPr>
-            <w:tcW w:type="dxa" w:w="4171"/>
-          </w:tcPr>
           <w:p>
             <w:pPr>
               <w:pStyle w:val="Compact"/>
@@ -8649,9 +7770,6 @@
           </w:p>
         </w:tc>
         <w:tc>
-          <w:tcPr>
-            <w:tcW w:type="dxa" w:w="1133"/>
-          </w:tcPr>
           <w:p>
             <w:pPr>
               <w:pStyle w:val="Compact"/>
@@ -8663,9 +7781,6 @@
           </w:p>
         </w:tc>
         <w:tc>
-          <w:tcPr>
-            <w:tcW w:type="dxa" w:w="4056"/>
-          </w:tcPr>
           <w:p>
             <w:pPr>
               <w:pStyle w:val="Compact"/>
@@ -8679,9 +7794,41 @@
       </w:tr>
       <w:tr>
         <w:tc>
-          <w:tcPr>
-            <w:tcW w:type="dxa" w:w="4171"/>
-          </w:tcPr>
+          <w:p>
+            <w:pPr>
+              <w:pStyle w:val="Compact"/>
+              <w:jc w:val="left"/>
+            </w:pPr>
+            <w:r>
+              <w:t xml:space="preserve">小型のユニバーサル基板（プロトタイピング基板）</w:t>
+            </w:r>
+          </w:p>
+        </w:tc>
+        <w:tc>
+          <w:p>
+            <w:pPr>
+              <w:pStyle w:val="Compact"/>
+              <w:jc w:val="left"/>
+            </w:pPr>
+            <w:r>
+              <w:t xml:space="preserve">1</w:t>
+            </w:r>
+          </w:p>
+        </w:tc>
+        <w:tc>
+          <w:p>
+            <w:pPr>
+              <w:pStyle w:val="Compact"/>
+              <w:jc w:val="left"/>
+            </w:pPr>
+            <w:r>
+              <w:t xml:space="preserve">抵抗2本が載る程度の小さいもので十分（作者の製作例：数cm角）</w:t>
+            </w:r>
+          </w:p>
+        </w:tc>
+      </w:tr>
+      <w:tr>
+        <w:tc>
           <w:p>
             <w:pPr>
               <w:pStyle w:val="Compact"/>
@@ -8693,9 +7840,6 @@
           </w:p>
         </w:tc>
         <w:tc>
-          <w:tcPr>
-            <w:tcW w:type="dxa" w:w="1133"/>
-          </w:tcPr>
           <w:p>
             <w:pPr>
               <w:pStyle w:val="Compact"/>
@@ -8707,9 +7851,6 @@
           </w:p>
         </w:tc>
         <w:tc>
-          <w:tcPr>
-            <w:tcW w:type="dxa" w:w="4056"/>
-          </w:tcPr>
           <w:p>
             <w:pPr>
               <w:pStyle w:val="Compact"/>
@@ -8723,9 +7864,6 @@
       </w:tr>
       <w:tr>
         <w:tc>
-          <w:tcPr>
-            <w:tcW w:type="dxa" w:w="4171"/>
-          </w:tcPr>
           <w:p>
             <w:pPr>
               <w:pStyle w:val="Compact"/>
@@ -8737,9 +7875,6 @@
           </w:p>
         </w:tc>
         <w:tc>
-          <w:tcPr>
-            <w:tcW w:type="dxa" w:w="1133"/>
-          </w:tcPr>
           <w:p>
             <w:pPr>
               <w:pStyle w:val="Compact"/>
@@ -8751,9 +7886,6 @@
           </w:p>
         </w:tc>
         <w:tc>
-          <w:tcPr>
-            <w:tcW w:type="dxa" w:w="4056"/>
-          </w:tcPr>
           <w:p>
             <w:pPr>
               <w:pStyle w:val="Compact"/>
@@ -8767,9 +7899,6 @@
       </w:tr>
       <w:tr>
         <w:tc>
-          <w:tcPr>
-            <w:tcW w:type="dxa" w:w="4171"/>
-          </w:tcPr>
           <w:p>
             <w:pPr>
               <w:pStyle w:val="Compact"/>
@@ -8781,9 +7910,6 @@
           </w:p>
         </w:tc>
         <w:tc>
-          <w:tcPr>
-            <w:tcW w:type="dxa" w:w="1133"/>
-          </w:tcPr>
           <w:p>
             <w:pPr>
               <w:pStyle w:val="Compact"/>
@@ -8795,9 +7921,6 @@
           </w:p>
         </w:tc>
         <w:tc>
-          <w:tcPr>
-            <w:tcW w:type="dxa" w:w="4056"/>
-          </w:tcPr>
           <w:p>
             <w:pPr>
               <w:pStyle w:val="Compact"/>
@@ -8811,9 +7934,6 @@
       </w:tr>
       <w:tr>
         <w:tc>
-          <w:tcPr>
-            <w:tcW w:type="dxa" w:w="4171"/>
-          </w:tcPr>
           <w:p>
             <w:pPr>
               <w:pStyle w:val="Compact"/>
@@ -8825,9 +7945,6 @@
           </w:p>
         </w:tc>
         <w:tc>
-          <w:tcPr>
-            <w:tcW w:type="dxa" w:w="1133"/>
-          </w:tcPr>
           <w:p>
             <w:pPr>
               <w:pStyle w:val="Compact"/>
@@ -8839,9 +7956,6 @@
           </w:p>
         </w:tc>
         <w:tc>
-          <w:tcPr>
-            <w:tcW w:type="dxa" w:w="4056"/>
-          </w:tcPr>
           <w:p>
             <w:pPr>
               <w:pStyle w:val="Compact"/>
@@ -8855,9 +7969,6 @@
       </w:tr>
       <w:tr>
         <w:tc>
-          <w:tcPr>
-            <w:tcW w:type="dxa" w:w="4171"/>
-          </w:tcPr>
           <w:p>
             <w:pPr>
               <w:pStyle w:val="Compact"/>
@@ -8869,9 +7980,6 @@
           </w:p>
         </w:tc>
         <w:tc>
-          <w:tcPr>
-            <w:tcW w:type="dxa" w:w="1133"/>
-          </w:tcPr>
           <w:p>
             <w:pPr>
               <w:pStyle w:val="Compact"/>
@@ -8883,9 +7991,6 @@
           </w:p>
         </w:tc>
         <w:tc>
-          <w:tcPr>
-            <w:tcW w:type="dxa" w:w="4056"/>
-          </w:tcPr>
           <w:p>
             <w:pPr>
               <w:pStyle w:val="Compact"/>
@@ -8899,23 +8004,17 @@
       </w:tr>
       <w:tr>
         <w:tc>
-          <w:tcPr>
-            <w:tcW w:type="dxa" w:w="4171"/>
-          </w:tcPr>
-          <w:p>
-            <w:pPr>
-              <w:pStyle w:val="Compact"/>
-              <w:jc w:val="left"/>
-            </w:pPr>
-            <w:r>
-              <w:t xml:space="preserve">余っているピンヘッダ</w:t>
-            </w:r>
-          </w:p>
-        </w:tc>
-        <w:tc>
-          <w:tcPr>
-            <w:tcW w:type="dxa" w:w="1133"/>
-          </w:tcPr>
+          <w:p>
+            <w:pPr>
+              <w:pStyle w:val="Compact"/>
+              <w:jc w:val="left"/>
+            </w:pPr>
+            <w:r>
+              <w:t xml:space="preserve">余っているピンヘッダ／ジャンパーワイヤー（オス–メス）</w:t>
+            </w:r>
+          </w:p>
+        </w:tc>
+        <w:tc>
           <w:p>
             <w:pPr>
               <w:pStyle w:val="Compact"/>
@@ -8927,16 +8026,13 @@
           </w:p>
         </w:tc>
         <w:tc>
-          <w:tcPr>
-            <w:tcW w:type="dxa" w:w="4056"/>
-          </w:tcPr>
-          <w:p>
-            <w:pPr>
-              <w:pStyle w:val="Compact"/>
-              <w:jc w:val="left"/>
-            </w:pPr>
-            <w:r>
-              <w:t xml:space="preserve">プローブを当てやすくするため</w:t>
+          <w:p>
+            <w:pPr>
+              <w:pStyle w:val="Compact"/>
+              <w:jc w:val="left"/>
+            </w:pPr>
+            <w:r>
+              <w:t xml:space="preserve">CN3への接続用。プローブを当てやすくする役割も兼ねる</w:t>
             </w:r>
           </w:p>
         </w:tc>
@@ -9109,11 +8205,11 @@
       <w:pPr>
         <w:pStyle w:val="Heading2"/>
       </w:pPr>
-      <w:bookmarkStart w:id="65" w:name="やってはいけないこと"/>
+      <w:bookmarkStart w:id="66" w:name="やってはいけないこと"/>
       <w:r>
         <w:t xml:space="preserve">11.3 やってはいけないこと</w:t>
       </w:r>
-      <w:bookmarkEnd w:id="65"/>
+      <w:bookmarkEnd w:id="66"/>
     </w:p>
     <w:p>
       <w:pPr>
@@ -9126,12 +8222,12 @@
     <w:tbl>
       <w:tblPr>
         <w:tblStyle w:val="Table"/>
-        <w:tblW w:type="dxa" w:w="9360"/>
+        <w:tblW w:type="pct" w:w="5000.0"/>
         <w:tblLook w:firstRow="1"/>
       </w:tblPr>
       <w:tblGrid>
-        <w:gridCol w:w="4680"/>
-        <w:gridCol w:w="4680"/>
+        <w:gridCol w:w="3960"/>
+        <w:gridCol w:w="3960"/>
       </w:tblGrid>
       <w:tr>
         <w:trPr>
@@ -9139,7 +8235,6 @@
         </w:trPr>
         <w:tc>
           <w:tcPr>
-            <w:tcW w:type="dxa" w:w="4680"/>
             <w:tcBorders>
               <w:bottom w:val="single"/>
             </w:tcBorders>
@@ -9157,7 +8252,6 @@
         </w:tc>
         <w:tc>
           <w:tcPr>
-            <w:tcW w:type="dxa" w:w="4680"/>
             <w:tcBorders>
               <w:bottom w:val="single"/>
             </w:tcBorders>
@@ -9176,9 +8270,6 @@
       </w:tr>
       <w:tr>
         <w:tc>
-          <w:tcPr>
-            <w:tcW w:type="dxa" w:w="4680"/>
-          </w:tcPr>
           <w:p>
             <w:pPr>
               <w:pStyle w:val="Compact"/>
@@ -9190,9 +8281,6 @@
           </w:p>
         </w:tc>
         <w:tc>
-          <w:tcPr>
-            <w:tcW w:type="dxa" w:w="4680"/>
-          </w:tcPr>
           <w:p>
             <w:pPr>
               <w:pStyle w:val="Compact"/>
@@ -9206,9 +8294,6 @@
       </w:tr>
       <w:tr>
         <w:tc>
-          <w:tcPr>
-            <w:tcW w:type="dxa" w:w="4680"/>
-          </w:tcPr>
           <w:p>
             <w:pPr>
               <w:pStyle w:val="Compact"/>
@@ -9220,9 +8305,6 @@
           </w:p>
         </w:tc>
         <w:tc>
-          <w:tcPr>
-            <w:tcW w:type="dxa" w:w="4680"/>
-          </w:tcPr>
           <w:p>
             <w:pPr>
               <w:pStyle w:val="Compact"/>
@@ -9236,9 +8318,6 @@
       </w:tr>
       <w:tr>
         <w:tc>
-          <w:tcPr>
-            <w:tcW w:type="dxa" w:w="4680"/>
-          </w:tcPr>
           <w:p>
             <w:pPr>
               <w:pStyle w:val="Compact"/>
@@ -9250,9 +8329,6 @@
           </w:p>
         </w:tc>
         <w:tc>
-          <w:tcPr>
-            <w:tcW w:type="dxa" w:w="4680"/>
-          </w:tcPr>
           <w:p>
             <w:pPr>
               <w:pStyle w:val="Compact"/>
@@ -9266,9 +8342,6 @@
       </w:tr>
       <w:tr>
         <w:tc>
-          <w:tcPr>
-            <w:tcW w:type="dxa" w:w="4680"/>
-          </w:tcPr>
           <w:p>
             <w:pPr>
               <w:pStyle w:val="Compact"/>
@@ -9280,9 +8353,6 @@
           </w:p>
         </w:tc>
         <w:tc>
-          <w:tcPr>
-            <w:tcW w:type="dxa" w:w="4680"/>
-          </w:tcPr>
           <w:p>
             <w:pPr>
               <w:pStyle w:val="Compact"/>
@@ -9296,9 +8366,6 @@
       </w:tr>
       <w:tr>
         <w:tc>
-          <w:tcPr>
-            <w:tcW w:type="dxa" w:w="4680"/>
-          </w:tcPr>
           <w:p>
             <w:pPr>
               <w:pStyle w:val="Compact"/>
@@ -9310,9 +8377,6 @@
           </w:p>
         </w:tc>
         <w:tc>
-          <w:tcPr>
-            <w:tcW w:type="dxa" w:w="4680"/>
-          </w:tcPr>
           <w:p>
             <w:pPr>
               <w:pStyle w:val="Compact"/>
@@ -9324,6 +8388,30 @@
           </w:p>
         </w:tc>
       </w:tr>
+      <w:tr>
+        <w:tc>
+          <w:p>
+            <w:pPr>
+              <w:pStyle w:val="Compact"/>
+              <w:jc w:val="left"/>
+            </w:pPr>
+            <w:r>
+              <w:t xml:space="preserve">LINE OUTジャックへ別の音源機器を接続し、既設ジャックの音源と同時に鳴らす</w:t>
+            </w:r>
+          </w:p>
+        </w:tc>
+        <w:tc>
+          <w:p>
+            <w:pPr>
+              <w:pStyle w:val="Compact"/>
+              <w:jc w:val="left"/>
+            </w:pPr>
+            <w:r>
+              <w:t xml:space="preserve">下記コラム「LINE OUTを入力として使わないでください」を参照</w:t>
+            </w:r>
+          </w:p>
+        </w:tc>
+      </w:tr>
     </w:tbl>
     <w:p>
       <w:pPr>
@@ -9335,13 +8423,114 @@
     </w:p>
     <w:p>
       <w:pPr>
+        <w:pStyle w:val="BlockText"/>
+      </w:pPr>
+      <w:r>
+        <w:t xml:space="preserve">⚠️</w:t>
+      </w:r>
+      <w:r>
+        <w:t xml:space="preserve"> </w:t>
+      </w:r>
+      <w:r>
+        <w:rPr>
+          <w:b/>
+        </w:rPr>
+        <w:t xml:space="preserve">LINE OUTを入力として使わないでください（重要）</w:t>
+      </w:r>
+    </w:p>
+    <w:p>
+      <w:pPr>
+        <w:pStyle w:val="BlockText"/>
+      </w:pPr>
+      <w:r>
+        <w:t xml:space="preserve">この回路は、既設ジャック側の信号を470Ωを介してLINE OUTジャックへ分岐しているだけの、受動的な回路です。バッファアンプ等による一方向化は行っていないため、</w:t>
+      </w:r>
+      <w:r>
+        <w:rPr>
+          <w:b/>
+        </w:rPr>
+        <w:t xml:space="preserve">電気的に完全な一方向の出力ではありません。</w:t>
+      </w:r>
+    </w:p>
+    <w:p>
+      <w:pPr>
+        <w:pStyle w:val="BlockText"/>
+      </w:pPr>
+      <w:r>
+        <w:t xml:space="preserve">実際に、作者が製作・確認した実機では、誤ってLINE OUTジャック側へ音源を接続したところ、その音声に反応してかりポムのVisualizerが動作することを確認しています。これは、LINE OUT側から入力された信号が、470Ωを介してPCM1808側へ伝わったことによるものと考えられます。</w:t>
+      </w:r>
+    </w:p>
+    <w:p>
+      <w:pPr>
+        <w:pStyle w:val="BlockText"/>
+      </w:pPr>
+      <w:r>
+        <w:t xml:space="preserve">ただし、これは</w:t>
+      </w:r>
+      <w:r>
+        <w:rPr>
+          <w:b/>
+        </w:rPr>
+        <w:t xml:space="preserve">LINE INの代わりとして使えることを意味するものではありません。</w:t>
+      </w:r>
+      <w:r>
+        <w:t xml:space="preserve"> </w:t>
+      </w:r>
+      <w:r>
+        <w:t xml:space="preserve">正式なライン入力用途として設計・評価したものではないため、</w:t>
+      </w:r>
+      <w:r>
+        <w:rPr>
+          <w:b/>
+        </w:rPr>
+        <w:t xml:space="preserve">LINE OUTを入力端子として使う使い方は想定していません。</w:t>
+      </w:r>
+    </w:p>
+    <w:p>
+      <w:pPr>
+        <w:numPr>
+          <w:ilvl w:val="0"/>
+          <w:numId w:val="1019"/>
+        </w:numPr>
+        <w:pStyle w:val="Compact"/>
+      </w:pPr>
+      <w:r>
+        <w:t xml:space="preserve">LINE OUTジャックとLINE IN（既設ジャック）の両方に、それぞれ別の音源機器を同時に接続しない</w:t>
+      </w:r>
+    </w:p>
+    <w:p>
+      <w:pPr>
+        <w:numPr>
+          <w:ilvl w:val="0"/>
+          <w:numId w:val="1019"/>
+        </w:numPr>
+        <w:pStyle w:val="Compact"/>
+      </w:pPr>
+      <w:r>
+        <w:t xml:space="preserve">LINE OUTは「アクティブスピーカーへ出力するための端子」として使う（本来の用途）</w:t>
+      </w:r>
+    </w:p>
+    <w:p>
+      <w:pPr>
+        <w:numPr>
+          <w:ilvl w:val="0"/>
+          <w:numId w:val="1019"/>
+        </w:numPr>
+        <w:pStyle w:val="Compact"/>
+      </w:pPr>
+      <w:r>
+        <w:t xml:space="preserve">誤って両方に音源を挿してしまった場合は、どちらか一方を抜いてから使用する</w:t>
+      </w:r>
+    </w:p>
+    <w:p>
+      <w:pPr>
         <w:pStyle w:val="Heading2"/>
       </w:pPr>
-      <w:bookmarkStart w:id="66" w:name="完成する回路"/>
+      <w:bookmarkStart w:id="67" w:name="完成する回路"/>
       <w:r>
         <w:t xml:space="preserve">11.4 完成する回路</w:t>
       </w:r>
-      <w:bookmarkEnd w:id="66"/>
+      <w:bookmarkEnd w:id="67"/>
     </w:p>
     <w:p>
       <w:pPr>
@@ -9349,27 +8538,84 @@
       </w:pPr>
       <w:r>
         <w:t xml:space="preserve">接続は3本だけです。抵抗を入れるのはチップ（L）とリング（R）の2本で、スリーブ（GND）は直結です。</w:t>
+      </w:r>
+    </w:p>
+    <w:p>
+      <w:pPr>
+        <w:pStyle w:val="BodyText"/>
+      </w:pPr>
+      <w:r>
+        <w:t xml:space="preserve">作者の製作例では、この2本の470Ωを小型のユニバーサル基板にはんだ付けし、そこから片側をCN3へ（ジャンパーワイヤーで）、もう片側をLINE OUTジャックへ配線しています。ブレッドボードでの試作を経て、最終的にこのユニバーサル基板へ実装しました。ブレッドボードのままでも動作は確認できますが、常設する場合ははんだ付けしたユニバーサル基板をおすすめします。</w:t>
+      </w:r>
+    </w:p>
+    <w:p>
+      <w:pPr>
+        <w:pStyle w:val="CaptionedFigure"/>
+      </w:pPr>
+      <w:r>
+        <w:drawing>
+          <wp:inline>
+            <wp:extent cx="3657600" cy="2743200"/>
+            <wp:effectExtent b="0" l="0" r="0" t="0"/>
+            <wp:docPr descr="LINE OUT回路単体（ユニバーサル基板に470Ω×2を実装したもの）。左側がCN3への配線、右側がLINE OUTジャックへの配線。" title="" id="1" name="Picture"/>
+            <a:graphic>
+              <a:graphicData uri="http://schemas.openxmlformats.org/drawingml/2006/picture">
+                <pic:pic>
+                  <pic:nvPicPr>
+                    <pic:cNvPr descr="line_out_circuit.jpg" id="0" name="Picture"/>
+                    <pic:cNvPicPr>
+                      <a:picLocks noChangeArrowheads="1" noChangeAspect="1"/>
+                    </pic:cNvPicPr>
+                  </pic:nvPicPr>
+                  <pic:blipFill>
+                    <a:blip r:embed="rId68"/>
+                    <a:stretch>
+                      <a:fillRect/>
+                    </a:stretch>
+                  </pic:blipFill>
+                  <pic:spPr bwMode="auto">
+                    <a:xfrm>
+                      <a:off x="0" y="0"/>
+                      <a:ext cx="3657600" cy="2743200"/>
+                    </a:xfrm>
+                    <a:prstGeom prst="rect">
+                      <a:avLst/>
+                    </a:prstGeom>
+                    <a:noFill/>
+                    <a:ln w="9525">
+                      <a:noFill/>
+                      <a:headEnd/>
+                      <a:tailEnd/>
+                    </a:ln>
+                  </pic:spPr>
+                </pic:pic>
+              </a:graphicData>
+            </a:graphic>
+          </wp:inline>
+        </w:drawing>
+      </w:r>
+    </w:p>
+    <w:p>
+      <w:pPr>
+        <w:pStyle w:val="ImageCaption"/>
+      </w:pPr>
+      <w:r>
+        <w:t xml:space="preserve">LINE OUT回路単体（ユニバーサル基板に470Ω×2を実装したもの）。左側がCN3への配線、右側がLINE OUTジャックへの配線。</w:t>
       </w:r>
     </w:p>
     <w:tbl>
       <w:tblPr>
         <w:tblStyle w:val="Table"/>
-        <w:tblW w:type="dxa" w:w="9360"/>
+        <w:tblW w:type="pct" w:w="0.0"/>
         <w:tblLook w:firstRow="1"/>
       </w:tblPr>
-      <w:tblGrid>
-        <w:gridCol w:w="2983"/>
-        <w:gridCol w:w="1880"/>
-        <w:gridCol w:w="2370"/>
-        <w:gridCol w:w="2127"/>
-      </w:tblGrid>
+      <w:tblGrid/>
       <w:tr>
         <w:trPr>
           <w:cnfStyle w:firstRow="1"/>
         </w:trPr>
         <w:tc>
           <w:tcPr>
-            <w:tcW w:type="dxa" w:w="2983"/>
             <w:tcBorders>
               <w:bottom w:val="single"/>
             </w:tcBorders>
@@ -9387,7 +8633,6 @@
         </w:tc>
         <w:tc>
           <w:tcPr>
-            <w:tcW w:type="dxa" w:w="1880"/>
             <w:tcBorders>
               <w:bottom w:val="single"/>
             </w:tcBorders>
@@ -9405,7 +8650,6 @@
         </w:tc>
         <w:tc>
           <w:tcPr>
-            <w:tcW w:type="dxa" w:w="2370"/>
             <w:tcBorders>
               <w:bottom w:val="single"/>
             </w:tcBorders>
@@ -9423,7 +8667,6 @@
         </w:tc>
         <w:tc>
           <w:tcPr>
-            <w:tcW w:type="dxa" w:w="2127"/>
             <w:tcBorders>
               <w:bottom w:val="single"/>
             </w:tcBorders>
@@ -9442,9 +8685,6 @@
       </w:tr>
       <w:tr>
         <w:tc>
-          <w:tcPr>
-            <w:tcW w:type="dxa" w:w="2983"/>
-          </w:tcPr>
           <w:p>
             <w:pPr>
               <w:pStyle w:val="Compact"/>
@@ -9456,9 +8696,6 @@
           </w:p>
         </w:tc>
         <w:tc>
-          <w:tcPr>
-            <w:tcW w:type="dxa" w:w="1880"/>
-          </w:tcPr>
           <w:p>
             <w:pPr>
               <w:pStyle w:val="Compact"/>
@@ -9470,9 +8707,6 @@
           </w:p>
         </w:tc>
         <w:tc>
-          <w:tcPr>
-            <w:tcW w:type="dxa" w:w="2370"/>
-          </w:tcPr>
           <w:p>
             <w:pPr>
               <w:pStyle w:val="Compact"/>
@@ -9484,9 +8718,6 @@
           </w:p>
         </w:tc>
         <w:tc>
-          <w:tcPr>
-            <w:tcW w:type="dxa" w:w="2127"/>
-          </w:tcPr>
           <w:p>
             <w:pPr>
               <w:pStyle w:val="Compact"/>
@@ -9500,9 +8731,6 @@
       </w:tr>
       <w:tr>
         <w:tc>
-          <w:tcPr>
-            <w:tcW w:type="dxa" w:w="2983"/>
-          </w:tcPr>
           <w:p>
             <w:pPr>
               <w:pStyle w:val="Compact"/>
@@ -9514,9 +8742,6 @@
           </w:p>
         </w:tc>
         <w:tc>
-          <w:tcPr>
-            <w:tcW w:type="dxa" w:w="1880"/>
-          </w:tcPr>
           <w:p>
             <w:pPr>
               <w:pStyle w:val="Compact"/>
@@ -9528,9 +8753,6 @@
           </w:p>
         </w:tc>
         <w:tc>
-          <w:tcPr>
-            <w:tcW w:type="dxa" w:w="2370"/>
-          </w:tcPr>
           <w:p>
             <w:pPr>
               <w:pStyle w:val="Compact"/>
@@ -9542,9 +8764,6 @@
           </w:p>
         </w:tc>
         <w:tc>
-          <w:tcPr>
-            <w:tcW w:type="dxa" w:w="2127"/>
-          </w:tcPr>
           <w:p>
             <w:pPr>
               <w:pStyle w:val="Compact"/>
@@ -9558,9 +8777,6 @@
       </w:tr>
       <w:tr>
         <w:tc>
-          <w:tcPr>
-            <w:tcW w:type="dxa" w:w="2983"/>
-          </w:tcPr>
           <w:p>
             <w:pPr>
               <w:pStyle w:val="Compact"/>
@@ -9572,9 +8788,6 @@
           </w:p>
         </w:tc>
         <w:tc>
-          <w:tcPr>
-            <w:tcW w:type="dxa" w:w="1880"/>
-          </w:tcPr>
           <w:p>
             <w:pPr>
               <w:pStyle w:val="Compact"/>
@@ -9586,9 +8799,6 @@
           </w:p>
         </w:tc>
         <w:tc>
-          <w:tcPr>
-            <w:tcW w:type="dxa" w:w="2370"/>
-          </w:tcPr>
           <w:p>
             <w:pPr>
               <w:pStyle w:val="Compact"/>
@@ -9600,9 +8810,6 @@
           </w:p>
         </w:tc>
         <w:tc>
-          <w:tcPr>
-            <w:tcW w:type="dxa" w:w="2127"/>
-          </w:tcPr>
           <w:p>
             <w:pPr>
               <w:pStyle w:val="Compact"/>
@@ -9635,11 +8842,11 @@
       <w:pPr>
         <w:pStyle w:val="Heading2"/>
       </w:pPr>
-      <w:bookmarkStart w:id="67" w:name="作業手順"/>
+      <w:bookmarkStart w:id="69" w:name="作業手順"/>
       <w:r>
         <w:t xml:space="preserve">11.5 作業手順</w:t>
       </w:r>
-      <w:bookmarkEnd w:id="67"/>
+      <w:bookmarkEnd w:id="69"/>
     </w:p>
     <w:p>
       <w:pPr>
@@ -9731,7 +8938,7 @@
         <w:rPr>
           <w:b/>
         </w:rPr>
-        <w:t xml:space="preserve">工程4　抵抗を配線に挿入する（はんだ付け）【無通電】</w:t>
+        <w:t xml:space="preserve">工程4　ユニバーサル基板に抵抗を実装し、配線する【無通電】</w:t>
       </w:r>
     </w:p>
     <w:p>
@@ -9739,25 +8946,181 @@
         <w:pStyle w:val="BodyText"/>
       </w:pPr>
       <w:r>
-        <w:t xml:space="preserve">チップ（L）側の線の途中に470Ωを1本入れます。①抵抗のリード線を約5mmに切り詰める　②その線の中央を切断する　③切断した両側の被覆を約5mm剥く　④</w:t>
+        <w:t xml:space="preserve">作者の製作例では、ブレッドボードでの試作を経たうえで、最終的に470Ω×2を小型のユニバーサル基板へはんだ付けし、そこから両側へ配線を引き出す方法で常設しています。手順の一例は次のとおりです。</w:t>
+      </w:r>
+    </w:p>
+    <w:p>
+      <w:pPr>
+        <w:pStyle w:val="BodyText"/>
+      </w:pPr>
+      <w:r>
+        <w:t xml:space="preserve">① ユニバーサル基板に470Ωを2本、間隔をあけてはんだ付けする（1本はチップ／L用、もう1本はリング／R用）。基板上の具体的な穴位置は、お使いの基板のサイズに合わせて決めて構いません。</w:t>
+      </w:r>
+      <w:r>
+        <w:t xml:space="preserve"> </w:t>
+      </w:r>
+      <w:r>
+        <w:t xml:space="preserve">② 基板の片側（CN3側）から、それぞれの抵抗のリードへ配線を1本ずつはんだ付けする。この2本の先端に、CN3へ挿すためのジャンパーワイヤー（オス–メス）またはピンヘッダを取り付ける。</w:t>
+      </w:r>
+      <w:r>
+        <w:t xml:space="preserve"> </w:t>
+      </w:r>
+      <w:r>
+        <w:t xml:space="preserve">③ 基板の反対側（LINE OUTジャック側）から、それぞれの抵抗のリードへ別の配線を1本ずつはんだ付けし、3.5mmジャックのチップ・リング端子へつなぐ。</w:t>
+      </w:r>
+      <w:r>
+        <w:t xml:space="preserve"> </w:t>
+      </w:r>
+      <w:r>
+        <w:t xml:space="preserve">④ スリーブ（GND）は抵抗を経由させず、基板を素通りする形でCN3側からLINE OUTジャック側へ直結する（他の2本と同様、CN3側にはジャンパーワイヤーを取り付ける）。</w:t>
+      </w:r>
+      <w:r>
+        <w:t xml:space="preserve"> </w:t>
+      </w:r>
+      <w:r>
+        <w:t xml:space="preserve">⑤ ジャック側へ向かう3本の配線は、抜け防止と見た目の整理のため、</w:t>
       </w:r>
       <w:r>
         <w:rPr>
           <w:b/>
         </w:rPr>
-        <w:t xml:space="preserve">熱収縮チューブを先に線へ通す</w:t>
-      </w:r>
-      <w:r>
-        <w:t xml:space="preserve">（この順番を飛ばすと、はんだ付け後には通せません）　⑤⑥両側の芯線を抵抗のリードにはんだ付けする　⑦熱収縮チューブをかぶせて加熱・収縮させる　⑧軽く引っ張って抜けないことを確認する。リング（R）側の線にも同じ手順でもう1本の470Ωを入れます。</w:t>
-      </w:r>
+        <w:t xml:space="preserve">熱収縮チューブを先に通してから</w:t>
+      </w:r>
+      <w:r>
+        <w:t xml:space="preserve">まとめて収縮させておく（この順番を飛ばすと、はんだ付け後には通せません）。</w:t>
+      </w:r>
+      <w:r>
+        <w:t xml:space="preserve"> </w:t>
+      </w:r>
+      <w:r>
+        <w:t xml:space="preserve">⑥ 軽く引っ張り、どの接続も抜けないことを確認する。</w:t>
+      </w:r>
+    </w:p>
+    <w:p>
+      <w:pPr>
+        <w:pStyle w:val="BodyText"/>
+      </w:pPr>
       <w:r>
         <w:rPr>
           <w:b/>
         </w:rPr>
-        <w:t xml:space="preserve">スリーブ（GND）側の線には何もしません。</w:t>
-      </w:r>
-      <w:r>
-        <w:t xml:space="preserve">（作者の製作例では、チップ＝青、リング＝赤、スリーブ＝黒の配線でした。お使いの配線ではテスターで各線を確認してから作業してください。）</w:t>
+        <w:t xml:space="preserve">スリーブ（GND）には抵抗を入れません。</w:t>
+      </w:r>
+      <w:r>
+        <w:t xml:space="preserve"> </w:t>
+      </w:r>
+      <w:r>
+        <w:t xml:space="preserve">抵抗を入れるのはチップ（L）とリング（R）の2本だけです。（作者の製作例では、チップ＝青、リング＝赤、スリーブ＝黒の配線でした。お使いの配線ではテスターで各線を確認してから作業してください。）</w:t>
+      </w:r>
+    </w:p>
+    <w:p>
+      <w:pPr>
+        <w:pStyle w:val="CaptionedFigure"/>
+      </w:pPr>
+      <w:r>
+        <w:drawing>
+          <wp:inline>
+            <wp:extent cx="4114800" cy="3086100"/>
+            <wp:effectExtent b="0" l="0" r="0" t="0"/>
+            <wp:docPr descr="ユニバーサル基板をKaripom Ear本体へ組み込んだ状態。基板はケース内側に固定し、CN3・LINE OUTジャックへそれぞれ配線している。" title="" id="1" name="Picture"/>
+            <a:graphic>
+              <a:graphicData uri="http://schemas.openxmlformats.org/drawingml/2006/picture">
+                <pic:pic>
+                  <pic:nvPicPr>
+                    <pic:cNvPr descr="line_out_installed.jpg" id="0" name="Picture"/>
+                    <pic:cNvPicPr>
+                      <a:picLocks noChangeArrowheads="1" noChangeAspect="1"/>
+                    </pic:cNvPicPr>
+                  </pic:nvPicPr>
+                  <pic:blipFill>
+                    <a:blip r:embed="rId70"/>
+                    <a:stretch>
+                      <a:fillRect/>
+                    </a:stretch>
+                  </pic:blipFill>
+                  <pic:spPr bwMode="auto">
+                    <a:xfrm>
+                      <a:off x="0" y="0"/>
+                      <a:ext cx="4114800" cy="3086100"/>
+                    </a:xfrm>
+                    <a:prstGeom prst="rect">
+                      <a:avLst/>
+                    </a:prstGeom>
+                    <a:noFill/>
+                    <a:ln w="9525">
+                      <a:noFill/>
+                      <a:headEnd/>
+                      <a:tailEnd/>
+                    </a:ln>
+                  </pic:spPr>
+                </pic:pic>
+              </a:graphicData>
+            </a:graphic>
+          </wp:inline>
+        </w:drawing>
+      </w:r>
+    </w:p>
+    <w:p>
+      <w:pPr>
+        <w:pStyle w:val="ImageCaption"/>
+      </w:pPr>
+      <w:r>
+        <w:t xml:space="preserve">ユニバーサル基板をKaripom Ear本体へ組み込んだ状態。基板はケース内側に固定し、CN3・LINE OUTジャックへそれぞれ配線している。</w:t>
+      </w:r>
+    </w:p>
+    <w:p>
+      <w:pPr>
+        <w:pStyle w:val="CaptionedFigure"/>
+      </w:pPr>
+      <w:r>
+        <w:drawing>
+          <wp:inline>
+            <wp:extent cx="3657600" cy="4876038"/>
+            <wp:effectExtent b="0" l="0" r="0" t="0"/>
+            <wp:docPr descr="LINE OUTジャックの取り付け例（ケース側面）と、基板からジャックへの配線の様子。" title="" id="1" name="Picture"/>
+            <a:graphic>
+              <a:graphicData uri="http://schemas.openxmlformats.org/drawingml/2006/picture">
+                <pic:pic>
+                  <pic:nvPicPr>
+                    <pic:cNvPr descr="line_out_jack_mount.jpg" id="0" name="Picture"/>
+                    <pic:cNvPicPr>
+                      <a:picLocks noChangeArrowheads="1" noChangeAspect="1"/>
+                    </pic:cNvPicPr>
+                  </pic:nvPicPr>
+                  <pic:blipFill>
+                    <a:blip r:embed="rId71"/>
+                    <a:stretch>
+                      <a:fillRect/>
+                    </a:stretch>
+                  </pic:blipFill>
+                  <pic:spPr bwMode="auto">
+                    <a:xfrm>
+                      <a:off x="0" y="0"/>
+                      <a:ext cx="3657600" cy="4876038"/>
+                    </a:xfrm>
+                    <a:prstGeom prst="rect">
+                      <a:avLst/>
+                    </a:prstGeom>
+                    <a:noFill/>
+                    <a:ln w="9525">
+                      <a:noFill/>
+                      <a:headEnd/>
+                      <a:tailEnd/>
+                    </a:ln>
+                  </pic:spPr>
+                </pic:pic>
+              </a:graphicData>
+            </a:graphic>
+          </wp:inline>
+        </w:drawing>
+      </w:r>
+    </w:p>
+    <w:p>
+      <w:pPr>
+        <w:pStyle w:val="ImageCaption"/>
+      </w:pPr>
+      <w:r>
+        <w:t xml:space="preserve">LINE OUTジャックの取り付け例（ケース側面）と、基板からジャックへの配線の様子。</w:t>
       </w:r>
     </w:p>
     <w:p>
@@ -9782,20 +9145,16 @@
     <w:tbl>
       <w:tblPr>
         <w:tblStyle w:val="Table"/>
-        <w:tblW w:type="dxa" w:w="9360"/>
+        <w:tblW w:type="pct" w:w="0.0"/>
         <w:tblLook w:firstRow="1"/>
       </w:tblPr>
-      <w:tblGrid>
-        <w:gridCol w:w="6521"/>
-        <w:gridCol w:w="2839"/>
-      </w:tblGrid>
+      <w:tblGrid/>
       <w:tr>
         <w:trPr>
           <w:cnfStyle w:firstRow="1"/>
         </w:trPr>
         <w:tc>
           <w:tcPr>
-            <w:tcW w:type="dxa" w:w="6521"/>
             <w:tcBorders>
               <w:bottom w:val="single"/>
             </w:tcBorders>
@@ -9813,7 +9172,6 @@
         </w:tc>
         <w:tc>
           <w:tcPr>
-            <w:tcW w:type="dxa" w:w="2839"/>
             <w:tcBorders>
               <w:bottom w:val="single"/>
             </w:tcBorders>
@@ -9832,9 +9190,6 @@
       </w:tr>
       <w:tr>
         <w:tc>
-          <w:tcPr>
-            <w:tcW w:type="dxa" w:w="6521"/>
-          </w:tcPr>
           <w:p>
             <w:pPr>
               <w:pStyle w:val="Compact"/>
@@ -9846,9 +9201,6 @@
           </w:p>
         </w:tc>
         <w:tc>
-          <w:tcPr>
-            <w:tcW w:type="dxa" w:w="2839"/>
-          </w:tcPr>
           <w:p>
             <w:pPr>
               <w:pStyle w:val="Compact"/>
@@ -9862,9 +9214,6 @@
       </w:tr>
       <w:tr>
         <w:tc>
-          <w:tcPr>
-            <w:tcW w:type="dxa" w:w="6521"/>
-          </w:tcPr>
           <w:p>
             <w:pPr>
               <w:pStyle w:val="Compact"/>
@@ -9876,9 +9225,6 @@
           </w:p>
         </w:tc>
         <w:tc>
-          <w:tcPr>
-            <w:tcW w:type="dxa" w:w="2839"/>
-          </w:tcPr>
           <w:p>
             <w:pPr>
               <w:pStyle w:val="Compact"/>
@@ -9892,9 +9238,6 @@
       </w:tr>
       <w:tr>
         <w:tc>
-          <w:tcPr>
-            <w:tcW w:type="dxa" w:w="6521"/>
-          </w:tcPr>
           <w:p>
             <w:pPr>
               <w:pStyle w:val="Compact"/>
@@ -9906,9 +9249,6 @@
           </w:p>
         </w:tc>
         <w:tc>
-          <w:tcPr>
-            <w:tcW w:type="dxa" w:w="2839"/>
-          </w:tcPr>
           <w:p>
             <w:pPr>
               <w:pStyle w:val="Compact"/>
@@ -10073,17 +9413,17 @@
       <w:pPr>
         <w:pStyle w:val="Heading2"/>
       </w:pPr>
-      <w:bookmarkStart w:id="68" w:name="完成後にできること"/>
+      <w:bookmarkStart w:id="72" w:name="完成後にできること"/>
       <w:r>
         <w:t xml:space="preserve">11.6 完成後にできること</w:t>
       </w:r>
-      <w:bookmarkEnd w:id="68"/>
+      <w:bookmarkEnd w:id="72"/>
     </w:p>
     <w:p>
       <w:pPr>
         <w:numPr>
           <w:ilvl w:val="0"/>
-          <w:numId w:val="1019"/>
+          <w:numId w:val="1020"/>
         </w:numPr>
         <w:pStyle w:val="Compact"/>
       </w:pPr>
@@ -10095,7 +9435,7 @@
       <w:pPr>
         <w:numPr>
           <w:ilvl w:val="0"/>
-          <w:numId w:val="1019"/>
+          <w:numId w:val="1020"/>
         </w:numPr>
         <w:pStyle w:val="Compact"/>
       </w:pPr>
@@ -10127,29 +9467,25 @@
       <w:pPr>
         <w:pStyle w:val="Heading2"/>
       </w:pPr>
-      <w:bookmarkStart w:id="69" w:name="トラブルシューティング"/>
+      <w:bookmarkStart w:id="73" w:name="トラブルシューティング"/>
       <w:r>
         <w:t xml:space="preserve">11.7 トラブルシューティング</w:t>
       </w:r>
-      <w:bookmarkEnd w:id="69"/>
+      <w:bookmarkEnd w:id="73"/>
     </w:p>
     <w:tbl>
       <w:tblPr>
         <w:tblStyle w:val="Table"/>
-        <w:tblW w:type="dxa" w:w="9360"/>
+        <w:tblW w:type="pct" w:w="0.0"/>
         <w:tblLook w:firstRow="1"/>
       </w:tblPr>
-      <w:tblGrid>
-        <w:gridCol w:w="4419"/>
-        <w:gridCol w:w="4941"/>
-      </w:tblGrid>
+      <w:tblGrid/>
       <w:tr>
         <w:trPr>
           <w:cnfStyle w:firstRow="1"/>
         </w:trPr>
         <w:tc>
           <w:tcPr>
-            <w:tcW w:type="dxa" w:w="4419"/>
             <w:tcBorders>
               <w:bottom w:val="single"/>
             </w:tcBorders>
@@ -10167,7 +9503,6 @@
         </w:tc>
         <w:tc>
           <w:tcPr>
-            <w:tcW w:type="dxa" w:w="4941"/>
             <w:tcBorders>
               <w:bottom w:val="single"/>
             </w:tcBorders>
@@ -10186,9 +9521,6 @@
       </w:tr>
       <w:tr>
         <w:tc>
-          <w:tcPr>
-            <w:tcW w:type="dxa" w:w="4419"/>
-          </w:tcPr>
           <w:p>
             <w:pPr>
               <w:pStyle w:val="Compact"/>
@@ -10200,9 +9532,6 @@
           </w:p>
         </w:tc>
         <w:tc>
-          <w:tcPr>
-            <w:tcW w:type="dxa" w:w="4941"/>
-          </w:tcPr>
           <w:p>
             <w:pPr>
               <w:pStyle w:val="Compact"/>
@@ -10216,9 +9545,6 @@
       </w:tr>
       <w:tr>
         <w:tc>
-          <w:tcPr>
-            <w:tcW w:type="dxa" w:w="4419"/>
-          </w:tcPr>
           <w:p>
             <w:pPr>
               <w:pStyle w:val="Compact"/>
@@ -10230,9 +9556,6 @@
           </w:p>
         </w:tc>
         <w:tc>
-          <w:tcPr>
-            <w:tcW w:type="dxa" w:w="4941"/>
-          </w:tcPr>
           <w:p>
             <w:pPr>
               <w:pStyle w:val="Compact"/>
@@ -10246,9 +9569,6 @@
       </w:tr>
       <w:tr>
         <w:tc>
-          <w:tcPr>
-            <w:tcW w:type="dxa" w:w="4419"/>
-          </w:tcPr>
           <w:p>
             <w:pPr>
               <w:pStyle w:val="Compact"/>
@@ -10260,9 +9580,6 @@
           </w:p>
         </w:tc>
         <w:tc>
-          <w:tcPr>
-            <w:tcW w:type="dxa" w:w="4941"/>
-          </w:tcPr>
           <w:p>
             <w:pPr>
               <w:pStyle w:val="Compact"/>
@@ -10276,9 +9593,6 @@
       </w:tr>
       <w:tr>
         <w:tc>
-          <w:tcPr>
-            <w:tcW w:type="dxa" w:w="4419"/>
-          </w:tcPr>
           <w:p>
             <w:pPr>
               <w:pStyle w:val="Compact"/>
@@ -10290,9 +9604,6 @@
           </w:p>
         </w:tc>
         <w:tc>
-          <w:tcPr>
-            <w:tcW w:type="dxa" w:w="4941"/>
-          </w:tcPr>
           <w:p>
             <w:pPr>
               <w:pStyle w:val="Compact"/>
@@ -10306,9 +9617,6 @@
       </w:tr>
       <w:tr>
         <w:tc>
-          <w:tcPr>
-            <w:tcW w:type="dxa" w:w="4419"/>
-          </w:tcPr>
           <w:p>
             <w:pPr>
               <w:pStyle w:val="Compact"/>
@@ -10320,9 +9628,6 @@
           </w:p>
         </w:tc>
         <w:tc>
-          <w:tcPr>
-            <w:tcW w:type="dxa" w:w="4941"/>
-          </w:tcPr>
           <w:p>
             <w:pPr>
               <w:pStyle w:val="Compact"/>
@@ -10336,9 +9641,6 @@
       </w:tr>
       <w:tr>
         <w:tc>
-          <w:tcPr>
-            <w:tcW w:type="dxa" w:w="4419"/>
-          </w:tcPr>
           <w:p>
             <w:pPr>
               <w:pStyle w:val="Compact"/>
@@ -10350,9 +9652,6 @@
           </w:p>
         </w:tc>
         <w:tc>
-          <w:tcPr>
-            <w:tcW w:type="dxa" w:w="4941"/>
-          </w:tcPr>
           <w:p>
             <w:pPr>
               <w:pStyle w:val="Compact"/>
@@ -10366,9 +9665,6 @@
       </w:tr>
       <w:tr>
         <w:tc>
-          <w:tcPr>
-            <w:tcW w:type="dxa" w:w="4419"/>
-          </w:tcPr>
           <w:p>
             <w:pPr>
               <w:pStyle w:val="Compact"/>
@@ -10380,9 +9676,6 @@
           </w:p>
         </w:tc>
         <w:tc>
-          <w:tcPr>
-            <w:tcW w:type="dxa" w:w="4941"/>
-          </w:tcPr>
           <w:p>
             <w:pPr>
               <w:pStyle w:val="Compact"/>
@@ -10396,9 +9689,6 @@
       </w:tr>
       <w:tr>
         <w:tc>
-          <w:tcPr>
-            <w:tcW w:type="dxa" w:w="4419"/>
-          </w:tcPr>
           <w:p>
             <w:pPr>
               <w:pStyle w:val="Compact"/>
@@ -10410,9 +9700,6 @@
           </w:p>
         </w:tc>
         <w:tc>
-          <w:tcPr>
-            <w:tcW w:type="dxa" w:w="4941"/>
-          </w:tcPr>
           <w:p>
             <w:pPr>
               <w:pStyle w:val="Compact"/>
@@ -10426,9 +9713,6 @@
       </w:tr>
       <w:tr>
         <w:tc>
-          <w:tcPr>
-            <w:tcW w:type="dxa" w:w="4419"/>
-          </w:tcPr>
           <w:p>
             <w:pPr>
               <w:pStyle w:val="Compact"/>
@@ -10440,9 +9724,6 @@
           </w:p>
         </w:tc>
         <w:tc>
-          <w:tcPr>
-            <w:tcW w:type="dxa" w:w="4941"/>
-          </w:tcPr>
           <w:p>
             <w:pPr>
               <w:pStyle w:val="Compact"/>
@@ -10456,9 +9737,6 @@
       </w:tr>
       <w:tr>
         <w:tc>
-          <w:tcPr>
-            <w:tcW w:type="dxa" w:w="4419"/>
-          </w:tcPr>
           <w:p>
             <w:pPr>
               <w:pStyle w:val="Compact"/>
@@ -10470,9 +9748,6 @@
           </w:p>
         </w:tc>
         <w:tc>
-          <w:tcPr>
-            <w:tcW w:type="dxa" w:w="4941"/>
-          </w:tcPr>
           <w:p>
             <w:pPr>
               <w:pStyle w:val="Compact"/>
@@ -10486,9 +9761,6 @@
       </w:tr>
       <w:tr>
         <w:tc>
-          <w:tcPr>
-            <w:tcW w:type="dxa" w:w="4419"/>
-          </w:tcPr>
           <w:p>
             <w:pPr>
               <w:pStyle w:val="Compact"/>
@@ -10500,9 +9772,6 @@
           </w:p>
         </w:tc>
         <w:tc>
-          <w:tcPr>
-            <w:tcW w:type="dxa" w:w="4941"/>
-          </w:tcPr>
           <w:p>
             <w:pPr>
               <w:pStyle w:val="Compact"/>
@@ -10532,11 +9801,11 @@
       <w:pPr>
         <w:pStyle w:val="Heading1"/>
       </w:pPr>
-      <w:bookmarkStart w:id="70" w:name="第12章-発展オプションbluetooth入力mh-m18"/>
+      <w:bookmarkStart w:id="74" w:name="第12章-発展オプションbluetooth入力mh-m18"/>
       <w:r>
         <w:t xml:space="preserve">第12章 発展オプション：Bluetooth入力（MH-M18）</w:t>
       </w:r>
-      <w:bookmarkEnd w:id="70"/>
+      <w:bookmarkEnd w:id="74"/>
     </w:p>
     <w:p>
       <w:pPr>
@@ -10552,7 +9821,7 @@
         <w:t xml:space="preserve"> </w:t>
       </w:r>
       <w:r>
-        <w:t xml:space="preserve">LINE OUT増設（第11章）・Bluetooth入力（第12章）は、いずれもそこからさらに発展させたい方向けの、任意のオプションとして設計資料を掲載しているものです。この章は、将来ケーブルなしで音源を入力したい方向けに、現時点での設計検討結果と、安全に作業を進めるための最初の手順（初回通電・DCオフセット測定）をまとめた設計資料です。</w:t>
+        <w:t xml:space="preserve">LINE OUT増設（第11章）は作者の実機で製作・動作確認済みですが、Bluetooth入力（第12章）は、さらに発展させたい方向け・現時点では任意のオプションとして設計資料を掲載しているものです。この章は、将来ケーブルなしで音源を入力したい方向けに、現時点での設計検討結果と、安全に作業を進めるための最初の手順（初回通電・DCオフセット測定）をまとめた設計資料です。</w:t>
       </w:r>
     </w:p>
     <w:p>
@@ -10572,30 +9841,30 @@
         <w:t xml:space="preserve">作者注</w:t>
       </w:r>
       <w:r>
-        <w:t xml:space="preserve">：Bluetooth入力（MH-M18）は、入力レベル評価と初回通電・DCオフセット測定の設計・評価までを実施済みです。ただし作者自身は現在、音源機器側のLINE OUT分岐で十分運用できているため、</w:t>
+        <w:t xml:space="preserve">：Bluetooth入力（MH-M18）は、入力レベル評価と初回通電・DCオフセット測定の設計・評価までを実施済みです。ただし作者自身は現在、音源機器側のLINE OUT分岐（第11章）で十分運用できているため、</w:t>
       </w:r>
       <w:r>
         <w:rPr>
           <w:b/>
         </w:rPr>
-        <w:t xml:space="preserve">LINE OUT増設・Bluetooth入力とも実機には搭載していません。</w:t>
+        <w:t xml:space="preserve">Bluetooth入力は実機にはまだ搭載していません。</w:t>
       </w:r>
       <w:r>
         <w:t xml:space="preserve"> </w:t>
       </w:r>
       <w:r>
-        <w:t xml:space="preserve">いずれも「設計資料として掲載しているオプション機能」であり、CN3手前への入力切替回路の実配線や、カップリングコンデンサ・分圧抵抗の最終値の確定は、測定結果を踏まえた今後の課題として未着手のままです。</w:t>
+        <w:t xml:space="preserve">「設計資料として掲載しているオプション機能」であり、CN3手前への入力切替回路の実配線や、カップリングコンデンサ・分圧抵抗の最終値の確定は、測定結果を踏まえた今後の課題として未着手のままです。</w:t>
       </w:r>
     </w:p>
     <w:p>
       <w:pPr>
         <w:pStyle w:val="Heading2"/>
       </w:pPr>
-      <w:bookmarkStart w:id="71" w:name="これは何をする工作か-1"/>
+      <w:bookmarkStart w:id="75" w:name="これは何をする工作か-1"/>
       <w:r>
         <w:t xml:space="preserve">12.1 これは何をする工作か</w:t>
       </w:r>
-      <w:bookmarkEnd w:id="71"/>
+      <w:bookmarkEnd w:id="75"/>
     </w:p>
     <w:p>
       <w:pPr>
@@ -10649,11 +9918,11 @@
       <w:pPr>
         <w:pStyle w:val="Heading2"/>
       </w:pPr>
-      <w:bookmarkStart w:id="72" w:name="設計方針入力レベル評価"/>
+      <w:bookmarkStart w:id="76" w:name="設計方針入力レベル評価"/>
       <w:r>
         <w:t xml:space="preserve">12.2 設計方針・入力レベル評価</w:t>
       </w:r>
-      <w:bookmarkEnd w:id="72"/>
+      <w:bookmarkEnd w:id="76"/>
     </w:p>
     <w:p>
       <w:pPr>
@@ -10810,29 +10079,25 @@
       <w:pPr>
         <w:pStyle w:val="Heading2"/>
       </w:pPr>
-      <w:bookmarkStart w:id="73" w:name="現在の完成状況-1"/>
+      <w:bookmarkStart w:id="77" w:name="現在の完成状況-1"/>
       <w:r>
         <w:t xml:space="preserve">12.3 現在の完成状況</w:t>
       </w:r>
-      <w:bookmarkEnd w:id="73"/>
+      <w:bookmarkEnd w:id="77"/>
     </w:p>
     <w:tbl>
       <w:tblPr>
         <w:tblStyle w:val="Table"/>
-        <w:tblW w:type="dxa" w:w="9360"/>
+        <w:tblW w:type="pct" w:w="0.0"/>
         <w:tblLook w:firstRow="1"/>
       </w:tblPr>
-      <w:tblGrid>
-        <w:gridCol w:w="6030"/>
-        <w:gridCol w:w="3330"/>
-      </w:tblGrid>
+      <w:tblGrid/>
       <w:tr>
         <w:trPr>
           <w:cnfStyle w:firstRow="1"/>
         </w:trPr>
         <w:tc>
           <w:tcPr>
-            <w:tcW w:type="dxa" w:w="6030"/>
             <w:tcBorders>
               <w:bottom w:val="single"/>
             </w:tcBorders>
@@ -10850,7 +10115,6 @@
         </w:tc>
         <w:tc>
           <w:tcPr>
-            <w:tcW w:type="dxa" w:w="3330"/>
             <w:tcBorders>
               <w:bottom w:val="single"/>
             </w:tcBorders>
@@ -10869,9 +10133,6 @@
       </w:tr>
       <w:tr>
         <w:tc>
-          <w:tcPr>
-            <w:tcW w:type="dxa" w:w="6030"/>
-          </w:tcPr>
           <w:p>
             <w:pPr>
               <w:pStyle w:val="Compact"/>
@@ -10883,9 +10144,6 @@
           </w:p>
         </w:tc>
         <w:tc>
-          <w:tcPr>
-            <w:tcW w:type="dxa" w:w="3330"/>
-          </w:tcPr>
           <w:p>
             <w:pPr>
               <w:pStyle w:val="Compact"/>
@@ -10899,9 +10157,6 @@
       </w:tr>
       <w:tr>
         <w:tc>
-          <w:tcPr>
-            <w:tcW w:type="dxa" w:w="6030"/>
-          </w:tcPr>
           <w:p>
             <w:pPr>
               <w:pStyle w:val="Compact"/>
@@ -10913,9 +10168,6 @@
           </w:p>
         </w:tc>
         <w:tc>
-          <w:tcPr>
-            <w:tcW w:type="dxa" w:w="3330"/>
-          </w:tcPr>
           <w:p>
             <w:pPr>
               <w:pStyle w:val="Compact"/>
@@ -10929,9 +10181,6 @@
       </w:tr>
       <w:tr>
         <w:tc>
-          <w:tcPr>
-            <w:tcW w:type="dxa" w:w="6030"/>
-          </w:tcPr>
           <w:p>
             <w:pPr>
               <w:pStyle w:val="Compact"/>
@@ -10943,9 +10192,6 @@
           </w:p>
         </w:tc>
         <w:tc>
-          <w:tcPr>
-            <w:tcW w:type="dxa" w:w="3330"/>
-          </w:tcPr>
           <w:p>
             <w:pPr>
               <w:pStyle w:val="Compact"/>
@@ -10959,9 +10205,6 @@
       </w:tr>
       <w:tr>
         <w:tc>
-          <w:tcPr>
-            <w:tcW w:type="dxa" w:w="6030"/>
-          </w:tcPr>
           <w:p>
             <w:pPr>
               <w:pStyle w:val="Compact"/>
@@ -10973,9 +10216,6 @@
           </w:p>
         </w:tc>
         <w:tc>
-          <w:tcPr>
-            <w:tcW w:type="dxa" w:w="3330"/>
-          </w:tcPr>
           <w:p>
             <w:pPr>
               <w:pStyle w:val="Compact"/>
@@ -10989,9 +10229,6 @@
       </w:tr>
       <w:tr>
         <w:tc>
-          <w:tcPr>
-            <w:tcW w:type="dxa" w:w="6030"/>
-          </w:tcPr>
           <w:p>
             <w:pPr>
               <w:pStyle w:val="Compact"/>
@@ -11003,9 +10240,6 @@
           </w:p>
         </w:tc>
         <w:tc>
-          <w:tcPr>
-            <w:tcW w:type="dxa" w:w="3330"/>
-          </w:tcPr>
           <w:p>
             <w:pPr>
               <w:pStyle w:val="Compact"/>
@@ -11019,9 +10253,6 @@
       </w:tr>
       <w:tr>
         <w:tc>
-          <w:tcPr>
-            <w:tcW w:type="dxa" w:w="6030"/>
-          </w:tcPr>
           <w:p>
             <w:pPr>
               <w:pStyle w:val="Compact"/>
@@ -11033,9 +10264,6 @@
           </w:p>
         </w:tc>
         <w:tc>
-          <w:tcPr>
-            <w:tcW w:type="dxa" w:w="3330"/>
-          </w:tcPr>
           <w:p>
             <w:pPr>
               <w:pStyle w:val="Compact"/>
@@ -11052,30 +10280,25 @@
       <w:pPr>
         <w:pStyle w:val="Heading2"/>
       </w:pPr>
-      <w:bookmarkStart w:id="74" w:name="用意するもの-1"/>
+      <w:bookmarkStart w:id="78" w:name="用意するもの-1"/>
       <w:r>
         <w:t xml:space="preserve">12.4 用意するもの</w:t>
       </w:r>
-      <w:bookmarkEnd w:id="74"/>
+      <w:bookmarkEnd w:id="78"/>
     </w:p>
     <w:tbl>
       <w:tblPr>
         <w:tblStyle w:val="Table"/>
-        <w:tblW w:type="dxa" w:w="9360"/>
+        <w:tblW w:type="pct" w:w="0.0"/>
         <w:tblLook w:firstRow="1"/>
       </w:tblPr>
-      <w:tblGrid>
-        <w:gridCol w:w="3821"/>
-        <w:gridCol w:w="1016"/>
-        <w:gridCol w:w="4523"/>
-      </w:tblGrid>
+      <w:tblGrid/>
       <w:tr>
         <w:trPr>
           <w:cnfStyle w:firstRow="1"/>
         </w:trPr>
         <w:tc>
           <w:tcPr>
-            <w:tcW w:type="dxa" w:w="3821"/>
             <w:tcBorders>
               <w:bottom w:val="single"/>
             </w:tcBorders>
@@ -11093,7 +10316,6 @@
         </w:tc>
         <w:tc>
           <w:tcPr>
-            <w:tcW w:type="dxa" w:w="1016"/>
             <w:tcBorders>
               <w:bottom w:val="single"/>
             </w:tcBorders>
@@ -11111,7 +10333,6 @@
         </w:tc>
         <w:tc>
           <w:tcPr>
-            <w:tcW w:type="dxa" w:w="4523"/>
             <w:tcBorders>
               <w:bottom w:val="single"/>
             </w:tcBorders>
@@ -11130,9 +10351,6 @@
       </w:tr>
       <w:tr>
         <w:tc>
-          <w:tcPr>
-            <w:tcW w:type="dxa" w:w="3821"/>
-          </w:tcPr>
           <w:p>
             <w:pPr>
               <w:pStyle w:val="Compact"/>
@@ -11144,9 +10362,6 @@
           </w:p>
         </w:tc>
         <w:tc>
-          <w:tcPr>
-            <w:tcW w:type="dxa" w:w="1016"/>
-          </w:tcPr>
           <w:p>
             <w:pPr>
               <w:pStyle w:val="Compact"/>
@@ -11158,9 +10373,6 @@
           </w:p>
         </w:tc>
         <w:tc>
-          <w:tcPr>
-            <w:tcW w:type="dxa" w:w="4523"/>
-          </w:tcPr>
           <w:p>
             <w:pPr>
               <w:pStyle w:val="Compact"/>
@@ -11174,9 +10386,6 @@
       </w:tr>
       <w:tr>
         <w:tc>
-          <w:tcPr>
-            <w:tcW w:type="dxa" w:w="3821"/>
-          </w:tcPr>
           <w:p>
             <w:pPr>
               <w:pStyle w:val="Compact"/>
@@ -11188,9 +10397,6 @@
           </w:p>
         </w:tc>
         <w:tc>
-          <w:tcPr>
-            <w:tcW w:type="dxa" w:w="1016"/>
-          </w:tcPr>
           <w:p>
             <w:pPr>
               <w:pStyle w:val="Compact"/>
@@ -11202,9 +10408,6 @@
           </w:p>
         </w:tc>
         <w:tc>
-          <w:tcPr>
-            <w:tcW w:type="dxa" w:w="4523"/>
-          </w:tcPr>
           <w:p>
             <w:pPr>
               <w:pStyle w:val="Compact"/>
@@ -11224,9 +10427,6 @@
       </w:tr>
       <w:tr>
         <w:tc>
-          <w:tcPr>
-            <w:tcW w:type="dxa" w:w="3821"/>
-          </w:tcPr>
           <w:p>
             <w:pPr>
               <w:pStyle w:val="Compact"/>
@@ -11238,9 +10438,6 @@
           </w:p>
         </w:tc>
         <w:tc>
-          <w:tcPr>
-            <w:tcW w:type="dxa" w:w="1016"/>
-          </w:tcPr>
           <w:p>
             <w:pPr>
               <w:pStyle w:val="Compact"/>
@@ -11252,9 +10449,6 @@
           </w:p>
         </w:tc>
         <w:tc>
-          <w:tcPr>
-            <w:tcW w:type="dxa" w:w="4523"/>
-          </w:tcPr>
           <w:p>
             <w:pPr>
               <w:pStyle w:val="Compact"/>
@@ -11268,9 +10462,6 @@
       </w:tr>
       <w:tr>
         <w:tc>
-          <w:tcPr>
-            <w:tcW w:type="dxa" w:w="3821"/>
-          </w:tcPr>
           <w:p>
             <w:pPr>
               <w:pStyle w:val="Compact"/>
@@ -11282,9 +10473,6 @@
           </w:p>
         </w:tc>
         <w:tc>
-          <w:tcPr>
-            <w:tcW w:type="dxa" w:w="1016"/>
-          </w:tcPr>
           <w:p>
             <w:pPr>
               <w:pStyle w:val="Compact"/>
@@ -11296,17 +10484,11 @@
           </w:p>
         </w:tc>
         <w:tc>
-          <w:tcPr>
-            <w:tcW w:type="dxa" w:w="4523"/>
-          </w:tcPr>
           <w:p/>
         </w:tc>
       </w:tr>
       <w:tr>
         <w:tc>
-          <w:tcPr>
-            <w:tcW w:type="dxa" w:w="3821"/>
-          </w:tcPr>
           <w:p>
             <w:pPr>
               <w:pStyle w:val="Compact"/>
@@ -11318,9 +10500,6 @@
           </w:p>
         </w:tc>
         <w:tc>
-          <w:tcPr>
-            <w:tcW w:type="dxa" w:w="1016"/>
-          </w:tcPr>
           <w:p>
             <w:pPr>
               <w:pStyle w:val="Compact"/>
@@ -11332,9 +10511,6 @@
           </w:p>
         </w:tc>
         <w:tc>
-          <w:tcPr>
-            <w:tcW w:type="dxa" w:w="4523"/>
-          </w:tcPr>
           <w:p>
             <w:pPr>
               <w:pStyle w:val="Compact"/>
@@ -11348,9 +10524,6 @@
       </w:tr>
       <w:tr>
         <w:tc>
-          <w:tcPr>
-            <w:tcW w:type="dxa" w:w="3821"/>
-          </w:tcPr>
           <w:p>
             <w:pPr>
               <w:pStyle w:val="Compact"/>
@@ -11362,9 +10535,6 @@
           </w:p>
         </w:tc>
         <w:tc>
-          <w:tcPr>
-            <w:tcW w:type="dxa" w:w="1016"/>
-          </w:tcPr>
           <w:p>
             <w:pPr>
               <w:pStyle w:val="Compact"/>
@@ -11376,9 +10546,6 @@
           </w:p>
         </w:tc>
         <w:tc>
-          <w:tcPr>
-            <w:tcW w:type="dxa" w:w="4523"/>
-          </w:tcPr>
           <w:p>
             <w:pPr>
               <w:pStyle w:val="Compact"/>
@@ -11392,9 +10559,6 @@
       </w:tr>
       <w:tr>
         <w:tc>
-          <w:tcPr>
-            <w:tcW w:type="dxa" w:w="3821"/>
-          </w:tcPr>
           <w:p>
             <w:pPr>
               <w:pStyle w:val="Compact"/>
@@ -11406,9 +10570,6 @@
           </w:p>
         </w:tc>
         <w:tc>
-          <w:tcPr>
-            <w:tcW w:type="dxa" w:w="1016"/>
-          </w:tcPr>
           <w:p>
             <w:pPr>
               <w:pStyle w:val="Compact"/>
@@ -11420,9 +10581,6 @@
           </w:p>
         </w:tc>
         <w:tc>
-          <w:tcPr>
-            <w:tcW w:type="dxa" w:w="4523"/>
-          </w:tcPr>
           <w:p>
             <w:pPr>
               <w:pStyle w:val="Compact"/>
@@ -11447,11 +10605,11 @@
       <w:pPr>
         <w:pStyle w:val="Heading2"/>
       </w:pPr>
-      <w:bookmarkStart w:id="75" w:name="各部の名称ピン配置"/>
+      <w:bookmarkStart w:id="79" w:name="各部の名称ピン配置"/>
       <w:r>
         <w:t xml:space="preserve">12.5 各部の名称・ピン配置</w:t>
       </w:r>
-      <w:bookmarkEnd w:id="75"/>
+      <w:bookmarkEnd w:id="79"/>
     </w:p>
     <w:p>
       <w:pPr>
@@ -11470,21 +10628,16 @@
     <w:tbl>
       <w:tblPr>
         <w:tblStyle w:val="Table"/>
-        <w:tblW w:type="dxa" w:w="9360"/>
+        <w:tblW w:type="pct" w:w="0.0"/>
         <w:tblLook w:firstRow="1"/>
       </w:tblPr>
-      <w:tblGrid>
-        <w:gridCol w:w="1732"/>
-        <w:gridCol w:w="2981"/>
-        <w:gridCol w:w="4647"/>
-      </w:tblGrid>
+      <w:tblGrid/>
       <w:tr>
         <w:trPr>
           <w:cnfStyle w:firstRow="1"/>
         </w:trPr>
         <w:tc>
           <w:tcPr>
-            <w:tcW w:type="dxa" w:w="1732"/>
             <w:tcBorders>
               <w:bottom w:val="single"/>
             </w:tcBorders>
@@ -11502,7 +10655,6 @@
         </w:tc>
         <w:tc>
           <w:tcPr>
-            <w:tcW w:type="dxa" w:w="2981"/>
             <w:tcBorders>
               <w:bottom w:val="single"/>
             </w:tcBorders>
@@ -11520,7 +10672,6 @@
         </w:tc>
         <w:tc>
           <w:tcPr>
-            <w:tcW w:type="dxa" w:w="4647"/>
             <w:tcBorders>
               <w:bottom w:val="single"/>
             </w:tcBorders>
@@ -11539,9 +10690,6 @@
       </w:tr>
       <w:tr>
         <w:tc>
-          <w:tcPr>
-            <w:tcW w:type="dxa" w:w="1732"/>
-          </w:tcPr>
           <w:p>
             <w:pPr>
               <w:pStyle w:val="Compact"/>
@@ -11553,9 +10701,6 @@
           </w:p>
         </w:tc>
         <w:tc>
-          <w:tcPr>
-            <w:tcW w:type="dxa" w:w="2981"/>
-          </w:tcPr>
           <w:p>
             <w:pPr>
               <w:pStyle w:val="Compact"/>
@@ -11567,9 +10712,6 @@
           </w:p>
         </w:tc>
         <w:tc>
-          <w:tcPr>
-            <w:tcW w:type="dxa" w:w="4647"/>
-          </w:tcPr>
           <w:p>
             <w:pPr>
               <w:pStyle w:val="Compact"/>
@@ -11583,9 +10725,6 @@
       </w:tr>
       <w:tr>
         <w:tc>
-          <w:tcPr>
-            <w:tcW w:type="dxa" w:w="1732"/>
-          </w:tcPr>
           <w:p>
             <w:pPr>
               <w:pStyle w:val="Compact"/>
@@ -11597,9 +10736,6 @@
           </w:p>
         </w:tc>
         <w:tc>
-          <w:tcPr>
-            <w:tcW w:type="dxa" w:w="2981"/>
-          </w:tcPr>
           <w:p>
             <w:pPr>
               <w:pStyle w:val="Compact"/>
@@ -11611,9 +10747,6 @@
           </w:p>
         </w:tc>
         <w:tc>
-          <w:tcPr>
-            <w:tcW w:type="dxa" w:w="4647"/>
-          </w:tcPr>
           <w:p>
             <w:pPr>
               <w:pStyle w:val="Compact"/>
@@ -11627,9 +10760,6 @@
       </w:tr>
       <w:tr>
         <w:tc>
-          <w:tcPr>
-            <w:tcW w:type="dxa" w:w="1732"/>
-          </w:tcPr>
           <w:p>
             <w:pPr>
               <w:pStyle w:val="Compact"/>
@@ -11641,9 +10771,6 @@
           </w:p>
         </w:tc>
         <w:tc>
-          <w:tcPr>
-            <w:tcW w:type="dxa" w:w="2981"/>
-          </w:tcPr>
           <w:p>
             <w:pPr>
               <w:pStyle w:val="Compact"/>
@@ -11655,9 +10782,6 @@
           </w:p>
         </w:tc>
         <w:tc>
-          <w:tcPr>
-            <w:tcW w:type="dxa" w:w="4647"/>
-          </w:tcPr>
           <w:p>
             <w:pPr>
               <w:pStyle w:val="Compact"/>
@@ -11671,9 +10795,6 @@
       </w:tr>
       <w:tr>
         <w:tc>
-          <w:tcPr>
-            <w:tcW w:type="dxa" w:w="1732"/>
-          </w:tcPr>
           <w:p>
             <w:pPr>
               <w:pStyle w:val="Compact"/>
@@ -11685,9 +10806,6 @@
           </w:p>
         </w:tc>
         <w:tc>
-          <w:tcPr>
-            <w:tcW w:type="dxa" w:w="2981"/>
-          </w:tcPr>
           <w:p>
             <w:pPr>
               <w:pStyle w:val="Compact"/>
@@ -11699,9 +10817,6 @@
           </w:p>
         </w:tc>
         <w:tc>
-          <w:tcPr>
-            <w:tcW w:type="dxa" w:w="4647"/>
-          </w:tcPr>
           <w:p>
             <w:pPr>
               <w:pStyle w:val="Compact"/>
@@ -11715,9 +10830,6 @@
       </w:tr>
       <w:tr>
         <w:tc>
-          <w:tcPr>
-            <w:tcW w:type="dxa" w:w="1732"/>
-          </w:tcPr>
           <w:p>
             <w:pPr>
               <w:pStyle w:val="Compact"/>
@@ -11729,9 +10841,6 @@
           </w:p>
         </w:tc>
         <w:tc>
-          <w:tcPr>
-            <w:tcW w:type="dxa" w:w="2981"/>
-          </w:tcPr>
           <w:p>
             <w:pPr>
               <w:pStyle w:val="Compact"/>
@@ -11743,9 +10852,6 @@
           </w:p>
         </w:tc>
         <w:tc>
-          <w:tcPr>
-            <w:tcW w:type="dxa" w:w="4647"/>
-          </w:tcPr>
           <w:p>
             <w:pPr>
               <w:pStyle w:val="Compact"/>
@@ -11759,9 +10865,6 @@
       </w:tr>
       <w:tr>
         <w:tc>
-          <w:tcPr>
-            <w:tcW w:type="dxa" w:w="1732"/>
-          </w:tcPr>
           <w:p>
             <w:pPr>
               <w:pStyle w:val="Compact"/>
@@ -11773,9 +10876,6 @@
           </w:p>
         </w:tc>
         <w:tc>
-          <w:tcPr>
-            <w:tcW w:type="dxa" w:w="2981"/>
-          </w:tcPr>
           <w:p>
             <w:pPr>
               <w:pStyle w:val="Compact"/>
@@ -11787,9 +10887,6 @@
           </w:p>
         </w:tc>
         <w:tc>
-          <w:tcPr>
-            <w:tcW w:type="dxa" w:w="4647"/>
-          </w:tcPr>
           <w:p>
             <w:pPr>
               <w:pStyle w:val="Compact"/>
@@ -11827,21 +10924,16 @@
     <w:tbl>
       <w:tblPr>
         <w:tblStyle w:val="Table"/>
-        <w:tblW w:type="dxa" w:w="9360"/>
+        <w:tblW w:type="pct" w:w="0.0"/>
         <w:tblLook w:firstRow="1"/>
       </w:tblPr>
-      <w:tblGrid>
-        <w:gridCol w:w="3450"/>
-        <w:gridCol w:w="2033"/>
-        <w:gridCol w:w="3877"/>
-      </w:tblGrid>
+      <w:tblGrid/>
       <w:tr>
         <w:trPr>
           <w:cnfStyle w:firstRow="1"/>
         </w:trPr>
         <w:tc>
           <w:tcPr>
-            <w:tcW w:type="dxa" w:w="3450"/>
             <w:tcBorders>
               <w:bottom w:val="single"/>
             </w:tcBorders>
@@ -11859,7 +10951,6 @@
         </w:tc>
         <w:tc>
           <w:tcPr>
-            <w:tcW w:type="dxa" w:w="2033"/>
             <w:tcBorders>
               <w:bottom w:val="single"/>
             </w:tcBorders>
@@ -11877,7 +10968,6 @@
         </w:tc>
         <w:tc>
           <w:tcPr>
-            <w:tcW w:type="dxa" w:w="3877"/>
             <w:tcBorders>
               <w:bottom w:val="single"/>
             </w:tcBorders>
@@ -11896,9 +10986,6 @@
       </w:tr>
       <w:tr>
         <w:tc>
-          <w:tcPr>
-            <w:tcW w:type="dxa" w:w="3450"/>
-          </w:tcPr>
           <w:p>
             <w:pPr>
               <w:pStyle w:val="Compact"/>
@@ -11910,9 +10997,6 @@
           </w:p>
         </w:tc>
         <w:tc>
-          <w:tcPr>
-            <w:tcW w:type="dxa" w:w="2033"/>
-          </w:tcPr>
           <w:p>
             <w:pPr>
               <w:pStyle w:val="Compact"/>
@@ -11924,9 +11008,6 @@
           </w:p>
         </w:tc>
         <w:tc>
-          <w:tcPr>
-            <w:tcW w:type="dxa" w:w="3877"/>
-          </w:tcPr>
           <w:p>
             <w:pPr>
               <w:pStyle w:val="Compact"/>
@@ -11940,9 +11021,6 @@
       </w:tr>
       <w:tr>
         <w:tc>
-          <w:tcPr>
-            <w:tcW w:type="dxa" w:w="3450"/>
-          </w:tcPr>
           <w:p>
             <w:pPr>
               <w:pStyle w:val="Compact"/>
@@ -11954,9 +11032,6 @@
           </w:p>
         </w:tc>
         <w:tc>
-          <w:tcPr>
-            <w:tcW w:type="dxa" w:w="2033"/>
-          </w:tcPr>
           <w:p>
             <w:pPr>
               <w:pStyle w:val="Compact"/>
@@ -11968,9 +11043,6 @@
           </w:p>
         </w:tc>
         <w:tc>
-          <w:tcPr>
-            <w:tcW w:type="dxa" w:w="3877"/>
-          </w:tcPr>
           <w:p>
             <w:pPr>
               <w:pStyle w:val="Compact"/>
@@ -11984,9 +11056,6 @@
       </w:tr>
       <w:tr>
         <w:tc>
-          <w:tcPr>
-            <w:tcW w:type="dxa" w:w="3450"/>
-          </w:tcPr>
           <w:p>
             <w:pPr>
               <w:pStyle w:val="Compact"/>
@@ -11998,9 +11067,6 @@
           </w:p>
         </w:tc>
         <w:tc>
-          <w:tcPr>
-            <w:tcW w:type="dxa" w:w="2033"/>
-          </w:tcPr>
           <w:p>
             <w:pPr>
               <w:pStyle w:val="Compact"/>
@@ -12012,9 +11078,6 @@
           </w:p>
         </w:tc>
         <w:tc>
-          <w:tcPr>
-            <w:tcW w:type="dxa" w:w="3877"/>
-          </w:tcPr>
           <w:p>
             <w:pPr>
               <w:pStyle w:val="Compact"/>
@@ -12028,9 +11091,6 @@
       </w:tr>
       <w:tr>
         <w:tc>
-          <w:tcPr>
-            <w:tcW w:type="dxa" w:w="3450"/>
-          </w:tcPr>
           <w:p>
             <w:pPr>
               <w:pStyle w:val="Compact"/>
@@ -12042,9 +11102,6 @@
           </w:p>
         </w:tc>
         <w:tc>
-          <w:tcPr>
-            <w:tcW w:type="dxa" w:w="2033"/>
-          </w:tcPr>
           <w:p>
             <w:pPr>
               <w:pStyle w:val="Compact"/>
@@ -12056,9 +11113,6 @@
           </w:p>
         </w:tc>
         <w:tc>
-          <w:tcPr>
-            <w:tcW w:type="dxa" w:w="3877"/>
-          </w:tcPr>
           <w:p>
             <w:pPr>
               <w:pStyle w:val="Compact"/>
@@ -12072,9 +11126,6 @@
       </w:tr>
       <w:tr>
         <w:tc>
-          <w:tcPr>
-            <w:tcW w:type="dxa" w:w="3450"/>
-          </w:tcPr>
           <w:p>
             <w:pPr>
               <w:pStyle w:val="Compact"/>
@@ -12086,9 +11137,6 @@
           </w:p>
         </w:tc>
         <w:tc>
-          <w:tcPr>
-            <w:tcW w:type="dxa" w:w="2033"/>
-          </w:tcPr>
           <w:p>
             <w:pPr>
               <w:pStyle w:val="Compact"/>
@@ -12100,9 +11148,6 @@
           </w:p>
         </w:tc>
         <w:tc>
-          <w:tcPr>
-            <w:tcW w:type="dxa" w:w="3877"/>
-          </w:tcPr>
           <w:p>
             <w:pPr>
               <w:pStyle w:val="Compact"/>
@@ -12127,11 +11172,11 @@
       <w:pPr>
         <w:pStyle w:val="Heading2"/>
       </w:pPr>
-      <w:bookmarkStart w:id="76" w:name="やってはいけないこと-1"/>
+      <w:bookmarkStart w:id="80" w:name="やってはいけないこと-1"/>
       <w:r>
         <w:t xml:space="preserve">12.6 やってはいけないこと</w:t>
       </w:r>
-      <w:bookmarkEnd w:id="76"/>
+      <w:bookmarkEnd w:id="80"/>
     </w:p>
     <w:p>
       <w:pPr>
@@ -12144,20 +11189,16 @@
     <w:tbl>
       <w:tblPr>
         <w:tblStyle w:val="Table"/>
-        <w:tblW w:type="dxa" w:w="9360"/>
+        <w:tblW w:type="pct" w:w="0.0"/>
         <w:tblLook w:firstRow="1"/>
       </w:tblPr>
-      <w:tblGrid>
-        <w:gridCol w:w="5495"/>
-        <w:gridCol w:w="3865"/>
-      </w:tblGrid>
+      <w:tblGrid/>
       <w:tr>
         <w:trPr>
           <w:cnfStyle w:firstRow="1"/>
         </w:trPr>
         <w:tc>
           <w:tcPr>
-            <w:tcW w:type="dxa" w:w="5495"/>
             <w:tcBorders>
               <w:bottom w:val="single"/>
             </w:tcBorders>
@@ -12175,7 +11216,6 @@
         </w:tc>
         <w:tc>
           <w:tcPr>
-            <w:tcW w:type="dxa" w:w="3865"/>
             <w:tcBorders>
               <w:bottom w:val="single"/>
             </w:tcBorders>
@@ -12194,9 +11234,6 @@
       </w:tr>
       <w:tr>
         <w:tc>
-          <w:tcPr>
-            <w:tcW w:type="dxa" w:w="5495"/>
-          </w:tcPr>
           <w:p>
             <w:pPr>
               <w:pStyle w:val="Compact"/>
@@ -12208,9 +11245,6 @@
           </w:p>
         </w:tc>
         <w:tc>
-          <w:tcPr>
-            <w:tcW w:type="dxa" w:w="3865"/>
-          </w:tcPr>
           <w:p>
             <w:pPr>
               <w:pStyle w:val="Compact"/>
@@ -12224,9 +11258,6 @@
       </w:tr>
       <w:tr>
         <w:tc>
-          <w:tcPr>
-            <w:tcW w:type="dxa" w:w="5495"/>
-          </w:tcPr>
           <w:p>
             <w:pPr>
               <w:pStyle w:val="Compact"/>
@@ -12238,9 +11269,6 @@
           </w:p>
         </w:tc>
         <w:tc>
-          <w:tcPr>
-            <w:tcW w:type="dxa" w:w="3865"/>
-          </w:tcPr>
           <w:p>
             <w:pPr>
               <w:pStyle w:val="Compact"/>
@@ -12254,9 +11282,6 @@
       </w:tr>
       <w:tr>
         <w:tc>
-          <w:tcPr>
-            <w:tcW w:type="dxa" w:w="5495"/>
-          </w:tcPr>
           <w:p>
             <w:pPr>
               <w:pStyle w:val="Compact"/>
@@ -12268,9 +11293,6 @@
           </w:p>
         </w:tc>
         <w:tc>
-          <w:tcPr>
-            <w:tcW w:type="dxa" w:w="3865"/>
-          </w:tcPr>
           <w:p>
             <w:pPr>
               <w:pStyle w:val="Compact"/>
@@ -12284,9 +11306,6 @@
       </w:tr>
       <w:tr>
         <w:tc>
-          <w:tcPr>
-            <w:tcW w:type="dxa" w:w="5495"/>
-          </w:tcPr>
           <w:p>
             <w:pPr>
               <w:pStyle w:val="Compact"/>
@@ -12298,9 +11317,6 @@
           </w:p>
         </w:tc>
         <w:tc>
-          <w:tcPr>
-            <w:tcW w:type="dxa" w:w="3865"/>
-          </w:tcPr>
           <w:p>
             <w:pPr>
               <w:pStyle w:val="Compact"/>
@@ -12314,9 +11330,6 @@
       </w:tr>
       <w:tr>
         <w:tc>
-          <w:tcPr>
-            <w:tcW w:type="dxa" w:w="5495"/>
-          </w:tcPr>
           <w:p>
             <w:pPr>
               <w:pStyle w:val="Compact"/>
@@ -12328,9 +11341,6 @@
           </w:p>
         </w:tc>
         <w:tc>
-          <w:tcPr>
-            <w:tcW w:type="dxa" w:w="3865"/>
-          </w:tcPr>
           <w:p>
             <w:pPr>
               <w:pStyle w:val="Compact"/>
@@ -12344,9 +11354,6 @@
       </w:tr>
       <w:tr>
         <w:tc>
-          <w:tcPr>
-            <w:tcW w:type="dxa" w:w="5495"/>
-          </w:tcPr>
           <w:p>
             <w:pPr>
               <w:pStyle w:val="Compact"/>
@@ -12358,9 +11365,6 @@
           </w:p>
         </w:tc>
         <w:tc>
-          <w:tcPr>
-            <w:tcW w:type="dxa" w:w="3865"/>
-          </w:tcPr>
           <w:p>
             <w:pPr>
               <w:pStyle w:val="Compact"/>
@@ -12385,11 +11389,11 @@
       <w:pPr>
         <w:pStyle w:val="Heading2"/>
       </w:pPr>
-      <w:bookmarkStart w:id="77" w:name="作業手順初回通電dcオフセット測定"/>
+      <w:bookmarkStart w:id="81" w:name="作業手順初回通電dcオフセット測定"/>
       <w:r>
         <w:t xml:space="preserve">12.7 作業手順（初回通電・DCオフセット測定）</w:t>
       </w:r>
-      <w:bookmarkEnd w:id="77"/>
+      <w:bookmarkEnd w:id="81"/>
     </w:p>
     <w:p>
       <w:pPr>
@@ -12567,20 +11571,16 @@
     <w:tbl>
       <w:tblPr>
         <w:tblStyle w:val="Table"/>
-        <w:tblW w:type="dxa" w:w="9360"/>
+        <w:tblW w:type="pct" w:w="0.0"/>
         <w:tblLook w:firstRow="1"/>
       </w:tblPr>
-      <w:tblGrid>
-        <w:gridCol w:w="2658"/>
-        <w:gridCol w:w="6702"/>
-      </w:tblGrid>
+      <w:tblGrid/>
       <w:tr>
         <w:trPr>
           <w:cnfStyle w:firstRow="1"/>
         </w:trPr>
         <w:tc>
           <w:tcPr>
-            <w:tcW w:type="dxa" w:w="2658"/>
             <w:tcBorders>
               <w:bottom w:val="single"/>
             </w:tcBorders>
@@ -12598,7 +11598,6 @@
         </w:tc>
         <w:tc>
           <w:tcPr>
-            <w:tcW w:type="dxa" w:w="6702"/>
             <w:tcBorders>
               <w:bottom w:val="single"/>
             </w:tcBorders>
@@ -12617,9 +11616,6 @@
       </w:tr>
       <w:tr>
         <w:tc>
-          <w:tcPr>
-            <w:tcW w:type="dxa" w:w="2658"/>
-          </w:tcPr>
           <w:p>
             <w:pPr>
               <w:pStyle w:val="Compact"/>
@@ -12631,9 +11627,6 @@
           </w:p>
         </w:tc>
         <w:tc>
-          <w:tcPr>
-            <w:tcW w:type="dxa" w:w="6702"/>
-          </w:tcPr>
           <w:p>
             <w:pPr>
               <w:pStyle w:val="Compact"/>
@@ -12647,9 +11640,6 @@
       </w:tr>
       <w:tr>
         <w:tc>
-          <w:tcPr>
-            <w:tcW w:type="dxa" w:w="2658"/>
-          </w:tcPr>
           <w:p>
             <w:pPr>
               <w:pStyle w:val="Compact"/>
@@ -12661,9 +11651,6 @@
           </w:p>
         </w:tc>
         <w:tc>
-          <w:tcPr>
-            <w:tcW w:type="dxa" w:w="6702"/>
-          </w:tcPr>
           <w:p>
             <w:pPr>
               <w:pStyle w:val="Compact"/>
@@ -12677,9 +11664,6 @@
       </w:tr>
       <w:tr>
         <w:tc>
-          <w:tcPr>
-            <w:tcW w:type="dxa" w:w="2658"/>
-          </w:tcPr>
           <w:p>
             <w:pPr>
               <w:pStyle w:val="Compact"/>
@@ -12691,9 +11675,6 @@
           </w:p>
         </w:tc>
         <w:tc>
-          <w:tcPr>
-            <w:tcW w:type="dxa" w:w="6702"/>
-          </w:tcPr>
           <w:p>
             <w:pPr>
               <w:pStyle w:val="Compact"/>
@@ -12803,11 +11784,11 @@
       <w:pPr>
         <w:pStyle w:val="Heading2"/>
       </w:pPr>
-      <w:bookmarkStart w:id="78" w:name="なぜ数値による停止基準を設けないのか"/>
+      <w:bookmarkStart w:id="82" w:name="なぜ数値による停止基準を設けないのか"/>
       <w:r>
         <w:t xml:space="preserve">12.8 なぜ数値による停止基準を設けないのか</w:t>
       </w:r>
-      <w:bookmarkEnd w:id="78"/>
+      <w:bookmarkEnd w:id="82"/>
     </w:p>
     <w:p>
       <w:pPr>
@@ -12872,11 +11853,11 @@
       <w:pPr>
         <w:pStyle w:val="Heading2"/>
       </w:pPr>
-      <w:bookmarkStart w:id="79" w:name="測定結果とその先の設計"/>
+      <w:bookmarkStart w:id="83" w:name="測定結果とその先の設計"/>
       <w:r>
         <w:t xml:space="preserve">12.9 測定結果と、その先の設計</w:t>
       </w:r>
-      <w:bookmarkEnd w:id="79"/>
+      <w:bookmarkEnd w:id="83"/>
     </w:p>
     <w:p>
       <w:pPr>
@@ -12889,20 +11870,16 @@
     <w:tbl>
       <w:tblPr>
         <w:tblStyle w:val="Table"/>
-        <w:tblW w:type="dxa" w:w="9360"/>
+        <w:tblW w:type="pct" w:w="0.0"/>
         <w:tblLook w:firstRow="1"/>
       </w:tblPr>
-      <w:tblGrid>
-        <w:gridCol w:w="4296"/>
-        <w:gridCol w:w="5064"/>
-      </w:tblGrid>
+      <w:tblGrid/>
       <w:tr>
         <w:trPr>
           <w:cnfStyle w:firstRow="1"/>
         </w:trPr>
         <w:tc>
           <w:tcPr>
-            <w:tcW w:type="dxa" w:w="4296"/>
             <w:tcBorders>
               <w:bottom w:val="single"/>
             </w:tcBorders>
@@ -12920,7 +11897,6 @@
         </w:tc>
         <w:tc>
           <w:tcPr>
-            <w:tcW w:type="dxa" w:w="5064"/>
             <w:tcBorders>
               <w:bottom w:val="single"/>
             </w:tcBorders>
@@ -12939,9 +11915,6 @@
       </w:tr>
       <w:tr>
         <w:tc>
-          <w:tcPr>
-            <w:tcW w:type="dxa" w:w="4296"/>
-          </w:tcPr>
           <w:p>
             <w:pPr>
               <w:pStyle w:val="Compact"/>
@@ -12953,9 +11926,6 @@
           </w:p>
         </w:tc>
         <w:tc>
-          <w:tcPr>
-            <w:tcW w:type="dxa" w:w="5064"/>
-          </w:tcPr>
           <w:p>
             <w:pPr>
               <w:pStyle w:val="Compact"/>
@@ -12969,9 +11939,6 @@
       </w:tr>
       <w:tr>
         <w:tc>
-          <w:tcPr>
-            <w:tcW w:type="dxa" w:w="4296"/>
-          </w:tcPr>
           <w:p>
             <w:pPr>
               <w:pStyle w:val="Compact"/>
@@ -12983,9 +11950,6 @@
           </w:p>
         </w:tc>
         <w:tc>
-          <w:tcPr>
-            <w:tcW w:type="dxa" w:w="5064"/>
-          </w:tcPr>
           <w:p>
             <w:pPr>
               <w:pStyle w:val="Compact"/>
@@ -13019,11 +11983,11 @@
       <w:pPr>
         <w:pStyle w:val="Heading2"/>
       </w:pPr>
-      <w:bookmarkStart w:id="80" w:name="トラブルシューティング中断の目安"/>
+      <w:bookmarkStart w:id="84" w:name="トラブルシューティング中断の目安"/>
       <w:r>
         <w:t xml:space="preserve">12.10 トラブルシューティング・中断の目安</w:t>
       </w:r>
-      <w:bookmarkEnd w:id="80"/>
+      <w:bookmarkEnd w:id="84"/>
     </w:p>
     <w:p>
       <w:pPr>
@@ -13032,135 +11996,6 @@
       <w:r>
         <w:t xml:space="preserve">以下に該当する場合は、自己判断で進めず、必ず作業を中断してください。</w:t>
       </w:r>
-    </w:p>
-    <w:p>
-      <w:pPr>
-        <w:numPr>
-          <w:ilvl w:val="0"/>
-          <w:numId w:val="1020"/>
-        </w:numPr>
-        <w:pStyle w:val="Compact"/>
-      </w:pPr>
-      <w:r>
-        <w:t xml:space="preserve">工程2でシルクの文字が読めない</w:t>
-      </w:r>
-    </w:p>
-    <w:p>
-      <w:pPr>
-        <w:numPr>
-          <w:ilvl w:val="0"/>
-          <w:numId w:val="1020"/>
-        </w:numPr>
-        <w:pStyle w:val="Compact"/>
-      </w:pPr>
-      <w:r>
-        <w:t xml:space="preserve">工程3で40番（VBUS）が使用中だった、または使えるGNDピンが1つも見つからなかった</w:t>
-      </w:r>
-    </w:p>
-    <w:p>
-      <w:pPr>
-        <w:numPr>
-          <w:ilvl w:val="0"/>
-          <w:numId w:val="1020"/>
-        </w:numPr>
-        <w:pStyle w:val="Compact"/>
-      </w:pPr>
-      <w:r>
-        <w:t xml:space="preserve">工程4で+5V前後の電圧が確認できない</w:t>
-      </w:r>
-    </w:p>
-    <w:p>
-      <w:pPr>
-        <w:numPr>
-          <w:ilvl w:val="0"/>
-          <w:numId w:val="1020"/>
-        </w:numPr>
-        <w:pStyle w:val="Compact"/>
-      </w:pPr>
-      <w:r>
-        <w:t xml:space="preserve">工程5でピンの位置に確信が持てない</w:t>
-      </w:r>
-    </w:p>
-    <w:p>
-      <w:pPr>
-        <w:numPr>
-          <w:ilvl w:val="0"/>
-          <w:numId w:val="1020"/>
-        </w:numPr>
-        <w:pStyle w:val="Compact"/>
-      </w:pPr>
-      <w:r>
-        <w:t xml:space="preserve">工程6で2回試してもLEDが光らない</w:t>
-      </w:r>
-    </w:p>
-    <w:p>
-      <w:pPr>
-        <w:numPr>
-          <w:ilvl w:val="0"/>
-          <w:numId w:val="1020"/>
-        </w:numPr>
-        <w:pStyle w:val="Compact"/>
-      </w:pPr>
-      <w:r>
-        <w:t xml:space="preserve">工程7〜9でテスターの表示が「1」「OL」で振り切れる（測定不能）</w:t>
-      </w:r>
-    </w:p>
-    <w:p>
-      <w:pPr>
-        <w:numPr>
-          <w:ilvl w:val="0"/>
-          <w:numId w:val="1020"/>
-        </w:numPr>
-        <w:pStyle w:val="Compact"/>
-      </w:pPr>
-      <w:r>
-        <w:t xml:space="preserve">工程8でスマートフォンにMH-M18が表示されない（2回試しても）</w:t>
-      </w:r>
-    </w:p>
-    <w:p>
-      <w:pPr>
-        <w:numPr>
-          <w:ilvl w:val="0"/>
-          <w:numId w:val="1020"/>
-        </w:numPr>
-        <w:pStyle w:val="Compact"/>
-      </w:pPr>
-      <w:r>
-        <w:t xml:space="preserve">LEDの挙動が明らかにおかしい、Bluetooth接続が繰り返し切れる</w:t>
-      </w:r>
-    </w:p>
-    <w:p>
-      <w:pPr>
-        <w:numPr>
-          <w:ilvl w:val="0"/>
-          <w:numId w:val="1020"/>
-        </w:numPr>
-        <w:pStyle w:val="Compact"/>
-      </w:pPr>
-      <w:r>
-        <w:rPr>
-          <w:b/>
-        </w:rPr>
-        <w:t xml:space="preserve">基板が熱い、においがする、煙が出た（→ 直ちにUSBを抜く）</w:t>
-      </w:r>
-    </w:p>
-    <w:p>
-      <w:pPr>
-        <w:pStyle w:val="FirstParagraph"/>
-      </w:pPr>
-      <w:r>
-        <w:t xml:space="preserve">💡 測定値が大きいこと自体は、中断の理由になりません。何ボルトであっても記録して先へ進み、記録内容をまとめてChatGPTなどのAIに相談する方法もおすすめです。</w:t>
-      </w:r>
-    </w:p>
-    <w:p>
-      <w:pPr>
-        <w:pStyle w:val="Heading2"/>
-      </w:pPr>
-      <w:bookmarkStart w:id="81" w:name="出典"/>
-      <w:r>
-        <w:t xml:space="preserve">12.11 出典</w:t>
-      </w:r>
-      <w:bookmarkEnd w:id="81"/>
     </w:p>
     <w:p>
       <w:pPr>
@@ -13170,7 +12005,136 @@
         </w:numPr>
         <w:pStyle w:val="Compact"/>
       </w:pPr>
-      <w:hyperlink r:id="rId82">
+      <w:r>
+        <w:t xml:space="preserve">工程2でシルクの文字が読めない</w:t>
+      </w:r>
+    </w:p>
+    <w:p>
+      <w:pPr>
+        <w:numPr>
+          <w:ilvl w:val="0"/>
+          <w:numId w:val="1021"/>
+        </w:numPr>
+        <w:pStyle w:val="Compact"/>
+      </w:pPr>
+      <w:r>
+        <w:t xml:space="preserve">工程3で40番（VBUS）が使用中だった、または使えるGNDピンが1つも見つからなかった</w:t>
+      </w:r>
+    </w:p>
+    <w:p>
+      <w:pPr>
+        <w:numPr>
+          <w:ilvl w:val="0"/>
+          <w:numId w:val="1021"/>
+        </w:numPr>
+        <w:pStyle w:val="Compact"/>
+      </w:pPr>
+      <w:r>
+        <w:t xml:space="preserve">工程4で+5V前後の電圧が確認できない</w:t>
+      </w:r>
+    </w:p>
+    <w:p>
+      <w:pPr>
+        <w:numPr>
+          <w:ilvl w:val="0"/>
+          <w:numId w:val="1021"/>
+        </w:numPr>
+        <w:pStyle w:val="Compact"/>
+      </w:pPr>
+      <w:r>
+        <w:t xml:space="preserve">工程5でピンの位置に確信が持てない</w:t>
+      </w:r>
+    </w:p>
+    <w:p>
+      <w:pPr>
+        <w:numPr>
+          <w:ilvl w:val="0"/>
+          <w:numId w:val="1021"/>
+        </w:numPr>
+        <w:pStyle w:val="Compact"/>
+      </w:pPr>
+      <w:r>
+        <w:t xml:space="preserve">工程6で2回試してもLEDが光らない</w:t>
+      </w:r>
+    </w:p>
+    <w:p>
+      <w:pPr>
+        <w:numPr>
+          <w:ilvl w:val="0"/>
+          <w:numId w:val="1021"/>
+        </w:numPr>
+        <w:pStyle w:val="Compact"/>
+      </w:pPr>
+      <w:r>
+        <w:t xml:space="preserve">工程7〜9でテスターの表示が「1」「OL」で振り切れる（測定不能）</w:t>
+      </w:r>
+    </w:p>
+    <w:p>
+      <w:pPr>
+        <w:numPr>
+          <w:ilvl w:val="0"/>
+          <w:numId w:val="1021"/>
+        </w:numPr>
+        <w:pStyle w:val="Compact"/>
+      </w:pPr>
+      <w:r>
+        <w:t xml:space="preserve">工程8でスマートフォンにMH-M18が表示されない（2回試しても）</w:t>
+      </w:r>
+    </w:p>
+    <w:p>
+      <w:pPr>
+        <w:numPr>
+          <w:ilvl w:val="0"/>
+          <w:numId w:val="1021"/>
+        </w:numPr>
+        <w:pStyle w:val="Compact"/>
+      </w:pPr>
+      <w:r>
+        <w:t xml:space="preserve">LEDの挙動が明らかにおかしい、Bluetooth接続が繰り返し切れる</w:t>
+      </w:r>
+    </w:p>
+    <w:p>
+      <w:pPr>
+        <w:numPr>
+          <w:ilvl w:val="0"/>
+          <w:numId w:val="1021"/>
+        </w:numPr>
+        <w:pStyle w:val="Compact"/>
+      </w:pPr>
+      <w:r>
+        <w:rPr>
+          <w:b/>
+        </w:rPr>
+        <w:t xml:space="preserve">基板が熱い、においがする、煙が出た（→ 直ちにUSBを抜く）</w:t>
+      </w:r>
+    </w:p>
+    <w:p>
+      <w:pPr>
+        <w:pStyle w:val="FirstParagraph"/>
+      </w:pPr>
+      <w:r>
+        <w:t xml:space="preserve">💡 測定値が大きいこと自体は、中断の理由になりません。何ボルトであっても記録して先へ進み、記録内容をまとめてChatGPTなどのAIに相談する方法もおすすめです。</w:t>
+      </w:r>
+    </w:p>
+    <w:p>
+      <w:pPr>
+        <w:pStyle w:val="Heading2"/>
+      </w:pPr>
+      <w:bookmarkStart w:id="85" w:name="出典"/>
+      <w:r>
+        <w:t xml:space="preserve">12.11 出典</w:t>
+      </w:r>
+      <w:bookmarkEnd w:id="85"/>
+    </w:p>
+    <w:p>
+      <w:pPr>
+        <w:numPr>
+          <w:ilvl w:val="0"/>
+          <w:numId w:val="1022"/>
+        </w:numPr>
+        <w:pStyle w:val="Compact"/>
+      </w:pPr>
+      <w:hyperlink r:id="rId86">
         <w:r>
           <w:rPr>
             <w:rStyle w:val="Hyperlink"/>
@@ -13183,11 +12147,11 @@
       <w:pPr>
         <w:numPr>
           <w:ilvl w:val="0"/>
-          <w:numId w:val="1021"/>
+          <w:numId w:val="1022"/>
         </w:numPr>
         <w:pStyle w:val="Compact"/>
       </w:pPr>
-      <w:hyperlink r:id="rId83">
+      <w:hyperlink r:id="rId87">
         <w:r>
           <w:rPr>
             <w:rStyle w:val="Hyperlink"/>
@@ -13200,11 +12164,11 @@
       <w:pPr>
         <w:numPr>
           <w:ilvl w:val="0"/>
-          <w:numId w:val="1021"/>
+          <w:numId w:val="1022"/>
         </w:numPr>
         <w:pStyle w:val="Compact"/>
       </w:pPr>
-      <w:hyperlink r:id="rId84">
+      <w:hyperlink r:id="rId88">
         <w:r>
           <w:rPr>
             <w:rStyle w:val="Hyperlink"/>
@@ -13222,29 +12186,25 @@
       <w:pPr>
         <w:pStyle w:val="Heading1"/>
       </w:pPr>
-      <w:bookmarkStart w:id="85" w:name="第13章-用語集"/>
+      <w:bookmarkStart w:id="89" w:name="第13章-用語集"/>
       <w:r>
         <w:t xml:space="preserve">第13章 用語集</w:t>
       </w:r>
-      <w:bookmarkEnd w:id="85"/>
+      <w:bookmarkEnd w:id="89"/>
     </w:p>
     <w:tbl>
       <w:tblPr>
         <w:tblStyle w:val="Table"/>
-        <w:tblW w:type="dxa" w:w="9360"/>
+        <w:tblW w:type="pct" w:w="0.0"/>
         <w:tblLook w:firstRow="1"/>
       </w:tblPr>
-      <w:tblGrid>
-        <w:gridCol w:w="2790"/>
-        <w:gridCol w:w="6570"/>
-      </w:tblGrid>
+      <w:tblGrid/>
       <w:tr>
         <w:trPr>
           <w:cnfStyle w:firstRow="1"/>
         </w:trPr>
         <w:tc>
           <w:tcPr>
-            <w:tcW w:type="dxa" w:w="2790"/>
             <w:tcBorders>
               <w:bottom w:val="single"/>
             </w:tcBorders>
@@ -13262,7 +12222,6 @@
         </w:tc>
         <w:tc>
           <w:tcPr>
-            <w:tcW w:type="dxa" w:w="6570"/>
             <w:tcBorders>
               <w:bottom w:val="single"/>
             </w:tcBorders>
@@ -13281,9 +12240,6 @@
       </w:tr>
       <w:tr>
         <w:tc>
-          <w:tcPr>
-            <w:tcW w:type="dxa" w:w="2790"/>
-          </w:tcPr>
           <w:p>
             <w:pPr>
               <w:pStyle w:val="Compact"/>
@@ -13295,9 +12251,6 @@
           </w:p>
         </w:tc>
         <w:tc>
-          <w:tcPr>
-            <w:tcW w:type="dxa" w:w="6570"/>
-          </w:tcPr>
           <w:p>
             <w:pPr>
               <w:pStyle w:val="Compact"/>
@@ -13311,9 +12264,6 @@
       </w:tr>
       <w:tr>
         <w:tc>
-          <w:tcPr>
-            <w:tcW w:type="dxa" w:w="2790"/>
-          </w:tcPr>
           <w:p>
             <w:pPr>
               <w:pStyle w:val="Compact"/>
@@ -13325,9 +12275,6 @@
           </w:p>
         </w:tc>
         <w:tc>
-          <w:tcPr>
-            <w:tcW w:type="dxa" w:w="6570"/>
-          </w:tcPr>
           <w:p>
             <w:pPr>
               <w:pStyle w:val="Compact"/>
@@ -13341,9 +12288,6 @@
       </w:tr>
       <w:tr>
         <w:tc>
-          <w:tcPr>
-            <w:tcW w:type="dxa" w:w="2790"/>
-          </w:tcPr>
           <w:p>
             <w:pPr>
               <w:pStyle w:val="Compact"/>
@@ -13355,9 +12299,6 @@
           </w:p>
         </w:tc>
         <w:tc>
-          <w:tcPr>
-            <w:tcW w:type="dxa" w:w="6570"/>
-          </w:tcPr>
           <w:p>
             <w:pPr>
               <w:pStyle w:val="Compact"/>
@@ -13371,9 +12312,6 @@
       </w:tr>
       <w:tr>
         <w:tc>
-          <w:tcPr>
-            <w:tcW w:type="dxa" w:w="2790"/>
-          </w:tcPr>
           <w:p>
             <w:pPr>
               <w:pStyle w:val="Compact"/>
@@ -13385,9 +12323,6 @@
           </w:p>
         </w:tc>
         <w:tc>
-          <w:tcPr>
-            <w:tcW w:type="dxa" w:w="6570"/>
-          </w:tcPr>
           <w:p>
             <w:pPr>
               <w:pStyle w:val="Compact"/>
@@ -13401,9 +12336,6 @@
       </w:tr>
       <w:tr>
         <w:tc>
-          <w:tcPr>
-            <w:tcW w:type="dxa" w:w="2790"/>
-          </w:tcPr>
           <w:p>
             <w:pPr>
               <w:pStyle w:val="Compact"/>
@@ -13415,9 +12347,6 @@
           </w:p>
         </w:tc>
         <w:tc>
-          <w:tcPr>
-            <w:tcW w:type="dxa" w:w="6570"/>
-          </w:tcPr>
           <w:p>
             <w:pPr>
               <w:pStyle w:val="Compact"/>
@@ -13431,9 +12360,6 @@
       </w:tr>
       <w:tr>
         <w:tc>
-          <w:tcPr>
-            <w:tcW w:type="dxa" w:w="2790"/>
-          </w:tcPr>
           <w:p>
             <w:pPr>
               <w:pStyle w:val="Compact"/>
@@ -13445,9 +12371,6 @@
           </w:p>
         </w:tc>
         <w:tc>
-          <w:tcPr>
-            <w:tcW w:type="dxa" w:w="6570"/>
-          </w:tcPr>
           <w:p>
             <w:pPr>
               <w:pStyle w:val="Compact"/>
@@ -13461,9 +12384,6 @@
       </w:tr>
       <w:tr>
         <w:tc>
-          <w:tcPr>
-            <w:tcW w:type="dxa" w:w="2790"/>
-          </w:tcPr>
           <w:p>
             <w:pPr>
               <w:pStyle w:val="Compact"/>
@@ -13475,9 +12395,6 @@
           </w:p>
         </w:tc>
         <w:tc>
-          <w:tcPr>
-            <w:tcW w:type="dxa" w:w="6570"/>
-          </w:tcPr>
           <w:p>
             <w:pPr>
               <w:pStyle w:val="Compact"/>
@@ -13491,9 +12408,6 @@
       </w:tr>
       <w:tr>
         <w:tc>
-          <w:tcPr>
-            <w:tcW w:type="dxa" w:w="2790"/>
-          </w:tcPr>
           <w:p>
             <w:pPr>
               <w:pStyle w:val="Compact"/>
@@ -13505,9 +12419,6 @@
           </w:p>
         </w:tc>
         <w:tc>
-          <w:tcPr>
-            <w:tcW w:type="dxa" w:w="6570"/>
-          </w:tcPr>
           <w:p>
             <w:pPr>
               <w:pStyle w:val="Compact"/>
@@ -13521,9 +12432,6 @@
       </w:tr>
       <w:tr>
         <w:tc>
-          <w:tcPr>
-            <w:tcW w:type="dxa" w:w="2790"/>
-          </w:tcPr>
           <w:p>
             <w:pPr>
               <w:pStyle w:val="Compact"/>
@@ -13535,9 +12443,6 @@
           </w:p>
         </w:tc>
         <w:tc>
-          <w:tcPr>
-            <w:tcW w:type="dxa" w:w="6570"/>
-          </w:tcPr>
           <w:p>
             <w:pPr>
               <w:pStyle w:val="Compact"/>
@@ -13551,9 +12456,6 @@
       </w:tr>
       <w:tr>
         <w:tc>
-          <w:tcPr>
-            <w:tcW w:type="dxa" w:w="2790"/>
-          </w:tcPr>
           <w:p>
             <w:pPr>
               <w:pStyle w:val="Compact"/>
@@ -13565,9 +12467,6 @@
           </w:p>
         </w:tc>
         <w:tc>
-          <w:tcPr>
-            <w:tcW w:type="dxa" w:w="6570"/>
-          </w:tcPr>
           <w:p>
             <w:pPr>
               <w:pStyle w:val="Compact"/>
@@ -13581,9 +12480,6 @@
       </w:tr>
       <w:tr>
         <w:tc>
-          <w:tcPr>
-            <w:tcW w:type="dxa" w:w="2790"/>
-          </w:tcPr>
           <w:p>
             <w:pPr>
               <w:pStyle w:val="Compact"/>
@@ -13595,9 +12491,6 @@
           </w:p>
         </w:tc>
         <w:tc>
-          <w:tcPr>
-            <w:tcW w:type="dxa" w:w="6570"/>
-          </w:tcPr>
           <w:p>
             <w:pPr>
               <w:pStyle w:val="Compact"/>
@@ -13611,9 +12504,6 @@
       </w:tr>
       <w:tr>
         <w:tc>
-          <w:tcPr>
-            <w:tcW w:type="dxa" w:w="2790"/>
-          </w:tcPr>
           <w:p>
             <w:pPr>
               <w:pStyle w:val="Compact"/>
@@ -13625,9 +12515,6 @@
           </w:p>
         </w:tc>
         <w:tc>
-          <w:tcPr>
-            <w:tcW w:type="dxa" w:w="6570"/>
-          </w:tcPr>
           <w:p>
             <w:pPr>
               <w:pStyle w:val="Compact"/>
@@ -13641,9 +12528,6 @@
       </w:tr>
       <w:tr>
         <w:tc>
-          <w:tcPr>
-            <w:tcW w:type="dxa" w:w="2790"/>
-          </w:tcPr>
           <w:p>
             <w:pPr>
               <w:pStyle w:val="Compact"/>
@@ -13655,9 +12539,6 @@
           </w:p>
         </w:tc>
         <w:tc>
-          <w:tcPr>
-            <w:tcW w:type="dxa" w:w="6570"/>
-          </w:tcPr>
           <w:p>
             <w:pPr>
               <w:pStyle w:val="Compact"/>
@@ -13671,9 +12552,6 @@
       </w:tr>
       <w:tr>
         <w:tc>
-          <w:tcPr>
-            <w:tcW w:type="dxa" w:w="2790"/>
-          </w:tcPr>
           <w:p>
             <w:pPr>
               <w:pStyle w:val="Compact"/>
@@ -13685,9 +12563,6 @@
           </w:p>
         </w:tc>
         <w:tc>
-          <w:tcPr>
-            <w:tcW w:type="dxa" w:w="6570"/>
-          </w:tcPr>
           <w:p>
             <w:pPr>
               <w:pStyle w:val="Compact"/>
@@ -13701,9 +12576,6 @@
       </w:tr>
       <w:tr>
         <w:tc>
-          <w:tcPr>
-            <w:tcW w:type="dxa" w:w="2790"/>
-          </w:tcPr>
           <w:p>
             <w:pPr>
               <w:pStyle w:val="Compact"/>
@@ -13715,9 +12587,6 @@
           </w:p>
         </w:tc>
         <w:tc>
-          <w:tcPr>
-            <w:tcW w:type="dxa" w:w="6570"/>
-          </w:tcPr>
           <w:p>
             <w:pPr>
               <w:pStyle w:val="Compact"/>
@@ -13731,9 +12600,6 @@
       </w:tr>
       <w:tr>
         <w:tc>
-          <w:tcPr>
-            <w:tcW w:type="dxa" w:w="2790"/>
-          </w:tcPr>
           <w:p>
             <w:pPr>
               <w:pStyle w:val="Compact"/>
@@ -13745,9 +12611,6 @@
           </w:p>
         </w:tc>
         <w:tc>
-          <w:tcPr>
-            <w:tcW w:type="dxa" w:w="6570"/>
-          </w:tcPr>
           <w:p>
             <w:pPr>
               <w:pStyle w:val="Compact"/>
@@ -13761,9 +12624,6 @@
       </w:tr>
       <w:tr>
         <w:tc>
-          <w:tcPr>
-            <w:tcW w:type="dxa" w:w="2790"/>
-          </w:tcPr>
           <w:p>
             <w:pPr>
               <w:pStyle w:val="Compact"/>
@@ -13775,9 +12635,6 @@
           </w:p>
         </w:tc>
         <w:tc>
-          <w:tcPr>
-            <w:tcW w:type="dxa" w:w="6570"/>
-          </w:tcPr>
           <w:p>
             <w:pPr>
               <w:pStyle w:val="Compact"/>
@@ -13791,9 +12648,6 @@
       </w:tr>
       <w:tr>
         <w:tc>
-          <w:tcPr>
-            <w:tcW w:type="dxa" w:w="2790"/>
-          </w:tcPr>
           <w:p>
             <w:pPr>
               <w:pStyle w:val="Compact"/>
@@ -13805,9 +12659,6 @@
           </w:p>
         </w:tc>
         <w:tc>
-          <w:tcPr>
-            <w:tcW w:type="dxa" w:w="6570"/>
-          </w:tcPr>
           <w:p>
             <w:pPr>
               <w:pStyle w:val="Compact"/>
@@ -13821,9 +12672,6 @@
       </w:tr>
       <w:tr>
         <w:tc>
-          <w:tcPr>
-            <w:tcW w:type="dxa" w:w="2790"/>
-          </w:tcPr>
           <w:p>
             <w:pPr>
               <w:pStyle w:val="Compact"/>
@@ -13835,9 +12683,6 @@
           </w:p>
         </w:tc>
         <w:tc>
-          <w:tcPr>
-            <w:tcW w:type="dxa" w:w="6570"/>
-          </w:tcPr>
           <w:p>
             <w:pPr>
               <w:pStyle w:val="Compact"/>
@@ -14352,6 +13197,9 @@
     <w:abstractNumId w:val="991"/>
   </w:num>
   <w:num w:numId="1021">
+    <w:abstractNumId w:val="991"/>
+  </w:num>
+  <w:num w:numId="1022">
     <w:abstractNumId w:val="991"/>
   </w:num>
 </w:numbering>

--- a/docs/pcm1808_pico2/PCM1808_Pico2_設計マニュアル.docx
+++ b/docs/pcm1808_pico2/PCM1808_Pico2_設計マニュアル.docx
@@ -81,7 +81,7 @@
         <w:t xml:space="preserve"> </w:t>
       </w:r>
       <w:r>
-        <w:t xml:space="preserve">2.2</w:t>
+        <w:t xml:space="preserve">2.3</w:t>
       </w:r>
     </w:p>
     <w:p>
@@ -7652,7 +7652,7 @@
         <w:pStyle w:val="Compact"/>
       </w:pPr>
       <w:r>
-        <w:t xml:space="preserve">筐体（Fusion 360）側のジャック取り付け穴の設計（必要になったら別途）</w:t>
+        <w:t xml:space="preserve">筐体（Fusion 360）側の設計・製作（LINE OUT用開口を追加したオプション版STLを公開しています。11.6参照）</w:t>
       </w:r>
     </w:p>
     <w:p>
@@ -9461,6 +9461,65 @@
       </w:r>
       <w:r>
         <w:t xml:space="preserve">：この回路はそのまま流用できます。MH-M18を追加するときは、CN3の手前に入力切替回路を挿し込むだけで、470Ωから先には一切手を加えません。今回の作業は無駄になりません。</w:t>
+      </w:r>
+    </w:p>
+    <w:p>
+      <w:pPr>
+        <w:pStyle w:val="BodyText"/>
+      </w:pPr>
+      <w:r>
+        <w:t xml:space="preserve">💡</w:t>
+      </w:r>
+      <w:r>
+        <w:t xml:space="preserve"> </w:t>
+      </w:r>
+      <w:r>
+        <w:rPr>
+          <w:b/>
+        </w:rPr>
+        <w:t xml:space="preserve">LINE OUT対応筐体STLを公開しています</w:t>
+      </w:r>
+      <w:r>
+        <w:t xml:space="preserve">：PCM1808＋Pico2を収納する筐体（</w:t>
+      </w:r>
+      <w:r>
+        <w:rPr>
+          <w:rStyle w:val="VerbatimChar"/>
+        </w:rPr>
+        <w:t xml:space="preserve">3d_models/stl/karipom_hip.stl</w:t>
+      </w:r>
+      <w:r>
+        <w:t xml:space="preserve">）に、3.5mm LINE OUTジャック用の開口を追加したオプション版</w:t>
+      </w:r>
+      <w:r>
+        <w:t xml:space="preserve"> </w:t>
+      </w:r>
+      <w:r>
+        <w:rPr>
+          <w:rStyle w:val="VerbatimChar"/>
+        </w:rPr>
+        <w:t xml:space="preserve">karipom_hip_lineout.stl</w:t>
+      </w:r>
+      <w:r>
+        <w:t xml:space="preserve"> </w:t>
+      </w:r>
+      <w:r>
+        <w:t xml:space="preserve">を公開しています。LINE OUTを増設しない標準構成では、従来どおり</w:t>
+      </w:r>
+      <w:r>
+        <w:t xml:space="preserve"> </w:t>
+      </w:r>
+      <w:r>
+        <w:rPr>
+          <w:rStyle w:val="VerbatimChar"/>
+        </w:rPr>
+        <w:t xml:space="preserve">karipom_hip.stl</w:t>
+      </w:r>
+      <w:r>
+        <w:t xml:space="preserve"> </w:t>
+      </w:r>
+      <w:r>
+        <w:t xml:space="preserve">を使用してください。LINE OUTを増設する場合は、こちらのオプション版をご利用ください。</w:t>
       </w:r>
     </w:p>
     <w:p>
